--- a/ЕСПД_ДОКУМЕНТАЦИЯ/6. Описание программы.docx
+++ b/ЕСПД_ДОКУМЕНТАЦИЯ/6. Описание программы.docx
@@ -2,6 +2,240 @@
 <file path=word/document.xml><?xml version="1.0" encoding="utf-8"?>
 <w:document xmlns:wpc="http://schemas.microsoft.com/office/word/2010/wordprocessingCanvas" xmlns:cx="http://schemas.microsoft.com/office/drawing/2014/chartex" xmlns:cx1="http://schemas.microsoft.com/office/drawing/2015/9/8/chartex" xmlns:cx2="http://schemas.microsoft.com/office/drawing/2015/10/21/chartex" xmlns:cx3="http://schemas.microsoft.com/office/drawing/2016/5/9/chartex" xmlns:cx4="http://schemas.microsoft.com/office/drawing/2016/5/10/chartex" xmlns:cx5="http://schemas.microsoft.com/office/drawing/2016/5/11/chartex" xmlns:cx6="http://schemas.microsoft.com/office/drawing/2016/5/12/chartex" xmlns:cx7="http://schemas.microsoft.com/office/drawing/2016/5/13/chartex" xmlns:cx8="http://schemas.microsoft.com/office/drawing/2016/5/14/chartex" xmlns:mc="http://schemas.openxmlformats.org/markup-compatibility/2006" xmlns:aink="http://schemas.microsoft.com/office/drawing/2016/ink" xmlns:am3d="http://schemas.microsoft.com/office/drawing/2017/model3d" xmlns:o="urn:schemas-microsoft-com:office:office" xmlns:oel="http://schemas.microsoft.com/office/2019/extlst" xmlns:r="http://schemas.openxmlformats.org/officeDocument/2006/relationships" xmlns:m="http://schemas.openxmlformats.org/officeDocument/2006/math" xmlns:v="urn:schemas-microsoft-com:vml" xmlns:wp14="http://schemas.microsoft.com/office/word/2010/wordprocessingDrawing" xmlns:wp="http://schemas.openxmlformats.org/drawingml/2006/wordprocessingDrawing" xmlns:w10="urn:schemas-microsoft-com:office:word" xmlns:w="http://schemas.openxmlformats.org/wordprocessingml/2006/main" xmlns:w14="http://schemas.microsoft.com/office/word/2010/wordml" xmlns:w15="http://schemas.microsoft.com/office/word/2012/wordml" xmlns:w16cex="http://schemas.microsoft.com/office/word/2018/wordml/cex" xmlns:w16cid="http://schemas.microsoft.com/office/word/2016/wordml/cid" xmlns:w16="http://schemas.microsoft.com/office/word/2018/wordml" xmlns:w16sdtdh="http://schemas.microsoft.com/office/word/2020/wordml/sdtdatahash" xmlns:w16se="http://schemas.microsoft.com/office/word/2015/wordml/symex" xmlns:wpg="http://schemas.microsoft.com/office/word/2010/wordprocessingGroup" xmlns:wpi="http://schemas.microsoft.com/office/word/2010/wordprocessingInk" xmlns:wne="http://schemas.microsoft.com/office/word/2006/wordml" xmlns:wps="http://schemas.microsoft.com/office/word/2010/wordprocessingShape" mc:Ignorable="w14 w15 w16se w16cid w16 w16cex w16sdtdh wp14">
   <w:body>
+    <w:p>
+      <w:pPr>
+        <w:pStyle w:val="a0"/>
+        <w:rPr>
+          <w:rStyle w:val="normaltextrun"/>
+        </w:rPr>
+      </w:pPr>
+    </w:p>
+    <w:p>
+      <w:pPr>
+        <w:pStyle w:val="paragraph"/>
+        <w:spacing w:before="0" w:beforeAutospacing="0" w:after="0" w:afterAutospacing="0"/>
+        <w:jc w:val="center"/>
+        <w:textAlignment w:val="baseline"/>
+        <w:rPr>
+          <w:rStyle w:val="normaltextrun"/>
+          <w:rFonts w:eastAsiaTheme="majorEastAsia"/>
+          <w:b/>
+          <w:bCs/>
+          <w:szCs w:val="32"/>
+        </w:rPr>
+      </w:pPr>
+      <w:bookmarkStart w:id="0" w:name="_Hlk153822316"/>
+    </w:p>
+    <w:p>
+      <w:pPr>
+        <w:pStyle w:val="paragraph"/>
+        <w:spacing w:before="0" w:beforeAutospacing="0" w:after="0" w:afterAutospacing="0"/>
+        <w:jc w:val="center"/>
+        <w:textAlignment w:val="baseline"/>
+        <w:rPr>
+          <w:rStyle w:val="normaltextrun"/>
+          <w:rFonts w:eastAsiaTheme="majorEastAsia"/>
+          <w:b/>
+          <w:bCs/>
+          <w:szCs w:val="32"/>
+        </w:rPr>
+      </w:pPr>
+    </w:p>
+    <w:p>
+      <w:pPr>
+        <w:pStyle w:val="paragraph"/>
+        <w:spacing w:before="0" w:beforeAutospacing="0" w:after="0" w:afterAutospacing="0"/>
+        <w:jc w:val="center"/>
+        <w:textAlignment w:val="baseline"/>
+        <w:rPr>
+          <w:rStyle w:val="normaltextrun"/>
+          <w:rFonts w:eastAsiaTheme="majorEastAsia"/>
+          <w:b/>
+          <w:bCs/>
+          <w:szCs w:val="32"/>
+        </w:rPr>
+      </w:pPr>
+    </w:p>
+    <w:p>
+      <w:pPr>
+        <w:pStyle w:val="paragraph"/>
+        <w:spacing w:before="0" w:beforeAutospacing="0" w:after="0" w:afterAutospacing="0"/>
+        <w:jc w:val="center"/>
+        <w:textAlignment w:val="baseline"/>
+        <w:rPr>
+          <w:rStyle w:val="normaltextrun"/>
+          <w:rFonts w:eastAsiaTheme="majorEastAsia"/>
+          <w:b/>
+          <w:bCs/>
+          <w:szCs w:val="32"/>
+        </w:rPr>
+      </w:pPr>
+    </w:p>
+    <w:p>
+      <w:pPr>
+        <w:pStyle w:val="paragraph"/>
+        <w:spacing w:before="0" w:beforeAutospacing="0" w:after="0" w:afterAutospacing="0"/>
+        <w:jc w:val="center"/>
+        <w:textAlignment w:val="baseline"/>
+        <w:rPr>
+          <w:rStyle w:val="normaltextrun"/>
+          <w:rFonts w:eastAsiaTheme="majorEastAsia"/>
+          <w:b/>
+          <w:bCs/>
+          <w:szCs w:val="32"/>
+        </w:rPr>
+      </w:pPr>
+    </w:p>
+    <w:p>
+      <w:pPr>
+        <w:pStyle w:val="paragraph"/>
+        <w:spacing w:before="0" w:beforeAutospacing="0" w:after="0" w:afterAutospacing="0"/>
+        <w:jc w:val="center"/>
+        <w:textAlignment w:val="baseline"/>
+        <w:rPr>
+          <w:rStyle w:val="normaltextrun"/>
+          <w:rFonts w:eastAsiaTheme="majorEastAsia"/>
+          <w:b/>
+          <w:bCs/>
+          <w:szCs w:val="32"/>
+        </w:rPr>
+      </w:pPr>
+    </w:p>
+    <w:p>
+      <w:pPr>
+        <w:pStyle w:val="paragraph"/>
+        <w:spacing w:before="0" w:beforeAutospacing="0" w:after="0" w:afterAutospacing="0"/>
+        <w:jc w:val="center"/>
+        <w:textAlignment w:val="baseline"/>
+        <w:rPr>
+          <w:rStyle w:val="normaltextrun"/>
+          <w:rFonts w:eastAsiaTheme="majorEastAsia"/>
+          <w:b/>
+          <w:bCs/>
+          <w:szCs w:val="32"/>
+        </w:rPr>
+      </w:pPr>
+    </w:p>
+    <w:p>
+      <w:pPr>
+        <w:pStyle w:val="paragraph"/>
+        <w:spacing w:before="0" w:beforeAutospacing="0" w:after="0" w:afterAutospacing="0"/>
+        <w:jc w:val="center"/>
+        <w:textAlignment w:val="baseline"/>
+        <w:rPr>
+          <w:rStyle w:val="normaltextrun"/>
+          <w:rFonts w:eastAsiaTheme="majorEastAsia"/>
+          <w:b/>
+          <w:bCs/>
+          <w:szCs w:val="32"/>
+        </w:rPr>
+      </w:pPr>
+    </w:p>
+    <w:p>
+      <w:pPr>
+        <w:pStyle w:val="paragraph"/>
+        <w:spacing w:before="0" w:beforeAutospacing="0" w:after="0" w:afterAutospacing="0"/>
+        <w:jc w:val="center"/>
+        <w:textAlignment w:val="baseline"/>
+        <w:rPr>
+          <w:rStyle w:val="normaltextrun"/>
+          <w:rFonts w:eastAsiaTheme="majorEastAsia"/>
+          <w:b/>
+          <w:bCs/>
+          <w:szCs w:val="32"/>
+        </w:rPr>
+      </w:pPr>
+    </w:p>
+    <w:p>
+      <w:pPr>
+        <w:pStyle w:val="paragraph"/>
+        <w:spacing w:before="0" w:beforeAutospacing="0" w:after="0" w:afterAutospacing="0"/>
+        <w:jc w:val="center"/>
+        <w:textAlignment w:val="baseline"/>
+        <w:rPr>
+          <w:rStyle w:val="normaltextrun"/>
+          <w:rFonts w:eastAsiaTheme="majorEastAsia"/>
+          <w:b/>
+          <w:bCs/>
+          <w:szCs w:val="32"/>
+        </w:rPr>
+      </w:pPr>
+    </w:p>
+    <w:p>
+      <w:pPr>
+        <w:pStyle w:val="paragraph"/>
+        <w:spacing w:before="0" w:beforeAutospacing="0" w:after="0" w:afterAutospacing="0"/>
+        <w:jc w:val="center"/>
+        <w:textAlignment w:val="baseline"/>
+        <w:rPr>
+          <w:rStyle w:val="normaltextrun"/>
+          <w:rFonts w:eastAsiaTheme="majorEastAsia"/>
+          <w:b/>
+          <w:bCs/>
+          <w:szCs w:val="32"/>
+        </w:rPr>
+      </w:pPr>
+    </w:p>
+    <w:p>
+      <w:pPr>
+        <w:pStyle w:val="paragraph"/>
+        <w:spacing w:before="0" w:beforeAutospacing="0" w:after="0" w:afterAutospacing="0"/>
+        <w:jc w:val="center"/>
+        <w:textAlignment w:val="baseline"/>
+        <w:rPr>
+          <w:rStyle w:val="normaltextrun"/>
+          <w:rFonts w:eastAsiaTheme="majorEastAsia"/>
+          <w:b/>
+          <w:bCs/>
+          <w:szCs w:val="32"/>
+        </w:rPr>
+      </w:pPr>
+    </w:p>
+    <w:p>
+      <w:pPr>
+        <w:pStyle w:val="paragraph"/>
+        <w:spacing w:before="0" w:beforeAutospacing="0" w:after="0" w:afterAutospacing="0"/>
+        <w:jc w:val="center"/>
+        <w:textAlignment w:val="baseline"/>
+        <w:rPr>
+          <w:rStyle w:val="normaltextrun"/>
+          <w:rFonts w:eastAsiaTheme="majorEastAsia"/>
+          <w:b/>
+          <w:bCs/>
+          <w:szCs w:val="32"/>
+        </w:rPr>
+      </w:pPr>
+    </w:p>
+    <w:p>
+      <w:pPr>
+        <w:pStyle w:val="paragraph"/>
+        <w:spacing w:before="0" w:beforeAutospacing="0" w:after="0" w:afterAutospacing="0"/>
+        <w:jc w:val="center"/>
+        <w:textAlignment w:val="baseline"/>
+        <w:rPr>
+          <w:rStyle w:val="normaltextrun"/>
+          <w:rFonts w:eastAsiaTheme="majorEastAsia"/>
+          <w:b/>
+          <w:bCs/>
+          <w:szCs w:val="32"/>
+        </w:rPr>
+      </w:pPr>
+    </w:p>
+    <w:p>
+      <w:pPr>
+        <w:pStyle w:val="paragraph"/>
+        <w:spacing w:before="0" w:beforeAutospacing="0" w:after="0" w:afterAutospacing="0"/>
+        <w:jc w:val="center"/>
+        <w:textAlignment w:val="baseline"/>
+        <w:rPr>
+          <w:rStyle w:val="normaltextrun"/>
+          <w:rFonts w:eastAsiaTheme="majorEastAsia"/>
+          <w:b/>
+          <w:bCs/>
+          <w:szCs w:val="32"/>
+        </w:rPr>
+      </w:pPr>
+    </w:p>
     <w:p>
       <w:pPr>
         <w:pStyle w:val="paragraph"/>
@@ -33,254 +267,14 @@
           <w:szCs w:val="28"/>
         </w:rPr>
       </w:pPr>
-    </w:p>
-    <w:p>
-      <w:pPr>
-        <w:pStyle w:val="paragraph"/>
-        <w:spacing w:before="0" w:beforeAutospacing="0" w:after="0" w:afterAutospacing="0"/>
-        <w:jc w:val="center"/>
-        <w:textAlignment w:val="baseline"/>
-        <w:rPr>
-          <w:rStyle w:val="normaltextrun"/>
-          <w:rFonts w:eastAsiaTheme="majorEastAsia"/>
-          <w:b/>
-          <w:bCs/>
-          <w:sz w:val="28"/>
-          <w:szCs w:val="28"/>
-        </w:rPr>
-      </w:pPr>
-    </w:p>
-    <w:p>
-      <w:pPr>
-        <w:pStyle w:val="paragraph"/>
-        <w:spacing w:before="0" w:beforeAutospacing="0" w:after="0" w:afterAutospacing="0"/>
-        <w:jc w:val="center"/>
-        <w:textAlignment w:val="baseline"/>
-        <w:rPr>
-          <w:rStyle w:val="normaltextrun"/>
-          <w:rFonts w:eastAsiaTheme="majorEastAsia"/>
-          <w:b/>
-          <w:bCs/>
-          <w:sz w:val="28"/>
-          <w:szCs w:val="28"/>
-        </w:rPr>
-      </w:pPr>
-    </w:p>
-    <w:p>
-      <w:pPr>
-        <w:pStyle w:val="paragraph"/>
-        <w:spacing w:before="0" w:beforeAutospacing="0" w:after="0" w:afterAutospacing="0"/>
-        <w:jc w:val="center"/>
-        <w:textAlignment w:val="baseline"/>
-        <w:rPr>
-          <w:rStyle w:val="normaltextrun"/>
-          <w:rFonts w:eastAsiaTheme="majorEastAsia"/>
-          <w:b/>
-          <w:bCs/>
-          <w:sz w:val="28"/>
-          <w:szCs w:val="28"/>
-        </w:rPr>
-      </w:pPr>
-    </w:p>
-    <w:p>
-      <w:pPr>
-        <w:pStyle w:val="paragraph"/>
-        <w:spacing w:before="0" w:beforeAutospacing="0" w:after="0" w:afterAutospacing="0"/>
-        <w:jc w:val="center"/>
-        <w:textAlignment w:val="baseline"/>
-        <w:rPr>
-          <w:rStyle w:val="normaltextrun"/>
-          <w:rFonts w:eastAsiaTheme="majorEastAsia"/>
-          <w:b/>
-          <w:bCs/>
-          <w:sz w:val="28"/>
-          <w:szCs w:val="28"/>
-        </w:rPr>
-      </w:pPr>
-    </w:p>
-    <w:p>
-      <w:pPr>
-        <w:pStyle w:val="paragraph"/>
-        <w:spacing w:before="0" w:beforeAutospacing="0" w:after="0" w:afterAutospacing="0"/>
-        <w:jc w:val="center"/>
-        <w:textAlignment w:val="baseline"/>
-        <w:rPr>
-          <w:rStyle w:val="normaltextrun"/>
-          <w:rFonts w:eastAsiaTheme="majorEastAsia"/>
-          <w:b/>
-          <w:bCs/>
-          <w:sz w:val="28"/>
-          <w:szCs w:val="28"/>
-        </w:rPr>
-      </w:pPr>
-    </w:p>
-    <w:p>
-      <w:pPr>
-        <w:pStyle w:val="paragraph"/>
-        <w:spacing w:before="0" w:beforeAutospacing="0" w:after="0" w:afterAutospacing="0"/>
-        <w:jc w:val="center"/>
-        <w:textAlignment w:val="baseline"/>
-        <w:rPr>
-          <w:rStyle w:val="normaltextrun"/>
-          <w:rFonts w:eastAsiaTheme="majorEastAsia"/>
-          <w:b/>
-          <w:bCs/>
-          <w:sz w:val="28"/>
-          <w:szCs w:val="28"/>
-        </w:rPr>
-      </w:pPr>
-    </w:p>
-    <w:p>
-      <w:pPr>
-        <w:pStyle w:val="paragraph"/>
-        <w:spacing w:before="0" w:beforeAutospacing="0" w:after="0" w:afterAutospacing="0"/>
-        <w:jc w:val="center"/>
-        <w:textAlignment w:val="baseline"/>
-        <w:rPr>
-          <w:rStyle w:val="normaltextrun"/>
-          <w:rFonts w:eastAsiaTheme="majorEastAsia"/>
-          <w:b/>
-          <w:bCs/>
-          <w:sz w:val="28"/>
-          <w:szCs w:val="28"/>
-        </w:rPr>
-      </w:pPr>
-    </w:p>
-    <w:p>
-      <w:pPr>
-        <w:pStyle w:val="paragraph"/>
-        <w:spacing w:before="0" w:beforeAutospacing="0" w:after="0" w:afterAutospacing="0"/>
-        <w:jc w:val="center"/>
-        <w:textAlignment w:val="baseline"/>
-        <w:rPr>
-          <w:rStyle w:val="normaltextrun"/>
-          <w:rFonts w:eastAsiaTheme="majorEastAsia"/>
-          <w:b/>
-          <w:bCs/>
-          <w:sz w:val="28"/>
-          <w:szCs w:val="28"/>
-        </w:rPr>
-      </w:pPr>
-    </w:p>
-    <w:p>
-      <w:pPr>
-        <w:pStyle w:val="paragraph"/>
-        <w:spacing w:before="0" w:beforeAutospacing="0" w:after="0" w:afterAutospacing="0"/>
-        <w:jc w:val="center"/>
-        <w:textAlignment w:val="baseline"/>
-        <w:rPr>
-          <w:rStyle w:val="normaltextrun"/>
-          <w:rFonts w:eastAsiaTheme="majorEastAsia"/>
-          <w:b/>
-          <w:bCs/>
-          <w:sz w:val="28"/>
-          <w:szCs w:val="28"/>
-        </w:rPr>
-      </w:pPr>
-    </w:p>
-    <w:p>
-      <w:pPr>
-        <w:pStyle w:val="paragraph"/>
-        <w:spacing w:before="0" w:beforeAutospacing="0" w:after="0" w:afterAutospacing="0"/>
-        <w:jc w:val="center"/>
-        <w:textAlignment w:val="baseline"/>
-        <w:rPr>
-          <w:rStyle w:val="normaltextrun"/>
-          <w:rFonts w:eastAsiaTheme="majorEastAsia"/>
-          <w:b/>
-          <w:bCs/>
-          <w:sz w:val="28"/>
-          <w:szCs w:val="28"/>
-        </w:rPr>
-      </w:pPr>
-    </w:p>
-    <w:p>
-      <w:pPr>
-        <w:pStyle w:val="paragraph"/>
-        <w:spacing w:before="0" w:beforeAutospacing="0" w:after="0" w:afterAutospacing="0"/>
-        <w:jc w:val="center"/>
-        <w:textAlignment w:val="baseline"/>
-        <w:rPr>
-          <w:rStyle w:val="normaltextrun"/>
-          <w:rFonts w:eastAsiaTheme="majorEastAsia"/>
-          <w:b/>
-          <w:bCs/>
-          <w:sz w:val="28"/>
-          <w:szCs w:val="28"/>
-        </w:rPr>
-      </w:pPr>
-    </w:p>
-    <w:p>
-      <w:pPr>
-        <w:pStyle w:val="paragraph"/>
-        <w:spacing w:before="0" w:beforeAutospacing="0" w:after="0" w:afterAutospacing="0"/>
-        <w:jc w:val="center"/>
-        <w:textAlignment w:val="baseline"/>
-        <w:rPr>
-          <w:rStyle w:val="normaltextrun"/>
-          <w:rFonts w:eastAsiaTheme="majorEastAsia"/>
-          <w:b/>
-          <w:bCs/>
-          <w:sz w:val="28"/>
-          <w:szCs w:val="28"/>
-        </w:rPr>
-      </w:pPr>
-    </w:p>
-    <w:p>
-      <w:pPr>
-        <w:pStyle w:val="paragraph"/>
-        <w:spacing w:before="0" w:beforeAutospacing="0" w:after="0" w:afterAutospacing="0"/>
-        <w:jc w:val="center"/>
-        <w:textAlignment w:val="baseline"/>
-        <w:rPr>
-          <w:rStyle w:val="normaltextrun"/>
-          <w:rFonts w:eastAsiaTheme="majorEastAsia"/>
-          <w:b/>
-          <w:bCs/>
-          <w:sz w:val="28"/>
-          <w:szCs w:val="28"/>
-        </w:rPr>
-      </w:pPr>
-    </w:p>
-    <w:p>
-      <w:pPr>
-        <w:pStyle w:val="paragraph"/>
-        <w:spacing w:before="0" w:beforeAutospacing="0" w:after="0" w:afterAutospacing="0"/>
-        <w:jc w:val="center"/>
-        <w:textAlignment w:val="baseline"/>
-        <w:rPr>
-          <w:rStyle w:val="normaltextrun"/>
-          <w:rFonts w:eastAsiaTheme="majorEastAsia"/>
-          <w:b/>
-          <w:bCs/>
-          <w:sz w:val="28"/>
-          <w:szCs w:val="28"/>
-        </w:rPr>
-      </w:pPr>
-    </w:p>
-    <w:p>
-      <w:pPr>
-        <w:pStyle w:val="paragraph"/>
-        <w:spacing w:before="0" w:beforeAutospacing="0" w:after="0" w:afterAutospacing="0"/>
-        <w:jc w:val="center"/>
-        <w:textAlignment w:val="baseline"/>
-        <w:rPr>
-          <w:rStyle w:val="normaltextrun"/>
-          <w:rFonts w:eastAsiaTheme="majorEastAsia"/>
-          <w:b/>
-          <w:bCs/>
-          <w:sz w:val="28"/>
-          <w:szCs w:val="28"/>
-        </w:rPr>
-      </w:pPr>
       <w:r>
         <w:rPr>
           <w:rStyle w:val="normaltextrun"/>
           <w:rFonts w:eastAsiaTheme="majorEastAsia"/>
           <w:b/>
           <w:bCs/>
-          <w:sz w:val="28"/>
-          <w:szCs w:val="28"/>
+          <w:sz w:val="32"/>
+          <w:szCs w:val="32"/>
         </w:rPr>
         <w:t>Проект базы данных для библиотечного сервиса</w:t>
       </w:r>
@@ -300,28 +294,7 @@
     <w:p>
       <w:pPr>
         <w:pStyle w:val="paragraph"/>
-        <w:spacing w:before="0" w:beforeAutospacing="0" w:after="0" w:afterAutospacing="0"/>
-        <w:jc w:val="both"/>
-        <w:textAlignment w:val="baseline"/>
-        <w:rPr>
-          <w:sz w:val="28"/>
-          <w:szCs w:val="28"/>
-        </w:rPr>
-      </w:pPr>
-      <w:r>
-        <w:rPr>
-          <w:rStyle w:val="eop"/>
-          <w:rFonts w:eastAsiaTheme="majorEastAsia"/>
-          <w:sz w:val="28"/>
-          <w:szCs w:val="28"/>
-        </w:rPr>
-        <w:t> </w:t>
-      </w:r>
-    </w:p>
-    <w:p>
-      <w:pPr>
-        <w:pStyle w:val="paragraph"/>
-        <w:spacing w:before="0" w:beforeAutospacing="0" w:after="0" w:afterAutospacing="0"/>
+        <w:spacing w:before="0" w:beforeAutospacing="0" w:after="0" w:afterAutospacing="0" w:line="360" w:lineRule="auto"/>
         <w:jc w:val="center"/>
         <w:textAlignment w:val="baseline"/>
         <w:rPr>
@@ -329,84 +302,117 @@
           <w:szCs w:val="28"/>
         </w:rPr>
       </w:pPr>
+    </w:p>
+    <w:p>
+      <w:pPr>
+        <w:pStyle w:val="paragraph"/>
+        <w:spacing w:before="0" w:beforeAutospacing="0" w:after="0" w:afterAutospacing="0" w:line="360" w:lineRule="auto"/>
+        <w:jc w:val="center"/>
+        <w:textAlignment w:val="baseline"/>
+        <w:rPr>
+          <w:sz w:val="32"/>
+          <w:szCs w:val="32"/>
+        </w:rPr>
+      </w:pPr>
       <w:r>
         <w:rPr>
           <w:rStyle w:val="normaltextrun"/>
           <w:rFonts w:eastAsiaTheme="majorEastAsia"/>
           <w:b/>
           <w:bCs/>
-          <w:sz w:val="28"/>
-          <w:szCs w:val="28"/>
+          <w:sz w:val="32"/>
+          <w:szCs w:val="32"/>
         </w:rPr>
-        <w:t>Описание программы</w:t>
+        <w:t>ОПИСАНИЕ ПРОГРАММЫ</w:t>
       </w:r>
     </w:p>
     <w:p>
       <w:pPr>
+        <w:spacing w:line="360" w:lineRule="auto"/>
         <w:jc w:val="center"/>
         <w:rPr>
-          <w:sz w:val="28"/>
-          <w:szCs w:val="28"/>
-        </w:rPr>
-      </w:pPr>
-    </w:p>
-    <w:p>
-      <w:pPr>
-        <w:jc w:val="center"/>
-        <w:rPr>
-          <w:sz w:val="28"/>
-          <w:szCs w:val="28"/>
-        </w:rPr>
-      </w:pPr>
-    </w:p>
-    <w:p>
-      <w:pPr>
-        <w:jc w:val="center"/>
-        <w:rPr>
-          <w:sz w:val="28"/>
-          <w:szCs w:val="28"/>
-        </w:rPr>
-      </w:pPr>
-    </w:p>
-    <w:p>
-      <w:pPr>
-        <w:pStyle w:val="a7"/>
-        <w:rPr>
-          <w:sz w:val="28"/>
-          <w:szCs w:val="28"/>
-        </w:rPr>
-      </w:pPr>
-    </w:p>
-    <w:p>
-      <w:pPr>
-        <w:rPr>
-          <w:sz w:val="28"/>
-          <w:szCs w:val="28"/>
-        </w:rPr>
-      </w:pPr>
-    </w:p>
-    <w:p>
-      <w:pPr>
-        <w:jc w:val="center"/>
-        <w:rPr>
-          <w:sz w:val="28"/>
-          <w:szCs w:val="28"/>
+          <w:b/>
+          <w:bCs/>
+          <w:sz w:val="32"/>
+          <w:szCs w:val="32"/>
         </w:rPr>
       </w:pPr>
       <w:r>
         <w:rPr>
-          <w:sz w:val="28"/>
-          <w:szCs w:val="28"/>
+          <w:b/>
+          <w:bCs/>
+          <w:sz w:val="32"/>
+          <w:szCs w:val="32"/>
         </w:rPr>
-        <w:t xml:space="preserve">Листов </w:t>
+        <w:t xml:space="preserve">41287462.КП26.102360091 </w:t>
+      </w:r>
+      <w:r>
+        <w:rPr>
+          <w:b/>
+          <w:bCs/>
+          <w:sz w:val="32"/>
+          <w:szCs w:val="32"/>
+        </w:rPr>
+        <w:t>13</w:t>
       </w:r>
     </w:p>
     <w:p>
       <w:pPr>
+        <w:pStyle w:val="aa"/>
+        <w:jc w:val="center"/>
+        <w:rPr>
+          <w:szCs w:val="28"/>
+        </w:rPr>
+      </w:pPr>
+    </w:p>
+    <w:p>
+      <w:pPr>
+        <w:jc w:val="center"/>
+        <w:rPr>
+          <w:szCs w:val="28"/>
+        </w:rPr>
+      </w:pPr>
+    </w:p>
+    <w:p>
+      <w:pPr>
         <w:jc w:val="center"/>
         <w:rPr>
           <w:b/>
-          <w:sz w:val="28"/>
+          <w:bCs/>
+          <w:szCs w:val="28"/>
+        </w:rPr>
+      </w:pPr>
+      <w:r>
+        <w:rPr>
+          <w:b/>
+          <w:bCs/>
+          <w:szCs w:val="28"/>
+        </w:rPr>
+        <w:t>Листов</w:t>
+      </w:r>
+      <w:r>
+        <w:rPr>
+          <w:b/>
+          <w:bCs/>
+          <w:szCs w:val="28"/>
+        </w:rPr>
+        <w:t xml:space="preserve"> </w:t>
+      </w:r>
+      <w:r>
+        <w:rPr>
+          <w:b/>
+          <w:bCs/>
+          <w:szCs w:val="28"/>
+          <w:lang w:val="en-US"/>
+        </w:rPr>
+        <w:t>&lt;&gt;</w:t>
+      </w:r>
+    </w:p>
+    <w:p>
+      <w:pPr>
+        <w:jc w:val="center"/>
+        <w:rPr>
+          <w:b/>
           <w:szCs w:val="28"/>
         </w:rPr>
       </w:pPr>
@@ -417,7 +423,6 @@
         <w:ind w:firstLine="709"/>
         <w:jc w:val="center"/>
         <w:rPr>
-          <w:sz w:val="28"/>
           <w:szCs w:val="28"/>
         </w:rPr>
       </w:pPr>
@@ -428,7 +433,6 @@
         <w:ind w:firstLine="709"/>
         <w:jc w:val="center"/>
         <w:rPr>
-          <w:sz w:val="28"/>
           <w:szCs w:val="28"/>
         </w:rPr>
       </w:pPr>
@@ -439,7 +443,6 @@
         <w:ind w:firstLine="709"/>
         <w:jc w:val="center"/>
         <w:rPr>
-          <w:sz w:val="28"/>
           <w:szCs w:val="28"/>
         </w:rPr>
       </w:pPr>
@@ -450,7 +453,6 @@
         <w:ind w:firstLine="709"/>
         <w:jc w:val="center"/>
         <w:rPr>
-          <w:sz w:val="28"/>
           <w:szCs w:val="28"/>
         </w:rPr>
       </w:pPr>
@@ -461,7 +463,6 @@
         <w:ind w:firstLine="709"/>
         <w:jc w:val="center"/>
         <w:rPr>
-          <w:sz w:val="28"/>
           <w:szCs w:val="28"/>
         </w:rPr>
       </w:pPr>
@@ -472,7 +473,6 @@
         <w:ind w:firstLine="709"/>
         <w:jc w:val="center"/>
         <w:rPr>
-          <w:sz w:val="28"/>
           <w:szCs w:val="28"/>
         </w:rPr>
       </w:pPr>
@@ -483,7 +483,6 @@
         <w:ind w:firstLine="709"/>
         <w:jc w:val="center"/>
         <w:rPr>
-          <w:sz w:val="28"/>
           <w:szCs w:val="28"/>
         </w:rPr>
       </w:pPr>
@@ -494,7 +493,6 @@
         <w:ind w:firstLine="709"/>
         <w:jc w:val="center"/>
         <w:rPr>
-          <w:sz w:val="28"/>
           <w:szCs w:val="28"/>
         </w:rPr>
       </w:pPr>
@@ -505,7 +503,6 @@
         <w:ind w:firstLine="709"/>
         <w:jc w:val="center"/>
         <w:rPr>
-          <w:sz w:val="28"/>
           <w:szCs w:val="28"/>
         </w:rPr>
       </w:pPr>
@@ -516,7 +513,6 @@
         <w:ind w:firstLine="709"/>
         <w:jc w:val="center"/>
         <w:rPr>
-          <w:sz w:val="28"/>
           <w:szCs w:val="28"/>
         </w:rPr>
       </w:pPr>
@@ -527,7 +523,6 @@
         <w:ind w:firstLine="709"/>
         <w:jc w:val="center"/>
         <w:rPr>
-          <w:sz w:val="28"/>
           <w:szCs w:val="28"/>
         </w:rPr>
       </w:pPr>
@@ -538,7 +533,6 @@
         <w:ind w:firstLine="709"/>
         <w:jc w:val="center"/>
         <w:rPr>
-          <w:sz w:val="28"/>
           <w:szCs w:val="28"/>
         </w:rPr>
       </w:pPr>
@@ -549,7 +543,6 @@
         <w:ind w:firstLine="709"/>
         <w:jc w:val="center"/>
         <w:rPr>
-          <w:sz w:val="28"/>
           <w:szCs w:val="28"/>
         </w:rPr>
       </w:pPr>
@@ -560,7 +553,6 @@
         <w:ind w:firstLine="709"/>
         <w:jc w:val="center"/>
         <w:rPr>
-          <w:sz w:val="28"/>
           <w:szCs w:val="28"/>
         </w:rPr>
       </w:pPr>
@@ -571,49 +563,28 @@
         <w:ind w:firstLine="709"/>
         <w:jc w:val="center"/>
         <w:rPr>
-          <w:sz w:val="28"/>
           <w:szCs w:val="28"/>
         </w:rPr>
       </w:pPr>
     </w:p>
+    <w:bookmarkEnd w:id="0"/>
     <w:p>
       <w:pPr>
-        <w:spacing w:line="240" w:lineRule="auto"/>
+        <w:spacing w:line="360" w:lineRule="auto"/>
         <w:ind w:firstLine="709"/>
-        <w:jc w:val="center"/>
+        <w:jc w:val="both"/>
         <w:rPr>
-          <w:sz w:val="28"/>
+          <w:b/>
           <w:szCs w:val="28"/>
         </w:rPr>
       </w:pPr>
-    </w:p>
-    <w:p>
-      <w:pPr>
-        <w:spacing w:line="240" w:lineRule="auto"/>
-        <w:jc w:val="center"/>
-        <w:rPr>
-          <w:sz w:val="28"/>
-          <w:szCs w:val="28"/>
-        </w:rPr>
-      </w:pPr>
       <w:r>
-        <w:rPr>
-          <w:szCs w:val="28"/>
-        </w:rPr>
         <w:br w:type="page"/>
       </w:r>
     </w:p>
-    <w:p>
-      <w:pPr>
-        <w:pStyle w:val="af3"/>
-        <w:spacing w:line="360" w:lineRule="auto"/>
-        <w:jc w:val="both"/>
-      </w:pPr>
-    </w:p>
     <w:sectPr>
-      <w:headerReference w:type="default" r:id="rId8"/>
-      <w:footerReference w:type="default" r:id="rId9"/>
-      <w:footerReference w:type="first" r:id="rId10"/>
+      <w:footerReference w:type="default" r:id="rId8"/>
+      <w:footerReference w:type="first" r:id="rId9"/>
       <w:pgSz w:w="11906" w:h="16838"/>
       <w:pgMar w:top="1134" w:right="850" w:bottom="1134" w:left="1701" w:header="708" w:footer="708" w:gutter="0"/>
       <w:cols w:space="720"/>
@@ -654,14 +625,22 @@
 <w:ftr xmlns:wpc="http://schemas.microsoft.com/office/word/2010/wordprocessingCanvas" xmlns:cx="http://schemas.microsoft.com/office/drawing/2014/chartex" xmlns:cx1="http://schemas.microsoft.com/office/drawing/2015/9/8/chartex" xmlns:cx2="http://schemas.microsoft.com/office/drawing/2015/10/21/chartex" xmlns:cx3="http://schemas.microsoft.com/office/drawing/2016/5/9/chartex" xmlns:cx4="http://schemas.microsoft.com/office/drawing/2016/5/10/chartex" xmlns:cx5="http://schemas.microsoft.com/office/drawing/2016/5/11/chartex" xmlns:cx6="http://schemas.microsoft.com/office/drawing/2016/5/12/chartex" xmlns:cx7="http://schemas.microsoft.com/office/drawing/2016/5/13/chartex" xmlns:cx8="http://schemas.microsoft.com/office/drawing/2016/5/14/chartex" xmlns:mc="http://schemas.openxmlformats.org/markup-compatibility/2006" xmlns:aink="http://schemas.microsoft.com/office/drawing/2016/ink" xmlns:am3d="http://schemas.microsoft.com/office/drawing/2017/model3d" xmlns:o="urn:schemas-microsoft-com:office:office" xmlns:oel="http://schemas.microsoft.com/office/2019/extlst" xmlns:r="http://schemas.openxmlformats.org/officeDocument/2006/relationships" xmlns:m="http://schemas.openxmlformats.org/officeDocument/2006/math" xmlns:v="urn:schemas-microsoft-com:vml" xmlns:wp14="http://schemas.microsoft.com/office/word/2010/wordprocessingDrawing" xmlns:wp="http://schemas.openxmlformats.org/drawingml/2006/wordprocessingDrawing" xmlns:w10="urn:schemas-microsoft-com:office:word" xmlns:w="http://schemas.openxmlformats.org/wordprocessingml/2006/main" xmlns:w14="http://schemas.microsoft.com/office/word/2010/wordml" xmlns:w15="http://schemas.microsoft.com/office/word/2012/wordml" xmlns:w16cex="http://schemas.microsoft.com/office/word/2018/wordml/cex" xmlns:w16cid="http://schemas.microsoft.com/office/word/2016/wordml/cid" xmlns:w16="http://schemas.microsoft.com/office/word/2018/wordml" xmlns:w16sdtdh="http://schemas.microsoft.com/office/word/2020/wordml/sdtdatahash" xmlns:w16se="http://schemas.microsoft.com/office/word/2015/wordml/symex" xmlns:wpg="http://schemas.microsoft.com/office/word/2010/wordprocessingGroup" xmlns:wpi="http://schemas.microsoft.com/office/word/2010/wordprocessingInk" xmlns:wne="http://schemas.microsoft.com/office/word/2006/wordml" xmlns:wps="http://schemas.microsoft.com/office/word/2010/wordprocessingShape" mc:Ignorable="w14 w15 w16se w16cid w16 w16cex w16sdtdh wp14">
   <w:p>
     <w:pPr>
-      <w:pStyle w:val="ab"/>
+      <w:pStyle w:val="ad"/>
       <w:jc w:val="center"/>
     </w:pPr>
+  </w:p>
+  <w:p>
+    <w:pPr>
+      <w:pStyle w:val="ad"/>
+    </w:pPr>
+    <w:r>
+      <w:tab/>
+    </w:r>
     <w:r>
       <w:fldChar w:fldCharType="begin"/>
     </w:r>
     <w:r>
-      <w:instrText>PAGE \* ARABIC</w:instrText>
+      <w:instrText>PAGE</w:instrText>
     </w:r>
     <w:r>
       <w:fldChar w:fldCharType="separate"/>
@@ -670,16 +649,11 @@
       <w:rPr>
         <w:noProof/>
       </w:rPr>
-      <w:t>6</w:t>
+      <w:t>2</w:t>
     </w:r>
     <w:r>
       <w:fldChar w:fldCharType="end"/>
     </w:r>
-  </w:p>
-  <w:p>
-    <w:pPr>
-      <w:pStyle w:val="ab"/>
-    </w:pPr>
   </w:p>
 </w:ftr>
 </file>
@@ -688,23 +662,29 @@
 <w:ftr xmlns:wpc="http://schemas.microsoft.com/office/word/2010/wordprocessingCanvas" xmlns:cx="http://schemas.microsoft.com/office/drawing/2014/chartex" xmlns:cx1="http://schemas.microsoft.com/office/drawing/2015/9/8/chartex" xmlns:cx2="http://schemas.microsoft.com/office/drawing/2015/10/21/chartex" xmlns:cx3="http://schemas.microsoft.com/office/drawing/2016/5/9/chartex" xmlns:cx4="http://schemas.microsoft.com/office/drawing/2016/5/10/chartex" xmlns:cx5="http://schemas.microsoft.com/office/drawing/2016/5/11/chartex" xmlns:cx6="http://schemas.microsoft.com/office/drawing/2016/5/12/chartex" xmlns:cx7="http://schemas.microsoft.com/office/drawing/2016/5/13/chartex" xmlns:cx8="http://schemas.microsoft.com/office/drawing/2016/5/14/chartex" xmlns:mc="http://schemas.openxmlformats.org/markup-compatibility/2006" xmlns:aink="http://schemas.microsoft.com/office/drawing/2016/ink" xmlns:am3d="http://schemas.microsoft.com/office/drawing/2017/model3d" xmlns:o="urn:schemas-microsoft-com:office:office" xmlns:oel="http://schemas.microsoft.com/office/2019/extlst" xmlns:r="http://schemas.openxmlformats.org/officeDocument/2006/relationships" xmlns:m="http://schemas.openxmlformats.org/officeDocument/2006/math" xmlns:v="urn:schemas-microsoft-com:vml" xmlns:wp14="http://schemas.microsoft.com/office/word/2010/wordprocessingDrawing" xmlns:wp="http://schemas.openxmlformats.org/drawingml/2006/wordprocessingDrawing" xmlns:w10="urn:schemas-microsoft-com:office:word" xmlns:w="http://schemas.openxmlformats.org/wordprocessingml/2006/main" xmlns:w14="http://schemas.microsoft.com/office/word/2010/wordml" xmlns:w15="http://schemas.microsoft.com/office/word/2012/wordml" xmlns:w16cex="http://schemas.microsoft.com/office/word/2018/wordml/cex" xmlns:w16cid="http://schemas.microsoft.com/office/word/2016/wordml/cid" xmlns:w16="http://schemas.microsoft.com/office/word/2018/wordml" xmlns:w16sdtdh="http://schemas.microsoft.com/office/word/2020/wordml/sdtdatahash" xmlns:w16se="http://schemas.microsoft.com/office/word/2015/wordml/symex" xmlns:wpg="http://schemas.microsoft.com/office/word/2010/wordprocessingGroup" xmlns:wpi="http://schemas.microsoft.com/office/word/2010/wordprocessingInk" xmlns:wne="http://schemas.microsoft.com/office/word/2006/wordml" xmlns:wps="http://schemas.microsoft.com/office/word/2010/wordprocessingShape" mc:Ignorable="w14 w15 w16se w16cid w16 w16cex w16sdtdh wp14">
   <w:p>
     <w:pPr>
-      <w:pStyle w:val="ab"/>
+      <w:spacing w:line="240" w:lineRule="auto"/>
       <w:jc w:val="center"/>
+      <w:rPr>
+        <w:szCs w:val="28"/>
+      </w:rPr>
     </w:pPr>
     <w:r>
       <w:rPr>
-        <w:sz w:val="28"/>
         <w:szCs w:val="28"/>
       </w:rPr>
       <w:t>Курган 202</w:t>
     </w:r>
     <w:r>
       <w:rPr>
-        <w:sz w:val="28"/>
         <w:szCs w:val="28"/>
       </w:rPr>
       <w:t>6</w:t>
     </w:r>
+  </w:p>
+  <w:p>
+    <w:pPr>
+      <w:pStyle w:val="ad"/>
+    </w:pPr>
   </w:p>
 </w:ftr>
 </file>
@@ -734,34 +714,12 @@
 </w:footnotes>
 </file>
 
-<file path=word/header1.xml><?xml version="1.0" encoding="utf-8"?>
-<w:hdr xmlns:wpc="http://schemas.microsoft.com/office/word/2010/wordprocessingCanvas" xmlns:cx="http://schemas.microsoft.com/office/drawing/2014/chartex" xmlns:cx1="http://schemas.microsoft.com/office/drawing/2015/9/8/chartex" xmlns:cx2="http://schemas.microsoft.com/office/drawing/2015/10/21/chartex" xmlns:cx3="http://schemas.microsoft.com/office/drawing/2016/5/9/chartex" xmlns:cx4="http://schemas.microsoft.com/office/drawing/2016/5/10/chartex" xmlns:cx5="http://schemas.microsoft.com/office/drawing/2016/5/11/chartex" xmlns:cx6="http://schemas.microsoft.com/office/drawing/2016/5/12/chartex" xmlns:cx7="http://schemas.microsoft.com/office/drawing/2016/5/13/chartex" xmlns:cx8="http://schemas.microsoft.com/office/drawing/2016/5/14/chartex" xmlns:mc="http://schemas.openxmlformats.org/markup-compatibility/2006" xmlns:aink="http://schemas.microsoft.com/office/drawing/2016/ink" xmlns:am3d="http://schemas.microsoft.com/office/drawing/2017/model3d" xmlns:o="urn:schemas-microsoft-com:office:office" xmlns:oel="http://schemas.microsoft.com/office/2019/extlst" xmlns:r="http://schemas.openxmlformats.org/officeDocument/2006/relationships" xmlns:m="http://schemas.openxmlformats.org/officeDocument/2006/math" xmlns:v="urn:schemas-microsoft-com:vml" xmlns:wp14="http://schemas.microsoft.com/office/word/2010/wordprocessingDrawing" xmlns:wp="http://schemas.openxmlformats.org/drawingml/2006/wordprocessingDrawing" xmlns:w10="urn:schemas-microsoft-com:office:word" xmlns:w="http://schemas.openxmlformats.org/wordprocessingml/2006/main" xmlns:w14="http://schemas.microsoft.com/office/word/2010/wordml" xmlns:w15="http://schemas.microsoft.com/office/word/2012/wordml" xmlns:w16cex="http://schemas.microsoft.com/office/word/2018/wordml/cex" xmlns:w16cid="http://schemas.microsoft.com/office/word/2016/wordml/cid" xmlns:w16="http://schemas.microsoft.com/office/word/2018/wordml" xmlns:w16sdtdh="http://schemas.microsoft.com/office/word/2020/wordml/sdtdatahash" xmlns:w16se="http://schemas.microsoft.com/office/word/2015/wordml/symex" xmlns:wpg="http://schemas.microsoft.com/office/word/2010/wordprocessingGroup" xmlns:wpi="http://schemas.microsoft.com/office/word/2010/wordprocessingInk" xmlns:wne="http://schemas.microsoft.com/office/word/2006/wordml" xmlns:wps="http://schemas.microsoft.com/office/word/2010/wordprocessingShape" mc:Ignorable="w14 w15 w16se w16cid w16 w16cex w16sdtdh wp14">
-  <w:p>
-    <w:pPr>
-      <w:rPr>
-        <w:sz w:val="28"/>
-        <w:szCs w:val="28"/>
-      </w:rPr>
-    </w:pPr>
-  </w:p>
-  <w:p>
-    <w:pPr>
-      <w:jc w:val="center"/>
-      <w:rPr>
-        <w:sz w:val="28"/>
-        <w:szCs w:val="28"/>
-      </w:rPr>
-    </w:pPr>
-  </w:p>
-</w:hdr>
-</file>
-
 <file path=word/numbering.xml><?xml version="1.0" encoding="utf-8"?>
 <w:numbering xmlns:wpc="http://schemas.microsoft.com/office/word/2010/wordprocessingCanvas" xmlns:cx="http://schemas.microsoft.com/office/drawing/2014/chartex" xmlns:cx1="http://schemas.microsoft.com/office/drawing/2015/9/8/chartex" xmlns:cx2="http://schemas.microsoft.com/office/drawing/2015/10/21/chartex" xmlns:cx3="http://schemas.microsoft.com/office/drawing/2016/5/9/chartex" xmlns:cx4="http://schemas.microsoft.com/office/drawing/2016/5/10/chartex" xmlns:cx5="http://schemas.microsoft.com/office/drawing/2016/5/11/chartex" xmlns:cx6="http://schemas.microsoft.com/office/drawing/2016/5/12/chartex" xmlns:cx7="http://schemas.microsoft.com/office/drawing/2016/5/13/chartex" xmlns:cx8="http://schemas.microsoft.com/office/drawing/2016/5/14/chartex" xmlns:mc="http://schemas.openxmlformats.org/markup-compatibility/2006" xmlns:aink="http://schemas.microsoft.com/office/drawing/2016/ink" xmlns:am3d="http://schemas.microsoft.com/office/drawing/2017/model3d" xmlns:o="urn:schemas-microsoft-com:office:office" xmlns:oel="http://schemas.microsoft.com/office/2019/extlst" xmlns:r="http://schemas.openxmlformats.org/officeDocument/2006/relationships" xmlns:m="http://schemas.openxmlformats.org/officeDocument/2006/math" xmlns:v="urn:schemas-microsoft-com:vml" xmlns:wp14="http://schemas.microsoft.com/office/word/2010/wordprocessingDrawing" xmlns:wp="http://schemas.openxmlformats.org/drawingml/2006/wordprocessingDrawing" xmlns:w10="urn:schemas-microsoft-com:office:word" xmlns:w="http://schemas.openxmlformats.org/wordprocessingml/2006/main" xmlns:w14="http://schemas.microsoft.com/office/word/2010/wordml" xmlns:w15="http://schemas.microsoft.com/office/word/2012/wordml" xmlns:w16cex="http://schemas.microsoft.com/office/word/2018/wordml/cex" xmlns:w16cid="http://schemas.microsoft.com/office/word/2016/wordml/cid" xmlns:w16="http://schemas.microsoft.com/office/word/2018/wordml" xmlns:w16sdtdh="http://schemas.microsoft.com/office/word/2020/wordml/sdtdatahash" xmlns:w16se="http://schemas.microsoft.com/office/word/2015/wordml/symex" xmlns:wpg="http://schemas.microsoft.com/office/word/2010/wordprocessingGroup" xmlns:wpi="http://schemas.microsoft.com/office/word/2010/wordprocessingInk" xmlns:wne="http://schemas.microsoft.com/office/word/2006/wordml" xmlns:wps="http://schemas.microsoft.com/office/word/2010/wordprocessingShape" mc:Ignorable="w14 w15 w16se w16cid w16 w16cex w16sdtdh wp14">
   <w:abstractNum w:abstractNumId="0" w15:restartNumberingAfterBreak="0">
-    <w:nsid w:val="11B32B24"/>
+    <w:nsid w:val="009E4F35"/>
     <w:multiLevelType w:val="hybridMultilevel"/>
-    <w:tmpl w:val="883E5E0E"/>
+    <w:tmpl w:val="BAC46D52"/>
     <w:lvl w:ilvl="0" w:tplc="025E25B4">
       <w:start w:val="1"/>
       <w:numFmt w:val="bullet"/>
@@ -872,13 +830,13 @@
     </w:lvl>
   </w:abstractNum>
   <w:abstractNum w:abstractNumId="1" w15:restartNumberingAfterBreak="0">
-    <w:nsid w:val="2A327042"/>
+    <w:nsid w:val="036D15CF"/>
     <w:multiLevelType w:val="hybridMultilevel"/>
-    <w:tmpl w:val="BF5EF15E"/>
-    <w:lvl w:ilvl="0" w:tplc="04190001">
-      <w:start w:val="1"/>
-      <w:numFmt w:val="bullet"/>
-      <w:lvlText w:val=""/>
+    <w:tmpl w:val="C9C292C2"/>
+    <w:lvl w:ilvl="0" w:tplc="025E25B4">
+      <w:start w:val="1"/>
+      <w:numFmt w:val="bullet"/>
+      <w:lvlText w:val=""/>
       <w:lvlJc w:val="left"/>
       <w:pPr>
         <w:ind w:left="720" w:hanging="360"/>
@@ -985,9 +943,9 @@
     </w:lvl>
   </w:abstractNum>
   <w:abstractNum w:abstractNumId="2" w15:restartNumberingAfterBreak="0">
-    <w:nsid w:val="49A92F3B"/>
+    <w:nsid w:val="04B6737E"/>
     <w:multiLevelType w:val="hybridMultilevel"/>
-    <w:tmpl w:val="3FA871CE"/>
+    <w:tmpl w:val="CFD234D4"/>
     <w:lvl w:ilvl="0" w:tplc="025E25B4">
       <w:start w:val="1"/>
       <w:numFmt w:val="bullet"/>
@@ -1098,9 +1056,235 @@
     </w:lvl>
   </w:abstractNum>
   <w:abstractNum w:abstractNumId="3" w15:restartNumberingAfterBreak="0">
-    <w:nsid w:val="4C6C0BB6"/>
+    <w:nsid w:val="057C25BB"/>
     <w:multiLevelType w:val="hybridMultilevel"/>
-    <w:tmpl w:val="E9EE055E"/>
+    <w:tmpl w:val="7A8CC878"/>
+    <w:lvl w:ilvl="0" w:tplc="E3F6E87A">
+      <w:start w:val="1"/>
+      <w:numFmt w:val="bullet"/>
+      <w:lvlText w:val=""/>
+      <w:lvlJc w:val="left"/>
+      <w:pPr>
+        <w:ind w:left="720" w:hanging="360"/>
+      </w:pPr>
+      <w:rPr>
+        <w:rFonts w:ascii="Symbol" w:hAnsi="Symbol" w:hint="default"/>
+      </w:rPr>
+    </w:lvl>
+    <w:lvl w:ilvl="1" w:tplc="04190003" w:tentative="1">
+      <w:start w:val="1"/>
+      <w:numFmt w:val="bullet"/>
+      <w:lvlText w:val="o"/>
+      <w:lvlJc w:val="left"/>
+      <w:pPr>
+        <w:ind w:left="1440" w:hanging="360"/>
+      </w:pPr>
+      <w:rPr>
+        <w:rFonts w:ascii="Courier New" w:hAnsi="Courier New" w:cs="Courier New" w:hint="default"/>
+      </w:rPr>
+    </w:lvl>
+    <w:lvl w:ilvl="2" w:tplc="04190005" w:tentative="1">
+      <w:start w:val="1"/>
+      <w:numFmt w:val="bullet"/>
+      <w:lvlText w:val=""/>
+      <w:lvlJc w:val="left"/>
+      <w:pPr>
+        <w:ind w:left="2160" w:hanging="360"/>
+      </w:pPr>
+      <w:rPr>
+        <w:rFonts w:ascii="Wingdings" w:hAnsi="Wingdings" w:hint="default"/>
+      </w:rPr>
+    </w:lvl>
+    <w:lvl w:ilvl="3" w:tplc="04190001" w:tentative="1">
+      <w:start w:val="1"/>
+      <w:numFmt w:val="bullet"/>
+      <w:lvlText w:val=""/>
+      <w:lvlJc w:val="left"/>
+      <w:pPr>
+        <w:ind w:left="2880" w:hanging="360"/>
+      </w:pPr>
+      <w:rPr>
+        <w:rFonts w:ascii="Symbol" w:hAnsi="Symbol" w:hint="default"/>
+      </w:rPr>
+    </w:lvl>
+    <w:lvl w:ilvl="4" w:tplc="04190003" w:tentative="1">
+      <w:start w:val="1"/>
+      <w:numFmt w:val="bullet"/>
+      <w:lvlText w:val="o"/>
+      <w:lvlJc w:val="left"/>
+      <w:pPr>
+        <w:ind w:left="3600" w:hanging="360"/>
+      </w:pPr>
+      <w:rPr>
+        <w:rFonts w:ascii="Courier New" w:hAnsi="Courier New" w:cs="Courier New" w:hint="default"/>
+      </w:rPr>
+    </w:lvl>
+    <w:lvl w:ilvl="5" w:tplc="04190005" w:tentative="1">
+      <w:start w:val="1"/>
+      <w:numFmt w:val="bullet"/>
+      <w:lvlText w:val=""/>
+      <w:lvlJc w:val="left"/>
+      <w:pPr>
+        <w:ind w:left="4320" w:hanging="360"/>
+      </w:pPr>
+      <w:rPr>
+        <w:rFonts w:ascii="Wingdings" w:hAnsi="Wingdings" w:hint="default"/>
+      </w:rPr>
+    </w:lvl>
+    <w:lvl w:ilvl="6" w:tplc="04190001" w:tentative="1">
+      <w:start w:val="1"/>
+      <w:numFmt w:val="bullet"/>
+      <w:lvlText w:val=""/>
+      <w:lvlJc w:val="left"/>
+      <w:pPr>
+        <w:ind w:left="5040" w:hanging="360"/>
+      </w:pPr>
+      <w:rPr>
+        <w:rFonts w:ascii="Symbol" w:hAnsi="Symbol" w:hint="default"/>
+      </w:rPr>
+    </w:lvl>
+    <w:lvl w:ilvl="7" w:tplc="04190003" w:tentative="1">
+      <w:start w:val="1"/>
+      <w:numFmt w:val="bullet"/>
+      <w:lvlText w:val="o"/>
+      <w:lvlJc w:val="left"/>
+      <w:pPr>
+        <w:ind w:left="5760" w:hanging="360"/>
+      </w:pPr>
+      <w:rPr>
+        <w:rFonts w:ascii="Courier New" w:hAnsi="Courier New" w:cs="Courier New" w:hint="default"/>
+      </w:rPr>
+    </w:lvl>
+    <w:lvl w:ilvl="8" w:tplc="04190005" w:tentative="1">
+      <w:start w:val="1"/>
+      <w:numFmt w:val="bullet"/>
+      <w:lvlText w:val=""/>
+      <w:lvlJc w:val="left"/>
+      <w:pPr>
+        <w:ind w:left="6480" w:hanging="360"/>
+      </w:pPr>
+      <w:rPr>
+        <w:rFonts w:ascii="Wingdings" w:hAnsi="Wingdings" w:hint="default"/>
+      </w:rPr>
+    </w:lvl>
+  </w:abstractNum>
+  <w:abstractNum w:abstractNumId="4" w15:restartNumberingAfterBreak="0">
+    <w:nsid w:val="09CA4AB5"/>
+    <w:multiLevelType w:val="hybridMultilevel"/>
+    <w:tmpl w:val="A89CEED2"/>
+    <w:lvl w:ilvl="0" w:tplc="E3F6E87A">
+      <w:start w:val="1"/>
+      <w:numFmt w:val="bullet"/>
+      <w:lvlText w:val=""/>
+      <w:lvlJc w:val="left"/>
+      <w:pPr>
+        <w:ind w:left="720" w:hanging="360"/>
+      </w:pPr>
+      <w:rPr>
+        <w:rFonts w:ascii="Symbol" w:hAnsi="Symbol" w:hint="default"/>
+      </w:rPr>
+    </w:lvl>
+    <w:lvl w:ilvl="1" w:tplc="04190003" w:tentative="1">
+      <w:start w:val="1"/>
+      <w:numFmt w:val="bullet"/>
+      <w:lvlText w:val="o"/>
+      <w:lvlJc w:val="left"/>
+      <w:pPr>
+        <w:ind w:left="1440" w:hanging="360"/>
+      </w:pPr>
+      <w:rPr>
+        <w:rFonts w:ascii="Courier New" w:hAnsi="Courier New" w:cs="Courier New" w:hint="default"/>
+      </w:rPr>
+    </w:lvl>
+    <w:lvl w:ilvl="2" w:tplc="04190005" w:tentative="1">
+      <w:start w:val="1"/>
+      <w:numFmt w:val="bullet"/>
+      <w:lvlText w:val=""/>
+      <w:lvlJc w:val="left"/>
+      <w:pPr>
+        <w:ind w:left="2160" w:hanging="360"/>
+      </w:pPr>
+      <w:rPr>
+        <w:rFonts w:ascii="Wingdings" w:hAnsi="Wingdings" w:hint="default"/>
+      </w:rPr>
+    </w:lvl>
+    <w:lvl w:ilvl="3" w:tplc="04190001" w:tentative="1">
+      <w:start w:val="1"/>
+      <w:numFmt w:val="bullet"/>
+      <w:lvlText w:val=""/>
+      <w:lvlJc w:val="left"/>
+      <w:pPr>
+        <w:ind w:left="2880" w:hanging="360"/>
+      </w:pPr>
+      <w:rPr>
+        <w:rFonts w:ascii="Symbol" w:hAnsi="Symbol" w:hint="default"/>
+      </w:rPr>
+    </w:lvl>
+    <w:lvl w:ilvl="4" w:tplc="04190003" w:tentative="1">
+      <w:start w:val="1"/>
+      <w:numFmt w:val="bullet"/>
+      <w:lvlText w:val="o"/>
+      <w:lvlJc w:val="left"/>
+      <w:pPr>
+        <w:ind w:left="3600" w:hanging="360"/>
+      </w:pPr>
+      <w:rPr>
+        <w:rFonts w:ascii="Courier New" w:hAnsi="Courier New" w:cs="Courier New" w:hint="default"/>
+      </w:rPr>
+    </w:lvl>
+    <w:lvl w:ilvl="5" w:tplc="04190005" w:tentative="1">
+      <w:start w:val="1"/>
+      <w:numFmt w:val="bullet"/>
+      <w:lvlText w:val=""/>
+      <w:lvlJc w:val="left"/>
+      <w:pPr>
+        <w:ind w:left="4320" w:hanging="360"/>
+      </w:pPr>
+      <w:rPr>
+        <w:rFonts w:ascii="Wingdings" w:hAnsi="Wingdings" w:hint="default"/>
+      </w:rPr>
+    </w:lvl>
+    <w:lvl w:ilvl="6" w:tplc="04190001" w:tentative="1">
+      <w:start w:val="1"/>
+      <w:numFmt w:val="bullet"/>
+      <w:lvlText w:val=""/>
+      <w:lvlJc w:val="left"/>
+      <w:pPr>
+        <w:ind w:left="5040" w:hanging="360"/>
+      </w:pPr>
+      <w:rPr>
+        <w:rFonts w:ascii="Symbol" w:hAnsi="Symbol" w:hint="default"/>
+      </w:rPr>
+    </w:lvl>
+    <w:lvl w:ilvl="7" w:tplc="04190003" w:tentative="1">
+      <w:start w:val="1"/>
+      <w:numFmt w:val="bullet"/>
+      <w:lvlText w:val="o"/>
+      <w:lvlJc w:val="left"/>
+      <w:pPr>
+        <w:ind w:left="5760" w:hanging="360"/>
+      </w:pPr>
+      <w:rPr>
+        <w:rFonts w:ascii="Courier New" w:hAnsi="Courier New" w:cs="Courier New" w:hint="default"/>
+      </w:rPr>
+    </w:lvl>
+    <w:lvl w:ilvl="8" w:tplc="04190005" w:tentative="1">
+      <w:start w:val="1"/>
+      <w:numFmt w:val="bullet"/>
+      <w:lvlText w:val=""/>
+      <w:lvlJc w:val="left"/>
+      <w:pPr>
+        <w:ind w:left="6480" w:hanging="360"/>
+      </w:pPr>
+      <w:rPr>
+        <w:rFonts w:ascii="Wingdings" w:hAnsi="Wingdings" w:hint="default"/>
+      </w:rPr>
+    </w:lvl>
+  </w:abstractNum>
+  <w:abstractNum w:abstractNumId="5" w15:restartNumberingAfterBreak="0">
+    <w:nsid w:val="15522133"/>
+    <w:multiLevelType w:val="hybridMultilevel"/>
+    <w:tmpl w:val="5140665E"/>
     <w:lvl w:ilvl="0" w:tplc="025E25B4">
       <w:start w:val="1"/>
       <w:numFmt w:val="bullet"/>
@@ -1113,6 +1297,119 @@
         <w:rFonts w:ascii="Symbol" w:hAnsi="Symbol" w:hint="default"/>
       </w:rPr>
     </w:lvl>
+    <w:lvl w:ilvl="1" w:tplc="FFFFFFFF" w:tentative="1">
+      <w:start w:val="1"/>
+      <w:numFmt w:val="bullet"/>
+      <w:lvlText w:val="o"/>
+      <w:lvlJc w:val="left"/>
+      <w:pPr>
+        <w:ind w:left="1440" w:hanging="360"/>
+      </w:pPr>
+      <w:rPr>
+        <w:rFonts w:ascii="Courier New" w:hAnsi="Courier New" w:cs="Courier New" w:hint="default"/>
+      </w:rPr>
+    </w:lvl>
+    <w:lvl w:ilvl="2" w:tplc="FFFFFFFF" w:tentative="1">
+      <w:start w:val="1"/>
+      <w:numFmt w:val="bullet"/>
+      <w:lvlText w:val=""/>
+      <w:lvlJc w:val="left"/>
+      <w:pPr>
+        <w:ind w:left="2160" w:hanging="360"/>
+      </w:pPr>
+      <w:rPr>
+        <w:rFonts w:ascii="Wingdings" w:hAnsi="Wingdings" w:hint="default"/>
+      </w:rPr>
+    </w:lvl>
+    <w:lvl w:ilvl="3" w:tplc="FFFFFFFF" w:tentative="1">
+      <w:start w:val="1"/>
+      <w:numFmt w:val="bullet"/>
+      <w:lvlText w:val=""/>
+      <w:lvlJc w:val="left"/>
+      <w:pPr>
+        <w:ind w:left="2880" w:hanging="360"/>
+      </w:pPr>
+      <w:rPr>
+        <w:rFonts w:ascii="Symbol" w:hAnsi="Symbol" w:hint="default"/>
+      </w:rPr>
+    </w:lvl>
+    <w:lvl w:ilvl="4" w:tplc="FFFFFFFF" w:tentative="1">
+      <w:start w:val="1"/>
+      <w:numFmt w:val="bullet"/>
+      <w:lvlText w:val="o"/>
+      <w:lvlJc w:val="left"/>
+      <w:pPr>
+        <w:ind w:left="3600" w:hanging="360"/>
+      </w:pPr>
+      <w:rPr>
+        <w:rFonts w:ascii="Courier New" w:hAnsi="Courier New" w:cs="Courier New" w:hint="default"/>
+      </w:rPr>
+    </w:lvl>
+    <w:lvl w:ilvl="5" w:tplc="FFFFFFFF" w:tentative="1">
+      <w:start w:val="1"/>
+      <w:numFmt w:val="bullet"/>
+      <w:lvlText w:val=""/>
+      <w:lvlJc w:val="left"/>
+      <w:pPr>
+        <w:ind w:left="4320" w:hanging="360"/>
+      </w:pPr>
+      <w:rPr>
+        <w:rFonts w:ascii="Wingdings" w:hAnsi="Wingdings" w:hint="default"/>
+      </w:rPr>
+    </w:lvl>
+    <w:lvl w:ilvl="6" w:tplc="FFFFFFFF" w:tentative="1">
+      <w:start w:val="1"/>
+      <w:numFmt w:val="bullet"/>
+      <w:lvlText w:val=""/>
+      <w:lvlJc w:val="left"/>
+      <w:pPr>
+        <w:ind w:left="5040" w:hanging="360"/>
+      </w:pPr>
+      <w:rPr>
+        <w:rFonts w:ascii="Symbol" w:hAnsi="Symbol" w:hint="default"/>
+      </w:rPr>
+    </w:lvl>
+    <w:lvl w:ilvl="7" w:tplc="FFFFFFFF" w:tentative="1">
+      <w:start w:val="1"/>
+      <w:numFmt w:val="bullet"/>
+      <w:lvlText w:val="o"/>
+      <w:lvlJc w:val="left"/>
+      <w:pPr>
+        <w:ind w:left="5760" w:hanging="360"/>
+      </w:pPr>
+      <w:rPr>
+        <w:rFonts w:ascii="Courier New" w:hAnsi="Courier New" w:cs="Courier New" w:hint="default"/>
+      </w:rPr>
+    </w:lvl>
+    <w:lvl w:ilvl="8" w:tplc="FFFFFFFF" w:tentative="1">
+      <w:start w:val="1"/>
+      <w:numFmt w:val="bullet"/>
+      <w:lvlText w:val=""/>
+      <w:lvlJc w:val="left"/>
+      <w:pPr>
+        <w:ind w:left="6480" w:hanging="360"/>
+      </w:pPr>
+      <w:rPr>
+        <w:rFonts w:ascii="Wingdings" w:hAnsi="Wingdings" w:hint="default"/>
+      </w:rPr>
+    </w:lvl>
+  </w:abstractNum>
+  <w:abstractNum w:abstractNumId="6" w15:restartNumberingAfterBreak="0">
+    <w:nsid w:val="16282D1D"/>
+    <w:multiLevelType w:val="hybridMultilevel"/>
+    <w:tmpl w:val="DC52CEEE"/>
+    <w:lvl w:ilvl="0" w:tplc="E3F6E87A">
+      <w:start w:val="1"/>
+      <w:numFmt w:val="bullet"/>
+      <w:lvlText w:val=""/>
+      <w:lvlJc w:val="left"/>
+      <w:pPr>
+        <w:ind w:left="720" w:hanging="360"/>
+      </w:pPr>
+      <w:rPr>
+        <w:rFonts w:ascii="Symbol" w:hAnsi="Symbol" w:hint="default"/>
+      </w:rPr>
+    </w:lvl>
     <w:lvl w:ilvl="1" w:tplc="04190003" w:tentative="1">
       <w:start w:val="1"/>
       <w:numFmt w:val="bullet"/>
@@ -1210,18 +1507,4774 @@
       </w:rPr>
     </w:lvl>
   </w:abstractNum>
-  <w:num w:numId="1" w16cid:durableId="449203044">
+  <w:abstractNum w:abstractNumId="7" w15:restartNumberingAfterBreak="0">
+    <w:nsid w:val="18884F41"/>
+    <w:multiLevelType w:val="hybridMultilevel"/>
+    <w:tmpl w:val="6518D8D8"/>
+    <w:lvl w:ilvl="0" w:tplc="E3F6E87A">
+      <w:start w:val="1"/>
+      <w:numFmt w:val="bullet"/>
+      <w:lvlText w:val=""/>
+      <w:lvlJc w:val="left"/>
+      <w:pPr>
+        <w:ind w:left="720" w:hanging="360"/>
+      </w:pPr>
+      <w:rPr>
+        <w:rFonts w:ascii="Symbol" w:hAnsi="Symbol" w:hint="default"/>
+      </w:rPr>
+    </w:lvl>
+    <w:lvl w:ilvl="1" w:tplc="04190003" w:tentative="1">
+      <w:start w:val="1"/>
+      <w:numFmt w:val="bullet"/>
+      <w:lvlText w:val="o"/>
+      <w:lvlJc w:val="left"/>
+      <w:pPr>
+        <w:ind w:left="1440" w:hanging="360"/>
+      </w:pPr>
+      <w:rPr>
+        <w:rFonts w:ascii="Courier New" w:hAnsi="Courier New" w:cs="Courier New" w:hint="default"/>
+      </w:rPr>
+    </w:lvl>
+    <w:lvl w:ilvl="2" w:tplc="04190005" w:tentative="1">
+      <w:start w:val="1"/>
+      <w:numFmt w:val="bullet"/>
+      <w:lvlText w:val=""/>
+      <w:lvlJc w:val="left"/>
+      <w:pPr>
+        <w:ind w:left="2160" w:hanging="360"/>
+      </w:pPr>
+      <w:rPr>
+        <w:rFonts w:ascii="Wingdings" w:hAnsi="Wingdings" w:hint="default"/>
+      </w:rPr>
+    </w:lvl>
+    <w:lvl w:ilvl="3" w:tplc="04190001" w:tentative="1">
+      <w:start w:val="1"/>
+      <w:numFmt w:val="bullet"/>
+      <w:lvlText w:val=""/>
+      <w:lvlJc w:val="left"/>
+      <w:pPr>
+        <w:ind w:left="2880" w:hanging="360"/>
+      </w:pPr>
+      <w:rPr>
+        <w:rFonts w:ascii="Symbol" w:hAnsi="Symbol" w:hint="default"/>
+      </w:rPr>
+    </w:lvl>
+    <w:lvl w:ilvl="4" w:tplc="04190003" w:tentative="1">
+      <w:start w:val="1"/>
+      <w:numFmt w:val="bullet"/>
+      <w:lvlText w:val="o"/>
+      <w:lvlJc w:val="left"/>
+      <w:pPr>
+        <w:ind w:left="3600" w:hanging="360"/>
+      </w:pPr>
+      <w:rPr>
+        <w:rFonts w:ascii="Courier New" w:hAnsi="Courier New" w:cs="Courier New" w:hint="default"/>
+      </w:rPr>
+    </w:lvl>
+    <w:lvl w:ilvl="5" w:tplc="04190005" w:tentative="1">
+      <w:start w:val="1"/>
+      <w:numFmt w:val="bullet"/>
+      <w:lvlText w:val=""/>
+      <w:lvlJc w:val="left"/>
+      <w:pPr>
+        <w:ind w:left="4320" w:hanging="360"/>
+      </w:pPr>
+      <w:rPr>
+        <w:rFonts w:ascii="Wingdings" w:hAnsi="Wingdings" w:hint="default"/>
+      </w:rPr>
+    </w:lvl>
+    <w:lvl w:ilvl="6" w:tplc="04190001" w:tentative="1">
+      <w:start w:val="1"/>
+      <w:numFmt w:val="bullet"/>
+      <w:lvlText w:val=""/>
+      <w:lvlJc w:val="left"/>
+      <w:pPr>
+        <w:ind w:left="5040" w:hanging="360"/>
+      </w:pPr>
+      <w:rPr>
+        <w:rFonts w:ascii="Symbol" w:hAnsi="Symbol" w:hint="default"/>
+      </w:rPr>
+    </w:lvl>
+    <w:lvl w:ilvl="7" w:tplc="04190003" w:tentative="1">
+      <w:start w:val="1"/>
+      <w:numFmt w:val="bullet"/>
+      <w:lvlText w:val="o"/>
+      <w:lvlJc w:val="left"/>
+      <w:pPr>
+        <w:ind w:left="5760" w:hanging="360"/>
+      </w:pPr>
+      <w:rPr>
+        <w:rFonts w:ascii="Courier New" w:hAnsi="Courier New" w:cs="Courier New" w:hint="default"/>
+      </w:rPr>
+    </w:lvl>
+    <w:lvl w:ilvl="8" w:tplc="04190005" w:tentative="1">
+      <w:start w:val="1"/>
+      <w:numFmt w:val="bullet"/>
+      <w:lvlText w:val=""/>
+      <w:lvlJc w:val="left"/>
+      <w:pPr>
+        <w:ind w:left="6480" w:hanging="360"/>
+      </w:pPr>
+      <w:rPr>
+        <w:rFonts w:ascii="Wingdings" w:hAnsi="Wingdings" w:hint="default"/>
+      </w:rPr>
+    </w:lvl>
+  </w:abstractNum>
+  <w:abstractNum w:abstractNumId="8" w15:restartNumberingAfterBreak="0">
+    <w:nsid w:val="19267650"/>
+    <w:multiLevelType w:val="hybridMultilevel"/>
+    <w:tmpl w:val="5B2C1CBA"/>
+    <w:lvl w:ilvl="0" w:tplc="E3F6E87A">
+      <w:start w:val="1"/>
+      <w:numFmt w:val="bullet"/>
+      <w:lvlText w:val=""/>
+      <w:lvlJc w:val="left"/>
+      <w:pPr>
+        <w:ind w:left="720" w:hanging="360"/>
+      </w:pPr>
+      <w:rPr>
+        <w:rFonts w:ascii="Symbol" w:hAnsi="Symbol" w:hint="default"/>
+      </w:rPr>
+    </w:lvl>
+    <w:lvl w:ilvl="1" w:tplc="04190003" w:tentative="1">
+      <w:start w:val="1"/>
+      <w:numFmt w:val="bullet"/>
+      <w:lvlText w:val="o"/>
+      <w:lvlJc w:val="left"/>
+      <w:pPr>
+        <w:ind w:left="1440" w:hanging="360"/>
+      </w:pPr>
+      <w:rPr>
+        <w:rFonts w:ascii="Courier New" w:hAnsi="Courier New" w:cs="Courier New" w:hint="default"/>
+      </w:rPr>
+    </w:lvl>
+    <w:lvl w:ilvl="2" w:tplc="04190005" w:tentative="1">
+      <w:start w:val="1"/>
+      <w:numFmt w:val="bullet"/>
+      <w:lvlText w:val=""/>
+      <w:lvlJc w:val="left"/>
+      <w:pPr>
+        <w:ind w:left="2160" w:hanging="360"/>
+      </w:pPr>
+      <w:rPr>
+        <w:rFonts w:ascii="Wingdings" w:hAnsi="Wingdings" w:hint="default"/>
+      </w:rPr>
+    </w:lvl>
+    <w:lvl w:ilvl="3" w:tplc="04190001" w:tentative="1">
+      <w:start w:val="1"/>
+      <w:numFmt w:val="bullet"/>
+      <w:lvlText w:val=""/>
+      <w:lvlJc w:val="left"/>
+      <w:pPr>
+        <w:ind w:left="2880" w:hanging="360"/>
+      </w:pPr>
+      <w:rPr>
+        <w:rFonts w:ascii="Symbol" w:hAnsi="Symbol" w:hint="default"/>
+      </w:rPr>
+    </w:lvl>
+    <w:lvl w:ilvl="4" w:tplc="04190003" w:tentative="1">
+      <w:start w:val="1"/>
+      <w:numFmt w:val="bullet"/>
+      <w:lvlText w:val="o"/>
+      <w:lvlJc w:val="left"/>
+      <w:pPr>
+        <w:ind w:left="3600" w:hanging="360"/>
+      </w:pPr>
+      <w:rPr>
+        <w:rFonts w:ascii="Courier New" w:hAnsi="Courier New" w:cs="Courier New" w:hint="default"/>
+      </w:rPr>
+    </w:lvl>
+    <w:lvl w:ilvl="5" w:tplc="04190005" w:tentative="1">
+      <w:start w:val="1"/>
+      <w:numFmt w:val="bullet"/>
+      <w:lvlText w:val=""/>
+      <w:lvlJc w:val="left"/>
+      <w:pPr>
+        <w:ind w:left="4320" w:hanging="360"/>
+      </w:pPr>
+      <w:rPr>
+        <w:rFonts w:ascii="Wingdings" w:hAnsi="Wingdings" w:hint="default"/>
+      </w:rPr>
+    </w:lvl>
+    <w:lvl w:ilvl="6" w:tplc="04190001" w:tentative="1">
+      <w:start w:val="1"/>
+      <w:numFmt w:val="bullet"/>
+      <w:lvlText w:val=""/>
+      <w:lvlJc w:val="left"/>
+      <w:pPr>
+        <w:ind w:left="5040" w:hanging="360"/>
+      </w:pPr>
+      <w:rPr>
+        <w:rFonts w:ascii="Symbol" w:hAnsi="Symbol" w:hint="default"/>
+      </w:rPr>
+    </w:lvl>
+    <w:lvl w:ilvl="7" w:tplc="04190003" w:tentative="1">
+      <w:start w:val="1"/>
+      <w:numFmt w:val="bullet"/>
+      <w:lvlText w:val="o"/>
+      <w:lvlJc w:val="left"/>
+      <w:pPr>
+        <w:ind w:left="5760" w:hanging="360"/>
+      </w:pPr>
+      <w:rPr>
+        <w:rFonts w:ascii="Courier New" w:hAnsi="Courier New" w:cs="Courier New" w:hint="default"/>
+      </w:rPr>
+    </w:lvl>
+    <w:lvl w:ilvl="8" w:tplc="04190005" w:tentative="1">
+      <w:start w:val="1"/>
+      <w:numFmt w:val="bullet"/>
+      <w:lvlText w:val=""/>
+      <w:lvlJc w:val="left"/>
+      <w:pPr>
+        <w:ind w:left="6480" w:hanging="360"/>
+      </w:pPr>
+      <w:rPr>
+        <w:rFonts w:ascii="Wingdings" w:hAnsi="Wingdings" w:hint="default"/>
+      </w:rPr>
+    </w:lvl>
+  </w:abstractNum>
+  <w:abstractNum w:abstractNumId="9" w15:restartNumberingAfterBreak="0">
+    <w:nsid w:val="1CA05697"/>
+    <w:multiLevelType w:val="hybridMultilevel"/>
+    <w:tmpl w:val="433A6B80"/>
+    <w:lvl w:ilvl="0" w:tplc="E3F6E87A">
+      <w:start w:val="1"/>
+      <w:numFmt w:val="bullet"/>
+      <w:lvlText w:val=""/>
+      <w:lvlJc w:val="left"/>
+      <w:pPr>
+        <w:ind w:left="720" w:hanging="360"/>
+      </w:pPr>
+      <w:rPr>
+        <w:rFonts w:ascii="Symbol" w:hAnsi="Symbol" w:hint="default"/>
+      </w:rPr>
+    </w:lvl>
+    <w:lvl w:ilvl="1" w:tplc="04190003" w:tentative="1">
+      <w:start w:val="1"/>
+      <w:numFmt w:val="bullet"/>
+      <w:lvlText w:val="o"/>
+      <w:lvlJc w:val="left"/>
+      <w:pPr>
+        <w:ind w:left="1440" w:hanging="360"/>
+      </w:pPr>
+      <w:rPr>
+        <w:rFonts w:ascii="Courier New" w:hAnsi="Courier New" w:cs="Courier New" w:hint="default"/>
+      </w:rPr>
+    </w:lvl>
+    <w:lvl w:ilvl="2" w:tplc="04190005" w:tentative="1">
+      <w:start w:val="1"/>
+      <w:numFmt w:val="bullet"/>
+      <w:lvlText w:val=""/>
+      <w:lvlJc w:val="left"/>
+      <w:pPr>
+        <w:ind w:left="2160" w:hanging="360"/>
+      </w:pPr>
+      <w:rPr>
+        <w:rFonts w:ascii="Wingdings" w:hAnsi="Wingdings" w:hint="default"/>
+      </w:rPr>
+    </w:lvl>
+    <w:lvl w:ilvl="3" w:tplc="04190001" w:tentative="1">
+      <w:start w:val="1"/>
+      <w:numFmt w:val="bullet"/>
+      <w:lvlText w:val=""/>
+      <w:lvlJc w:val="left"/>
+      <w:pPr>
+        <w:ind w:left="2880" w:hanging="360"/>
+      </w:pPr>
+      <w:rPr>
+        <w:rFonts w:ascii="Symbol" w:hAnsi="Symbol" w:hint="default"/>
+      </w:rPr>
+    </w:lvl>
+    <w:lvl w:ilvl="4" w:tplc="04190003" w:tentative="1">
+      <w:start w:val="1"/>
+      <w:numFmt w:val="bullet"/>
+      <w:lvlText w:val="o"/>
+      <w:lvlJc w:val="left"/>
+      <w:pPr>
+        <w:ind w:left="3600" w:hanging="360"/>
+      </w:pPr>
+      <w:rPr>
+        <w:rFonts w:ascii="Courier New" w:hAnsi="Courier New" w:cs="Courier New" w:hint="default"/>
+      </w:rPr>
+    </w:lvl>
+    <w:lvl w:ilvl="5" w:tplc="04190005" w:tentative="1">
+      <w:start w:val="1"/>
+      <w:numFmt w:val="bullet"/>
+      <w:lvlText w:val=""/>
+      <w:lvlJc w:val="left"/>
+      <w:pPr>
+        <w:ind w:left="4320" w:hanging="360"/>
+      </w:pPr>
+      <w:rPr>
+        <w:rFonts w:ascii="Wingdings" w:hAnsi="Wingdings" w:hint="default"/>
+      </w:rPr>
+    </w:lvl>
+    <w:lvl w:ilvl="6" w:tplc="04190001" w:tentative="1">
+      <w:start w:val="1"/>
+      <w:numFmt w:val="bullet"/>
+      <w:lvlText w:val=""/>
+      <w:lvlJc w:val="left"/>
+      <w:pPr>
+        <w:ind w:left="5040" w:hanging="360"/>
+      </w:pPr>
+      <w:rPr>
+        <w:rFonts w:ascii="Symbol" w:hAnsi="Symbol" w:hint="default"/>
+      </w:rPr>
+    </w:lvl>
+    <w:lvl w:ilvl="7" w:tplc="04190003" w:tentative="1">
+      <w:start w:val="1"/>
+      <w:numFmt w:val="bullet"/>
+      <w:lvlText w:val="o"/>
+      <w:lvlJc w:val="left"/>
+      <w:pPr>
+        <w:ind w:left="5760" w:hanging="360"/>
+      </w:pPr>
+      <w:rPr>
+        <w:rFonts w:ascii="Courier New" w:hAnsi="Courier New" w:cs="Courier New" w:hint="default"/>
+      </w:rPr>
+    </w:lvl>
+    <w:lvl w:ilvl="8" w:tplc="04190005" w:tentative="1">
+      <w:start w:val="1"/>
+      <w:numFmt w:val="bullet"/>
+      <w:lvlText w:val=""/>
+      <w:lvlJc w:val="left"/>
+      <w:pPr>
+        <w:ind w:left="6480" w:hanging="360"/>
+      </w:pPr>
+      <w:rPr>
+        <w:rFonts w:ascii="Wingdings" w:hAnsi="Wingdings" w:hint="default"/>
+      </w:rPr>
+    </w:lvl>
+  </w:abstractNum>
+  <w:abstractNum w:abstractNumId="10" w15:restartNumberingAfterBreak="0">
+    <w:nsid w:val="1D9479C1"/>
+    <w:multiLevelType w:val="hybridMultilevel"/>
+    <w:tmpl w:val="252C7128"/>
+    <w:lvl w:ilvl="0" w:tplc="025E25B4">
+      <w:start w:val="1"/>
+      <w:numFmt w:val="bullet"/>
+      <w:lvlText w:val=""/>
+      <w:lvlJc w:val="left"/>
+      <w:pPr>
+        <w:ind w:left="720" w:hanging="360"/>
+      </w:pPr>
+      <w:rPr>
+        <w:rFonts w:ascii="Symbol" w:hAnsi="Symbol" w:hint="default"/>
+      </w:rPr>
+    </w:lvl>
+    <w:lvl w:ilvl="1" w:tplc="04190003" w:tentative="1">
+      <w:start w:val="1"/>
+      <w:numFmt w:val="bullet"/>
+      <w:lvlText w:val="o"/>
+      <w:lvlJc w:val="left"/>
+      <w:pPr>
+        <w:ind w:left="1440" w:hanging="360"/>
+      </w:pPr>
+      <w:rPr>
+        <w:rFonts w:ascii="Courier New" w:hAnsi="Courier New" w:cs="Courier New" w:hint="default"/>
+      </w:rPr>
+    </w:lvl>
+    <w:lvl w:ilvl="2" w:tplc="04190005" w:tentative="1">
+      <w:start w:val="1"/>
+      <w:numFmt w:val="bullet"/>
+      <w:lvlText w:val=""/>
+      <w:lvlJc w:val="left"/>
+      <w:pPr>
+        <w:ind w:left="2160" w:hanging="360"/>
+      </w:pPr>
+      <w:rPr>
+        <w:rFonts w:ascii="Wingdings" w:hAnsi="Wingdings" w:hint="default"/>
+      </w:rPr>
+    </w:lvl>
+    <w:lvl w:ilvl="3" w:tplc="04190001" w:tentative="1">
+      <w:start w:val="1"/>
+      <w:numFmt w:val="bullet"/>
+      <w:lvlText w:val=""/>
+      <w:lvlJc w:val="left"/>
+      <w:pPr>
+        <w:ind w:left="2880" w:hanging="360"/>
+      </w:pPr>
+      <w:rPr>
+        <w:rFonts w:ascii="Symbol" w:hAnsi="Symbol" w:hint="default"/>
+      </w:rPr>
+    </w:lvl>
+    <w:lvl w:ilvl="4" w:tplc="04190003" w:tentative="1">
+      <w:start w:val="1"/>
+      <w:numFmt w:val="bullet"/>
+      <w:lvlText w:val="o"/>
+      <w:lvlJc w:val="left"/>
+      <w:pPr>
+        <w:ind w:left="3600" w:hanging="360"/>
+      </w:pPr>
+      <w:rPr>
+        <w:rFonts w:ascii="Courier New" w:hAnsi="Courier New" w:cs="Courier New" w:hint="default"/>
+      </w:rPr>
+    </w:lvl>
+    <w:lvl w:ilvl="5" w:tplc="04190005" w:tentative="1">
+      <w:start w:val="1"/>
+      <w:numFmt w:val="bullet"/>
+      <w:lvlText w:val=""/>
+      <w:lvlJc w:val="left"/>
+      <w:pPr>
+        <w:ind w:left="4320" w:hanging="360"/>
+      </w:pPr>
+      <w:rPr>
+        <w:rFonts w:ascii="Wingdings" w:hAnsi="Wingdings" w:hint="default"/>
+      </w:rPr>
+    </w:lvl>
+    <w:lvl w:ilvl="6" w:tplc="04190001" w:tentative="1">
+      <w:start w:val="1"/>
+      <w:numFmt w:val="bullet"/>
+      <w:lvlText w:val=""/>
+      <w:lvlJc w:val="left"/>
+      <w:pPr>
+        <w:ind w:left="5040" w:hanging="360"/>
+      </w:pPr>
+      <w:rPr>
+        <w:rFonts w:ascii="Symbol" w:hAnsi="Symbol" w:hint="default"/>
+      </w:rPr>
+    </w:lvl>
+    <w:lvl w:ilvl="7" w:tplc="04190003" w:tentative="1">
+      <w:start w:val="1"/>
+      <w:numFmt w:val="bullet"/>
+      <w:lvlText w:val="o"/>
+      <w:lvlJc w:val="left"/>
+      <w:pPr>
+        <w:ind w:left="5760" w:hanging="360"/>
+      </w:pPr>
+      <w:rPr>
+        <w:rFonts w:ascii="Courier New" w:hAnsi="Courier New" w:cs="Courier New" w:hint="default"/>
+      </w:rPr>
+    </w:lvl>
+    <w:lvl w:ilvl="8" w:tplc="04190005" w:tentative="1">
+      <w:start w:val="1"/>
+      <w:numFmt w:val="bullet"/>
+      <w:lvlText w:val=""/>
+      <w:lvlJc w:val="left"/>
+      <w:pPr>
+        <w:ind w:left="6480" w:hanging="360"/>
+      </w:pPr>
+      <w:rPr>
+        <w:rFonts w:ascii="Wingdings" w:hAnsi="Wingdings" w:hint="default"/>
+      </w:rPr>
+    </w:lvl>
+  </w:abstractNum>
+  <w:abstractNum w:abstractNumId="11" w15:restartNumberingAfterBreak="0">
+    <w:nsid w:val="1FD265A0"/>
+    <w:multiLevelType w:val="hybridMultilevel"/>
+    <w:tmpl w:val="E4E0E2F6"/>
+    <w:lvl w:ilvl="0" w:tplc="025E25B4">
+      <w:start w:val="1"/>
+      <w:numFmt w:val="bullet"/>
+      <w:lvlText w:val=""/>
+      <w:lvlJc w:val="left"/>
+      <w:pPr>
+        <w:ind w:left="720" w:hanging="360"/>
+      </w:pPr>
+      <w:rPr>
+        <w:rFonts w:ascii="Symbol" w:hAnsi="Symbol" w:hint="default"/>
+      </w:rPr>
+    </w:lvl>
+    <w:lvl w:ilvl="1" w:tplc="04190003" w:tentative="1">
+      <w:start w:val="1"/>
+      <w:numFmt w:val="bullet"/>
+      <w:lvlText w:val="o"/>
+      <w:lvlJc w:val="left"/>
+      <w:pPr>
+        <w:ind w:left="1440" w:hanging="360"/>
+      </w:pPr>
+      <w:rPr>
+        <w:rFonts w:ascii="Courier New" w:hAnsi="Courier New" w:cs="Courier New" w:hint="default"/>
+      </w:rPr>
+    </w:lvl>
+    <w:lvl w:ilvl="2" w:tplc="04190005" w:tentative="1">
+      <w:start w:val="1"/>
+      <w:numFmt w:val="bullet"/>
+      <w:lvlText w:val=""/>
+      <w:lvlJc w:val="left"/>
+      <w:pPr>
+        <w:ind w:left="2160" w:hanging="360"/>
+      </w:pPr>
+      <w:rPr>
+        <w:rFonts w:ascii="Wingdings" w:hAnsi="Wingdings" w:hint="default"/>
+      </w:rPr>
+    </w:lvl>
+    <w:lvl w:ilvl="3" w:tplc="04190001" w:tentative="1">
+      <w:start w:val="1"/>
+      <w:numFmt w:val="bullet"/>
+      <w:lvlText w:val=""/>
+      <w:lvlJc w:val="left"/>
+      <w:pPr>
+        <w:ind w:left="2880" w:hanging="360"/>
+      </w:pPr>
+      <w:rPr>
+        <w:rFonts w:ascii="Symbol" w:hAnsi="Symbol" w:hint="default"/>
+      </w:rPr>
+    </w:lvl>
+    <w:lvl w:ilvl="4" w:tplc="04190003" w:tentative="1">
+      <w:start w:val="1"/>
+      <w:numFmt w:val="bullet"/>
+      <w:lvlText w:val="o"/>
+      <w:lvlJc w:val="left"/>
+      <w:pPr>
+        <w:ind w:left="3600" w:hanging="360"/>
+      </w:pPr>
+      <w:rPr>
+        <w:rFonts w:ascii="Courier New" w:hAnsi="Courier New" w:cs="Courier New" w:hint="default"/>
+      </w:rPr>
+    </w:lvl>
+    <w:lvl w:ilvl="5" w:tplc="04190005" w:tentative="1">
+      <w:start w:val="1"/>
+      <w:numFmt w:val="bullet"/>
+      <w:lvlText w:val=""/>
+      <w:lvlJc w:val="left"/>
+      <w:pPr>
+        <w:ind w:left="4320" w:hanging="360"/>
+      </w:pPr>
+      <w:rPr>
+        <w:rFonts w:ascii="Wingdings" w:hAnsi="Wingdings" w:hint="default"/>
+      </w:rPr>
+    </w:lvl>
+    <w:lvl w:ilvl="6" w:tplc="04190001" w:tentative="1">
+      <w:start w:val="1"/>
+      <w:numFmt w:val="bullet"/>
+      <w:lvlText w:val=""/>
+      <w:lvlJc w:val="left"/>
+      <w:pPr>
+        <w:ind w:left="5040" w:hanging="360"/>
+      </w:pPr>
+      <w:rPr>
+        <w:rFonts w:ascii="Symbol" w:hAnsi="Symbol" w:hint="default"/>
+      </w:rPr>
+    </w:lvl>
+    <w:lvl w:ilvl="7" w:tplc="04190003" w:tentative="1">
+      <w:start w:val="1"/>
+      <w:numFmt w:val="bullet"/>
+      <w:lvlText w:val="o"/>
+      <w:lvlJc w:val="left"/>
+      <w:pPr>
+        <w:ind w:left="5760" w:hanging="360"/>
+      </w:pPr>
+      <w:rPr>
+        <w:rFonts w:ascii="Courier New" w:hAnsi="Courier New" w:cs="Courier New" w:hint="default"/>
+      </w:rPr>
+    </w:lvl>
+    <w:lvl w:ilvl="8" w:tplc="04190005" w:tentative="1">
+      <w:start w:val="1"/>
+      <w:numFmt w:val="bullet"/>
+      <w:lvlText w:val=""/>
+      <w:lvlJc w:val="left"/>
+      <w:pPr>
+        <w:ind w:left="6480" w:hanging="360"/>
+      </w:pPr>
+      <w:rPr>
+        <w:rFonts w:ascii="Wingdings" w:hAnsi="Wingdings" w:hint="default"/>
+      </w:rPr>
+    </w:lvl>
+  </w:abstractNum>
+  <w:abstractNum w:abstractNumId="12" w15:restartNumberingAfterBreak="0">
+    <w:nsid w:val="203664F4"/>
+    <w:multiLevelType w:val="hybridMultilevel"/>
+    <w:tmpl w:val="C67E74BC"/>
+    <w:lvl w:ilvl="0" w:tplc="025E25B4">
+      <w:start w:val="1"/>
+      <w:numFmt w:val="bullet"/>
+      <w:lvlText w:val=""/>
+      <w:lvlJc w:val="left"/>
+      <w:pPr>
+        <w:ind w:left="720" w:hanging="360"/>
+      </w:pPr>
+      <w:rPr>
+        <w:rFonts w:ascii="Symbol" w:hAnsi="Symbol" w:hint="default"/>
+      </w:rPr>
+    </w:lvl>
+    <w:lvl w:ilvl="1" w:tplc="FFFFFFFF" w:tentative="1">
+      <w:start w:val="1"/>
+      <w:numFmt w:val="bullet"/>
+      <w:lvlText w:val="o"/>
+      <w:lvlJc w:val="left"/>
+      <w:pPr>
+        <w:ind w:left="1440" w:hanging="360"/>
+      </w:pPr>
+      <w:rPr>
+        <w:rFonts w:ascii="Courier New" w:hAnsi="Courier New" w:cs="Courier New" w:hint="default"/>
+      </w:rPr>
+    </w:lvl>
+    <w:lvl w:ilvl="2" w:tplc="FFFFFFFF" w:tentative="1">
+      <w:start w:val="1"/>
+      <w:numFmt w:val="bullet"/>
+      <w:lvlText w:val=""/>
+      <w:lvlJc w:val="left"/>
+      <w:pPr>
+        <w:ind w:left="2160" w:hanging="360"/>
+      </w:pPr>
+      <w:rPr>
+        <w:rFonts w:ascii="Wingdings" w:hAnsi="Wingdings" w:hint="default"/>
+      </w:rPr>
+    </w:lvl>
+    <w:lvl w:ilvl="3" w:tplc="FFFFFFFF" w:tentative="1">
+      <w:start w:val="1"/>
+      <w:numFmt w:val="bullet"/>
+      <w:lvlText w:val=""/>
+      <w:lvlJc w:val="left"/>
+      <w:pPr>
+        <w:ind w:left="2880" w:hanging="360"/>
+      </w:pPr>
+      <w:rPr>
+        <w:rFonts w:ascii="Symbol" w:hAnsi="Symbol" w:hint="default"/>
+      </w:rPr>
+    </w:lvl>
+    <w:lvl w:ilvl="4" w:tplc="FFFFFFFF" w:tentative="1">
+      <w:start w:val="1"/>
+      <w:numFmt w:val="bullet"/>
+      <w:lvlText w:val="o"/>
+      <w:lvlJc w:val="left"/>
+      <w:pPr>
+        <w:ind w:left="3600" w:hanging="360"/>
+      </w:pPr>
+      <w:rPr>
+        <w:rFonts w:ascii="Courier New" w:hAnsi="Courier New" w:cs="Courier New" w:hint="default"/>
+      </w:rPr>
+    </w:lvl>
+    <w:lvl w:ilvl="5" w:tplc="FFFFFFFF" w:tentative="1">
+      <w:start w:val="1"/>
+      <w:numFmt w:val="bullet"/>
+      <w:lvlText w:val=""/>
+      <w:lvlJc w:val="left"/>
+      <w:pPr>
+        <w:ind w:left="4320" w:hanging="360"/>
+      </w:pPr>
+      <w:rPr>
+        <w:rFonts w:ascii="Wingdings" w:hAnsi="Wingdings" w:hint="default"/>
+      </w:rPr>
+    </w:lvl>
+    <w:lvl w:ilvl="6" w:tplc="FFFFFFFF" w:tentative="1">
+      <w:start w:val="1"/>
+      <w:numFmt w:val="bullet"/>
+      <w:lvlText w:val=""/>
+      <w:lvlJc w:val="left"/>
+      <w:pPr>
+        <w:ind w:left="5040" w:hanging="360"/>
+      </w:pPr>
+      <w:rPr>
+        <w:rFonts w:ascii="Symbol" w:hAnsi="Symbol" w:hint="default"/>
+      </w:rPr>
+    </w:lvl>
+    <w:lvl w:ilvl="7" w:tplc="FFFFFFFF" w:tentative="1">
+      <w:start w:val="1"/>
+      <w:numFmt w:val="bullet"/>
+      <w:lvlText w:val="o"/>
+      <w:lvlJc w:val="left"/>
+      <w:pPr>
+        <w:ind w:left="5760" w:hanging="360"/>
+      </w:pPr>
+      <w:rPr>
+        <w:rFonts w:ascii="Courier New" w:hAnsi="Courier New" w:cs="Courier New" w:hint="default"/>
+      </w:rPr>
+    </w:lvl>
+    <w:lvl w:ilvl="8" w:tplc="FFFFFFFF" w:tentative="1">
+      <w:start w:val="1"/>
+      <w:numFmt w:val="bullet"/>
+      <w:lvlText w:val=""/>
+      <w:lvlJc w:val="left"/>
+      <w:pPr>
+        <w:ind w:left="6480" w:hanging="360"/>
+      </w:pPr>
+      <w:rPr>
+        <w:rFonts w:ascii="Wingdings" w:hAnsi="Wingdings" w:hint="default"/>
+      </w:rPr>
+    </w:lvl>
+  </w:abstractNum>
+  <w:abstractNum w:abstractNumId="13" w15:restartNumberingAfterBreak="0">
+    <w:nsid w:val="20BD261C"/>
+    <w:multiLevelType w:val="hybridMultilevel"/>
+    <w:tmpl w:val="94609160"/>
+    <w:lvl w:ilvl="0" w:tplc="025E25B4">
+      <w:start w:val="1"/>
+      <w:numFmt w:val="bullet"/>
+      <w:lvlText w:val=""/>
+      <w:lvlJc w:val="left"/>
+      <w:pPr>
+        <w:ind w:left="720" w:hanging="360"/>
+      </w:pPr>
+      <w:rPr>
+        <w:rFonts w:ascii="Symbol" w:hAnsi="Symbol" w:hint="default"/>
+      </w:rPr>
+    </w:lvl>
+    <w:lvl w:ilvl="1" w:tplc="04190003" w:tentative="1">
+      <w:start w:val="1"/>
+      <w:numFmt w:val="bullet"/>
+      <w:lvlText w:val="o"/>
+      <w:lvlJc w:val="left"/>
+      <w:pPr>
+        <w:ind w:left="1440" w:hanging="360"/>
+      </w:pPr>
+      <w:rPr>
+        <w:rFonts w:ascii="Courier New" w:hAnsi="Courier New" w:cs="Courier New" w:hint="default"/>
+      </w:rPr>
+    </w:lvl>
+    <w:lvl w:ilvl="2" w:tplc="04190005" w:tentative="1">
+      <w:start w:val="1"/>
+      <w:numFmt w:val="bullet"/>
+      <w:lvlText w:val=""/>
+      <w:lvlJc w:val="left"/>
+      <w:pPr>
+        <w:ind w:left="2160" w:hanging="360"/>
+      </w:pPr>
+      <w:rPr>
+        <w:rFonts w:ascii="Wingdings" w:hAnsi="Wingdings" w:hint="default"/>
+      </w:rPr>
+    </w:lvl>
+    <w:lvl w:ilvl="3" w:tplc="04190001" w:tentative="1">
+      <w:start w:val="1"/>
+      <w:numFmt w:val="bullet"/>
+      <w:lvlText w:val=""/>
+      <w:lvlJc w:val="left"/>
+      <w:pPr>
+        <w:ind w:left="2880" w:hanging="360"/>
+      </w:pPr>
+      <w:rPr>
+        <w:rFonts w:ascii="Symbol" w:hAnsi="Symbol" w:hint="default"/>
+      </w:rPr>
+    </w:lvl>
+    <w:lvl w:ilvl="4" w:tplc="04190003" w:tentative="1">
+      <w:start w:val="1"/>
+      <w:numFmt w:val="bullet"/>
+      <w:lvlText w:val="o"/>
+      <w:lvlJc w:val="left"/>
+      <w:pPr>
+        <w:ind w:left="3600" w:hanging="360"/>
+      </w:pPr>
+      <w:rPr>
+        <w:rFonts w:ascii="Courier New" w:hAnsi="Courier New" w:cs="Courier New" w:hint="default"/>
+      </w:rPr>
+    </w:lvl>
+    <w:lvl w:ilvl="5" w:tplc="04190005" w:tentative="1">
+      <w:start w:val="1"/>
+      <w:numFmt w:val="bullet"/>
+      <w:lvlText w:val=""/>
+      <w:lvlJc w:val="left"/>
+      <w:pPr>
+        <w:ind w:left="4320" w:hanging="360"/>
+      </w:pPr>
+      <w:rPr>
+        <w:rFonts w:ascii="Wingdings" w:hAnsi="Wingdings" w:hint="default"/>
+      </w:rPr>
+    </w:lvl>
+    <w:lvl w:ilvl="6" w:tplc="04190001" w:tentative="1">
+      <w:start w:val="1"/>
+      <w:numFmt w:val="bullet"/>
+      <w:lvlText w:val=""/>
+      <w:lvlJc w:val="left"/>
+      <w:pPr>
+        <w:ind w:left="5040" w:hanging="360"/>
+      </w:pPr>
+      <w:rPr>
+        <w:rFonts w:ascii="Symbol" w:hAnsi="Symbol" w:hint="default"/>
+      </w:rPr>
+    </w:lvl>
+    <w:lvl w:ilvl="7" w:tplc="04190003" w:tentative="1">
+      <w:start w:val="1"/>
+      <w:numFmt w:val="bullet"/>
+      <w:lvlText w:val="o"/>
+      <w:lvlJc w:val="left"/>
+      <w:pPr>
+        <w:ind w:left="5760" w:hanging="360"/>
+      </w:pPr>
+      <w:rPr>
+        <w:rFonts w:ascii="Courier New" w:hAnsi="Courier New" w:cs="Courier New" w:hint="default"/>
+      </w:rPr>
+    </w:lvl>
+    <w:lvl w:ilvl="8" w:tplc="04190005" w:tentative="1">
+      <w:start w:val="1"/>
+      <w:numFmt w:val="bullet"/>
+      <w:lvlText w:val=""/>
+      <w:lvlJc w:val="left"/>
+      <w:pPr>
+        <w:ind w:left="6480" w:hanging="360"/>
+      </w:pPr>
+      <w:rPr>
+        <w:rFonts w:ascii="Wingdings" w:hAnsi="Wingdings" w:hint="default"/>
+      </w:rPr>
+    </w:lvl>
+  </w:abstractNum>
+  <w:abstractNum w:abstractNumId="14" w15:restartNumberingAfterBreak="0">
+    <w:nsid w:val="24311AAB"/>
+    <w:multiLevelType w:val="hybridMultilevel"/>
+    <w:tmpl w:val="91224A8C"/>
+    <w:lvl w:ilvl="0" w:tplc="025E25B4">
+      <w:start w:val="1"/>
+      <w:numFmt w:val="bullet"/>
+      <w:lvlText w:val=""/>
+      <w:lvlJc w:val="left"/>
+      <w:pPr>
+        <w:ind w:left="720" w:hanging="360"/>
+      </w:pPr>
+      <w:rPr>
+        <w:rFonts w:ascii="Symbol" w:hAnsi="Symbol" w:hint="default"/>
+      </w:rPr>
+    </w:lvl>
+    <w:lvl w:ilvl="1" w:tplc="04190003" w:tentative="1">
+      <w:start w:val="1"/>
+      <w:numFmt w:val="bullet"/>
+      <w:lvlText w:val="o"/>
+      <w:lvlJc w:val="left"/>
+      <w:pPr>
+        <w:ind w:left="1440" w:hanging="360"/>
+      </w:pPr>
+      <w:rPr>
+        <w:rFonts w:ascii="Courier New" w:hAnsi="Courier New" w:cs="Courier New" w:hint="default"/>
+      </w:rPr>
+    </w:lvl>
+    <w:lvl w:ilvl="2" w:tplc="04190005" w:tentative="1">
+      <w:start w:val="1"/>
+      <w:numFmt w:val="bullet"/>
+      <w:lvlText w:val=""/>
+      <w:lvlJc w:val="left"/>
+      <w:pPr>
+        <w:ind w:left="2160" w:hanging="360"/>
+      </w:pPr>
+      <w:rPr>
+        <w:rFonts w:ascii="Wingdings" w:hAnsi="Wingdings" w:hint="default"/>
+      </w:rPr>
+    </w:lvl>
+    <w:lvl w:ilvl="3" w:tplc="04190001" w:tentative="1">
+      <w:start w:val="1"/>
+      <w:numFmt w:val="bullet"/>
+      <w:lvlText w:val=""/>
+      <w:lvlJc w:val="left"/>
+      <w:pPr>
+        <w:ind w:left="2880" w:hanging="360"/>
+      </w:pPr>
+      <w:rPr>
+        <w:rFonts w:ascii="Symbol" w:hAnsi="Symbol" w:hint="default"/>
+      </w:rPr>
+    </w:lvl>
+    <w:lvl w:ilvl="4" w:tplc="04190003" w:tentative="1">
+      <w:start w:val="1"/>
+      <w:numFmt w:val="bullet"/>
+      <w:lvlText w:val="o"/>
+      <w:lvlJc w:val="left"/>
+      <w:pPr>
+        <w:ind w:left="3600" w:hanging="360"/>
+      </w:pPr>
+      <w:rPr>
+        <w:rFonts w:ascii="Courier New" w:hAnsi="Courier New" w:cs="Courier New" w:hint="default"/>
+      </w:rPr>
+    </w:lvl>
+    <w:lvl w:ilvl="5" w:tplc="04190005" w:tentative="1">
+      <w:start w:val="1"/>
+      <w:numFmt w:val="bullet"/>
+      <w:lvlText w:val=""/>
+      <w:lvlJc w:val="left"/>
+      <w:pPr>
+        <w:ind w:left="4320" w:hanging="360"/>
+      </w:pPr>
+      <w:rPr>
+        <w:rFonts w:ascii="Wingdings" w:hAnsi="Wingdings" w:hint="default"/>
+      </w:rPr>
+    </w:lvl>
+    <w:lvl w:ilvl="6" w:tplc="04190001" w:tentative="1">
+      <w:start w:val="1"/>
+      <w:numFmt w:val="bullet"/>
+      <w:lvlText w:val=""/>
+      <w:lvlJc w:val="left"/>
+      <w:pPr>
+        <w:ind w:left="5040" w:hanging="360"/>
+      </w:pPr>
+      <w:rPr>
+        <w:rFonts w:ascii="Symbol" w:hAnsi="Symbol" w:hint="default"/>
+      </w:rPr>
+    </w:lvl>
+    <w:lvl w:ilvl="7" w:tplc="04190003" w:tentative="1">
+      <w:start w:val="1"/>
+      <w:numFmt w:val="bullet"/>
+      <w:lvlText w:val="o"/>
+      <w:lvlJc w:val="left"/>
+      <w:pPr>
+        <w:ind w:left="5760" w:hanging="360"/>
+      </w:pPr>
+      <w:rPr>
+        <w:rFonts w:ascii="Courier New" w:hAnsi="Courier New" w:cs="Courier New" w:hint="default"/>
+      </w:rPr>
+    </w:lvl>
+    <w:lvl w:ilvl="8" w:tplc="04190005" w:tentative="1">
+      <w:start w:val="1"/>
+      <w:numFmt w:val="bullet"/>
+      <w:lvlText w:val=""/>
+      <w:lvlJc w:val="left"/>
+      <w:pPr>
+        <w:ind w:left="6480" w:hanging="360"/>
+      </w:pPr>
+      <w:rPr>
+        <w:rFonts w:ascii="Wingdings" w:hAnsi="Wingdings" w:hint="default"/>
+      </w:rPr>
+    </w:lvl>
+  </w:abstractNum>
+  <w:abstractNum w:abstractNumId="15" w15:restartNumberingAfterBreak="0">
+    <w:nsid w:val="26DB4999"/>
+    <w:multiLevelType w:val="hybridMultilevel"/>
+    <w:tmpl w:val="6C16F002"/>
+    <w:lvl w:ilvl="0" w:tplc="E3F6E87A">
+      <w:start w:val="1"/>
+      <w:numFmt w:val="bullet"/>
+      <w:lvlText w:val=""/>
+      <w:lvlJc w:val="left"/>
+      <w:pPr>
+        <w:ind w:left="720" w:hanging="360"/>
+      </w:pPr>
+      <w:rPr>
+        <w:rFonts w:ascii="Symbol" w:hAnsi="Symbol" w:hint="default"/>
+      </w:rPr>
+    </w:lvl>
+    <w:lvl w:ilvl="1" w:tplc="04190003" w:tentative="1">
+      <w:start w:val="1"/>
+      <w:numFmt w:val="bullet"/>
+      <w:lvlText w:val="o"/>
+      <w:lvlJc w:val="left"/>
+      <w:pPr>
+        <w:ind w:left="1440" w:hanging="360"/>
+      </w:pPr>
+      <w:rPr>
+        <w:rFonts w:ascii="Courier New" w:hAnsi="Courier New" w:cs="Courier New" w:hint="default"/>
+      </w:rPr>
+    </w:lvl>
+    <w:lvl w:ilvl="2" w:tplc="04190005" w:tentative="1">
+      <w:start w:val="1"/>
+      <w:numFmt w:val="bullet"/>
+      <w:lvlText w:val=""/>
+      <w:lvlJc w:val="left"/>
+      <w:pPr>
+        <w:ind w:left="2160" w:hanging="360"/>
+      </w:pPr>
+      <w:rPr>
+        <w:rFonts w:ascii="Wingdings" w:hAnsi="Wingdings" w:hint="default"/>
+      </w:rPr>
+    </w:lvl>
+    <w:lvl w:ilvl="3" w:tplc="04190001" w:tentative="1">
+      <w:start w:val="1"/>
+      <w:numFmt w:val="bullet"/>
+      <w:lvlText w:val=""/>
+      <w:lvlJc w:val="left"/>
+      <w:pPr>
+        <w:ind w:left="2880" w:hanging="360"/>
+      </w:pPr>
+      <w:rPr>
+        <w:rFonts w:ascii="Symbol" w:hAnsi="Symbol" w:hint="default"/>
+      </w:rPr>
+    </w:lvl>
+    <w:lvl w:ilvl="4" w:tplc="04190003" w:tentative="1">
+      <w:start w:val="1"/>
+      <w:numFmt w:val="bullet"/>
+      <w:lvlText w:val="o"/>
+      <w:lvlJc w:val="left"/>
+      <w:pPr>
+        <w:ind w:left="3600" w:hanging="360"/>
+      </w:pPr>
+      <w:rPr>
+        <w:rFonts w:ascii="Courier New" w:hAnsi="Courier New" w:cs="Courier New" w:hint="default"/>
+      </w:rPr>
+    </w:lvl>
+    <w:lvl w:ilvl="5" w:tplc="04190005" w:tentative="1">
+      <w:start w:val="1"/>
+      <w:numFmt w:val="bullet"/>
+      <w:lvlText w:val=""/>
+      <w:lvlJc w:val="left"/>
+      <w:pPr>
+        <w:ind w:left="4320" w:hanging="360"/>
+      </w:pPr>
+      <w:rPr>
+        <w:rFonts w:ascii="Wingdings" w:hAnsi="Wingdings" w:hint="default"/>
+      </w:rPr>
+    </w:lvl>
+    <w:lvl w:ilvl="6" w:tplc="04190001" w:tentative="1">
+      <w:start w:val="1"/>
+      <w:numFmt w:val="bullet"/>
+      <w:lvlText w:val=""/>
+      <w:lvlJc w:val="left"/>
+      <w:pPr>
+        <w:ind w:left="5040" w:hanging="360"/>
+      </w:pPr>
+      <w:rPr>
+        <w:rFonts w:ascii="Symbol" w:hAnsi="Symbol" w:hint="default"/>
+      </w:rPr>
+    </w:lvl>
+    <w:lvl w:ilvl="7" w:tplc="04190003" w:tentative="1">
+      <w:start w:val="1"/>
+      <w:numFmt w:val="bullet"/>
+      <w:lvlText w:val="o"/>
+      <w:lvlJc w:val="left"/>
+      <w:pPr>
+        <w:ind w:left="5760" w:hanging="360"/>
+      </w:pPr>
+      <w:rPr>
+        <w:rFonts w:ascii="Courier New" w:hAnsi="Courier New" w:cs="Courier New" w:hint="default"/>
+      </w:rPr>
+    </w:lvl>
+    <w:lvl w:ilvl="8" w:tplc="04190005" w:tentative="1">
+      <w:start w:val="1"/>
+      <w:numFmt w:val="bullet"/>
+      <w:lvlText w:val=""/>
+      <w:lvlJc w:val="left"/>
+      <w:pPr>
+        <w:ind w:left="6480" w:hanging="360"/>
+      </w:pPr>
+      <w:rPr>
+        <w:rFonts w:ascii="Wingdings" w:hAnsi="Wingdings" w:hint="default"/>
+      </w:rPr>
+    </w:lvl>
+  </w:abstractNum>
+  <w:abstractNum w:abstractNumId="16" w15:restartNumberingAfterBreak="0">
+    <w:nsid w:val="28DB1899"/>
+    <w:multiLevelType w:val="hybridMultilevel"/>
+    <w:tmpl w:val="DDAE068E"/>
+    <w:lvl w:ilvl="0" w:tplc="FE84907A">
+      <w:start w:val="1"/>
+      <w:numFmt w:val="bullet"/>
+      <w:lvlText w:val=""/>
+      <w:lvlJc w:val="left"/>
+      <w:pPr>
+        <w:ind w:left="720" w:hanging="360"/>
+      </w:pPr>
+      <w:rPr>
+        <w:rFonts w:ascii="Symbol" w:hAnsi="Symbol" w:hint="default"/>
+      </w:rPr>
+    </w:lvl>
+    <w:lvl w:ilvl="1" w:tplc="FFFFFFFF" w:tentative="1">
+      <w:start w:val="1"/>
+      <w:numFmt w:val="bullet"/>
+      <w:lvlText w:val="o"/>
+      <w:lvlJc w:val="left"/>
+      <w:pPr>
+        <w:ind w:left="1440" w:hanging="360"/>
+      </w:pPr>
+      <w:rPr>
+        <w:rFonts w:ascii="Courier New" w:hAnsi="Courier New" w:cs="Courier New" w:hint="default"/>
+      </w:rPr>
+    </w:lvl>
+    <w:lvl w:ilvl="2" w:tplc="FFFFFFFF" w:tentative="1">
+      <w:start w:val="1"/>
+      <w:numFmt w:val="bullet"/>
+      <w:lvlText w:val=""/>
+      <w:lvlJc w:val="left"/>
+      <w:pPr>
+        <w:ind w:left="2160" w:hanging="360"/>
+      </w:pPr>
+      <w:rPr>
+        <w:rFonts w:ascii="Wingdings" w:hAnsi="Wingdings" w:hint="default"/>
+      </w:rPr>
+    </w:lvl>
+    <w:lvl w:ilvl="3" w:tplc="FFFFFFFF" w:tentative="1">
+      <w:start w:val="1"/>
+      <w:numFmt w:val="bullet"/>
+      <w:lvlText w:val=""/>
+      <w:lvlJc w:val="left"/>
+      <w:pPr>
+        <w:ind w:left="2880" w:hanging="360"/>
+      </w:pPr>
+      <w:rPr>
+        <w:rFonts w:ascii="Symbol" w:hAnsi="Symbol" w:hint="default"/>
+      </w:rPr>
+    </w:lvl>
+    <w:lvl w:ilvl="4" w:tplc="FFFFFFFF" w:tentative="1">
+      <w:start w:val="1"/>
+      <w:numFmt w:val="bullet"/>
+      <w:lvlText w:val="o"/>
+      <w:lvlJc w:val="left"/>
+      <w:pPr>
+        <w:ind w:left="3600" w:hanging="360"/>
+      </w:pPr>
+      <w:rPr>
+        <w:rFonts w:ascii="Courier New" w:hAnsi="Courier New" w:cs="Courier New" w:hint="default"/>
+      </w:rPr>
+    </w:lvl>
+    <w:lvl w:ilvl="5" w:tplc="FFFFFFFF" w:tentative="1">
+      <w:start w:val="1"/>
+      <w:numFmt w:val="bullet"/>
+      <w:lvlText w:val=""/>
+      <w:lvlJc w:val="left"/>
+      <w:pPr>
+        <w:ind w:left="4320" w:hanging="360"/>
+      </w:pPr>
+      <w:rPr>
+        <w:rFonts w:ascii="Wingdings" w:hAnsi="Wingdings" w:hint="default"/>
+      </w:rPr>
+    </w:lvl>
+    <w:lvl w:ilvl="6" w:tplc="FFFFFFFF" w:tentative="1">
+      <w:start w:val="1"/>
+      <w:numFmt w:val="bullet"/>
+      <w:lvlText w:val=""/>
+      <w:lvlJc w:val="left"/>
+      <w:pPr>
+        <w:ind w:left="5040" w:hanging="360"/>
+      </w:pPr>
+      <w:rPr>
+        <w:rFonts w:ascii="Symbol" w:hAnsi="Symbol" w:hint="default"/>
+      </w:rPr>
+    </w:lvl>
+    <w:lvl w:ilvl="7" w:tplc="FFFFFFFF" w:tentative="1">
+      <w:start w:val="1"/>
+      <w:numFmt w:val="bullet"/>
+      <w:lvlText w:val="o"/>
+      <w:lvlJc w:val="left"/>
+      <w:pPr>
+        <w:ind w:left="5760" w:hanging="360"/>
+      </w:pPr>
+      <w:rPr>
+        <w:rFonts w:ascii="Courier New" w:hAnsi="Courier New" w:cs="Courier New" w:hint="default"/>
+      </w:rPr>
+    </w:lvl>
+    <w:lvl w:ilvl="8" w:tplc="FFFFFFFF" w:tentative="1">
+      <w:start w:val="1"/>
+      <w:numFmt w:val="bullet"/>
+      <w:lvlText w:val=""/>
+      <w:lvlJc w:val="left"/>
+      <w:pPr>
+        <w:ind w:left="6480" w:hanging="360"/>
+      </w:pPr>
+      <w:rPr>
+        <w:rFonts w:ascii="Wingdings" w:hAnsi="Wingdings" w:hint="default"/>
+      </w:rPr>
+    </w:lvl>
+  </w:abstractNum>
+  <w:abstractNum w:abstractNumId="17" w15:restartNumberingAfterBreak="0">
+    <w:nsid w:val="2DDE687F"/>
+    <w:multiLevelType w:val="hybridMultilevel"/>
+    <w:tmpl w:val="1728AC8A"/>
+    <w:lvl w:ilvl="0" w:tplc="025E25B4">
+      <w:start w:val="1"/>
+      <w:numFmt w:val="bullet"/>
+      <w:lvlText w:val=""/>
+      <w:lvlJc w:val="left"/>
+      <w:pPr>
+        <w:ind w:left="720" w:hanging="360"/>
+      </w:pPr>
+      <w:rPr>
+        <w:rFonts w:ascii="Symbol" w:hAnsi="Symbol" w:hint="default"/>
+      </w:rPr>
+    </w:lvl>
+    <w:lvl w:ilvl="1" w:tplc="04190003" w:tentative="1">
+      <w:start w:val="1"/>
+      <w:numFmt w:val="bullet"/>
+      <w:lvlText w:val="o"/>
+      <w:lvlJc w:val="left"/>
+      <w:pPr>
+        <w:ind w:left="1440" w:hanging="360"/>
+      </w:pPr>
+      <w:rPr>
+        <w:rFonts w:ascii="Courier New" w:hAnsi="Courier New" w:cs="Courier New" w:hint="default"/>
+      </w:rPr>
+    </w:lvl>
+    <w:lvl w:ilvl="2" w:tplc="04190005" w:tentative="1">
+      <w:start w:val="1"/>
+      <w:numFmt w:val="bullet"/>
+      <w:lvlText w:val=""/>
+      <w:lvlJc w:val="left"/>
+      <w:pPr>
+        <w:ind w:left="2160" w:hanging="360"/>
+      </w:pPr>
+      <w:rPr>
+        <w:rFonts w:ascii="Wingdings" w:hAnsi="Wingdings" w:hint="default"/>
+      </w:rPr>
+    </w:lvl>
+    <w:lvl w:ilvl="3" w:tplc="04190001" w:tentative="1">
+      <w:start w:val="1"/>
+      <w:numFmt w:val="bullet"/>
+      <w:lvlText w:val=""/>
+      <w:lvlJc w:val="left"/>
+      <w:pPr>
+        <w:ind w:left="2880" w:hanging="360"/>
+      </w:pPr>
+      <w:rPr>
+        <w:rFonts w:ascii="Symbol" w:hAnsi="Symbol" w:hint="default"/>
+      </w:rPr>
+    </w:lvl>
+    <w:lvl w:ilvl="4" w:tplc="04190003" w:tentative="1">
+      <w:start w:val="1"/>
+      <w:numFmt w:val="bullet"/>
+      <w:lvlText w:val="o"/>
+      <w:lvlJc w:val="left"/>
+      <w:pPr>
+        <w:ind w:left="3600" w:hanging="360"/>
+      </w:pPr>
+      <w:rPr>
+        <w:rFonts w:ascii="Courier New" w:hAnsi="Courier New" w:cs="Courier New" w:hint="default"/>
+      </w:rPr>
+    </w:lvl>
+    <w:lvl w:ilvl="5" w:tplc="04190005" w:tentative="1">
+      <w:start w:val="1"/>
+      <w:numFmt w:val="bullet"/>
+      <w:lvlText w:val=""/>
+      <w:lvlJc w:val="left"/>
+      <w:pPr>
+        <w:ind w:left="4320" w:hanging="360"/>
+      </w:pPr>
+      <w:rPr>
+        <w:rFonts w:ascii="Wingdings" w:hAnsi="Wingdings" w:hint="default"/>
+      </w:rPr>
+    </w:lvl>
+    <w:lvl w:ilvl="6" w:tplc="04190001" w:tentative="1">
+      <w:start w:val="1"/>
+      <w:numFmt w:val="bullet"/>
+      <w:lvlText w:val=""/>
+      <w:lvlJc w:val="left"/>
+      <w:pPr>
+        <w:ind w:left="5040" w:hanging="360"/>
+      </w:pPr>
+      <w:rPr>
+        <w:rFonts w:ascii="Symbol" w:hAnsi="Symbol" w:hint="default"/>
+      </w:rPr>
+    </w:lvl>
+    <w:lvl w:ilvl="7" w:tplc="04190003" w:tentative="1">
+      <w:start w:val="1"/>
+      <w:numFmt w:val="bullet"/>
+      <w:lvlText w:val="o"/>
+      <w:lvlJc w:val="left"/>
+      <w:pPr>
+        <w:ind w:left="5760" w:hanging="360"/>
+      </w:pPr>
+      <w:rPr>
+        <w:rFonts w:ascii="Courier New" w:hAnsi="Courier New" w:cs="Courier New" w:hint="default"/>
+      </w:rPr>
+    </w:lvl>
+    <w:lvl w:ilvl="8" w:tplc="04190005" w:tentative="1">
+      <w:start w:val="1"/>
+      <w:numFmt w:val="bullet"/>
+      <w:lvlText w:val=""/>
+      <w:lvlJc w:val="left"/>
+      <w:pPr>
+        <w:ind w:left="6480" w:hanging="360"/>
+      </w:pPr>
+      <w:rPr>
+        <w:rFonts w:ascii="Wingdings" w:hAnsi="Wingdings" w:hint="default"/>
+      </w:rPr>
+    </w:lvl>
+  </w:abstractNum>
+  <w:abstractNum w:abstractNumId="18" w15:restartNumberingAfterBreak="0">
+    <w:nsid w:val="2DF96CFD"/>
+    <w:multiLevelType w:val="hybridMultilevel"/>
+    <w:tmpl w:val="DCF64860"/>
+    <w:lvl w:ilvl="0" w:tplc="E3F6E87A">
+      <w:start w:val="1"/>
+      <w:numFmt w:val="bullet"/>
+      <w:lvlText w:val=""/>
+      <w:lvlJc w:val="left"/>
+      <w:pPr>
+        <w:ind w:left="720" w:hanging="360"/>
+      </w:pPr>
+      <w:rPr>
+        <w:rFonts w:ascii="Symbol" w:hAnsi="Symbol" w:hint="default"/>
+      </w:rPr>
+    </w:lvl>
+    <w:lvl w:ilvl="1" w:tplc="04190003" w:tentative="1">
+      <w:start w:val="1"/>
+      <w:numFmt w:val="bullet"/>
+      <w:lvlText w:val="o"/>
+      <w:lvlJc w:val="left"/>
+      <w:pPr>
+        <w:ind w:left="1440" w:hanging="360"/>
+      </w:pPr>
+      <w:rPr>
+        <w:rFonts w:ascii="Courier New" w:hAnsi="Courier New" w:cs="Courier New" w:hint="default"/>
+      </w:rPr>
+    </w:lvl>
+    <w:lvl w:ilvl="2" w:tplc="04190005" w:tentative="1">
+      <w:start w:val="1"/>
+      <w:numFmt w:val="bullet"/>
+      <w:lvlText w:val=""/>
+      <w:lvlJc w:val="left"/>
+      <w:pPr>
+        <w:ind w:left="2160" w:hanging="360"/>
+      </w:pPr>
+      <w:rPr>
+        <w:rFonts w:ascii="Wingdings" w:hAnsi="Wingdings" w:hint="default"/>
+      </w:rPr>
+    </w:lvl>
+    <w:lvl w:ilvl="3" w:tplc="04190001" w:tentative="1">
+      <w:start w:val="1"/>
+      <w:numFmt w:val="bullet"/>
+      <w:lvlText w:val=""/>
+      <w:lvlJc w:val="left"/>
+      <w:pPr>
+        <w:ind w:left="2880" w:hanging="360"/>
+      </w:pPr>
+      <w:rPr>
+        <w:rFonts w:ascii="Symbol" w:hAnsi="Symbol" w:hint="default"/>
+      </w:rPr>
+    </w:lvl>
+    <w:lvl w:ilvl="4" w:tplc="04190003" w:tentative="1">
+      <w:start w:val="1"/>
+      <w:numFmt w:val="bullet"/>
+      <w:lvlText w:val="o"/>
+      <w:lvlJc w:val="left"/>
+      <w:pPr>
+        <w:ind w:left="3600" w:hanging="360"/>
+      </w:pPr>
+      <w:rPr>
+        <w:rFonts w:ascii="Courier New" w:hAnsi="Courier New" w:cs="Courier New" w:hint="default"/>
+      </w:rPr>
+    </w:lvl>
+    <w:lvl w:ilvl="5" w:tplc="04190005" w:tentative="1">
+      <w:start w:val="1"/>
+      <w:numFmt w:val="bullet"/>
+      <w:lvlText w:val=""/>
+      <w:lvlJc w:val="left"/>
+      <w:pPr>
+        <w:ind w:left="4320" w:hanging="360"/>
+      </w:pPr>
+      <w:rPr>
+        <w:rFonts w:ascii="Wingdings" w:hAnsi="Wingdings" w:hint="default"/>
+      </w:rPr>
+    </w:lvl>
+    <w:lvl w:ilvl="6" w:tplc="04190001" w:tentative="1">
+      <w:start w:val="1"/>
+      <w:numFmt w:val="bullet"/>
+      <w:lvlText w:val=""/>
+      <w:lvlJc w:val="left"/>
+      <w:pPr>
+        <w:ind w:left="5040" w:hanging="360"/>
+      </w:pPr>
+      <w:rPr>
+        <w:rFonts w:ascii="Symbol" w:hAnsi="Symbol" w:hint="default"/>
+      </w:rPr>
+    </w:lvl>
+    <w:lvl w:ilvl="7" w:tplc="04190003" w:tentative="1">
+      <w:start w:val="1"/>
+      <w:numFmt w:val="bullet"/>
+      <w:lvlText w:val="o"/>
+      <w:lvlJc w:val="left"/>
+      <w:pPr>
+        <w:ind w:left="5760" w:hanging="360"/>
+      </w:pPr>
+      <w:rPr>
+        <w:rFonts w:ascii="Courier New" w:hAnsi="Courier New" w:cs="Courier New" w:hint="default"/>
+      </w:rPr>
+    </w:lvl>
+    <w:lvl w:ilvl="8" w:tplc="04190005" w:tentative="1">
+      <w:start w:val="1"/>
+      <w:numFmt w:val="bullet"/>
+      <w:lvlText w:val=""/>
+      <w:lvlJc w:val="left"/>
+      <w:pPr>
+        <w:ind w:left="6480" w:hanging="360"/>
+      </w:pPr>
+      <w:rPr>
+        <w:rFonts w:ascii="Wingdings" w:hAnsi="Wingdings" w:hint="default"/>
+      </w:rPr>
+    </w:lvl>
+  </w:abstractNum>
+  <w:abstractNum w:abstractNumId="19" w15:restartNumberingAfterBreak="0">
+    <w:nsid w:val="2F354CC2"/>
+    <w:multiLevelType w:val="hybridMultilevel"/>
+    <w:tmpl w:val="E600329A"/>
+    <w:lvl w:ilvl="0" w:tplc="E3F6E87A">
+      <w:start w:val="1"/>
+      <w:numFmt w:val="bullet"/>
+      <w:lvlText w:val=""/>
+      <w:lvlJc w:val="left"/>
+      <w:pPr>
+        <w:ind w:left="720" w:hanging="360"/>
+      </w:pPr>
+      <w:rPr>
+        <w:rFonts w:ascii="Symbol" w:hAnsi="Symbol" w:hint="default"/>
+      </w:rPr>
+    </w:lvl>
+    <w:lvl w:ilvl="1" w:tplc="04190003" w:tentative="1">
+      <w:start w:val="1"/>
+      <w:numFmt w:val="bullet"/>
+      <w:lvlText w:val="o"/>
+      <w:lvlJc w:val="left"/>
+      <w:pPr>
+        <w:ind w:left="1440" w:hanging="360"/>
+      </w:pPr>
+      <w:rPr>
+        <w:rFonts w:ascii="Courier New" w:hAnsi="Courier New" w:cs="Courier New" w:hint="default"/>
+      </w:rPr>
+    </w:lvl>
+    <w:lvl w:ilvl="2" w:tplc="04190005" w:tentative="1">
+      <w:start w:val="1"/>
+      <w:numFmt w:val="bullet"/>
+      <w:lvlText w:val=""/>
+      <w:lvlJc w:val="left"/>
+      <w:pPr>
+        <w:ind w:left="2160" w:hanging="360"/>
+      </w:pPr>
+      <w:rPr>
+        <w:rFonts w:ascii="Wingdings" w:hAnsi="Wingdings" w:hint="default"/>
+      </w:rPr>
+    </w:lvl>
+    <w:lvl w:ilvl="3" w:tplc="04190001" w:tentative="1">
+      <w:start w:val="1"/>
+      <w:numFmt w:val="bullet"/>
+      <w:lvlText w:val=""/>
+      <w:lvlJc w:val="left"/>
+      <w:pPr>
+        <w:ind w:left="2880" w:hanging="360"/>
+      </w:pPr>
+      <w:rPr>
+        <w:rFonts w:ascii="Symbol" w:hAnsi="Symbol" w:hint="default"/>
+      </w:rPr>
+    </w:lvl>
+    <w:lvl w:ilvl="4" w:tplc="04190003" w:tentative="1">
+      <w:start w:val="1"/>
+      <w:numFmt w:val="bullet"/>
+      <w:lvlText w:val="o"/>
+      <w:lvlJc w:val="left"/>
+      <w:pPr>
+        <w:ind w:left="3600" w:hanging="360"/>
+      </w:pPr>
+      <w:rPr>
+        <w:rFonts w:ascii="Courier New" w:hAnsi="Courier New" w:cs="Courier New" w:hint="default"/>
+      </w:rPr>
+    </w:lvl>
+    <w:lvl w:ilvl="5" w:tplc="04190005" w:tentative="1">
+      <w:start w:val="1"/>
+      <w:numFmt w:val="bullet"/>
+      <w:lvlText w:val=""/>
+      <w:lvlJc w:val="left"/>
+      <w:pPr>
+        <w:ind w:left="4320" w:hanging="360"/>
+      </w:pPr>
+      <w:rPr>
+        <w:rFonts w:ascii="Wingdings" w:hAnsi="Wingdings" w:hint="default"/>
+      </w:rPr>
+    </w:lvl>
+    <w:lvl w:ilvl="6" w:tplc="04190001" w:tentative="1">
+      <w:start w:val="1"/>
+      <w:numFmt w:val="bullet"/>
+      <w:lvlText w:val=""/>
+      <w:lvlJc w:val="left"/>
+      <w:pPr>
+        <w:ind w:left="5040" w:hanging="360"/>
+      </w:pPr>
+      <w:rPr>
+        <w:rFonts w:ascii="Symbol" w:hAnsi="Symbol" w:hint="default"/>
+      </w:rPr>
+    </w:lvl>
+    <w:lvl w:ilvl="7" w:tplc="04190003" w:tentative="1">
+      <w:start w:val="1"/>
+      <w:numFmt w:val="bullet"/>
+      <w:lvlText w:val="o"/>
+      <w:lvlJc w:val="left"/>
+      <w:pPr>
+        <w:ind w:left="5760" w:hanging="360"/>
+      </w:pPr>
+      <w:rPr>
+        <w:rFonts w:ascii="Courier New" w:hAnsi="Courier New" w:cs="Courier New" w:hint="default"/>
+      </w:rPr>
+    </w:lvl>
+    <w:lvl w:ilvl="8" w:tplc="04190005" w:tentative="1">
+      <w:start w:val="1"/>
+      <w:numFmt w:val="bullet"/>
+      <w:lvlText w:val=""/>
+      <w:lvlJc w:val="left"/>
+      <w:pPr>
+        <w:ind w:left="6480" w:hanging="360"/>
+      </w:pPr>
+      <w:rPr>
+        <w:rFonts w:ascii="Wingdings" w:hAnsi="Wingdings" w:hint="default"/>
+      </w:rPr>
+    </w:lvl>
+  </w:abstractNum>
+  <w:abstractNum w:abstractNumId="20" w15:restartNumberingAfterBreak="0">
+    <w:nsid w:val="2F8A7324"/>
+    <w:multiLevelType w:val="hybridMultilevel"/>
+    <w:tmpl w:val="6648402E"/>
+    <w:lvl w:ilvl="0" w:tplc="025E25B4">
+      <w:start w:val="1"/>
+      <w:numFmt w:val="bullet"/>
+      <w:lvlText w:val=""/>
+      <w:lvlJc w:val="left"/>
+      <w:pPr>
+        <w:ind w:left="720" w:hanging="360"/>
+      </w:pPr>
+      <w:rPr>
+        <w:rFonts w:ascii="Symbol" w:hAnsi="Symbol" w:hint="default"/>
+      </w:rPr>
+    </w:lvl>
+    <w:lvl w:ilvl="1" w:tplc="04190003" w:tentative="1">
+      <w:start w:val="1"/>
+      <w:numFmt w:val="bullet"/>
+      <w:lvlText w:val="o"/>
+      <w:lvlJc w:val="left"/>
+      <w:pPr>
+        <w:ind w:left="1440" w:hanging="360"/>
+      </w:pPr>
+      <w:rPr>
+        <w:rFonts w:ascii="Courier New" w:hAnsi="Courier New" w:cs="Courier New" w:hint="default"/>
+      </w:rPr>
+    </w:lvl>
+    <w:lvl w:ilvl="2" w:tplc="04190005" w:tentative="1">
+      <w:start w:val="1"/>
+      <w:numFmt w:val="bullet"/>
+      <w:lvlText w:val=""/>
+      <w:lvlJc w:val="left"/>
+      <w:pPr>
+        <w:ind w:left="2160" w:hanging="360"/>
+      </w:pPr>
+      <w:rPr>
+        <w:rFonts w:ascii="Wingdings" w:hAnsi="Wingdings" w:hint="default"/>
+      </w:rPr>
+    </w:lvl>
+    <w:lvl w:ilvl="3" w:tplc="04190001" w:tentative="1">
+      <w:start w:val="1"/>
+      <w:numFmt w:val="bullet"/>
+      <w:lvlText w:val=""/>
+      <w:lvlJc w:val="left"/>
+      <w:pPr>
+        <w:ind w:left="2880" w:hanging="360"/>
+      </w:pPr>
+      <w:rPr>
+        <w:rFonts w:ascii="Symbol" w:hAnsi="Symbol" w:hint="default"/>
+      </w:rPr>
+    </w:lvl>
+    <w:lvl w:ilvl="4" w:tplc="04190003" w:tentative="1">
+      <w:start w:val="1"/>
+      <w:numFmt w:val="bullet"/>
+      <w:lvlText w:val="o"/>
+      <w:lvlJc w:val="left"/>
+      <w:pPr>
+        <w:ind w:left="3600" w:hanging="360"/>
+      </w:pPr>
+      <w:rPr>
+        <w:rFonts w:ascii="Courier New" w:hAnsi="Courier New" w:cs="Courier New" w:hint="default"/>
+      </w:rPr>
+    </w:lvl>
+    <w:lvl w:ilvl="5" w:tplc="04190005" w:tentative="1">
+      <w:start w:val="1"/>
+      <w:numFmt w:val="bullet"/>
+      <w:lvlText w:val=""/>
+      <w:lvlJc w:val="left"/>
+      <w:pPr>
+        <w:ind w:left="4320" w:hanging="360"/>
+      </w:pPr>
+      <w:rPr>
+        <w:rFonts w:ascii="Wingdings" w:hAnsi="Wingdings" w:hint="default"/>
+      </w:rPr>
+    </w:lvl>
+    <w:lvl w:ilvl="6" w:tplc="04190001" w:tentative="1">
+      <w:start w:val="1"/>
+      <w:numFmt w:val="bullet"/>
+      <w:lvlText w:val=""/>
+      <w:lvlJc w:val="left"/>
+      <w:pPr>
+        <w:ind w:left="5040" w:hanging="360"/>
+      </w:pPr>
+      <w:rPr>
+        <w:rFonts w:ascii="Symbol" w:hAnsi="Symbol" w:hint="default"/>
+      </w:rPr>
+    </w:lvl>
+    <w:lvl w:ilvl="7" w:tplc="04190003" w:tentative="1">
+      <w:start w:val="1"/>
+      <w:numFmt w:val="bullet"/>
+      <w:lvlText w:val="o"/>
+      <w:lvlJc w:val="left"/>
+      <w:pPr>
+        <w:ind w:left="5760" w:hanging="360"/>
+      </w:pPr>
+      <w:rPr>
+        <w:rFonts w:ascii="Courier New" w:hAnsi="Courier New" w:cs="Courier New" w:hint="default"/>
+      </w:rPr>
+    </w:lvl>
+    <w:lvl w:ilvl="8" w:tplc="04190005" w:tentative="1">
+      <w:start w:val="1"/>
+      <w:numFmt w:val="bullet"/>
+      <w:lvlText w:val=""/>
+      <w:lvlJc w:val="left"/>
+      <w:pPr>
+        <w:ind w:left="6480" w:hanging="360"/>
+      </w:pPr>
+      <w:rPr>
+        <w:rFonts w:ascii="Wingdings" w:hAnsi="Wingdings" w:hint="default"/>
+      </w:rPr>
+    </w:lvl>
+  </w:abstractNum>
+  <w:abstractNum w:abstractNumId="21" w15:restartNumberingAfterBreak="0">
+    <w:nsid w:val="32EA060D"/>
+    <w:multiLevelType w:val="hybridMultilevel"/>
+    <w:tmpl w:val="579C5072"/>
+    <w:lvl w:ilvl="0" w:tplc="025E25B4">
+      <w:start w:val="1"/>
+      <w:numFmt w:val="bullet"/>
+      <w:lvlText w:val=""/>
+      <w:lvlJc w:val="left"/>
+      <w:pPr>
+        <w:ind w:left="720" w:hanging="360"/>
+      </w:pPr>
+      <w:rPr>
+        <w:rFonts w:ascii="Symbol" w:hAnsi="Symbol" w:hint="default"/>
+      </w:rPr>
+    </w:lvl>
+    <w:lvl w:ilvl="1" w:tplc="04190003" w:tentative="1">
+      <w:start w:val="1"/>
+      <w:numFmt w:val="bullet"/>
+      <w:lvlText w:val="o"/>
+      <w:lvlJc w:val="left"/>
+      <w:pPr>
+        <w:ind w:left="1440" w:hanging="360"/>
+      </w:pPr>
+      <w:rPr>
+        <w:rFonts w:ascii="Courier New" w:hAnsi="Courier New" w:cs="Courier New" w:hint="default"/>
+      </w:rPr>
+    </w:lvl>
+    <w:lvl w:ilvl="2" w:tplc="04190005" w:tentative="1">
+      <w:start w:val="1"/>
+      <w:numFmt w:val="bullet"/>
+      <w:lvlText w:val=""/>
+      <w:lvlJc w:val="left"/>
+      <w:pPr>
+        <w:ind w:left="2160" w:hanging="360"/>
+      </w:pPr>
+      <w:rPr>
+        <w:rFonts w:ascii="Wingdings" w:hAnsi="Wingdings" w:hint="default"/>
+      </w:rPr>
+    </w:lvl>
+    <w:lvl w:ilvl="3" w:tplc="04190001" w:tentative="1">
+      <w:start w:val="1"/>
+      <w:numFmt w:val="bullet"/>
+      <w:lvlText w:val=""/>
+      <w:lvlJc w:val="left"/>
+      <w:pPr>
+        <w:ind w:left="2880" w:hanging="360"/>
+      </w:pPr>
+      <w:rPr>
+        <w:rFonts w:ascii="Symbol" w:hAnsi="Symbol" w:hint="default"/>
+      </w:rPr>
+    </w:lvl>
+    <w:lvl w:ilvl="4" w:tplc="04190003" w:tentative="1">
+      <w:start w:val="1"/>
+      <w:numFmt w:val="bullet"/>
+      <w:lvlText w:val="o"/>
+      <w:lvlJc w:val="left"/>
+      <w:pPr>
+        <w:ind w:left="3600" w:hanging="360"/>
+      </w:pPr>
+      <w:rPr>
+        <w:rFonts w:ascii="Courier New" w:hAnsi="Courier New" w:cs="Courier New" w:hint="default"/>
+      </w:rPr>
+    </w:lvl>
+    <w:lvl w:ilvl="5" w:tplc="04190005" w:tentative="1">
+      <w:start w:val="1"/>
+      <w:numFmt w:val="bullet"/>
+      <w:lvlText w:val=""/>
+      <w:lvlJc w:val="left"/>
+      <w:pPr>
+        <w:ind w:left="4320" w:hanging="360"/>
+      </w:pPr>
+      <w:rPr>
+        <w:rFonts w:ascii="Wingdings" w:hAnsi="Wingdings" w:hint="default"/>
+      </w:rPr>
+    </w:lvl>
+    <w:lvl w:ilvl="6" w:tplc="04190001" w:tentative="1">
+      <w:start w:val="1"/>
+      <w:numFmt w:val="bullet"/>
+      <w:lvlText w:val=""/>
+      <w:lvlJc w:val="left"/>
+      <w:pPr>
+        <w:ind w:left="5040" w:hanging="360"/>
+      </w:pPr>
+      <w:rPr>
+        <w:rFonts w:ascii="Symbol" w:hAnsi="Symbol" w:hint="default"/>
+      </w:rPr>
+    </w:lvl>
+    <w:lvl w:ilvl="7" w:tplc="04190003" w:tentative="1">
+      <w:start w:val="1"/>
+      <w:numFmt w:val="bullet"/>
+      <w:lvlText w:val="o"/>
+      <w:lvlJc w:val="left"/>
+      <w:pPr>
+        <w:ind w:left="5760" w:hanging="360"/>
+      </w:pPr>
+      <w:rPr>
+        <w:rFonts w:ascii="Courier New" w:hAnsi="Courier New" w:cs="Courier New" w:hint="default"/>
+      </w:rPr>
+    </w:lvl>
+    <w:lvl w:ilvl="8" w:tplc="04190005" w:tentative="1">
+      <w:start w:val="1"/>
+      <w:numFmt w:val="bullet"/>
+      <w:lvlText w:val=""/>
+      <w:lvlJc w:val="left"/>
+      <w:pPr>
+        <w:ind w:left="6480" w:hanging="360"/>
+      </w:pPr>
+      <w:rPr>
+        <w:rFonts w:ascii="Wingdings" w:hAnsi="Wingdings" w:hint="default"/>
+      </w:rPr>
+    </w:lvl>
+  </w:abstractNum>
+  <w:abstractNum w:abstractNumId="22" w15:restartNumberingAfterBreak="0">
+    <w:nsid w:val="33562BAE"/>
+    <w:multiLevelType w:val="hybridMultilevel"/>
+    <w:tmpl w:val="E6AAB44E"/>
+    <w:lvl w:ilvl="0" w:tplc="E3F6E87A">
+      <w:start w:val="1"/>
+      <w:numFmt w:val="bullet"/>
+      <w:lvlText w:val=""/>
+      <w:lvlJc w:val="left"/>
+      <w:pPr>
+        <w:ind w:left="720" w:hanging="360"/>
+      </w:pPr>
+      <w:rPr>
+        <w:rFonts w:ascii="Symbol" w:hAnsi="Symbol" w:hint="default"/>
+      </w:rPr>
+    </w:lvl>
+    <w:lvl w:ilvl="1" w:tplc="04190003" w:tentative="1">
+      <w:start w:val="1"/>
+      <w:numFmt w:val="bullet"/>
+      <w:lvlText w:val="o"/>
+      <w:lvlJc w:val="left"/>
+      <w:pPr>
+        <w:ind w:left="1440" w:hanging="360"/>
+      </w:pPr>
+      <w:rPr>
+        <w:rFonts w:ascii="Courier New" w:hAnsi="Courier New" w:cs="Courier New" w:hint="default"/>
+      </w:rPr>
+    </w:lvl>
+    <w:lvl w:ilvl="2" w:tplc="04190005" w:tentative="1">
+      <w:start w:val="1"/>
+      <w:numFmt w:val="bullet"/>
+      <w:lvlText w:val=""/>
+      <w:lvlJc w:val="left"/>
+      <w:pPr>
+        <w:ind w:left="2160" w:hanging="360"/>
+      </w:pPr>
+      <w:rPr>
+        <w:rFonts w:ascii="Wingdings" w:hAnsi="Wingdings" w:hint="default"/>
+      </w:rPr>
+    </w:lvl>
+    <w:lvl w:ilvl="3" w:tplc="04190001" w:tentative="1">
+      <w:start w:val="1"/>
+      <w:numFmt w:val="bullet"/>
+      <w:lvlText w:val=""/>
+      <w:lvlJc w:val="left"/>
+      <w:pPr>
+        <w:ind w:left="2880" w:hanging="360"/>
+      </w:pPr>
+      <w:rPr>
+        <w:rFonts w:ascii="Symbol" w:hAnsi="Symbol" w:hint="default"/>
+      </w:rPr>
+    </w:lvl>
+    <w:lvl w:ilvl="4" w:tplc="04190003" w:tentative="1">
+      <w:start w:val="1"/>
+      <w:numFmt w:val="bullet"/>
+      <w:lvlText w:val="o"/>
+      <w:lvlJc w:val="left"/>
+      <w:pPr>
+        <w:ind w:left="3600" w:hanging="360"/>
+      </w:pPr>
+      <w:rPr>
+        <w:rFonts w:ascii="Courier New" w:hAnsi="Courier New" w:cs="Courier New" w:hint="default"/>
+      </w:rPr>
+    </w:lvl>
+    <w:lvl w:ilvl="5" w:tplc="04190005" w:tentative="1">
+      <w:start w:val="1"/>
+      <w:numFmt w:val="bullet"/>
+      <w:lvlText w:val=""/>
+      <w:lvlJc w:val="left"/>
+      <w:pPr>
+        <w:ind w:left="4320" w:hanging="360"/>
+      </w:pPr>
+      <w:rPr>
+        <w:rFonts w:ascii="Wingdings" w:hAnsi="Wingdings" w:hint="default"/>
+      </w:rPr>
+    </w:lvl>
+    <w:lvl w:ilvl="6" w:tplc="04190001" w:tentative="1">
+      <w:start w:val="1"/>
+      <w:numFmt w:val="bullet"/>
+      <w:lvlText w:val=""/>
+      <w:lvlJc w:val="left"/>
+      <w:pPr>
+        <w:ind w:left="5040" w:hanging="360"/>
+      </w:pPr>
+      <w:rPr>
+        <w:rFonts w:ascii="Symbol" w:hAnsi="Symbol" w:hint="default"/>
+      </w:rPr>
+    </w:lvl>
+    <w:lvl w:ilvl="7" w:tplc="04190003" w:tentative="1">
+      <w:start w:val="1"/>
+      <w:numFmt w:val="bullet"/>
+      <w:lvlText w:val="o"/>
+      <w:lvlJc w:val="left"/>
+      <w:pPr>
+        <w:ind w:left="5760" w:hanging="360"/>
+      </w:pPr>
+      <w:rPr>
+        <w:rFonts w:ascii="Courier New" w:hAnsi="Courier New" w:cs="Courier New" w:hint="default"/>
+      </w:rPr>
+    </w:lvl>
+    <w:lvl w:ilvl="8" w:tplc="04190005" w:tentative="1">
+      <w:start w:val="1"/>
+      <w:numFmt w:val="bullet"/>
+      <w:lvlText w:val=""/>
+      <w:lvlJc w:val="left"/>
+      <w:pPr>
+        <w:ind w:left="6480" w:hanging="360"/>
+      </w:pPr>
+      <w:rPr>
+        <w:rFonts w:ascii="Wingdings" w:hAnsi="Wingdings" w:hint="default"/>
+      </w:rPr>
+    </w:lvl>
+  </w:abstractNum>
+  <w:abstractNum w:abstractNumId="23" w15:restartNumberingAfterBreak="0">
+    <w:nsid w:val="38277CDD"/>
+    <w:multiLevelType w:val="hybridMultilevel"/>
+    <w:tmpl w:val="0A4A0758"/>
+    <w:lvl w:ilvl="0" w:tplc="E3F6E87A">
+      <w:start w:val="1"/>
+      <w:numFmt w:val="bullet"/>
+      <w:lvlText w:val=""/>
+      <w:lvlJc w:val="left"/>
+      <w:pPr>
+        <w:ind w:left="720" w:hanging="360"/>
+      </w:pPr>
+      <w:rPr>
+        <w:rFonts w:ascii="Symbol" w:hAnsi="Symbol" w:hint="default"/>
+      </w:rPr>
+    </w:lvl>
+    <w:lvl w:ilvl="1" w:tplc="04190003" w:tentative="1">
+      <w:start w:val="1"/>
+      <w:numFmt w:val="bullet"/>
+      <w:lvlText w:val="o"/>
+      <w:lvlJc w:val="left"/>
+      <w:pPr>
+        <w:ind w:left="1440" w:hanging="360"/>
+      </w:pPr>
+      <w:rPr>
+        <w:rFonts w:ascii="Courier New" w:hAnsi="Courier New" w:cs="Courier New" w:hint="default"/>
+      </w:rPr>
+    </w:lvl>
+    <w:lvl w:ilvl="2" w:tplc="04190005" w:tentative="1">
+      <w:start w:val="1"/>
+      <w:numFmt w:val="bullet"/>
+      <w:lvlText w:val=""/>
+      <w:lvlJc w:val="left"/>
+      <w:pPr>
+        <w:ind w:left="2160" w:hanging="360"/>
+      </w:pPr>
+      <w:rPr>
+        <w:rFonts w:ascii="Wingdings" w:hAnsi="Wingdings" w:hint="default"/>
+      </w:rPr>
+    </w:lvl>
+    <w:lvl w:ilvl="3" w:tplc="04190001" w:tentative="1">
+      <w:start w:val="1"/>
+      <w:numFmt w:val="bullet"/>
+      <w:lvlText w:val=""/>
+      <w:lvlJc w:val="left"/>
+      <w:pPr>
+        <w:ind w:left="2880" w:hanging="360"/>
+      </w:pPr>
+      <w:rPr>
+        <w:rFonts w:ascii="Symbol" w:hAnsi="Symbol" w:hint="default"/>
+      </w:rPr>
+    </w:lvl>
+    <w:lvl w:ilvl="4" w:tplc="04190003" w:tentative="1">
+      <w:start w:val="1"/>
+      <w:numFmt w:val="bullet"/>
+      <w:lvlText w:val="o"/>
+      <w:lvlJc w:val="left"/>
+      <w:pPr>
+        <w:ind w:left="3600" w:hanging="360"/>
+      </w:pPr>
+      <w:rPr>
+        <w:rFonts w:ascii="Courier New" w:hAnsi="Courier New" w:cs="Courier New" w:hint="default"/>
+      </w:rPr>
+    </w:lvl>
+    <w:lvl w:ilvl="5" w:tplc="04190005" w:tentative="1">
+      <w:start w:val="1"/>
+      <w:numFmt w:val="bullet"/>
+      <w:lvlText w:val=""/>
+      <w:lvlJc w:val="left"/>
+      <w:pPr>
+        <w:ind w:left="4320" w:hanging="360"/>
+      </w:pPr>
+      <w:rPr>
+        <w:rFonts w:ascii="Wingdings" w:hAnsi="Wingdings" w:hint="default"/>
+      </w:rPr>
+    </w:lvl>
+    <w:lvl w:ilvl="6" w:tplc="04190001" w:tentative="1">
+      <w:start w:val="1"/>
+      <w:numFmt w:val="bullet"/>
+      <w:lvlText w:val=""/>
+      <w:lvlJc w:val="left"/>
+      <w:pPr>
+        <w:ind w:left="5040" w:hanging="360"/>
+      </w:pPr>
+      <w:rPr>
+        <w:rFonts w:ascii="Symbol" w:hAnsi="Symbol" w:hint="default"/>
+      </w:rPr>
+    </w:lvl>
+    <w:lvl w:ilvl="7" w:tplc="04190003" w:tentative="1">
+      <w:start w:val="1"/>
+      <w:numFmt w:val="bullet"/>
+      <w:lvlText w:val="o"/>
+      <w:lvlJc w:val="left"/>
+      <w:pPr>
+        <w:ind w:left="5760" w:hanging="360"/>
+      </w:pPr>
+      <w:rPr>
+        <w:rFonts w:ascii="Courier New" w:hAnsi="Courier New" w:cs="Courier New" w:hint="default"/>
+      </w:rPr>
+    </w:lvl>
+    <w:lvl w:ilvl="8" w:tplc="04190005" w:tentative="1">
+      <w:start w:val="1"/>
+      <w:numFmt w:val="bullet"/>
+      <w:lvlText w:val=""/>
+      <w:lvlJc w:val="left"/>
+      <w:pPr>
+        <w:ind w:left="6480" w:hanging="360"/>
+      </w:pPr>
+      <w:rPr>
+        <w:rFonts w:ascii="Wingdings" w:hAnsi="Wingdings" w:hint="default"/>
+      </w:rPr>
+    </w:lvl>
+  </w:abstractNum>
+  <w:abstractNum w:abstractNumId="24" w15:restartNumberingAfterBreak="0">
+    <w:nsid w:val="3C9D149B"/>
+    <w:multiLevelType w:val="multilevel"/>
+    <w:tmpl w:val="8020DE18"/>
+    <w:lvl w:ilvl="0">
+      <w:start w:val="1"/>
+      <w:numFmt w:val="bullet"/>
+      <w:lvlText w:val=""/>
+      <w:lvlJc w:val="left"/>
+      <w:pPr>
+        <w:tabs>
+          <w:tab w:val="num" w:pos="720"/>
+        </w:tabs>
+        <w:ind w:left="720" w:hanging="360"/>
+      </w:pPr>
+      <w:rPr>
+        <w:rFonts w:ascii="Symbol" w:hAnsi="Symbol" w:hint="default"/>
+        <w:sz w:val="28"/>
+        <w:szCs w:val="30"/>
+      </w:rPr>
+    </w:lvl>
+    <w:lvl w:ilvl="1" w:tentative="1">
+      <w:start w:val="1"/>
+      <w:numFmt w:val="bullet"/>
+      <w:lvlText w:val="o"/>
+      <w:lvlJc w:val="left"/>
+      <w:pPr>
+        <w:tabs>
+          <w:tab w:val="num" w:pos="1440"/>
+        </w:tabs>
+        <w:ind w:left="1440" w:hanging="360"/>
+      </w:pPr>
+      <w:rPr>
+        <w:rFonts w:ascii="Courier New" w:hAnsi="Courier New" w:hint="default"/>
+        <w:sz w:val="20"/>
+      </w:rPr>
+    </w:lvl>
+    <w:lvl w:ilvl="2" w:tentative="1">
+      <w:start w:val="1"/>
+      <w:numFmt w:val="bullet"/>
+      <w:lvlText w:val=""/>
+      <w:lvlJc w:val="left"/>
+      <w:pPr>
+        <w:tabs>
+          <w:tab w:val="num" w:pos="2160"/>
+        </w:tabs>
+        <w:ind w:left="2160" w:hanging="360"/>
+      </w:pPr>
+      <w:rPr>
+        <w:rFonts w:ascii="Wingdings" w:hAnsi="Wingdings" w:hint="default"/>
+        <w:sz w:val="20"/>
+      </w:rPr>
+    </w:lvl>
+    <w:lvl w:ilvl="3" w:tentative="1">
+      <w:start w:val="1"/>
+      <w:numFmt w:val="bullet"/>
+      <w:lvlText w:val=""/>
+      <w:lvlJc w:val="left"/>
+      <w:pPr>
+        <w:tabs>
+          <w:tab w:val="num" w:pos="2880"/>
+        </w:tabs>
+        <w:ind w:left="2880" w:hanging="360"/>
+      </w:pPr>
+      <w:rPr>
+        <w:rFonts w:ascii="Wingdings" w:hAnsi="Wingdings" w:hint="default"/>
+        <w:sz w:val="20"/>
+      </w:rPr>
+    </w:lvl>
+    <w:lvl w:ilvl="4" w:tentative="1">
+      <w:start w:val="1"/>
+      <w:numFmt w:val="bullet"/>
+      <w:lvlText w:val=""/>
+      <w:lvlJc w:val="left"/>
+      <w:pPr>
+        <w:tabs>
+          <w:tab w:val="num" w:pos="3600"/>
+        </w:tabs>
+        <w:ind w:left="3600" w:hanging="360"/>
+      </w:pPr>
+      <w:rPr>
+        <w:rFonts w:ascii="Wingdings" w:hAnsi="Wingdings" w:hint="default"/>
+        <w:sz w:val="20"/>
+      </w:rPr>
+    </w:lvl>
+    <w:lvl w:ilvl="5" w:tentative="1">
+      <w:start w:val="1"/>
+      <w:numFmt w:val="bullet"/>
+      <w:lvlText w:val=""/>
+      <w:lvlJc w:val="left"/>
+      <w:pPr>
+        <w:tabs>
+          <w:tab w:val="num" w:pos="4320"/>
+        </w:tabs>
+        <w:ind w:left="4320" w:hanging="360"/>
+      </w:pPr>
+      <w:rPr>
+        <w:rFonts w:ascii="Wingdings" w:hAnsi="Wingdings" w:hint="default"/>
+        <w:sz w:val="20"/>
+      </w:rPr>
+    </w:lvl>
+    <w:lvl w:ilvl="6" w:tentative="1">
+      <w:start w:val="1"/>
+      <w:numFmt w:val="bullet"/>
+      <w:lvlText w:val=""/>
+      <w:lvlJc w:val="left"/>
+      <w:pPr>
+        <w:tabs>
+          <w:tab w:val="num" w:pos="5040"/>
+        </w:tabs>
+        <w:ind w:left="5040" w:hanging="360"/>
+      </w:pPr>
+      <w:rPr>
+        <w:rFonts w:ascii="Wingdings" w:hAnsi="Wingdings" w:hint="default"/>
+        <w:sz w:val="20"/>
+      </w:rPr>
+    </w:lvl>
+    <w:lvl w:ilvl="7" w:tentative="1">
+      <w:start w:val="1"/>
+      <w:numFmt w:val="bullet"/>
+      <w:lvlText w:val=""/>
+      <w:lvlJc w:val="left"/>
+      <w:pPr>
+        <w:tabs>
+          <w:tab w:val="num" w:pos="5760"/>
+        </w:tabs>
+        <w:ind w:left="5760" w:hanging="360"/>
+      </w:pPr>
+      <w:rPr>
+        <w:rFonts w:ascii="Wingdings" w:hAnsi="Wingdings" w:hint="default"/>
+        <w:sz w:val="20"/>
+      </w:rPr>
+    </w:lvl>
+    <w:lvl w:ilvl="8" w:tentative="1">
+      <w:start w:val="1"/>
+      <w:numFmt w:val="bullet"/>
+      <w:lvlText w:val=""/>
+      <w:lvlJc w:val="left"/>
+      <w:pPr>
+        <w:tabs>
+          <w:tab w:val="num" w:pos="6480"/>
+        </w:tabs>
+        <w:ind w:left="6480" w:hanging="360"/>
+      </w:pPr>
+      <w:rPr>
+        <w:rFonts w:ascii="Wingdings" w:hAnsi="Wingdings" w:hint="default"/>
+        <w:sz w:val="20"/>
+      </w:rPr>
+    </w:lvl>
+  </w:abstractNum>
+  <w:abstractNum w:abstractNumId="25" w15:restartNumberingAfterBreak="0">
+    <w:nsid w:val="3F6A0A00"/>
+    <w:multiLevelType w:val="hybridMultilevel"/>
+    <w:tmpl w:val="B0F8A04C"/>
+    <w:lvl w:ilvl="0" w:tplc="025E25B4">
+      <w:start w:val="1"/>
+      <w:numFmt w:val="bullet"/>
+      <w:lvlText w:val=""/>
+      <w:lvlJc w:val="left"/>
+      <w:pPr>
+        <w:ind w:left="720" w:hanging="360"/>
+      </w:pPr>
+      <w:rPr>
+        <w:rFonts w:ascii="Symbol" w:hAnsi="Symbol" w:hint="default"/>
+      </w:rPr>
+    </w:lvl>
+    <w:lvl w:ilvl="1" w:tplc="04190003" w:tentative="1">
+      <w:start w:val="1"/>
+      <w:numFmt w:val="bullet"/>
+      <w:lvlText w:val="o"/>
+      <w:lvlJc w:val="left"/>
+      <w:pPr>
+        <w:ind w:left="1440" w:hanging="360"/>
+      </w:pPr>
+      <w:rPr>
+        <w:rFonts w:ascii="Courier New" w:hAnsi="Courier New" w:cs="Courier New" w:hint="default"/>
+      </w:rPr>
+    </w:lvl>
+    <w:lvl w:ilvl="2" w:tplc="04190005" w:tentative="1">
+      <w:start w:val="1"/>
+      <w:numFmt w:val="bullet"/>
+      <w:lvlText w:val=""/>
+      <w:lvlJc w:val="left"/>
+      <w:pPr>
+        <w:ind w:left="2160" w:hanging="360"/>
+      </w:pPr>
+      <w:rPr>
+        <w:rFonts w:ascii="Wingdings" w:hAnsi="Wingdings" w:hint="default"/>
+      </w:rPr>
+    </w:lvl>
+    <w:lvl w:ilvl="3" w:tplc="04190001" w:tentative="1">
+      <w:start w:val="1"/>
+      <w:numFmt w:val="bullet"/>
+      <w:lvlText w:val=""/>
+      <w:lvlJc w:val="left"/>
+      <w:pPr>
+        <w:ind w:left="2880" w:hanging="360"/>
+      </w:pPr>
+      <w:rPr>
+        <w:rFonts w:ascii="Symbol" w:hAnsi="Symbol" w:hint="default"/>
+      </w:rPr>
+    </w:lvl>
+    <w:lvl w:ilvl="4" w:tplc="04190003" w:tentative="1">
+      <w:start w:val="1"/>
+      <w:numFmt w:val="bullet"/>
+      <w:lvlText w:val="o"/>
+      <w:lvlJc w:val="left"/>
+      <w:pPr>
+        <w:ind w:left="3600" w:hanging="360"/>
+      </w:pPr>
+      <w:rPr>
+        <w:rFonts w:ascii="Courier New" w:hAnsi="Courier New" w:cs="Courier New" w:hint="default"/>
+      </w:rPr>
+    </w:lvl>
+    <w:lvl w:ilvl="5" w:tplc="04190005" w:tentative="1">
+      <w:start w:val="1"/>
+      <w:numFmt w:val="bullet"/>
+      <w:lvlText w:val=""/>
+      <w:lvlJc w:val="left"/>
+      <w:pPr>
+        <w:ind w:left="4320" w:hanging="360"/>
+      </w:pPr>
+      <w:rPr>
+        <w:rFonts w:ascii="Wingdings" w:hAnsi="Wingdings" w:hint="default"/>
+      </w:rPr>
+    </w:lvl>
+    <w:lvl w:ilvl="6" w:tplc="04190001" w:tentative="1">
+      <w:start w:val="1"/>
+      <w:numFmt w:val="bullet"/>
+      <w:lvlText w:val=""/>
+      <w:lvlJc w:val="left"/>
+      <w:pPr>
+        <w:ind w:left="5040" w:hanging="360"/>
+      </w:pPr>
+      <w:rPr>
+        <w:rFonts w:ascii="Symbol" w:hAnsi="Symbol" w:hint="default"/>
+      </w:rPr>
+    </w:lvl>
+    <w:lvl w:ilvl="7" w:tplc="04190003" w:tentative="1">
+      <w:start w:val="1"/>
+      <w:numFmt w:val="bullet"/>
+      <w:lvlText w:val="o"/>
+      <w:lvlJc w:val="left"/>
+      <w:pPr>
+        <w:ind w:left="5760" w:hanging="360"/>
+      </w:pPr>
+      <w:rPr>
+        <w:rFonts w:ascii="Courier New" w:hAnsi="Courier New" w:cs="Courier New" w:hint="default"/>
+      </w:rPr>
+    </w:lvl>
+    <w:lvl w:ilvl="8" w:tplc="04190005" w:tentative="1">
+      <w:start w:val="1"/>
+      <w:numFmt w:val="bullet"/>
+      <w:lvlText w:val=""/>
+      <w:lvlJc w:val="left"/>
+      <w:pPr>
+        <w:ind w:left="6480" w:hanging="360"/>
+      </w:pPr>
+      <w:rPr>
+        <w:rFonts w:ascii="Wingdings" w:hAnsi="Wingdings" w:hint="default"/>
+      </w:rPr>
+    </w:lvl>
+  </w:abstractNum>
+  <w:abstractNum w:abstractNumId="26" w15:restartNumberingAfterBreak="0">
+    <w:nsid w:val="3F932FE6"/>
+    <w:multiLevelType w:val="hybridMultilevel"/>
+    <w:tmpl w:val="74CC56A0"/>
+    <w:lvl w:ilvl="0" w:tplc="E3F6E87A">
+      <w:start w:val="1"/>
+      <w:numFmt w:val="bullet"/>
+      <w:lvlText w:val=""/>
+      <w:lvlJc w:val="left"/>
+      <w:pPr>
+        <w:ind w:left="720" w:hanging="360"/>
+      </w:pPr>
+      <w:rPr>
+        <w:rFonts w:ascii="Symbol" w:hAnsi="Symbol" w:hint="default"/>
+      </w:rPr>
+    </w:lvl>
+    <w:lvl w:ilvl="1" w:tplc="04190003" w:tentative="1">
+      <w:start w:val="1"/>
+      <w:numFmt w:val="bullet"/>
+      <w:lvlText w:val="o"/>
+      <w:lvlJc w:val="left"/>
+      <w:pPr>
+        <w:ind w:left="1440" w:hanging="360"/>
+      </w:pPr>
+      <w:rPr>
+        <w:rFonts w:ascii="Courier New" w:hAnsi="Courier New" w:cs="Courier New" w:hint="default"/>
+      </w:rPr>
+    </w:lvl>
+    <w:lvl w:ilvl="2" w:tplc="04190005" w:tentative="1">
+      <w:start w:val="1"/>
+      <w:numFmt w:val="bullet"/>
+      <w:lvlText w:val=""/>
+      <w:lvlJc w:val="left"/>
+      <w:pPr>
+        <w:ind w:left="2160" w:hanging="360"/>
+      </w:pPr>
+      <w:rPr>
+        <w:rFonts w:ascii="Wingdings" w:hAnsi="Wingdings" w:hint="default"/>
+      </w:rPr>
+    </w:lvl>
+    <w:lvl w:ilvl="3" w:tplc="04190001" w:tentative="1">
+      <w:start w:val="1"/>
+      <w:numFmt w:val="bullet"/>
+      <w:lvlText w:val=""/>
+      <w:lvlJc w:val="left"/>
+      <w:pPr>
+        <w:ind w:left="2880" w:hanging="360"/>
+      </w:pPr>
+      <w:rPr>
+        <w:rFonts w:ascii="Symbol" w:hAnsi="Symbol" w:hint="default"/>
+      </w:rPr>
+    </w:lvl>
+    <w:lvl w:ilvl="4" w:tplc="04190003" w:tentative="1">
+      <w:start w:val="1"/>
+      <w:numFmt w:val="bullet"/>
+      <w:lvlText w:val="o"/>
+      <w:lvlJc w:val="left"/>
+      <w:pPr>
+        <w:ind w:left="3600" w:hanging="360"/>
+      </w:pPr>
+      <w:rPr>
+        <w:rFonts w:ascii="Courier New" w:hAnsi="Courier New" w:cs="Courier New" w:hint="default"/>
+      </w:rPr>
+    </w:lvl>
+    <w:lvl w:ilvl="5" w:tplc="04190005" w:tentative="1">
+      <w:start w:val="1"/>
+      <w:numFmt w:val="bullet"/>
+      <w:lvlText w:val=""/>
+      <w:lvlJc w:val="left"/>
+      <w:pPr>
+        <w:ind w:left="4320" w:hanging="360"/>
+      </w:pPr>
+      <w:rPr>
+        <w:rFonts w:ascii="Wingdings" w:hAnsi="Wingdings" w:hint="default"/>
+      </w:rPr>
+    </w:lvl>
+    <w:lvl w:ilvl="6" w:tplc="04190001" w:tentative="1">
+      <w:start w:val="1"/>
+      <w:numFmt w:val="bullet"/>
+      <w:lvlText w:val=""/>
+      <w:lvlJc w:val="left"/>
+      <w:pPr>
+        <w:ind w:left="5040" w:hanging="360"/>
+      </w:pPr>
+      <w:rPr>
+        <w:rFonts w:ascii="Symbol" w:hAnsi="Symbol" w:hint="default"/>
+      </w:rPr>
+    </w:lvl>
+    <w:lvl w:ilvl="7" w:tplc="04190003" w:tentative="1">
+      <w:start w:val="1"/>
+      <w:numFmt w:val="bullet"/>
+      <w:lvlText w:val="o"/>
+      <w:lvlJc w:val="left"/>
+      <w:pPr>
+        <w:ind w:left="5760" w:hanging="360"/>
+      </w:pPr>
+      <w:rPr>
+        <w:rFonts w:ascii="Courier New" w:hAnsi="Courier New" w:cs="Courier New" w:hint="default"/>
+      </w:rPr>
+    </w:lvl>
+    <w:lvl w:ilvl="8" w:tplc="04190005" w:tentative="1">
+      <w:start w:val="1"/>
+      <w:numFmt w:val="bullet"/>
+      <w:lvlText w:val=""/>
+      <w:lvlJc w:val="left"/>
+      <w:pPr>
+        <w:ind w:left="6480" w:hanging="360"/>
+      </w:pPr>
+      <w:rPr>
+        <w:rFonts w:ascii="Wingdings" w:hAnsi="Wingdings" w:hint="default"/>
+      </w:rPr>
+    </w:lvl>
+  </w:abstractNum>
+  <w:abstractNum w:abstractNumId="27" w15:restartNumberingAfterBreak="0">
+    <w:nsid w:val="40287D68"/>
+    <w:multiLevelType w:val="hybridMultilevel"/>
+    <w:tmpl w:val="CAFEEA02"/>
+    <w:lvl w:ilvl="0" w:tplc="E3F6E87A">
+      <w:start w:val="1"/>
+      <w:numFmt w:val="bullet"/>
+      <w:lvlText w:val=""/>
+      <w:lvlJc w:val="left"/>
+      <w:pPr>
+        <w:ind w:left="720" w:hanging="360"/>
+      </w:pPr>
+      <w:rPr>
+        <w:rFonts w:ascii="Symbol" w:hAnsi="Symbol" w:hint="default"/>
+      </w:rPr>
+    </w:lvl>
+    <w:lvl w:ilvl="1" w:tplc="04190003" w:tentative="1">
+      <w:start w:val="1"/>
+      <w:numFmt w:val="bullet"/>
+      <w:lvlText w:val="o"/>
+      <w:lvlJc w:val="left"/>
+      <w:pPr>
+        <w:ind w:left="1440" w:hanging="360"/>
+      </w:pPr>
+      <w:rPr>
+        <w:rFonts w:ascii="Courier New" w:hAnsi="Courier New" w:cs="Courier New" w:hint="default"/>
+      </w:rPr>
+    </w:lvl>
+    <w:lvl w:ilvl="2" w:tplc="04190005" w:tentative="1">
+      <w:start w:val="1"/>
+      <w:numFmt w:val="bullet"/>
+      <w:lvlText w:val=""/>
+      <w:lvlJc w:val="left"/>
+      <w:pPr>
+        <w:ind w:left="2160" w:hanging="360"/>
+      </w:pPr>
+      <w:rPr>
+        <w:rFonts w:ascii="Wingdings" w:hAnsi="Wingdings" w:hint="default"/>
+      </w:rPr>
+    </w:lvl>
+    <w:lvl w:ilvl="3" w:tplc="04190001" w:tentative="1">
+      <w:start w:val="1"/>
+      <w:numFmt w:val="bullet"/>
+      <w:lvlText w:val=""/>
+      <w:lvlJc w:val="left"/>
+      <w:pPr>
+        <w:ind w:left="2880" w:hanging="360"/>
+      </w:pPr>
+      <w:rPr>
+        <w:rFonts w:ascii="Symbol" w:hAnsi="Symbol" w:hint="default"/>
+      </w:rPr>
+    </w:lvl>
+    <w:lvl w:ilvl="4" w:tplc="04190003" w:tentative="1">
+      <w:start w:val="1"/>
+      <w:numFmt w:val="bullet"/>
+      <w:lvlText w:val="o"/>
+      <w:lvlJc w:val="left"/>
+      <w:pPr>
+        <w:ind w:left="3600" w:hanging="360"/>
+      </w:pPr>
+      <w:rPr>
+        <w:rFonts w:ascii="Courier New" w:hAnsi="Courier New" w:cs="Courier New" w:hint="default"/>
+      </w:rPr>
+    </w:lvl>
+    <w:lvl w:ilvl="5" w:tplc="04190005" w:tentative="1">
+      <w:start w:val="1"/>
+      <w:numFmt w:val="bullet"/>
+      <w:lvlText w:val=""/>
+      <w:lvlJc w:val="left"/>
+      <w:pPr>
+        <w:ind w:left="4320" w:hanging="360"/>
+      </w:pPr>
+      <w:rPr>
+        <w:rFonts w:ascii="Wingdings" w:hAnsi="Wingdings" w:hint="default"/>
+      </w:rPr>
+    </w:lvl>
+    <w:lvl w:ilvl="6" w:tplc="04190001" w:tentative="1">
+      <w:start w:val="1"/>
+      <w:numFmt w:val="bullet"/>
+      <w:lvlText w:val=""/>
+      <w:lvlJc w:val="left"/>
+      <w:pPr>
+        <w:ind w:left="5040" w:hanging="360"/>
+      </w:pPr>
+      <w:rPr>
+        <w:rFonts w:ascii="Symbol" w:hAnsi="Symbol" w:hint="default"/>
+      </w:rPr>
+    </w:lvl>
+    <w:lvl w:ilvl="7" w:tplc="04190003" w:tentative="1">
+      <w:start w:val="1"/>
+      <w:numFmt w:val="bullet"/>
+      <w:lvlText w:val="o"/>
+      <w:lvlJc w:val="left"/>
+      <w:pPr>
+        <w:ind w:left="5760" w:hanging="360"/>
+      </w:pPr>
+      <w:rPr>
+        <w:rFonts w:ascii="Courier New" w:hAnsi="Courier New" w:cs="Courier New" w:hint="default"/>
+      </w:rPr>
+    </w:lvl>
+    <w:lvl w:ilvl="8" w:tplc="04190005" w:tentative="1">
+      <w:start w:val="1"/>
+      <w:numFmt w:val="bullet"/>
+      <w:lvlText w:val=""/>
+      <w:lvlJc w:val="left"/>
+      <w:pPr>
+        <w:ind w:left="6480" w:hanging="360"/>
+      </w:pPr>
+      <w:rPr>
+        <w:rFonts w:ascii="Wingdings" w:hAnsi="Wingdings" w:hint="default"/>
+      </w:rPr>
+    </w:lvl>
+  </w:abstractNum>
+  <w:abstractNum w:abstractNumId="28" w15:restartNumberingAfterBreak="0">
+    <w:nsid w:val="418A02CB"/>
+    <w:multiLevelType w:val="hybridMultilevel"/>
+    <w:tmpl w:val="84181880"/>
+    <w:lvl w:ilvl="0" w:tplc="04190001">
+      <w:start w:val="1"/>
+      <w:numFmt w:val="bullet"/>
+      <w:lvlText w:val=""/>
+      <w:lvlJc w:val="left"/>
+      <w:pPr>
+        <w:ind w:left="720" w:hanging="360"/>
+      </w:pPr>
+      <w:rPr>
+        <w:rFonts w:ascii="Symbol" w:hAnsi="Symbol" w:hint="default"/>
+      </w:rPr>
+    </w:lvl>
+    <w:lvl w:ilvl="1" w:tplc="04190003" w:tentative="1">
+      <w:start w:val="1"/>
+      <w:numFmt w:val="bullet"/>
+      <w:lvlText w:val="o"/>
+      <w:lvlJc w:val="left"/>
+      <w:pPr>
+        <w:ind w:left="1440" w:hanging="360"/>
+      </w:pPr>
+      <w:rPr>
+        <w:rFonts w:ascii="Courier New" w:hAnsi="Courier New" w:cs="Courier New" w:hint="default"/>
+      </w:rPr>
+    </w:lvl>
+    <w:lvl w:ilvl="2" w:tplc="04190005" w:tentative="1">
+      <w:start w:val="1"/>
+      <w:numFmt w:val="bullet"/>
+      <w:lvlText w:val=""/>
+      <w:lvlJc w:val="left"/>
+      <w:pPr>
+        <w:ind w:left="2160" w:hanging="360"/>
+      </w:pPr>
+      <w:rPr>
+        <w:rFonts w:ascii="Wingdings" w:hAnsi="Wingdings" w:hint="default"/>
+      </w:rPr>
+    </w:lvl>
+    <w:lvl w:ilvl="3" w:tplc="04190001" w:tentative="1">
+      <w:start w:val="1"/>
+      <w:numFmt w:val="bullet"/>
+      <w:lvlText w:val=""/>
+      <w:lvlJc w:val="left"/>
+      <w:pPr>
+        <w:ind w:left="2880" w:hanging="360"/>
+      </w:pPr>
+      <w:rPr>
+        <w:rFonts w:ascii="Symbol" w:hAnsi="Symbol" w:hint="default"/>
+      </w:rPr>
+    </w:lvl>
+    <w:lvl w:ilvl="4" w:tplc="04190003" w:tentative="1">
+      <w:start w:val="1"/>
+      <w:numFmt w:val="bullet"/>
+      <w:lvlText w:val="o"/>
+      <w:lvlJc w:val="left"/>
+      <w:pPr>
+        <w:ind w:left="3600" w:hanging="360"/>
+      </w:pPr>
+      <w:rPr>
+        <w:rFonts w:ascii="Courier New" w:hAnsi="Courier New" w:cs="Courier New" w:hint="default"/>
+      </w:rPr>
+    </w:lvl>
+    <w:lvl w:ilvl="5" w:tplc="04190005" w:tentative="1">
+      <w:start w:val="1"/>
+      <w:numFmt w:val="bullet"/>
+      <w:lvlText w:val=""/>
+      <w:lvlJc w:val="left"/>
+      <w:pPr>
+        <w:ind w:left="4320" w:hanging="360"/>
+      </w:pPr>
+      <w:rPr>
+        <w:rFonts w:ascii="Wingdings" w:hAnsi="Wingdings" w:hint="default"/>
+      </w:rPr>
+    </w:lvl>
+    <w:lvl w:ilvl="6" w:tplc="04190001" w:tentative="1">
+      <w:start w:val="1"/>
+      <w:numFmt w:val="bullet"/>
+      <w:lvlText w:val=""/>
+      <w:lvlJc w:val="left"/>
+      <w:pPr>
+        <w:ind w:left="5040" w:hanging="360"/>
+      </w:pPr>
+      <w:rPr>
+        <w:rFonts w:ascii="Symbol" w:hAnsi="Symbol" w:hint="default"/>
+      </w:rPr>
+    </w:lvl>
+    <w:lvl w:ilvl="7" w:tplc="04190003" w:tentative="1">
+      <w:start w:val="1"/>
+      <w:numFmt w:val="bullet"/>
+      <w:lvlText w:val="o"/>
+      <w:lvlJc w:val="left"/>
+      <w:pPr>
+        <w:ind w:left="5760" w:hanging="360"/>
+      </w:pPr>
+      <w:rPr>
+        <w:rFonts w:ascii="Courier New" w:hAnsi="Courier New" w:cs="Courier New" w:hint="default"/>
+      </w:rPr>
+    </w:lvl>
+    <w:lvl w:ilvl="8" w:tplc="04190005" w:tentative="1">
+      <w:start w:val="1"/>
+      <w:numFmt w:val="bullet"/>
+      <w:lvlText w:val=""/>
+      <w:lvlJc w:val="left"/>
+      <w:pPr>
+        <w:ind w:left="6480" w:hanging="360"/>
+      </w:pPr>
+      <w:rPr>
+        <w:rFonts w:ascii="Wingdings" w:hAnsi="Wingdings" w:hint="default"/>
+      </w:rPr>
+    </w:lvl>
+  </w:abstractNum>
+  <w:abstractNum w:abstractNumId="29" w15:restartNumberingAfterBreak="0">
+    <w:nsid w:val="41B17840"/>
+    <w:multiLevelType w:val="hybridMultilevel"/>
+    <w:tmpl w:val="18A61680"/>
+    <w:lvl w:ilvl="0" w:tplc="025E25B4">
+      <w:start w:val="1"/>
+      <w:numFmt w:val="bullet"/>
+      <w:lvlText w:val=""/>
+      <w:lvlJc w:val="left"/>
+      <w:pPr>
+        <w:ind w:left="720" w:hanging="360"/>
+      </w:pPr>
+      <w:rPr>
+        <w:rFonts w:ascii="Symbol" w:hAnsi="Symbol" w:hint="default"/>
+      </w:rPr>
+    </w:lvl>
+    <w:lvl w:ilvl="1" w:tplc="04190003" w:tentative="1">
+      <w:start w:val="1"/>
+      <w:numFmt w:val="bullet"/>
+      <w:lvlText w:val="o"/>
+      <w:lvlJc w:val="left"/>
+      <w:pPr>
+        <w:ind w:left="1440" w:hanging="360"/>
+      </w:pPr>
+      <w:rPr>
+        <w:rFonts w:ascii="Courier New" w:hAnsi="Courier New" w:cs="Courier New" w:hint="default"/>
+      </w:rPr>
+    </w:lvl>
+    <w:lvl w:ilvl="2" w:tplc="04190005" w:tentative="1">
+      <w:start w:val="1"/>
+      <w:numFmt w:val="bullet"/>
+      <w:lvlText w:val=""/>
+      <w:lvlJc w:val="left"/>
+      <w:pPr>
+        <w:ind w:left="2160" w:hanging="360"/>
+      </w:pPr>
+      <w:rPr>
+        <w:rFonts w:ascii="Wingdings" w:hAnsi="Wingdings" w:hint="default"/>
+      </w:rPr>
+    </w:lvl>
+    <w:lvl w:ilvl="3" w:tplc="04190001" w:tentative="1">
+      <w:start w:val="1"/>
+      <w:numFmt w:val="bullet"/>
+      <w:lvlText w:val=""/>
+      <w:lvlJc w:val="left"/>
+      <w:pPr>
+        <w:ind w:left="2880" w:hanging="360"/>
+      </w:pPr>
+      <w:rPr>
+        <w:rFonts w:ascii="Symbol" w:hAnsi="Symbol" w:hint="default"/>
+      </w:rPr>
+    </w:lvl>
+    <w:lvl w:ilvl="4" w:tplc="04190003" w:tentative="1">
+      <w:start w:val="1"/>
+      <w:numFmt w:val="bullet"/>
+      <w:lvlText w:val="o"/>
+      <w:lvlJc w:val="left"/>
+      <w:pPr>
+        <w:ind w:left="3600" w:hanging="360"/>
+      </w:pPr>
+      <w:rPr>
+        <w:rFonts w:ascii="Courier New" w:hAnsi="Courier New" w:cs="Courier New" w:hint="default"/>
+      </w:rPr>
+    </w:lvl>
+    <w:lvl w:ilvl="5" w:tplc="04190005" w:tentative="1">
+      <w:start w:val="1"/>
+      <w:numFmt w:val="bullet"/>
+      <w:lvlText w:val=""/>
+      <w:lvlJc w:val="left"/>
+      <w:pPr>
+        <w:ind w:left="4320" w:hanging="360"/>
+      </w:pPr>
+      <w:rPr>
+        <w:rFonts w:ascii="Wingdings" w:hAnsi="Wingdings" w:hint="default"/>
+      </w:rPr>
+    </w:lvl>
+    <w:lvl w:ilvl="6" w:tplc="04190001" w:tentative="1">
+      <w:start w:val="1"/>
+      <w:numFmt w:val="bullet"/>
+      <w:lvlText w:val=""/>
+      <w:lvlJc w:val="left"/>
+      <w:pPr>
+        <w:ind w:left="5040" w:hanging="360"/>
+      </w:pPr>
+      <w:rPr>
+        <w:rFonts w:ascii="Symbol" w:hAnsi="Symbol" w:hint="default"/>
+      </w:rPr>
+    </w:lvl>
+    <w:lvl w:ilvl="7" w:tplc="04190003" w:tentative="1">
+      <w:start w:val="1"/>
+      <w:numFmt w:val="bullet"/>
+      <w:lvlText w:val="o"/>
+      <w:lvlJc w:val="left"/>
+      <w:pPr>
+        <w:ind w:left="5760" w:hanging="360"/>
+      </w:pPr>
+      <w:rPr>
+        <w:rFonts w:ascii="Courier New" w:hAnsi="Courier New" w:cs="Courier New" w:hint="default"/>
+      </w:rPr>
+    </w:lvl>
+    <w:lvl w:ilvl="8" w:tplc="04190005" w:tentative="1">
+      <w:start w:val="1"/>
+      <w:numFmt w:val="bullet"/>
+      <w:lvlText w:val=""/>
+      <w:lvlJc w:val="left"/>
+      <w:pPr>
+        <w:ind w:left="6480" w:hanging="360"/>
+      </w:pPr>
+      <w:rPr>
+        <w:rFonts w:ascii="Wingdings" w:hAnsi="Wingdings" w:hint="default"/>
+      </w:rPr>
+    </w:lvl>
+  </w:abstractNum>
+  <w:abstractNum w:abstractNumId="30" w15:restartNumberingAfterBreak="0">
+    <w:nsid w:val="46AF6F82"/>
+    <w:multiLevelType w:val="multilevel"/>
+    <w:tmpl w:val="4BC8A5D6"/>
+    <w:lvl w:ilvl="0">
+      <w:start w:val="1"/>
+      <w:numFmt w:val="bullet"/>
+      <w:lvlText w:val=""/>
+      <w:lvlJc w:val="left"/>
+      <w:pPr>
+        <w:tabs>
+          <w:tab w:val="num" w:pos="720"/>
+        </w:tabs>
+        <w:ind w:left="720" w:hanging="360"/>
+      </w:pPr>
+      <w:rPr>
+        <w:rFonts w:ascii="Symbol" w:hAnsi="Symbol" w:hint="default"/>
+        <w:sz w:val="28"/>
+        <w:szCs w:val="28"/>
+      </w:rPr>
+    </w:lvl>
+    <w:lvl w:ilvl="1" w:tentative="1">
+      <w:start w:val="1"/>
+      <w:numFmt w:val="bullet"/>
+      <w:lvlText w:val="o"/>
+      <w:lvlJc w:val="left"/>
+      <w:pPr>
+        <w:tabs>
+          <w:tab w:val="num" w:pos="1440"/>
+        </w:tabs>
+        <w:ind w:left="1440" w:hanging="360"/>
+      </w:pPr>
+      <w:rPr>
+        <w:rFonts w:ascii="Courier New" w:hAnsi="Courier New" w:hint="default"/>
+        <w:sz w:val="20"/>
+      </w:rPr>
+    </w:lvl>
+    <w:lvl w:ilvl="2" w:tentative="1">
+      <w:start w:val="1"/>
+      <w:numFmt w:val="bullet"/>
+      <w:lvlText w:val=""/>
+      <w:lvlJc w:val="left"/>
+      <w:pPr>
+        <w:tabs>
+          <w:tab w:val="num" w:pos="2160"/>
+        </w:tabs>
+        <w:ind w:left="2160" w:hanging="360"/>
+      </w:pPr>
+      <w:rPr>
+        <w:rFonts w:ascii="Wingdings" w:hAnsi="Wingdings" w:hint="default"/>
+        <w:sz w:val="20"/>
+      </w:rPr>
+    </w:lvl>
+    <w:lvl w:ilvl="3" w:tentative="1">
+      <w:start w:val="1"/>
+      <w:numFmt w:val="bullet"/>
+      <w:lvlText w:val=""/>
+      <w:lvlJc w:val="left"/>
+      <w:pPr>
+        <w:tabs>
+          <w:tab w:val="num" w:pos="2880"/>
+        </w:tabs>
+        <w:ind w:left="2880" w:hanging="360"/>
+      </w:pPr>
+      <w:rPr>
+        <w:rFonts w:ascii="Wingdings" w:hAnsi="Wingdings" w:hint="default"/>
+        <w:sz w:val="20"/>
+      </w:rPr>
+    </w:lvl>
+    <w:lvl w:ilvl="4" w:tentative="1">
+      <w:start w:val="1"/>
+      <w:numFmt w:val="bullet"/>
+      <w:lvlText w:val=""/>
+      <w:lvlJc w:val="left"/>
+      <w:pPr>
+        <w:tabs>
+          <w:tab w:val="num" w:pos="3600"/>
+        </w:tabs>
+        <w:ind w:left="3600" w:hanging="360"/>
+      </w:pPr>
+      <w:rPr>
+        <w:rFonts w:ascii="Wingdings" w:hAnsi="Wingdings" w:hint="default"/>
+        <w:sz w:val="20"/>
+      </w:rPr>
+    </w:lvl>
+    <w:lvl w:ilvl="5" w:tentative="1">
+      <w:start w:val="1"/>
+      <w:numFmt w:val="bullet"/>
+      <w:lvlText w:val=""/>
+      <w:lvlJc w:val="left"/>
+      <w:pPr>
+        <w:tabs>
+          <w:tab w:val="num" w:pos="4320"/>
+        </w:tabs>
+        <w:ind w:left="4320" w:hanging="360"/>
+      </w:pPr>
+      <w:rPr>
+        <w:rFonts w:ascii="Wingdings" w:hAnsi="Wingdings" w:hint="default"/>
+        <w:sz w:val="20"/>
+      </w:rPr>
+    </w:lvl>
+    <w:lvl w:ilvl="6" w:tentative="1">
+      <w:start w:val="1"/>
+      <w:numFmt w:val="bullet"/>
+      <w:lvlText w:val=""/>
+      <w:lvlJc w:val="left"/>
+      <w:pPr>
+        <w:tabs>
+          <w:tab w:val="num" w:pos="5040"/>
+        </w:tabs>
+        <w:ind w:left="5040" w:hanging="360"/>
+      </w:pPr>
+      <w:rPr>
+        <w:rFonts w:ascii="Wingdings" w:hAnsi="Wingdings" w:hint="default"/>
+        <w:sz w:val="20"/>
+      </w:rPr>
+    </w:lvl>
+    <w:lvl w:ilvl="7" w:tentative="1">
+      <w:start w:val="1"/>
+      <w:numFmt w:val="bullet"/>
+      <w:lvlText w:val=""/>
+      <w:lvlJc w:val="left"/>
+      <w:pPr>
+        <w:tabs>
+          <w:tab w:val="num" w:pos="5760"/>
+        </w:tabs>
+        <w:ind w:left="5760" w:hanging="360"/>
+      </w:pPr>
+      <w:rPr>
+        <w:rFonts w:ascii="Wingdings" w:hAnsi="Wingdings" w:hint="default"/>
+        <w:sz w:val="20"/>
+      </w:rPr>
+    </w:lvl>
+    <w:lvl w:ilvl="8" w:tentative="1">
+      <w:start w:val="1"/>
+      <w:numFmt w:val="bullet"/>
+      <w:lvlText w:val=""/>
+      <w:lvlJc w:val="left"/>
+      <w:pPr>
+        <w:tabs>
+          <w:tab w:val="num" w:pos="6480"/>
+        </w:tabs>
+        <w:ind w:left="6480" w:hanging="360"/>
+      </w:pPr>
+      <w:rPr>
+        <w:rFonts w:ascii="Wingdings" w:hAnsi="Wingdings" w:hint="default"/>
+        <w:sz w:val="20"/>
+      </w:rPr>
+    </w:lvl>
+  </w:abstractNum>
+  <w:abstractNum w:abstractNumId="31" w15:restartNumberingAfterBreak="0">
+    <w:nsid w:val="4BAE221A"/>
+    <w:multiLevelType w:val="hybridMultilevel"/>
+    <w:tmpl w:val="BCC2DDB8"/>
+    <w:lvl w:ilvl="0" w:tplc="025E25B4">
+      <w:start w:val="1"/>
+      <w:numFmt w:val="bullet"/>
+      <w:lvlText w:val=""/>
+      <w:lvlJc w:val="left"/>
+      <w:pPr>
+        <w:ind w:left="720" w:hanging="360"/>
+      </w:pPr>
+      <w:rPr>
+        <w:rFonts w:ascii="Symbol" w:hAnsi="Symbol" w:hint="default"/>
+      </w:rPr>
+    </w:lvl>
+    <w:lvl w:ilvl="1" w:tplc="04190003" w:tentative="1">
+      <w:start w:val="1"/>
+      <w:numFmt w:val="bullet"/>
+      <w:lvlText w:val="o"/>
+      <w:lvlJc w:val="left"/>
+      <w:pPr>
+        <w:ind w:left="1440" w:hanging="360"/>
+      </w:pPr>
+      <w:rPr>
+        <w:rFonts w:ascii="Courier New" w:hAnsi="Courier New" w:cs="Courier New" w:hint="default"/>
+      </w:rPr>
+    </w:lvl>
+    <w:lvl w:ilvl="2" w:tplc="04190005" w:tentative="1">
+      <w:start w:val="1"/>
+      <w:numFmt w:val="bullet"/>
+      <w:lvlText w:val=""/>
+      <w:lvlJc w:val="left"/>
+      <w:pPr>
+        <w:ind w:left="2160" w:hanging="360"/>
+      </w:pPr>
+      <w:rPr>
+        <w:rFonts w:ascii="Wingdings" w:hAnsi="Wingdings" w:hint="default"/>
+      </w:rPr>
+    </w:lvl>
+    <w:lvl w:ilvl="3" w:tplc="04190001" w:tentative="1">
+      <w:start w:val="1"/>
+      <w:numFmt w:val="bullet"/>
+      <w:lvlText w:val=""/>
+      <w:lvlJc w:val="left"/>
+      <w:pPr>
+        <w:ind w:left="2880" w:hanging="360"/>
+      </w:pPr>
+      <w:rPr>
+        <w:rFonts w:ascii="Symbol" w:hAnsi="Symbol" w:hint="default"/>
+      </w:rPr>
+    </w:lvl>
+    <w:lvl w:ilvl="4" w:tplc="04190003" w:tentative="1">
+      <w:start w:val="1"/>
+      <w:numFmt w:val="bullet"/>
+      <w:lvlText w:val="o"/>
+      <w:lvlJc w:val="left"/>
+      <w:pPr>
+        <w:ind w:left="3600" w:hanging="360"/>
+      </w:pPr>
+      <w:rPr>
+        <w:rFonts w:ascii="Courier New" w:hAnsi="Courier New" w:cs="Courier New" w:hint="default"/>
+      </w:rPr>
+    </w:lvl>
+    <w:lvl w:ilvl="5" w:tplc="04190005" w:tentative="1">
+      <w:start w:val="1"/>
+      <w:numFmt w:val="bullet"/>
+      <w:lvlText w:val=""/>
+      <w:lvlJc w:val="left"/>
+      <w:pPr>
+        <w:ind w:left="4320" w:hanging="360"/>
+      </w:pPr>
+      <w:rPr>
+        <w:rFonts w:ascii="Wingdings" w:hAnsi="Wingdings" w:hint="default"/>
+      </w:rPr>
+    </w:lvl>
+    <w:lvl w:ilvl="6" w:tplc="04190001" w:tentative="1">
+      <w:start w:val="1"/>
+      <w:numFmt w:val="bullet"/>
+      <w:lvlText w:val=""/>
+      <w:lvlJc w:val="left"/>
+      <w:pPr>
+        <w:ind w:left="5040" w:hanging="360"/>
+      </w:pPr>
+      <w:rPr>
+        <w:rFonts w:ascii="Symbol" w:hAnsi="Symbol" w:hint="default"/>
+      </w:rPr>
+    </w:lvl>
+    <w:lvl w:ilvl="7" w:tplc="04190003" w:tentative="1">
+      <w:start w:val="1"/>
+      <w:numFmt w:val="bullet"/>
+      <w:lvlText w:val="o"/>
+      <w:lvlJc w:val="left"/>
+      <w:pPr>
+        <w:ind w:left="5760" w:hanging="360"/>
+      </w:pPr>
+      <w:rPr>
+        <w:rFonts w:ascii="Courier New" w:hAnsi="Courier New" w:cs="Courier New" w:hint="default"/>
+      </w:rPr>
+    </w:lvl>
+    <w:lvl w:ilvl="8" w:tplc="04190005" w:tentative="1">
+      <w:start w:val="1"/>
+      <w:numFmt w:val="bullet"/>
+      <w:lvlText w:val=""/>
+      <w:lvlJc w:val="left"/>
+      <w:pPr>
+        <w:ind w:left="6480" w:hanging="360"/>
+      </w:pPr>
+      <w:rPr>
+        <w:rFonts w:ascii="Wingdings" w:hAnsi="Wingdings" w:hint="default"/>
+      </w:rPr>
+    </w:lvl>
+  </w:abstractNum>
+  <w:abstractNum w:abstractNumId="32" w15:restartNumberingAfterBreak="0">
+    <w:nsid w:val="51CD6E00"/>
+    <w:multiLevelType w:val="hybridMultilevel"/>
+    <w:tmpl w:val="825472D6"/>
+    <w:lvl w:ilvl="0" w:tplc="025E25B4">
+      <w:start w:val="1"/>
+      <w:numFmt w:val="bullet"/>
+      <w:lvlText w:val=""/>
+      <w:lvlJc w:val="left"/>
+      <w:pPr>
+        <w:ind w:left="720" w:hanging="360"/>
+      </w:pPr>
+      <w:rPr>
+        <w:rFonts w:ascii="Symbol" w:hAnsi="Symbol" w:hint="default"/>
+      </w:rPr>
+    </w:lvl>
+    <w:lvl w:ilvl="1" w:tplc="04190003" w:tentative="1">
+      <w:start w:val="1"/>
+      <w:numFmt w:val="bullet"/>
+      <w:lvlText w:val="o"/>
+      <w:lvlJc w:val="left"/>
+      <w:pPr>
+        <w:ind w:left="1440" w:hanging="360"/>
+      </w:pPr>
+      <w:rPr>
+        <w:rFonts w:ascii="Courier New" w:hAnsi="Courier New" w:cs="Courier New" w:hint="default"/>
+      </w:rPr>
+    </w:lvl>
+    <w:lvl w:ilvl="2" w:tplc="04190005" w:tentative="1">
+      <w:start w:val="1"/>
+      <w:numFmt w:val="bullet"/>
+      <w:lvlText w:val=""/>
+      <w:lvlJc w:val="left"/>
+      <w:pPr>
+        <w:ind w:left="2160" w:hanging="360"/>
+      </w:pPr>
+      <w:rPr>
+        <w:rFonts w:ascii="Wingdings" w:hAnsi="Wingdings" w:hint="default"/>
+      </w:rPr>
+    </w:lvl>
+    <w:lvl w:ilvl="3" w:tplc="04190001" w:tentative="1">
+      <w:start w:val="1"/>
+      <w:numFmt w:val="bullet"/>
+      <w:lvlText w:val=""/>
+      <w:lvlJc w:val="left"/>
+      <w:pPr>
+        <w:ind w:left="2880" w:hanging="360"/>
+      </w:pPr>
+      <w:rPr>
+        <w:rFonts w:ascii="Symbol" w:hAnsi="Symbol" w:hint="default"/>
+      </w:rPr>
+    </w:lvl>
+    <w:lvl w:ilvl="4" w:tplc="04190003" w:tentative="1">
+      <w:start w:val="1"/>
+      <w:numFmt w:val="bullet"/>
+      <w:lvlText w:val="o"/>
+      <w:lvlJc w:val="left"/>
+      <w:pPr>
+        <w:ind w:left="3600" w:hanging="360"/>
+      </w:pPr>
+      <w:rPr>
+        <w:rFonts w:ascii="Courier New" w:hAnsi="Courier New" w:cs="Courier New" w:hint="default"/>
+      </w:rPr>
+    </w:lvl>
+    <w:lvl w:ilvl="5" w:tplc="04190005" w:tentative="1">
+      <w:start w:val="1"/>
+      <w:numFmt w:val="bullet"/>
+      <w:lvlText w:val=""/>
+      <w:lvlJc w:val="left"/>
+      <w:pPr>
+        <w:ind w:left="4320" w:hanging="360"/>
+      </w:pPr>
+      <w:rPr>
+        <w:rFonts w:ascii="Wingdings" w:hAnsi="Wingdings" w:hint="default"/>
+      </w:rPr>
+    </w:lvl>
+    <w:lvl w:ilvl="6" w:tplc="04190001" w:tentative="1">
+      <w:start w:val="1"/>
+      <w:numFmt w:val="bullet"/>
+      <w:lvlText w:val=""/>
+      <w:lvlJc w:val="left"/>
+      <w:pPr>
+        <w:ind w:left="5040" w:hanging="360"/>
+      </w:pPr>
+      <w:rPr>
+        <w:rFonts w:ascii="Symbol" w:hAnsi="Symbol" w:hint="default"/>
+      </w:rPr>
+    </w:lvl>
+    <w:lvl w:ilvl="7" w:tplc="04190003" w:tentative="1">
+      <w:start w:val="1"/>
+      <w:numFmt w:val="bullet"/>
+      <w:lvlText w:val="o"/>
+      <w:lvlJc w:val="left"/>
+      <w:pPr>
+        <w:ind w:left="5760" w:hanging="360"/>
+      </w:pPr>
+      <w:rPr>
+        <w:rFonts w:ascii="Courier New" w:hAnsi="Courier New" w:cs="Courier New" w:hint="default"/>
+      </w:rPr>
+    </w:lvl>
+    <w:lvl w:ilvl="8" w:tplc="04190005" w:tentative="1">
+      <w:start w:val="1"/>
+      <w:numFmt w:val="bullet"/>
+      <w:lvlText w:val=""/>
+      <w:lvlJc w:val="left"/>
+      <w:pPr>
+        <w:ind w:left="6480" w:hanging="360"/>
+      </w:pPr>
+      <w:rPr>
+        <w:rFonts w:ascii="Wingdings" w:hAnsi="Wingdings" w:hint="default"/>
+      </w:rPr>
+    </w:lvl>
+  </w:abstractNum>
+  <w:abstractNum w:abstractNumId="33" w15:restartNumberingAfterBreak="0">
+    <w:nsid w:val="54853A74"/>
+    <w:multiLevelType w:val="hybridMultilevel"/>
+    <w:tmpl w:val="824061BE"/>
+    <w:lvl w:ilvl="0" w:tplc="025E25B4">
+      <w:start w:val="1"/>
+      <w:numFmt w:val="bullet"/>
+      <w:lvlText w:val=""/>
+      <w:lvlJc w:val="left"/>
+      <w:pPr>
+        <w:ind w:left="720" w:hanging="360"/>
+      </w:pPr>
+      <w:rPr>
+        <w:rFonts w:ascii="Symbol" w:hAnsi="Symbol" w:hint="default"/>
+      </w:rPr>
+    </w:lvl>
+    <w:lvl w:ilvl="1" w:tplc="04190003" w:tentative="1">
+      <w:start w:val="1"/>
+      <w:numFmt w:val="bullet"/>
+      <w:lvlText w:val="o"/>
+      <w:lvlJc w:val="left"/>
+      <w:pPr>
+        <w:ind w:left="1440" w:hanging="360"/>
+      </w:pPr>
+      <w:rPr>
+        <w:rFonts w:ascii="Courier New" w:hAnsi="Courier New" w:cs="Courier New" w:hint="default"/>
+      </w:rPr>
+    </w:lvl>
+    <w:lvl w:ilvl="2" w:tplc="04190005" w:tentative="1">
+      <w:start w:val="1"/>
+      <w:numFmt w:val="bullet"/>
+      <w:lvlText w:val=""/>
+      <w:lvlJc w:val="left"/>
+      <w:pPr>
+        <w:ind w:left="2160" w:hanging="360"/>
+      </w:pPr>
+      <w:rPr>
+        <w:rFonts w:ascii="Wingdings" w:hAnsi="Wingdings" w:hint="default"/>
+      </w:rPr>
+    </w:lvl>
+    <w:lvl w:ilvl="3" w:tplc="04190001" w:tentative="1">
+      <w:start w:val="1"/>
+      <w:numFmt w:val="bullet"/>
+      <w:lvlText w:val=""/>
+      <w:lvlJc w:val="left"/>
+      <w:pPr>
+        <w:ind w:left="2880" w:hanging="360"/>
+      </w:pPr>
+      <w:rPr>
+        <w:rFonts w:ascii="Symbol" w:hAnsi="Symbol" w:hint="default"/>
+      </w:rPr>
+    </w:lvl>
+    <w:lvl w:ilvl="4" w:tplc="04190003" w:tentative="1">
+      <w:start w:val="1"/>
+      <w:numFmt w:val="bullet"/>
+      <w:lvlText w:val="o"/>
+      <w:lvlJc w:val="left"/>
+      <w:pPr>
+        <w:ind w:left="3600" w:hanging="360"/>
+      </w:pPr>
+      <w:rPr>
+        <w:rFonts w:ascii="Courier New" w:hAnsi="Courier New" w:cs="Courier New" w:hint="default"/>
+      </w:rPr>
+    </w:lvl>
+    <w:lvl w:ilvl="5" w:tplc="04190005" w:tentative="1">
+      <w:start w:val="1"/>
+      <w:numFmt w:val="bullet"/>
+      <w:lvlText w:val=""/>
+      <w:lvlJc w:val="left"/>
+      <w:pPr>
+        <w:ind w:left="4320" w:hanging="360"/>
+      </w:pPr>
+      <w:rPr>
+        <w:rFonts w:ascii="Wingdings" w:hAnsi="Wingdings" w:hint="default"/>
+      </w:rPr>
+    </w:lvl>
+    <w:lvl w:ilvl="6" w:tplc="04190001" w:tentative="1">
+      <w:start w:val="1"/>
+      <w:numFmt w:val="bullet"/>
+      <w:lvlText w:val=""/>
+      <w:lvlJc w:val="left"/>
+      <w:pPr>
+        <w:ind w:left="5040" w:hanging="360"/>
+      </w:pPr>
+      <w:rPr>
+        <w:rFonts w:ascii="Symbol" w:hAnsi="Symbol" w:hint="default"/>
+      </w:rPr>
+    </w:lvl>
+    <w:lvl w:ilvl="7" w:tplc="04190003" w:tentative="1">
+      <w:start w:val="1"/>
+      <w:numFmt w:val="bullet"/>
+      <w:lvlText w:val="o"/>
+      <w:lvlJc w:val="left"/>
+      <w:pPr>
+        <w:ind w:left="5760" w:hanging="360"/>
+      </w:pPr>
+      <w:rPr>
+        <w:rFonts w:ascii="Courier New" w:hAnsi="Courier New" w:cs="Courier New" w:hint="default"/>
+      </w:rPr>
+    </w:lvl>
+    <w:lvl w:ilvl="8" w:tplc="04190005" w:tentative="1">
+      <w:start w:val="1"/>
+      <w:numFmt w:val="bullet"/>
+      <w:lvlText w:val=""/>
+      <w:lvlJc w:val="left"/>
+      <w:pPr>
+        <w:ind w:left="6480" w:hanging="360"/>
+      </w:pPr>
+      <w:rPr>
+        <w:rFonts w:ascii="Wingdings" w:hAnsi="Wingdings" w:hint="default"/>
+      </w:rPr>
+    </w:lvl>
+  </w:abstractNum>
+  <w:abstractNum w:abstractNumId="34" w15:restartNumberingAfterBreak="0">
+    <w:nsid w:val="58197990"/>
+    <w:multiLevelType w:val="hybridMultilevel"/>
+    <w:tmpl w:val="D0106EC8"/>
+    <w:lvl w:ilvl="0" w:tplc="E3F6E87A">
+      <w:start w:val="1"/>
+      <w:numFmt w:val="bullet"/>
+      <w:lvlText w:val=""/>
+      <w:lvlJc w:val="left"/>
+      <w:pPr>
+        <w:ind w:left="720" w:hanging="360"/>
+      </w:pPr>
+      <w:rPr>
+        <w:rFonts w:ascii="Symbol" w:hAnsi="Symbol" w:hint="default"/>
+      </w:rPr>
+    </w:lvl>
+    <w:lvl w:ilvl="1" w:tplc="04190003" w:tentative="1">
+      <w:start w:val="1"/>
+      <w:numFmt w:val="bullet"/>
+      <w:lvlText w:val="o"/>
+      <w:lvlJc w:val="left"/>
+      <w:pPr>
+        <w:ind w:left="1440" w:hanging="360"/>
+      </w:pPr>
+      <w:rPr>
+        <w:rFonts w:ascii="Courier New" w:hAnsi="Courier New" w:cs="Courier New" w:hint="default"/>
+      </w:rPr>
+    </w:lvl>
+    <w:lvl w:ilvl="2" w:tplc="04190005" w:tentative="1">
+      <w:start w:val="1"/>
+      <w:numFmt w:val="bullet"/>
+      <w:lvlText w:val=""/>
+      <w:lvlJc w:val="left"/>
+      <w:pPr>
+        <w:ind w:left="2160" w:hanging="360"/>
+      </w:pPr>
+      <w:rPr>
+        <w:rFonts w:ascii="Wingdings" w:hAnsi="Wingdings" w:hint="default"/>
+      </w:rPr>
+    </w:lvl>
+    <w:lvl w:ilvl="3" w:tplc="04190001" w:tentative="1">
+      <w:start w:val="1"/>
+      <w:numFmt w:val="bullet"/>
+      <w:lvlText w:val=""/>
+      <w:lvlJc w:val="left"/>
+      <w:pPr>
+        <w:ind w:left="2880" w:hanging="360"/>
+      </w:pPr>
+      <w:rPr>
+        <w:rFonts w:ascii="Symbol" w:hAnsi="Symbol" w:hint="default"/>
+      </w:rPr>
+    </w:lvl>
+    <w:lvl w:ilvl="4" w:tplc="04190003" w:tentative="1">
+      <w:start w:val="1"/>
+      <w:numFmt w:val="bullet"/>
+      <w:lvlText w:val="o"/>
+      <w:lvlJc w:val="left"/>
+      <w:pPr>
+        <w:ind w:left="3600" w:hanging="360"/>
+      </w:pPr>
+      <w:rPr>
+        <w:rFonts w:ascii="Courier New" w:hAnsi="Courier New" w:cs="Courier New" w:hint="default"/>
+      </w:rPr>
+    </w:lvl>
+    <w:lvl w:ilvl="5" w:tplc="04190005" w:tentative="1">
+      <w:start w:val="1"/>
+      <w:numFmt w:val="bullet"/>
+      <w:lvlText w:val=""/>
+      <w:lvlJc w:val="left"/>
+      <w:pPr>
+        <w:ind w:left="4320" w:hanging="360"/>
+      </w:pPr>
+      <w:rPr>
+        <w:rFonts w:ascii="Wingdings" w:hAnsi="Wingdings" w:hint="default"/>
+      </w:rPr>
+    </w:lvl>
+    <w:lvl w:ilvl="6" w:tplc="04190001" w:tentative="1">
+      <w:start w:val="1"/>
+      <w:numFmt w:val="bullet"/>
+      <w:lvlText w:val=""/>
+      <w:lvlJc w:val="left"/>
+      <w:pPr>
+        <w:ind w:left="5040" w:hanging="360"/>
+      </w:pPr>
+      <w:rPr>
+        <w:rFonts w:ascii="Symbol" w:hAnsi="Symbol" w:hint="default"/>
+      </w:rPr>
+    </w:lvl>
+    <w:lvl w:ilvl="7" w:tplc="04190003" w:tentative="1">
+      <w:start w:val="1"/>
+      <w:numFmt w:val="bullet"/>
+      <w:lvlText w:val="o"/>
+      <w:lvlJc w:val="left"/>
+      <w:pPr>
+        <w:ind w:left="5760" w:hanging="360"/>
+      </w:pPr>
+      <w:rPr>
+        <w:rFonts w:ascii="Courier New" w:hAnsi="Courier New" w:cs="Courier New" w:hint="default"/>
+      </w:rPr>
+    </w:lvl>
+    <w:lvl w:ilvl="8" w:tplc="04190005" w:tentative="1">
+      <w:start w:val="1"/>
+      <w:numFmt w:val="bullet"/>
+      <w:lvlText w:val=""/>
+      <w:lvlJc w:val="left"/>
+      <w:pPr>
+        <w:ind w:left="6480" w:hanging="360"/>
+      </w:pPr>
+      <w:rPr>
+        <w:rFonts w:ascii="Wingdings" w:hAnsi="Wingdings" w:hint="default"/>
+      </w:rPr>
+    </w:lvl>
+  </w:abstractNum>
+  <w:abstractNum w:abstractNumId="35" w15:restartNumberingAfterBreak="0">
+    <w:nsid w:val="5921003E"/>
+    <w:multiLevelType w:val="hybridMultilevel"/>
+    <w:tmpl w:val="F822F2D6"/>
+    <w:lvl w:ilvl="0" w:tplc="025E25B4">
+      <w:start w:val="1"/>
+      <w:numFmt w:val="bullet"/>
+      <w:lvlText w:val=""/>
+      <w:lvlJc w:val="left"/>
+      <w:pPr>
+        <w:ind w:left="720" w:hanging="360"/>
+      </w:pPr>
+      <w:rPr>
+        <w:rFonts w:ascii="Symbol" w:hAnsi="Symbol" w:hint="default"/>
+      </w:rPr>
+    </w:lvl>
+    <w:lvl w:ilvl="1" w:tplc="04190003" w:tentative="1">
+      <w:start w:val="1"/>
+      <w:numFmt w:val="bullet"/>
+      <w:lvlText w:val="o"/>
+      <w:lvlJc w:val="left"/>
+      <w:pPr>
+        <w:ind w:left="1440" w:hanging="360"/>
+      </w:pPr>
+      <w:rPr>
+        <w:rFonts w:ascii="Courier New" w:hAnsi="Courier New" w:cs="Courier New" w:hint="default"/>
+      </w:rPr>
+    </w:lvl>
+    <w:lvl w:ilvl="2" w:tplc="04190005" w:tentative="1">
+      <w:start w:val="1"/>
+      <w:numFmt w:val="bullet"/>
+      <w:lvlText w:val=""/>
+      <w:lvlJc w:val="left"/>
+      <w:pPr>
+        <w:ind w:left="2160" w:hanging="360"/>
+      </w:pPr>
+      <w:rPr>
+        <w:rFonts w:ascii="Wingdings" w:hAnsi="Wingdings" w:hint="default"/>
+      </w:rPr>
+    </w:lvl>
+    <w:lvl w:ilvl="3" w:tplc="04190001" w:tentative="1">
+      <w:start w:val="1"/>
+      <w:numFmt w:val="bullet"/>
+      <w:lvlText w:val=""/>
+      <w:lvlJc w:val="left"/>
+      <w:pPr>
+        <w:ind w:left="2880" w:hanging="360"/>
+      </w:pPr>
+      <w:rPr>
+        <w:rFonts w:ascii="Symbol" w:hAnsi="Symbol" w:hint="default"/>
+      </w:rPr>
+    </w:lvl>
+    <w:lvl w:ilvl="4" w:tplc="04190003" w:tentative="1">
+      <w:start w:val="1"/>
+      <w:numFmt w:val="bullet"/>
+      <w:lvlText w:val="o"/>
+      <w:lvlJc w:val="left"/>
+      <w:pPr>
+        <w:ind w:left="3600" w:hanging="360"/>
+      </w:pPr>
+      <w:rPr>
+        <w:rFonts w:ascii="Courier New" w:hAnsi="Courier New" w:cs="Courier New" w:hint="default"/>
+      </w:rPr>
+    </w:lvl>
+    <w:lvl w:ilvl="5" w:tplc="04190005" w:tentative="1">
+      <w:start w:val="1"/>
+      <w:numFmt w:val="bullet"/>
+      <w:lvlText w:val=""/>
+      <w:lvlJc w:val="left"/>
+      <w:pPr>
+        <w:ind w:left="4320" w:hanging="360"/>
+      </w:pPr>
+      <w:rPr>
+        <w:rFonts w:ascii="Wingdings" w:hAnsi="Wingdings" w:hint="default"/>
+      </w:rPr>
+    </w:lvl>
+    <w:lvl w:ilvl="6" w:tplc="04190001" w:tentative="1">
+      <w:start w:val="1"/>
+      <w:numFmt w:val="bullet"/>
+      <w:lvlText w:val=""/>
+      <w:lvlJc w:val="left"/>
+      <w:pPr>
+        <w:ind w:left="5040" w:hanging="360"/>
+      </w:pPr>
+      <w:rPr>
+        <w:rFonts w:ascii="Symbol" w:hAnsi="Symbol" w:hint="default"/>
+      </w:rPr>
+    </w:lvl>
+    <w:lvl w:ilvl="7" w:tplc="04190003" w:tentative="1">
+      <w:start w:val="1"/>
+      <w:numFmt w:val="bullet"/>
+      <w:lvlText w:val="o"/>
+      <w:lvlJc w:val="left"/>
+      <w:pPr>
+        <w:ind w:left="5760" w:hanging="360"/>
+      </w:pPr>
+      <w:rPr>
+        <w:rFonts w:ascii="Courier New" w:hAnsi="Courier New" w:cs="Courier New" w:hint="default"/>
+      </w:rPr>
+    </w:lvl>
+    <w:lvl w:ilvl="8" w:tplc="04190005" w:tentative="1">
+      <w:start w:val="1"/>
+      <w:numFmt w:val="bullet"/>
+      <w:lvlText w:val=""/>
+      <w:lvlJc w:val="left"/>
+      <w:pPr>
+        <w:ind w:left="6480" w:hanging="360"/>
+      </w:pPr>
+      <w:rPr>
+        <w:rFonts w:ascii="Wingdings" w:hAnsi="Wingdings" w:hint="default"/>
+      </w:rPr>
+    </w:lvl>
+  </w:abstractNum>
+  <w:abstractNum w:abstractNumId="36" w15:restartNumberingAfterBreak="0">
+    <w:nsid w:val="5B063257"/>
+    <w:multiLevelType w:val="hybridMultilevel"/>
+    <w:tmpl w:val="F12A87FC"/>
+    <w:lvl w:ilvl="0" w:tplc="E3F6E87A">
+      <w:start w:val="1"/>
+      <w:numFmt w:val="bullet"/>
+      <w:lvlText w:val=""/>
+      <w:lvlJc w:val="left"/>
+      <w:pPr>
+        <w:ind w:left="720" w:hanging="360"/>
+      </w:pPr>
+      <w:rPr>
+        <w:rFonts w:ascii="Symbol" w:hAnsi="Symbol" w:hint="default"/>
+      </w:rPr>
+    </w:lvl>
+    <w:lvl w:ilvl="1" w:tplc="04190003" w:tentative="1">
+      <w:start w:val="1"/>
+      <w:numFmt w:val="bullet"/>
+      <w:lvlText w:val="o"/>
+      <w:lvlJc w:val="left"/>
+      <w:pPr>
+        <w:ind w:left="1440" w:hanging="360"/>
+      </w:pPr>
+      <w:rPr>
+        <w:rFonts w:ascii="Courier New" w:hAnsi="Courier New" w:cs="Courier New" w:hint="default"/>
+      </w:rPr>
+    </w:lvl>
+    <w:lvl w:ilvl="2" w:tplc="04190005" w:tentative="1">
+      <w:start w:val="1"/>
+      <w:numFmt w:val="bullet"/>
+      <w:lvlText w:val=""/>
+      <w:lvlJc w:val="left"/>
+      <w:pPr>
+        <w:ind w:left="2160" w:hanging="360"/>
+      </w:pPr>
+      <w:rPr>
+        <w:rFonts w:ascii="Wingdings" w:hAnsi="Wingdings" w:hint="default"/>
+      </w:rPr>
+    </w:lvl>
+    <w:lvl w:ilvl="3" w:tplc="04190001" w:tentative="1">
+      <w:start w:val="1"/>
+      <w:numFmt w:val="bullet"/>
+      <w:lvlText w:val=""/>
+      <w:lvlJc w:val="left"/>
+      <w:pPr>
+        <w:ind w:left="2880" w:hanging="360"/>
+      </w:pPr>
+      <w:rPr>
+        <w:rFonts w:ascii="Symbol" w:hAnsi="Symbol" w:hint="default"/>
+      </w:rPr>
+    </w:lvl>
+    <w:lvl w:ilvl="4" w:tplc="04190003" w:tentative="1">
+      <w:start w:val="1"/>
+      <w:numFmt w:val="bullet"/>
+      <w:lvlText w:val="o"/>
+      <w:lvlJc w:val="left"/>
+      <w:pPr>
+        <w:ind w:left="3600" w:hanging="360"/>
+      </w:pPr>
+      <w:rPr>
+        <w:rFonts w:ascii="Courier New" w:hAnsi="Courier New" w:cs="Courier New" w:hint="default"/>
+      </w:rPr>
+    </w:lvl>
+    <w:lvl w:ilvl="5" w:tplc="04190005" w:tentative="1">
+      <w:start w:val="1"/>
+      <w:numFmt w:val="bullet"/>
+      <w:lvlText w:val=""/>
+      <w:lvlJc w:val="left"/>
+      <w:pPr>
+        <w:ind w:left="4320" w:hanging="360"/>
+      </w:pPr>
+      <w:rPr>
+        <w:rFonts w:ascii="Wingdings" w:hAnsi="Wingdings" w:hint="default"/>
+      </w:rPr>
+    </w:lvl>
+    <w:lvl w:ilvl="6" w:tplc="04190001" w:tentative="1">
+      <w:start w:val="1"/>
+      <w:numFmt w:val="bullet"/>
+      <w:lvlText w:val=""/>
+      <w:lvlJc w:val="left"/>
+      <w:pPr>
+        <w:ind w:left="5040" w:hanging="360"/>
+      </w:pPr>
+      <w:rPr>
+        <w:rFonts w:ascii="Symbol" w:hAnsi="Symbol" w:hint="default"/>
+      </w:rPr>
+    </w:lvl>
+    <w:lvl w:ilvl="7" w:tplc="04190003" w:tentative="1">
+      <w:start w:val="1"/>
+      <w:numFmt w:val="bullet"/>
+      <w:lvlText w:val="o"/>
+      <w:lvlJc w:val="left"/>
+      <w:pPr>
+        <w:ind w:left="5760" w:hanging="360"/>
+      </w:pPr>
+      <w:rPr>
+        <w:rFonts w:ascii="Courier New" w:hAnsi="Courier New" w:cs="Courier New" w:hint="default"/>
+      </w:rPr>
+    </w:lvl>
+    <w:lvl w:ilvl="8" w:tplc="04190005" w:tentative="1">
+      <w:start w:val="1"/>
+      <w:numFmt w:val="bullet"/>
+      <w:lvlText w:val=""/>
+      <w:lvlJc w:val="left"/>
+      <w:pPr>
+        <w:ind w:left="6480" w:hanging="360"/>
+      </w:pPr>
+      <w:rPr>
+        <w:rFonts w:ascii="Wingdings" w:hAnsi="Wingdings" w:hint="default"/>
+      </w:rPr>
+    </w:lvl>
+  </w:abstractNum>
+  <w:abstractNum w:abstractNumId="37" w15:restartNumberingAfterBreak="0">
+    <w:nsid w:val="69CF0429"/>
+    <w:multiLevelType w:val="multilevel"/>
+    <w:tmpl w:val="8020DE18"/>
+    <w:lvl w:ilvl="0">
+      <w:start w:val="1"/>
+      <w:numFmt w:val="bullet"/>
+      <w:lvlText w:val=""/>
+      <w:lvlJc w:val="left"/>
+      <w:pPr>
+        <w:tabs>
+          <w:tab w:val="num" w:pos="720"/>
+        </w:tabs>
+        <w:ind w:left="720" w:hanging="360"/>
+      </w:pPr>
+      <w:rPr>
+        <w:rFonts w:ascii="Symbol" w:hAnsi="Symbol" w:hint="default"/>
+        <w:sz w:val="28"/>
+        <w:szCs w:val="30"/>
+      </w:rPr>
+    </w:lvl>
+    <w:lvl w:ilvl="1" w:tentative="1">
+      <w:start w:val="1"/>
+      <w:numFmt w:val="bullet"/>
+      <w:lvlText w:val="o"/>
+      <w:lvlJc w:val="left"/>
+      <w:pPr>
+        <w:tabs>
+          <w:tab w:val="num" w:pos="1440"/>
+        </w:tabs>
+        <w:ind w:left="1440" w:hanging="360"/>
+      </w:pPr>
+      <w:rPr>
+        <w:rFonts w:ascii="Courier New" w:hAnsi="Courier New" w:hint="default"/>
+        <w:sz w:val="20"/>
+      </w:rPr>
+    </w:lvl>
+    <w:lvl w:ilvl="2" w:tentative="1">
+      <w:start w:val="1"/>
+      <w:numFmt w:val="bullet"/>
+      <w:lvlText w:val=""/>
+      <w:lvlJc w:val="left"/>
+      <w:pPr>
+        <w:tabs>
+          <w:tab w:val="num" w:pos="2160"/>
+        </w:tabs>
+        <w:ind w:left="2160" w:hanging="360"/>
+      </w:pPr>
+      <w:rPr>
+        <w:rFonts w:ascii="Wingdings" w:hAnsi="Wingdings" w:hint="default"/>
+        <w:sz w:val="20"/>
+      </w:rPr>
+    </w:lvl>
+    <w:lvl w:ilvl="3" w:tentative="1">
+      <w:start w:val="1"/>
+      <w:numFmt w:val="bullet"/>
+      <w:lvlText w:val=""/>
+      <w:lvlJc w:val="left"/>
+      <w:pPr>
+        <w:tabs>
+          <w:tab w:val="num" w:pos="2880"/>
+        </w:tabs>
+        <w:ind w:left="2880" w:hanging="360"/>
+      </w:pPr>
+      <w:rPr>
+        <w:rFonts w:ascii="Wingdings" w:hAnsi="Wingdings" w:hint="default"/>
+        <w:sz w:val="20"/>
+      </w:rPr>
+    </w:lvl>
+    <w:lvl w:ilvl="4" w:tentative="1">
+      <w:start w:val="1"/>
+      <w:numFmt w:val="bullet"/>
+      <w:lvlText w:val=""/>
+      <w:lvlJc w:val="left"/>
+      <w:pPr>
+        <w:tabs>
+          <w:tab w:val="num" w:pos="3600"/>
+        </w:tabs>
+        <w:ind w:left="3600" w:hanging="360"/>
+      </w:pPr>
+      <w:rPr>
+        <w:rFonts w:ascii="Wingdings" w:hAnsi="Wingdings" w:hint="default"/>
+        <w:sz w:val="20"/>
+      </w:rPr>
+    </w:lvl>
+    <w:lvl w:ilvl="5" w:tentative="1">
+      <w:start w:val="1"/>
+      <w:numFmt w:val="bullet"/>
+      <w:lvlText w:val=""/>
+      <w:lvlJc w:val="left"/>
+      <w:pPr>
+        <w:tabs>
+          <w:tab w:val="num" w:pos="4320"/>
+        </w:tabs>
+        <w:ind w:left="4320" w:hanging="360"/>
+      </w:pPr>
+      <w:rPr>
+        <w:rFonts w:ascii="Wingdings" w:hAnsi="Wingdings" w:hint="default"/>
+        <w:sz w:val="20"/>
+      </w:rPr>
+    </w:lvl>
+    <w:lvl w:ilvl="6" w:tentative="1">
+      <w:start w:val="1"/>
+      <w:numFmt w:val="bullet"/>
+      <w:lvlText w:val=""/>
+      <w:lvlJc w:val="left"/>
+      <w:pPr>
+        <w:tabs>
+          <w:tab w:val="num" w:pos="5040"/>
+        </w:tabs>
+        <w:ind w:left="5040" w:hanging="360"/>
+      </w:pPr>
+      <w:rPr>
+        <w:rFonts w:ascii="Wingdings" w:hAnsi="Wingdings" w:hint="default"/>
+        <w:sz w:val="20"/>
+      </w:rPr>
+    </w:lvl>
+    <w:lvl w:ilvl="7" w:tentative="1">
+      <w:start w:val="1"/>
+      <w:numFmt w:val="bullet"/>
+      <w:lvlText w:val=""/>
+      <w:lvlJc w:val="left"/>
+      <w:pPr>
+        <w:tabs>
+          <w:tab w:val="num" w:pos="5760"/>
+        </w:tabs>
+        <w:ind w:left="5760" w:hanging="360"/>
+      </w:pPr>
+      <w:rPr>
+        <w:rFonts w:ascii="Wingdings" w:hAnsi="Wingdings" w:hint="default"/>
+        <w:sz w:val="20"/>
+      </w:rPr>
+    </w:lvl>
+    <w:lvl w:ilvl="8" w:tentative="1">
+      <w:start w:val="1"/>
+      <w:numFmt w:val="bullet"/>
+      <w:lvlText w:val=""/>
+      <w:lvlJc w:val="left"/>
+      <w:pPr>
+        <w:tabs>
+          <w:tab w:val="num" w:pos="6480"/>
+        </w:tabs>
+        <w:ind w:left="6480" w:hanging="360"/>
+      </w:pPr>
+      <w:rPr>
+        <w:rFonts w:ascii="Wingdings" w:hAnsi="Wingdings" w:hint="default"/>
+        <w:sz w:val="20"/>
+      </w:rPr>
+    </w:lvl>
+  </w:abstractNum>
+  <w:abstractNum w:abstractNumId="38" w15:restartNumberingAfterBreak="0">
+    <w:nsid w:val="6D477995"/>
+    <w:multiLevelType w:val="multilevel"/>
+    <w:tmpl w:val="8020DE18"/>
+    <w:lvl w:ilvl="0">
+      <w:start w:val="1"/>
+      <w:numFmt w:val="bullet"/>
+      <w:lvlText w:val=""/>
+      <w:lvlJc w:val="left"/>
+      <w:pPr>
+        <w:tabs>
+          <w:tab w:val="num" w:pos="720"/>
+        </w:tabs>
+        <w:ind w:left="720" w:hanging="360"/>
+      </w:pPr>
+      <w:rPr>
+        <w:rFonts w:ascii="Symbol" w:hAnsi="Symbol" w:hint="default"/>
+        <w:sz w:val="28"/>
+        <w:szCs w:val="30"/>
+      </w:rPr>
+    </w:lvl>
+    <w:lvl w:ilvl="1" w:tentative="1">
+      <w:start w:val="1"/>
+      <w:numFmt w:val="bullet"/>
+      <w:lvlText w:val="o"/>
+      <w:lvlJc w:val="left"/>
+      <w:pPr>
+        <w:tabs>
+          <w:tab w:val="num" w:pos="1440"/>
+        </w:tabs>
+        <w:ind w:left="1440" w:hanging="360"/>
+      </w:pPr>
+      <w:rPr>
+        <w:rFonts w:ascii="Courier New" w:hAnsi="Courier New" w:hint="default"/>
+        <w:sz w:val="20"/>
+      </w:rPr>
+    </w:lvl>
+    <w:lvl w:ilvl="2" w:tentative="1">
+      <w:start w:val="1"/>
+      <w:numFmt w:val="bullet"/>
+      <w:lvlText w:val=""/>
+      <w:lvlJc w:val="left"/>
+      <w:pPr>
+        <w:tabs>
+          <w:tab w:val="num" w:pos="2160"/>
+        </w:tabs>
+        <w:ind w:left="2160" w:hanging="360"/>
+      </w:pPr>
+      <w:rPr>
+        <w:rFonts w:ascii="Wingdings" w:hAnsi="Wingdings" w:hint="default"/>
+        <w:sz w:val="20"/>
+      </w:rPr>
+    </w:lvl>
+    <w:lvl w:ilvl="3" w:tentative="1">
+      <w:start w:val="1"/>
+      <w:numFmt w:val="bullet"/>
+      <w:lvlText w:val=""/>
+      <w:lvlJc w:val="left"/>
+      <w:pPr>
+        <w:tabs>
+          <w:tab w:val="num" w:pos="2880"/>
+        </w:tabs>
+        <w:ind w:left="2880" w:hanging="360"/>
+      </w:pPr>
+      <w:rPr>
+        <w:rFonts w:ascii="Wingdings" w:hAnsi="Wingdings" w:hint="default"/>
+        <w:sz w:val="20"/>
+      </w:rPr>
+    </w:lvl>
+    <w:lvl w:ilvl="4" w:tentative="1">
+      <w:start w:val="1"/>
+      <w:numFmt w:val="bullet"/>
+      <w:lvlText w:val=""/>
+      <w:lvlJc w:val="left"/>
+      <w:pPr>
+        <w:tabs>
+          <w:tab w:val="num" w:pos="3600"/>
+        </w:tabs>
+        <w:ind w:left="3600" w:hanging="360"/>
+      </w:pPr>
+      <w:rPr>
+        <w:rFonts w:ascii="Wingdings" w:hAnsi="Wingdings" w:hint="default"/>
+        <w:sz w:val="20"/>
+      </w:rPr>
+    </w:lvl>
+    <w:lvl w:ilvl="5" w:tentative="1">
+      <w:start w:val="1"/>
+      <w:numFmt w:val="bullet"/>
+      <w:lvlText w:val=""/>
+      <w:lvlJc w:val="left"/>
+      <w:pPr>
+        <w:tabs>
+          <w:tab w:val="num" w:pos="4320"/>
+        </w:tabs>
+        <w:ind w:left="4320" w:hanging="360"/>
+      </w:pPr>
+      <w:rPr>
+        <w:rFonts w:ascii="Wingdings" w:hAnsi="Wingdings" w:hint="default"/>
+        <w:sz w:val="20"/>
+      </w:rPr>
+    </w:lvl>
+    <w:lvl w:ilvl="6" w:tentative="1">
+      <w:start w:val="1"/>
+      <w:numFmt w:val="bullet"/>
+      <w:lvlText w:val=""/>
+      <w:lvlJc w:val="left"/>
+      <w:pPr>
+        <w:tabs>
+          <w:tab w:val="num" w:pos="5040"/>
+        </w:tabs>
+        <w:ind w:left="5040" w:hanging="360"/>
+      </w:pPr>
+      <w:rPr>
+        <w:rFonts w:ascii="Wingdings" w:hAnsi="Wingdings" w:hint="default"/>
+        <w:sz w:val="20"/>
+      </w:rPr>
+    </w:lvl>
+    <w:lvl w:ilvl="7" w:tentative="1">
+      <w:start w:val="1"/>
+      <w:numFmt w:val="bullet"/>
+      <w:lvlText w:val=""/>
+      <w:lvlJc w:val="left"/>
+      <w:pPr>
+        <w:tabs>
+          <w:tab w:val="num" w:pos="5760"/>
+        </w:tabs>
+        <w:ind w:left="5760" w:hanging="360"/>
+      </w:pPr>
+      <w:rPr>
+        <w:rFonts w:ascii="Wingdings" w:hAnsi="Wingdings" w:hint="default"/>
+        <w:sz w:val="20"/>
+      </w:rPr>
+    </w:lvl>
+    <w:lvl w:ilvl="8" w:tentative="1">
+      <w:start w:val="1"/>
+      <w:numFmt w:val="bullet"/>
+      <w:lvlText w:val=""/>
+      <w:lvlJc w:val="left"/>
+      <w:pPr>
+        <w:tabs>
+          <w:tab w:val="num" w:pos="6480"/>
+        </w:tabs>
+        <w:ind w:left="6480" w:hanging="360"/>
+      </w:pPr>
+      <w:rPr>
+        <w:rFonts w:ascii="Wingdings" w:hAnsi="Wingdings" w:hint="default"/>
+        <w:sz w:val="20"/>
+      </w:rPr>
+    </w:lvl>
+  </w:abstractNum>
+  <w:abstractNum w:abstractNumId="39" w15:restartNumberingAfterBreak="0">
+    <w:nsid w:val="6E8F280F"/>
+    <w:multiLevelType w:val="hybridMultilevel"/>
+    <w:tmpl w:val="ECB44DEE"/>
+    <w:lvl w:ilvl="0" w:tplc="025E25B4">
+      <w:start w:val="1"/>
+      <w:numFmt w:val="bullet"/>
+      <w:lvlText w:val=""/>
+      <w:lvlJc w:val="left"/>
+      <w:pPr>
+        <w:ind w:left="720" w:hanging="360"/>
+      </w:pPr>
+      <w:rPr>
+        <w:rFonts w:ascii="Symbol" w:hAnsi="Symbol" w:hint="default"/>
+      </w:rPr>
+    </w:lvl>
+    <w:lvl w:ilvl="1" w:tplc="04190003" w:tentative="1">
+      <w:start w:val="1"/>
+      <w:numFmt w:val="bullet"/>
+      <w:lvlText w:val="o"/>
+      <w:lvlJc w:val="left"/>
+      <w:pPr>
+        <w:ind w:left="1440" w:hanging="360"/>
+      </w:pPr>
+      <w:rPr>
+        <w:rFonts w:ascii="Courier New" w:hAnsi="Courier New" w:cs="Courier New" w:hint="default"/>
+      </w:rPr>
+    </w:lvl>
+    <w:lvl w:ilvl="2" w:tplc="04190005" w:tentative="1">
+      <w:start w:val="1"/>
+      <w:numFmt w:val="bullet"/>
+      <w:lvlText w:val=""/>
+      <w:lvlJc w:val="left"/>
+      <w:pPr>
+        <w:ind w:left="2160" w:hanging="360"/>
+      </w:pPr>
+      <w:rPr>
+        <w:rFonts w:ascii="Wingdings" w:hAnsi="Wingdings" w:hint="default"/>
+      </w:rPr>
+    </w:lvl>
+    <w:lvl w:ilvl="3" w:tplc="04190001" w:tentative="1">
+      <w:start w:val="1"/>
+      <w:numFmt w:val="bullet"/>
+      <w:lvlText w:val=""/>
+      <w:lvlJc w:val="left"/>
+      <w:pPr>
+        <w:ind w:left="2880" w:hanging="360"/>
+      </w:pPr>
+      <w:rPr>
+        <w:rFonts w:ascii="Symbol" w:hAnsi="Symbol" w:hint="default"/>
+      </w:rPr>
+    </w:lvl>
+    <w:lvl w:ilvl="4" w:tplc="04190003" w:tentative="1">
+      <w:start w:val="1"/>
+      <w:numFmt w:val="bullet"/>
+      <w:lvlText w:val="o"/>
+      <w:lvlJc w:val="left"/>
+      <w:pPr>
+        <w:ind w:left="3600" w:hanging="360"/>
+      </w:pPr>
+      <w:rPr>
+        <w:rFonts w:ascii="Courier New" w:hAnsi="Courier New" w:cs="Courier New" w:hint="default"/>
+      </w:rPr>
+    </w:lvl>
+    <w:lvl w:ilvl="5" w:tplc="04190005" w:tentative="1">
+      <w:start w:val="1"/>
+      <w:numFmt w:val="bullet"/>
+      <w:lvlText w:val=""/>
+      <w:lvlJc w:val="left"/>
+      <w:pPr>
+        <w:ind w:left="4320" w:hanging="360"/>
+      </w:pPr>
+      <w:rPr>
+        <w:rFonts w:ascii="Wingdings" w:hAnsi="Wingdings" w:hint="default"/>
+      </w:rPr>
+    </w:lvl>
+    <w:lvl w:ilvl="6" w:tplc="04190001" w:tentative="1">
+      <w:start w:val="1"/>
+      <w:numFmt w:val="bullet"/>
+      <w:lvlText w:val=""/>
+      <w:lvlJc w:val="left"/>
+      <w:pPr>
+        <w:ind w:left="5040" w:hanging="360"/>
+      </w:pPr>
+      <w:rPr>
+        <w:rFonts w:ascii="Symbol" w:hAnsi="Symbol" w:hint="default"/>
+      </w:rPr>
+    </w:lvl>
+    <w:lvl w:ilvl="7" w:tplc="04190003" w:tentative="1">
+      <w:start w:val="1"/>
+      <w:numFmt w:val="bullet"/>
+      <w:lvlText w:val="o"/>
+      <w:lvlJc w:val="left"/>
+      <w:pPr>
+        <w:ind w:left="5760" w:hanging="360"/>
+      </w:pPr>
+      <w:rPr>
+        <w:rFonts w:ascii="Courier New" w:hAnsi="Courier New" w:cs="Courier New" w:hint="default"/>
+      </w:rPr>
+    </w:lvl>
+    <w:lvl w:ilvl="8" w:tplc="04190005" w:tentative="1">
+      <w:start w:val="1"/>
+      <w:numFmt w:val="bullet"/>
+      <w:lvlText w:val=""/>
+      <w:lvlJc w:val="left"/>
+      <w:pPr>
+        <w:ind w:left="6480" w:hanging="360"/>
+      </w:pPr>
+      <w:rPr>
+        <w:rFonts w:ascii="Wingdings" w:hAnsi="Wingdings" w:hint="default"/>
+      </w:rPr>
+    </w:lvl>
+  </w:abstractNum>
+  <w:abstractNum w:abstractNumId="40" w15:restartNumberingAfterBreak="0">
+    <w:nsid w:val="718A0975"/>
+    <w:multiLevelType w:val="multilevel"/>
+    <w:tmpl w:val="8020DE18"/>
+    <w:lvl w:ilvl="0">
+      <w:start w:val="1"/>
+      <w:numFmt w:val="bullet"/>
+      <w:lvlText w:val=""/>
+      <w:lvlJc w:val="left"/>
+      <w:pPr>
+        <w:tabs>
+          <w:tab w:val="num" w:pos="720"/>
+        </w:tabs>
+        <w:ind w:left="720" w:hanging="360"/>
+      </w:pPr>
+      <w:rPr>
+        <w:rFonts w:ascii="Symbol" w:hAnsi="Symbol" w:hint="default"/>
+        <w:sz w:val="28"/>
+        <w:szCs w:val="30"/>
+      </w:rPr>
+    </w:lvl>
+    <w:lvl w:ilvl="1" w:tentative="1">
+      <w:start w:val="1"/>
+      <w:numFmt w:val="bullet"/>
+      <w:lvlText w:val="o"/>
+      <w:lvlJc w:val="left"/>
+      <w:pPr>
+        <w:tabs>
+          <w:tab w:val="num" w:pos="1440"/>
+        </w:tabs>
+        <w:ind w:left="1440" w:hanging="360"/>
+      </w:pPr>
+      <w:rPr>
+        <w:rFonts w:ascii="Courier New" w:hAnsi="Courier New" w:hint="default"/>
+        <w:sz w:val="20"/>
+      </w:rPr>
+    </w:lvl>
+    <w:lvl w:ilvl="2" w:tentative="1">
+      <w:start w:val="1"/>
+      <w:numFmt w:val="bullet"/>
+      <w:lvlText w:val=""/>
+      <w:lvlJc w:val="left"/>
+      <w:pPr>
+        <w:tabs>
+          <w:tab w:val="num" w:pos="2160"/>
+        </w:tabs>
+        <w:ind w:left="2160" w:hanging="360"/>
+      </w:pPr>
+      <w:rPr>
+        <w:rFonts w:ascii="Wingdings" w:hAnsi="Wingdings" w:hint="default"/>
+        <w:sz w:val="20"/>
+      </w:rPr>
+    </w:lvl>
+    <w:lvl w:ilvl="3" w:tentative="1">
+      <w:start w:val="1"/>
+      <w:numFmt w:val="bullet"/>
+      <w:lvlText w:val=""/>
+      <w:lvlJc w:val="left"/>
+      <w:pPr>
+        <w:tabs>
+          <w:tab w:val="num" w:pos="2880"/>
+        </w:tabs>
+        <w:ind w:left="2880" w:hanging="360"/>
+      </w:pPr>
+      <w:rPr>
+        <w:rFonts w:ascii="Wingdings" w:hAnsi="Wingdings" w:hint="default"/>
+        <w:sz w:val="20"/>
+      </w:rPr>
+    </w:lvl>
+    <w:lvl w:ilvl="4" w:tentative="1">
+      <w:start w:val="1"/>
+      <w:numFmt w:val="bullet"/>
+      <w:lvlText w:val=""/>
+      <w:lvlJc w:val="left"/>
+      <w:pPr>
+        <w:tabs>
+          <w:tab w:val="num" w:pos="3600"/>
+        </w:tabs>
+        <w:ind w:left="3600" w:hanging="360"/>
+      </w:pPr>
+      <w:rPr>
+        <w:rFonts w:ascii="Wingdings" w:hAnsi="Wingdings" w:hint="default"/>
+        <w:sz w:val="20"/>
+      </w:rPr>
+    </w:lvl>
+    <w:lvl w:ilvl="5" w:tentative="1">
+      <w:start w:val="1"/>
+      <w:numFmt w:val="bullet"/>
+      <w:lvlText w:val=""/>
+      <w:lvlJc w:val="left"/>
+      <w:pPr>
+        <w:tabs>
+          <w:tab w:val="num" w:pos="4320"/>
+        </w:tabs>
+        <w:ind w:left="4320" w:hanging="360"/>
+      </w:pPr>
+      <w:rPr>
+        <w:rFonts w:ascii="Wingdings" w:hAnsi="Wingdings" w:hint="default"/>
+        <w:sz w:val="20"/>
+      </w:rPr>
+    </w:lvl>
+    <w:lvl w:ilvl="6" w:tentative="1">
+      <w:start w:val="1"/>
+      <w:numFmt w:val="bullet"/>
+      <w:lvlText w:val=""/>
+      <w:lvlJc w:val="left"/>
+      <w:pPr>
+        <w:tabs>
+          <w:tab w:val="num" w:pos="5040"/>
+        </w:tabs>
+        <w:ind w:left="5040" w:hanging="360"/>
+      </w:pPr>
+      <w:rPr>
+        <w:rFonts w:ascii="Wingdings" w:hAnsi="Wingdings" w:hint="default"/>
+        <w:sz w:val="20"/>
+      </w:rPr>
+    </w:lvl>
+    <w:lvl w:ilvl="7" w:tentative="1">
+      <w:start w:val="1"/>
+      <w:numFmt w:val="bullet"/>
+      <w:lvlText w:val=""/>
+      <w:lvlJc w:val="left"/>
+      <w:pPr>
+        <w:tabs>
+          <w:tab w:val="num" w:pos="5760"/>
+        </w:tabs>
+        <w:ind w:left="5760" w:hanging="360"/>
+      </w:pPr>
+      <w:rPr>
+        <w:rFonts w:ascii="Wingdings" w:hAnsi="Wingdings" w:hint="default"/>
+        <w:sz w:val="20"/>
+      </w:rPr>
+    </w:lvl>
+    <w:lvl w:ilvl="8" w:tentative="1">
+      <w:start w:val="1"/>
+      <w:numFmt w:val="bullet"/>
+      <w:lvlText w:val=""/>
+      <w:lvlJc w:val="left"/>
+      <w:pPr>
+        <w:tabs>
+          <w:tab w:val="num" w:pos="6480"/>
+        </w:tabs>
+        <w:ind w:left="6480" w:hanging="360"/>
+      </w:pPr>
+      <w:rPr>
+        <w:rFonts w:ascii="Wingdings" w:hAnsi="Wingdings" w:hint="default"/>
+        <w:sz w:val="20"/>
+      </w:rPr>
+    </w:lvl>
+  </w:abstractNum>
+  <w:abstractNum w:abstractNumId="41" w15:restartNumberingAfterBreak="0">
+    <w:nsid w:val="752D0D66"/>
+    <w:multiLevelType w:val="hybridMultilevel"/>
+    <w:tmpl w:val="6A8CD404"/>
+    <w:lvl w:ilvl="0" w:tplc="025E25B4">
+      <w:start w:val="1"/>
+      <w:numFmt w:val="bullet"/>
+      <w:lvlText w:val=""/>
+      <w:lvlJc w:val="left"/>
+      <w:pPr>
+        <w:ind w:left="720" w:hanging="360"/>
+      </w:pPr>
+      <w:rPr>
+        <w:rFonts w:ascii="Symbol" w:hAnsi="Symbol" w:hint="default"/>
+      </w:rPr>
+    </w:lvl>
+    <w:lvl w:ilvl="1" w:tplc="04190003" w:tentative="1">
+      <w:start w:val="1"/>
+      <w:numFmt w:val="bullet"/>
+      <w:lvlText w:val="o"/>
+      <w:lvlJc w:val="left"/>
+      <w:pPr>
+        <w:ind w:left="1440" w:hanging="360"/>
+      </w:pPr>
+      <w:rPr>
+        <w:rFonts w:ascii="Courier New" w:hAnsi="Courier New" w:cs="Courier New" w:hint="default"/>
+      </w:rPr>
+    </w:lvl>
+    <w:lvl w:ilvl="2" w:tplc="04190005" w:tentative="1">
+      <w:start w:val="1"/>
+      <w:numFmt w:val="bullet"/>
+      <w:lvlText w:val=""/>
+      <w:lvlJc w:val="left"/>
+      <w:pPr>
+        <w:ind w:left="2160" w:hanging="360"/>
+      </w:pPr>
+      <w:rPr>
+        <w:rFonts w:ascii="Wingdings" w:hAnsi="Wingdings" w:hint="default"/>
+      </w:rPr>
+    </w:lvl>
+    <w:lvl w:ilvl="3" w:tplc="04190001" w:tentative="1">
+      <w:start w:val="1"/>
+      <w:numFmt w:val="bullet"/>
+      <w:lvlText w:val=""/>
+      <w:lvlJc w:val="left"/>
+      <w:pPr>
+        <w:ind w:left="2880" w:hanging="360"/>
+      </w:pPr>
+      <w:rPr>
+        <w:rFonts w:ascii="Symbol" w:hAnsi="Symbol" w:hint="default"/>
+      </w:rPr>
+    </w:lvl>
+    <w:lvl w:ilvl="4" w:tplc="04190003" w:tentative="1">
+      <w:start w:val="1"/>
+      <w:numFmt w:val="bullet"/>
+      <w:lvlText w:val="o"/>
+      <w:lvlJc w:val="left"/>
+      <w:pPr>
+        <w:ind w:left="3600" w:hanging="360"/>
+      </w:pPr>
+      <w:rPr>
+        <w:rFonts w:ascii="Courier New" w:hAnsi="Courier New" w:cs="Courier New" w:hint="default"/>
+      </w:rPr>
+    </w:lvl>
+    <w:lvl w:ilvl="5" w:tplc="04190005" w:tentative="1">
+      <w:start w:val="1"/>
+      <w:numFmt w:val="bullet"/>
+      <w:lvlText w:val=""/>
+      <w:lvlJc w:val="left"/>
+      <w:pPr>
+        <w:ind w:left="4320" w:hanging="360"/>
+      </w:pPr>
+      <w:rPr>
+        <w:rFonts w:ascii="Wingdings" w:hAnsi="Wingdings" w:hint="default"/>
+      </w:rPr>
+    </w:lvl>
+    <w:lvl w:ilvl="6" w:tplc="04190001" w:tentative="1">
+      <w:start w:val="1"/>
+      <w:numFmt w:val="bullet"/>
+      <w:lvlText w:val=""/>
+      <w:lvlJc w:val="left"/>
+      <w:pPr>
+        <w:ind w:left="5040" w:hanging="360"/>
+      </w:pPr>
+      <w:rPr>
+        <w:rFonts w:ascii="Symbol" w:hAnsi="Symbol" w:hint="default"/>
+      </w:rPr>
+    </w:lvl>
+    <w:lvl w:ilvl="7" w:tplc="04190003" w:tentative="1">
+      <w:start w:val="1"/>
+      <w:numFmt w:val="bullet"/>
+      <w:lvlText w:val="o"/>
+      <w:lvlJc w:val="left"/>
+      <w:pPr>
+        <w:ind w:left="5760" w:hanging="360"/>
+      </w:pPr>
+      <w:rPr>
+        <w:rFonts w:ascii="Courier New" w:hAnsi="Courier New" w:cs="Courier New" w:hint="default"/>
+      </w:rPr>
+    </w:lvl>
+    <w:lvl w:ilvl="8" w:tplc="04190005" w:tentative="1">
+      <w:start w:val="1"/>
+      <w:numFmt w:val="bullet"/>
+      <w:lvlText w:val=""/>
+      <w:lvlJc w:val="left"/>
+      <w:pPr>
+        <w:ind w:left="6480" w:hanging="360"/>
+      </w:pPr>
+      <w:rPr>
+        <w:rFonts w:ascii="Wingdings" w:hAnsi="Wingdings" w:hint="default"/>
+      </w:rPr>
+    </w:lvl>
+  </w:abstractNum>
+  <w:abstractNum w:abstractNumId="42" w15:restartNumberingAfterBreak="0">
+    <w:nsid w:val="76ED2B79"/>
+    <w:multiLevelType w:val="hybridMultilevel"/>
+    <w:tmpl w:val="F6B04A54"/>
+    <w:lvl w:ilvl="0" w:tplc="E3F6E87A">
+      <w:start w:val="1"/>
+      <w:numFmt w:val="bullet"/>
+      <w:lvlText w:val=""/>
+      <w:lvlJc w:val="left"/>
+      <w:pPr>
+        <w:ind w:left="720" w:hanging="360"/>
+      </w:pPr>
+      <w:rPr>
+        <w:rFonts w:ascii="Symbol" w:hAnsi="Symbol" w:hint="default"/>
+      </w:rPr>
+    </w:lvl>
+    <w:lvl w:ilvl="1" w:tplc="04190003" w:tentative="1">
+      <w:start w:val="1"/>
+      <w:numFmt w:val="bullet"/>
+      <w:lvlText w:val="o"/>
+      <w:lvlJc w:val="left"/>
+      <w:pPr>
+        <w:ind w:left="1440" w:hanging="360"/>
+      </w:pPr>
+      <w:rPr>
+        <w:rFonts w:ascii="Courier New" w:hAnsi="Courier New" w:cs="Courier New" w:hint="default"/>
+      </w:rPr>
+    </w:lvl>
+    <w:lvl w:ilvl="2" w:tplc="04190005" w:tentative="1">
+      <w:start w:val="1"/>
+      <w:numFmt w:val="bullet"/>
+      <w:lvlText w:val=""/>
+      <w:lvlJc w:val="left"/>
+      <w:pPr>
+        <w:ind w:left="2160" w:hanging="360"/>
+      </w:pPr>
+      <w:rPr>
+        <w:rFonts w:ascii="Wingdings" w:hAnsi="Wingdings" w:hint="default"/>
+      </w:rPr>
+    </w:lvl>
+    <w:lvl w:ilvl="3" w:tplc="04190001" w:tentative="1">
+      <w:start w:val="1"/>
+      <w:numFmt w:val="bullet"/>
+      <w:lvlText w:val=""/>
+      <w:lvlJc w:val="left"/>
+      <w:pPr>
+        <w:ind w:left="2880" w:hanging="360"/>
+      </w:pPr>
+      <w:rPr>
+        <w:rFonts w:ascii="Symbol" w:hAnsi="Symbol" w:hint="default"/>
+      </w:rPr>
+    </w:lvl>
+    <w:lvl w:ilvl="4" w:tplc="04190003" w:tentative="1">
+      <w:start w:val="1"/>
+      <w:numFmt w:val="bullet"/>
+      <w:lvlText w:val="o"/>
+      <w:lvlJc w:val="left"/>
+      <w:pPr>
+        <w:ind w:left="3600" w:hanging="360"/>
+      </w:pPr>
+      <w:rPr>
+        <w:rFonts w:ascii="Courier New" w:hAnsi="Courier New" w:cs="Courier New" w:hint="default"/>
+      </w:rPr>
+    </w:lvl>
+    <w:lvl w:ilvl="5" w:tplc="04190005" w:tentative="1">
+      <w:start w:val="1"/>
+      <w:numFmt w:val="bullet"/>
+      <w:lvlText w:val=""/>
+      <w:lvlJc w:val="left"/>
+      <w:pPr>
+        <w:ind w:left="4320" w:hanging="360"/>
+      </w:pPr>
+      <w:rPr>
+        <w:rFonts w:ascii="Wingdings" w:hAnsi="Wingdings" w:hint="default"/>
+      </w:rPr>
+    </w:lvl>
+    <w:lvl w:ilvl="6" w:tplc="04190001" w:tentative="1">
+      <w:start w:val="1"/>
+      <w:numFmt w:val="bullet"/>
+      <w:lvlText w:val=""/>
+      <w:lvlJc w:val="left"/>
+      <w:pPr>
+        <w:ind w:left="5040" w:hanging="360"/>
+      </w:pPr>
+      <w:rPr>
+        <w:rFonts w:ascii="Symbol" w:hAnsi="Symbol" w:hint="default"/>
+      </w:rPr>
+    </w:lvl>
+    <w:lvl w:ilvl="7" w:tplc="04190003" w:tentative="1">
+      <w:start w:val="1"/>
+      <w:numFmt w:val="bullet"/>
+      <w:lvlText w:val="o"/>
+      <w:lvlJc w:val="left"/>
+      <w:pPr>
+        <w:ind w:left="5760" w:hanging="360"/>
+      </w:pPr>
+      <w:rPr>
+        <w:rFonts w:ascii="Courier New" w:hAnsi="Courier New" w:cs="Courier New" w:hint="default"/>
+      </w:rPr>
+    </w:lvl>
+    <w:lvl w:ilvl="8" w:tplc="04190005" w:tentative="1">
+      <w:start w:val="1"/>
+      <w:numFmt w:val="bullet"/>
+      <w:lvlText w:val=""/>
+      <w:lvlJc w:val="left"/>
+      <w:pPr>
+        <w:ind w:left="6480" w:hanging="360"/>
+      </w:pPr>
+      <w:rPr>
+        <w:rFonts w:ascii="Wingdings" w:hAnsi="Wingdings" w:hint="default"/>
+      </w:rPr>
+    </w:lvl>
+  </w:abstractNum>
+  <w:abstractNum w:abstractNumId="43" w15:restartNumberingAfterBreak="0">
+    <w:nsid w:val="795D48D2"/>
+    <w:multiLevelType w:val="hybridMultilevel"/>
+    <w:tmpl w:val="C08C6092"/>
+    <w:lvl w:ilvl="0" w:tplc="E3F6E87A">
+      <w:start w:val="1"/>
+      <w:numFmt w:val="bullet"/>
+      <w:lvlText w:val=""/>
+      <w:lvlJc w:val="left"/>
+      <w:pPr>
+        <w:ind w:left="720" w:hanging="360"/>
+      </w:pPr>
+      <w:rPr>
+        <w:rFonts w:ascii="Symbol" w:hAnsi="Symbol" w:hint="default"/>
+      </w:rPr>
+    </w:lvl>
+    <w:lvl w:ilvl="1" w:tplc="04190003" w:tentative="1">
+      <w:start w:val="1"/>
+      <w:numFmt w:val="bullet"/>
+      <w:lvlText w:val="o"/>
+      <w:lvlJc w:val="left"/>
+      <w:pPr>
+        <w:ind w:left="1440" w:hanging="360"/>
+      </w:pPr>
+      <w:rPr>
+        <w:rFonts w:ascii="Courier New" w:hAnsi="Courier New" w:cs="Courier New" w:hint="default"/>
+      </w:rPr>
+    </w:lvl>
+    <w:lvl w:ilvl="2" w:tplc="04190005" w:tentative="1">
+      <w:start w:val="1"/>
+      <w:numFmt w:val="bullet"/>
+      <w:lvlText w:val=""/>
+      <w:lvlJc w:val="left"/>
+      <w:pPr>
+        <w:ind w:left="2160" w:hanging="360"/>
+      </w:pPr>
+      <w:rPr>
+        <w:rFonts w:ascii="Wingdings" w:hAnsi="Wingdings" w:hint="default"/>
+      </w:rPr>
+    </w:lvl>
+    <w:lvl w:ilvl="3" w:tplc="04190001" w:tentative="1">
+      <w:start w:val="1"/>
+      <w:numFmt w:val="bullet"/>
+      <w:lvlText w:val=""/>
+      <w:lvlJc w:val="left"/>
+      <w:pPr>
+        <w:ind w:left="2880" w:hanging="360"/>
+      </w:pPr>
+      <w:rPr>
+        <w:rFonts w:ascii="Symbol" w:hAnsi="Symbol" w:hint="default"/>
+      </w:rPr>
+    </w:lvl>
+    <w:lvl w:ilvl="4" w:tplc="04190003" w:tentative="1">
+      <w:start w:val="1"/>
+      <w:numFmt w:val="bullet"/>
+      <w:lvlText w:val="o"/>
+      <w:lvlJc w:val="left"/>
+      <w:pPr>
+        <w:ind w:left="3600" w:hanging="360"/>
+      </w:pPr>
+      <w:rPr>
+        <w:rFonts w:ascii="Courier New" w:hAnsi="Courier New" w:cs="Courier New" w:hint="default"/>
+      </w:rPr>
+    </w:lvl>
+    <w:lvl w:ilvl="5" w:tplc="04190005" w:tentative="1">
+      <w:start w:val="1"/>
+      <w:numFmt w:val="bullet"/>
+      <w:lvlText w:val=""/>
+      <w:lvlJc w:val="left"/>
+      <w:pPr>
+        <w:ind w:left="4320" w:hanging="360"/>
+      </w:pPr>
+      <w:rPr>
+        <w:rFonts w:ascii="Wingdings" w:hAnsi="Wingdings" w:hint="default"/>
+      </w:rPr>
+    </w:lvl>
+    <w:lvl w:ilvl="6" w:tplc="04190001" w:tentative="1">
+      <w:start w:val="1"/>
+      <w:numFmt w:val="bullet"/>
+      <w:lvlText w:val=""/>
+      <w:lvlJc w:val="left"/>
+      <w:pPr>
+        <w:ind w:left="5040" w:hanging="360"/>
+      </w:pPr>
+      <w:rPr>
+        <w:rFonts w:ascii="Symbol" w:hAnsi="Symbol" w:hint="default"/>
+      </w:rPr>
+    </w:lvl>
+    <w:lvl w:ilvl="7" w:tplc="04190003" w:tentative="1">
+      <w:start w:val="1"/>
+      <w:numFmt w:val="bullet"/>
+      <w:lvlText w:val="o"/>
+      <w:lvlJc w:val="left"/>
+      <w:pPr>
+        <w:ind w:left="5760" w:hanging="360"/>
+      </w:pPr>
+      <w:rPr>
+        <w:rFonts w:ascii="Courier New" w:hAnsi="Courier New" w:cs="Courier New" w:hint="default"/>
+      </w:rPr>
+    </w:lvl>
+    <w:lvl w:ilvl="8" w:tplc="04190005" w:tentative="1">
+      <w:start w:val="1"/>
+      <w:numFmt w:val="bullet"/>
+      <w:lvlText w:val=""/>
+      <w:lvlJc w:val="left"/>
+      <w:pPr>
+        <w:ind w:left="6480" w:hanging="360"/>
+      </w:pPr>
+      <w:rPr>
+        <w:rFonts w:ascii="Wingdings" w:hAnsi="Wingdings" w:hint="default"/>
+      </w:rPr>
+    </w:lvl>
+  </w:abstractNum>
+  <w:abstractNum w:abstractNumId="44" w15:restartNumberingAfterBreak="0">
+    <w:nsid w:val="79D3650C"/>
+    <w:multiLevelType w:val="multilevel"/>
+    <w:tmpl w:val="8020DE18"/>
+    <w:lvl w:ilvl="0">
+      <w:start w:val="1"/>
+      <w:numFmt w:val="bullet"/>
+      <w:lvlText w:val=""/>
+      <w:lvlJc w:val="left"/>
+      <w:pPr>
+        <w:tabs>
+          <w:tab w:val="num" w:pos="720"/>
+        </w:tabs>
+        <w:ind w:left="720" w:hanging="360"/>
+      </w:pPr>
+      <w:rPr>
+        <w:rFonts w:ascii="Symbol" w:hAnsi="Symbol" w:hint="default"/>
+        <w:sz w:val="28"/>
+        <w:szCs w:val="30"/>
+      </w:rPr>
+    </w:lvl>
+    <w:lvl w:ilvl="1" w:tentative="1">
+      <w:start w:val="1"/>
+      <w:numFmt w:val="bullet"/>
+      <w:lvlText w:val="o"/>
+      <w:lvlJc w:val="left"/>
+      <w:pPr>
+        <w:tabs>
+          <w:tab w:val="num" w:pos="1440"/>
+        </w:tabs>
+        <w:ind w:left="1440" w:hanging="360"/>
+      </w:pPr>
+      <w:rPr>
+        <w:rFonts w:ascii="Courier New" w:hAnsi="Courier New" w:hint="default"/>
+        <w:sz w:val="20"/>
+      </w:rPr>
+    </w:lvl>
+    <w:lvl w:ilvl="2" w:tentative="1">
+      <w:start w:val="1"/>
+      <w:numFmt w:val="bullet"/>
+      <w:lvlText w:val=""/>
+      <w:lvlJc w:val="left"/>
+      <w:pPr>
+        <w:tabs>
+          <w:tab w:val="num" w:pos="2160"/>
+        </w:tabs>
+        <w:ind w:left="2160" w:hanging="360"/>
+      </w:pPr>
+      <w:rPr>
+        <w:rFonts w:ascii="Wingdings" w:hAnsi="Wingdings" w:hint="default"/>
+        <w:sz w:val="20"/>
+      </w:rPr>
+    </w:lvl>
+    <w:lvl w:ilvl="3" w:tentative="1">
+      <w:start w:val="1"/>
+      <w:numFmt w:val="bullet"/>
+      <w:lvlText w:val=""/>
+      <w:lvlJc w:val="left"/>
+      <w:pPr>
+        <w:tabs>
+          <w:tab w:val="num" w:pos="2880"/>
+        </w:tabs>
+        <w:ind w:left="2880" w:hanging="360"/>
+      </w:pPr>
+      <w:rPr>
+        <w:rFonts w:ascii="Wingdings" w:hAnsi="Wingdings" w:hint="default"/>
+        <w:sz w:val="20"/>
+      </w:rPr>
+    </w:lvl>
+    <w:lvl w:ilvl="4" w:tentative="1">
+      <w:start w:val="1"/>
+      <w:numFmt w:val="bullet"/>
+      <w:lvlText w:val=""/>
+      <w:lvlJc w:val="left"/>
+      <w:pPr>
+        <w:tabs>
+          <w:tab w:val="num" w:pos="3600"/>
+        </w:tabs>
+        <w:ind w:left="3600" w:hanging="360"/>
+      </w:pPr>
+      <w:rPr>
+        <w:rFonts w:ascii="Wingdings" w:hAnsi="Wingdings" w:hint="default"/>
+        <w:sz w:val="20"/>
+      </w:rPr>
+    </w:lvl>
+    <w:lvl w:ilvl="5" w:tentative="1">
+      <w:start w:val="1"/>
+      <w:numFmt w:val="bullet"/>
+      <w:lvlText w:val=""/>
+      <w:lvlJc w:val="left"/>
+      <w:pPr>
+        <w:tabs>
+          <w:tab w:val="num" w:pos="4320"/>
+        </w:tabs>
+        <w:ind w:left="4320" w:hanging="360"/>
+      </w:pPr>
+      <w:rPr>
+        <w:rFonts w:ascii="Wingdings" w:hAnsi="Wingdings" w:hint="default"/>
+        <w:sz w:val="20"/>
+      </w:rPr>
+    </w:lvl>
+    <w:lvl w:ilvl="6" w:tentative="1">
+      <w:start w:val="1"/>
+      <w:numFmt w:val="bullet"/>
+      <w:lvlText w:val=""/>
+      <w:lvlJc w:val="left"/>
+      <w:pPr>
+        <w:tabs>
+          <w:tab w:val="num" w:pos="5040"/>
+        </w:tabs>
+        <w:ind w:left="5040" w:hanging="360"/>
+      </w:pPr>
+      <w:rPr>
+        <w:rFonts w:ascii="Wingdings" w:hAnsi="Wingdings" w:hint="default"/>
+        <w:sz w:val="20"/>
+      </w:rPr>
+    </w:lvl>
+    <w:lvl w:ilvl="7" w:tentative="1">
+      <w:start w:val="1"/>
+      <w:numFmt w:val="bullet"/>
+      <w:lvlText w:val=""/>
+      <w:lvlJc w:val="left"/>
+      <w:pPr>
+        <w:tabs>
+          <w:tab w:val="num" w:pos="5760"/>
+        </w:tabs>
+        <w:ind w:left="5760" w:hanging="360"/>
+      </w:pPr>
+      <w:rPr>
+        <w:rFonts w:ascii="Wingdings" w:hAnsi="Wingdings" w:hint="default"/>
+        <w:sz w:val="20"/>
+      </w:rPr>
+    </w:lvl>
+    <w:lvl w:ilvl="8" w:tentative="1">
+      <w:start w:val="1"/>
+      <w:numFmt w:val="bullet"/>
+      <w:lvlText w:val=""/>
+      <w:lvlJc w:val="left"/>
+      <w:pPr>
+        <w:tabs>
+          <w:tab w:val="num" w:pos="6480"/>
+        </w:tabs>
+        <w:ind w:left="6480" w:hanging="360"/>
+      </w:pPr>
+      <w:rPr>
+        <w:rFonts w:ascii="Wingdings" w:hAnsi="Wingdings" w:hint="default"/>
+        <w:sz w:val="20"/>
+      </w:rPr>
+    </w:lvl>
+  </w:abstractNum>
+  <w:abstractNum w:abstractNumId="45" w15:restartNumberingAfterBreak="0">
+    <w:nsid w:val="7E1250C0"/>
+    <w:multiLevelType w:val="hybridMultilevel"/>
+    <w:tmpl w:val="21F05132"/>
+    <w:lvl w:ilvl="0" w:tplc="025E25B4">
+      <w:start w:val="1"/>
+      <w:numFmt w:val="bullet"/>
+      <w:lvlText w:val=""/>
+      <w:lvlJc w:val="left"/>
+      <w:pPr>
+        <w:ind w:left="720" w:hanging="360"/>
+      </w:pPr>
+      <w:rPr>
+        <w:rFonts w:ascii="Symbol" w:hAnsi="Symbol" w:hint="default"/>
+      </w:rPr>
+    </w:lvl>
+    <w:lvl w:ilvl="1" w:tplc="04190003" w:tentative="1">
+      <w:start w:val="1"/>
+      <w:numFmt w:val="bullet"/>
+      <w:lvlText w:val="o"/>
+      <w:lvlJc w:val="left"/>
+      <w:pPr>
+        <w:ind w:left="1440" w:hanging="360"/>
+      </w:pPr>
+      <w:rPr>
+        <w:rFonts w:ascii="Courier New" w:hAnsi="Courier New" w:cs="Courier New" w:hint="default"/>
+      </w:rPr>
+    </w:lvl>
+    <w:lvl w:ilvl="2" w:tplc="04190005" w:tentative="1">
+      <w:start w:val="1"/>
+      <w:numFmt w:val="bullet"/>
+      <w:lvlText w:val=""/>
+      <w:lvlJc w:val="left"/>
+      <w:pPr>
+        <w:ind w:left="2160" w:hanging="360"/>
+      </w:pPr>
+      <w:rPr>
+        <w:rFonts w:ascii="Wingdings" w:hAnsi="Wingdings" w:hint="default"/>
+      </w:rPr>
+    </w:lvl>
+    <w:lvl w:ilvl="3" w:tplc="04190001" w:tentative="1">
+      <w:start w:val="1"/>
+      <w:numFmt w:val="bullet"/>
+      <w:lvlText w:val=""/>
+      <w:lvlJc w:val="left"/>
+      <w:pPr>
+        <w:ind w:left="2880" w:hanging="360"/>
+      </w:pPr>
+      <w:rPr>
+        <w:rFonts w:ascii="Symbol" w:hAnsi="Symbol" w:hint="default"/>
+      </w:rPr>
+    </w:lvl>
+    <w:lvl w:ilvl="4" w:tplc="04190003" w:tentative="1">
+      <w:start w:val="1"/>
+      <w:numFmt w:val="bullet"/>
+      <w:lvlText w:val="o"/>
+      <w:lvlJc w:val="left"/>
+      <w:pPr>
+        <w:ind w:left="3600" w:hanging="360"/>
+      </w:pPr>
+      <w:rPr>
+        <w:rFonts w:ascii="Courier New" w:hAnsi="Courier New" w:cs="Courier New" w:hint="default"/>
+      </w:rPr>
+    </w:lvl>
+    <w:lvl w:ilvl="5" w:tplc="04190005" w:tentative="1">
+      <w:start w:val="1"/>
+      <w:numFmt w:val="bullet"/>
+      <w:lvlText w:val=""/>
+      <w:lvlJc w:val="left"/>
+      <w:pPr>
+        <w:ind w:left="4320" w:hanging="360"/>
+      </w:pPr>
+      <w:rPr>
+        <w:rFonts w:ascii="Wingdings" w:hAnsi="Wingdings" w:hint="default"/>
+      </w:rPr>
+    </w:lvl>
+    <w:lvl w:ilvl="6" w:tplc="04190001" w:tentative="1">
+      <w:start w:val="1"/>
+      <w:numFmt w:val="bullet"/>
+      <w:lvlText w:val=""/>
+      <w:lvlJc w:val="left"/>
+      <w:pPr>
+        <w:ind w:left="5040" w:hanging="360"/>
+      </w:pPr>
+      <w:rPr>
+        <w:rFonts w:ascii="Symbol" w:hAnsi="Symbol" w:hint="default"/>
+      </w:rPr>
+    </w:lvl>
+    <w:lvl w:ilvl="7" w:tplc="04190003" w:tentative="1">
+      <w:start w:val="1"/>
+      <w:numFmt w:val="bullet"/>
+      <w:lvlText w:val="o"/>
+      <w:lvlJc w:val="left"/>
+      <w:pPr>
+        <w:ind w:left="5760" w:hanging="360"/>
+      </w:pPr>
+      <w:rPr>
+        <w:rFonts w:ascii="Courier New" w:hAnsi="Courier New" w:cs="Courier New" w:hint="default"/>
+      </w:rPr>
+    </w:lvl>
+    <w:lvl w:ilvl="8" w:tplc="04190005" w:tentative="1">
+      <w:start w:val="1"/>
+      <w:numFmt w:val="bullet"/>
+      <w:lvlText w:val=""/>
+      <w:lvlJc w:val="left"/>
+      <w:pPr>
+        <w:ind w:left="6480" w:hanging="360"/>
+      </w:pPr>
+      <w:rPr>
+        <w:rFonts w:ascii="Wingdings" w:hAnsi="Wingdings" w:hint="default"/>
+      </w:rPr>
+    </w:lvl>
+  </w:abstractNum>
+  <w:num w:numId="1" w16cid:durableId="581063725">
+    <w:abstractNumId w:val="9"/>
+  </w:num>
+  <w:num w:numId="2" w16cid:durableId="1174078528">
+    <w:abstractNumId w:val="18"/>
+  </w:num>
+  <w:num w:numId="3" w16cid:durableId="846360834">
+    <w:abstractNumId w:val="15"/>
+  </w:num>
+  <w:num w:numId="4" w16cid:durableId="1224216222">
+    <w:abstractNumId w:val="42"/>
+  </w:num>
+  <w:num w:numId="5" w16cid:durableId="904028460">
+    <w:abstractNumId w:val="7"/>
+  </w:num>
+  <w:num w:numId="6" w16cid:durableId="2023504403">
+    <w:abstractNumId w:val="19"/>
+  </w:num>
+  <w:num w:numId="7" w16cid:durableId="619919053">
+    <w:abstractNumId w:val="3"/>
+  </w:num>
+  <w:num w:numId="8" w16cid:durableId="1342930346">
+    <w:abstractNumId w:val="23"/>
+  </w:num>
+  <w:num w:numId="9" w16cid:durableId="1700549228">
+    <w:abstractNumId w:val="27"/>
+  </w:num>
+  <w:num w:numId="10" w16cid:durableId="1522892582">
+    <w:abstractNumId w:val="8"/>
+  </w:num>
+  <w:num w:numId="11" w16cid:durableId="359283382">
+    <w:abstractNumId w:val="4"/>
+  </w:num>
+  <w:num w:numId="12" w16cid:durableId="1773237711">
+    <w:abstractNumId w:val="34"/>
+  </w:num>
+  <w:num w:numId="13" w16cid:durableId="1525292368">
+    <w:abstractNumId w:val="22"/>
+  </w:num>
+  <w:num w:numId="14" w16cid:durableId="306714658">
+    <w:abstractNumId w:val="6"/>
+  </w:num>
+  <w:num w:numId="15" w16cid:durableId="1753623652">
+    <w:abstractNumId w:val="26"/>
+  </w:num>
+  <w:num w:numId="16" w16cid:durableId="1680236507">
+    <w:abstractNumId w:val="30"/>
+  </w:num>
+  <w:num w:numId="17" w16cid:durableId="448402142">
+    <w:abstractNumId w:val="43"/>
+  </w:num>
+  <w:num w:numId="18" w16cid:durableId="666590252">
+    <w:abstractNumId w:val="36"/>
+  </w:num>
+  <w:num w:numId="19" w16cid:durableId="1114519394">
+    <w:abstractNumId w:val="39"/>
+  </w:num>
+  <w:num w:numId="20" w16cid:durableId="1407797234">
+    <w:abstractNumId w:val="35"/>
+  </w:num>
+  <w:num w:numId="21" w16cid:durableId="205727447">
+    <w:abstractNumId w:val="20"/>
+  </w:num>
+  <w:num w:numId="22" w16cid:durableId="1150828174">
+    <w:abstractNumId w:val="10"/>
+  </w:num>
+  <w:num w:numId="23" w16cid:durableId="12852183">
+    <w:abstractNumId w:val="21"/>
+  </w:num>
+  <w:num w:numId="24" w16cid:durableId="2023580820">
+    <w:abstractNumId w:val="31"/>
+  </w:num>
+  <w:num w:numId="25" w16cid:durableId="3627394">
+    <w:abstractNumId w:val="13"/>
+  </w:num>
+  <w:num w:numId="26" w16cid:durableId="1393313828">
+    <w:abstractNumId w:val="25"/>
+  </w:num>
+  <w:num w:numId="27" w16cid:durableId="1792478929">
+    <w:abstractNumId w:val="11"/>
+  </w:num>
+  <w:num w:numId="28" w16cid:durableId="656223261">
+    <w:abstractNumId w:val="2"/>
+  </w:num>
+  <w:num w:numId="29" w16cid:durableId="980497039">
+    <w:abstractNumId w:val="12"/>
+  </w:num>
+  <w:num w:numId="30" w16cid:durableId="1715810566">
+    <w:abstractNumId w:val="38"/>
+  </w:num>
+  <w:num w:numId="31" w16cid:durableId="972370628">
+    <w:abstractNumId w:val="24"/>
+  </w:num>
+  <w:num w:numId="32" w16cid:durableId="303242814">
+    <w:abstractNumId w:val="37"/>
+  </w:num>
+  <w:num w:numId="33" w16cid:durableId="1715157812">
+    <w:abstractNumId w:val="44"/>
+  </w:num>
+  <w:num w:numId="34" w16cid:durableId="1788045344">
+    <w:abstractNumId w:val="40"/>
+  </w:num>
+  <w:num w:numId="35" w16cid:durableId="1811090710">
+    <w:abstractNumId w:val="14"/>
+  </w:num>
+  <w:num w:numId="36" w16cid:durableId="1909457799">
+    <w:abstractNumId w:val="0"/>
+  </w:num>
+  <w:num w:numId="37" w16cid:durableId="710497445">
+    <w:abstractNumId w:val="45"/>
+  </w:num>
+  <w:num w:numId="38" w16cid:durableId="685987488">
+    <w:abstractNumId w:val="41"/>
+  </w:num>
+  <w:num w:numId="39" w16cid:durableId="1184171745">
     <w:abstractNumId w:val="1"/>
   </w:num>
-  <w:num w:numId="2" w16cid:durableId="174610320">
-    <w:abstractNumId w:val="3"/>
+  <w:num w:numId="40" w16cid:durableId="529878406">
+    <w:abstractNumId w:val="33"/>
   </w:num>
-  <w:num w:numId="3" w16cid:durableId="1784883433">
-    <w:abstractNumId w:val="0"/>
+  <w:num w:numId="41" w16cid:durableId="1326084805">
+    <w:abstractNumId w:val="32"/>
   </w:num>
-  <w:num w:numId="4" w16cid:durableId="308873740">
-    <w:abstractNumId w:val="2"/>
+  <w:num w:numId="42" w16cid:durableId="1502312036">
+    <w:abstractNumId w:val="17"/>
   </w:num>
+  <w:num w:numId="43" w16cid:durableId="1782728322">
+    <w:abstractNumId w:val="5"/>
+  </w:num>
+  <w:num w:numId="44" w16cid:durableId="2075883509">
+    <w:abstractNumId w:val="29"/>
+  </w:num>
+  <w:num w:numId="45" w16cid:durableId="1346403090">
+    <w:abstractNumId w:val="28"/>
+  </w:num>
+  <w:num w:numId="46" w16cid:durableId="1378890347">
+    <w:abstractNumId w:val="16"/>
+  </w:num>
+  <w:numIdMacAtCleanup w:val="44"/>
 </w:numbering>
 </file>
 
@@ -1237,11 +6290,11 @@
     <w:pPrDefault/>
   </w:docDefaults>
   <w:latentStyles w:defLockedState="0" w:defUIPriority="99" w:defSemiHidden="0" w:defUnhideWhenUsed="0" w:defQFormat="0" w:count="376">
-    <w:lsdException w:name="Normal" w:uiPriority="0" w:qFormat="1"/>
+    <w:lsdException w:name="Normal" w:uiPriority="0"/>
     <w:lsdException w:name="heading 1" w:uiPriority="9" w:qFormat="1"/>
     <w:lsdException w:name="heading 2" w:uiPriority="9" w:unhideWhenUsed="1" w:qFormat="1"/>
-    <w:lsdException w:name="heading 3" w:semiHidden="1" w:uiPriority="9" w:unhideWhenUsed="1" w:qFormat="1"/>
-    <w:lsdException w:name="heading 4" w:semiHidden="1" w:uiPriority="9" w:unhideWhenUsed="1" w:qFormat="1"/>
+    <w:lsdException w:name="heading 3" w:uiPriority="0" w:qFormat="1"/>
+    <w:lsdException w:name="heading 4" w:uiPriority="9" w:unhideWhenUsed="1" w:qFormat="1"/>
     <w:lsdException w:name="heading 5" w:semiHidden="1" w:uiPriority="9" w:unhideWhenUsed="1" w:qFormat="1"/>
     <w:lsdException w:name="heading 6" w:semiHidden="1" w:uiPriority="9" w:unhideWhenUsed="1" w:qFormat="1"/>
     <w:lsdException w:name="heading 7" w:semiHidden="1" w:uiPriority="9" w:unhideWhenUsed="1" w:qFormat="1"/>
@@ -1256,10 +6309,10 @@
     <w:lsdException w:name="index 7" w:semiHidden="1" w:unhideWhenUsed="1"/>
     <w:lsdException w:name="index 8" w:semiHidden="1" w:unhideWhenUsed="1"/>
     <w:lsdException w:name="index 9" w:semiHidden="1" w:unhideWhenUsed="1"/>
-    <w:lsdException w:name="toc 1" w:uiPriority="39" w:unhideWhenUsed="1" w:qFormat="1"/>
+    <w:lsdException w:name="toc 1" w:uiPriority="39" w:unhideWhenUsed="1"/>
     <w:lsdException w:name="toc 2" w:uiPriority="39" w:unhideWhenUsed="1"/>
-    <w:lsdException w:name="toc 3" w:semiHidden="1" w:uiPriority="39" w:unhideWhenUsed="1"/>
-    <w:lsdException w:name="toc 4" w:semiHidden="1" w:uiPriority="39" w:unhideWhenUsed="1"/>
+    <w:lsdException w:name="toc 3" w:uiPriority="39" w:unhideWhenUsed="1"/>
+    <w:lsdException w:name="toc 4" w:uiPriority="39" w:unhideWhenUsed="1"/>
     <w:lsdException w:name="toc 5" w:semiHidden="1" w:uiPriority="39" w:unhideWhenUsed="1"/>
     <w:lsdException w:name="toc 6" w:semiHidden="1" w:uiPriority="39" w:unhideWhenUsed="1"/>
     <w:lsdException w:name="toc 7" w:semiHidden="1" w:uiPriority="39" w:unhideWhenUsed="1"/>
@@ -1268,10 +6321,10 @@
     <w:lsdException w:name="Normal Indent" w:semiHidden="1" w:unhideWhenUsed="1"/>
     <w:lsdException w:name="footnote text" w:semiHidden="1" w:unhideWhenUsed="1"/>
     <w:lsdException w:name="annotation text" w:semiHidden="1" w:unhideWhenUsed="1"/>
-    <w:lsdException w:name="header" w:unhideWhenUsed="1" w:qFormat="1"/>
-    <w:lsdException w:name="footer" w:unhideWhenUsed="1" w:qFormat="1"/>
-    <w:lsdException w:name="index heading" w:uiPriority="0" w:qFormat="1"/>
-    <w:lsdException w:name="caption" w:uiPriority="0" w:qFormat="1"/>
+    <w:lsdException w:name="header" w:unhideWhenUsed="1"/>
+    <w:lsdException w:name="footer" w:unhideWhenUsed="1"/>
+    <w:lsdException w:name="index heading" w:uiPriority="0"/>
+    <w:lsdException w:name="caption" w:uiPriority="0"/>
     <w:lsdException w:name="table of figures" w:semiHidden="1" w:unhideWhenUsed="1"/>
     <w:lsdException w:name="envelope address" w:semiHidden="1" w:unhideWhenUsed="1"/>
     <w:lsdException w:name="envelope return" w:semiHidden="1" w:unhideWhenUsed="1"/>
@@ -1299,10 +6352,10 @@
     <w:lsdException w:name="List Number 3" w:semiHidden="1" w:unhideWhenUsed="1"/>
     <w:lsdException w:name="List Number 4" w:semiHidden="1" w:unhideWhenUsed="1"/>
     <w:lsdException w:name="List Number 5" w:semiHidden="1" w:unhideWhenUsed="1"/>
-    <w:lsdException w:name="Title" w:uiPriority="0" w:qFormat="1"/>
+    <w:lsdException w:name="Title" w:uiPriority="0"/>
     <w:lsdException w:name="Closing" w:semiHidden="1" w:unhideWhenUsed="1"/>
     <w:lsdException w:name="Signature" w:semiHidden="1" w:unhideWhenUsed="1"/>
-    <w:lsdException w:name="Default Paragraph Font" w:uiPriority="1" w:unhideWhenUsed="1" w:qFormat="1"/>
+    <w:lsdException w:name="Default Paragraph Font" w:semiHidden="1" w:uiPriority="1" w:unhideWhenUsed="1"/>
     <w:lsdException w:name="Body Text" w:uiPriority="0" w:qFormat="1"/>
     <w:lsdException w:name="Body Text Indent" w:semiHidden="1" w:unhideWhenUsed="1"/>
     <w:lsdException w:name="List Continue" w:semiHidden="1" w:unhideWhenUsed="1"/>
@@ -1311,7 +6364,7 @@
     <w:lsdException w:name="List Continue 4" w:semiHidden="1" w:unhideWhenUsed="1"/>
     <w:lsdException w:name="List Continue 5" w:semiHidden="1" w:unhideWhenUsed="1"/>
     <w:lsdException w:name="Message Header" w:semiHidden="1" w:unhideWhenUsed="1"/>
-    <w:lsdException w:name="Subtitle" w:uiPriority="11" w:qFormat="1"/>
+    <w:lsdException w:name="Subtitle" w:uiPriority="11"/>
     <w:lsdException w:name="Salutation" w:semiHidden="1" w:unhideWhenUsed="1"/>
     <w:lsdException w:name="Date" w:semiHidden="1" w:unhideWhenUsed="1"/>
     <w:lsdException w:name="Body Text First Indent" w:semiHidden="1" w:unhideWhenUsed="1"/>
@@ -1322,20 +6375,20 @@
     <w:lsdException w:name="Body Text Indent 2" w:semiHidden="1" w:unhideWhenUsed="1"/>
     <w:lsdException w:name="Body Text Indent 3" w:semiHidden="1" w:unhideWhenUsed="1"/>
     <w:lsdException w:name="Block Text" w:semiHidden="1" w:unhideWhenUsed="1"/>
-    <w:lsdException w:name="Hyperlink" w:unhideWhenUsed="1" w:qFormat="1"/>
-    <w:lsdException w:name="FollowedHyperlink" w:semiHidden="1" w:unhideWhenUsed="1"/>
-    <w:lsdException w:name="Strong" w:uiPriority="22" w:qFormat="1"/>
-    <w:lsdException w:name="Emphasis" w:uiPriority="20" w:qFormat="1"/>
+    <w:lsdException w:name="Hyperlink" w:unhideWhenUsed="1"/>
+    <w:lsdException w:name="FollowedHyperlink" w:semiHidden="1" w:unhideWhenUsed="1" w:qFormat="1"/>
+    <w:lsdException w:name="Strong" w:uiPriority="22"/>
+    <w:lsdException w:name="Emphasis" w:uiPriority="20"/>
     <w:lsdException w:name="Document Map" w:semiHidden="1" w:unhideWhenUsed="1"/>
     <w:lsdException w:name="Plain Text" w:semiHidden="1" w:unhideWhenUsed="1"/>
     <w:lsdException w:name="E-mail Signature" w:semiHidden="1" w:unhideWhenUsed="1"/>
     <w:lsdException w:name="HTML Top of Form" w:semiHidden="1" w:unhideWhenUsed="1"/>
     <w:lsdException w:name="HTML Bottom of Form" w:semiHidden="1" w:unhideWhenUsed="1"/>
-    <w:lsdException w:name="Normal (Web)" w:semiHidden="1" w:unhideWhenUsed="1"/>
+    <w:lsdException w:name="Normal (Web)" w:unhideWhenUsed="1"/>
     <w:lsdException w:name="HTML Acronym" w:semiHidden="1" w:unhideWhenUsed="1"/>
     <w:lsdException w:name="HTML Address" w:semiHidden="1" w:unhideWhenUsed="1"/>
     <w:lsdException w:name="HTML Cite" w:semiHidden="1" w:unhideWhenUsed="1"/>
-    <w:lsdException w:name="HTML Code" w:semiHidden="1" w:unhideWhenUsed="1"/>
+    <w:lsdException w:name="HTML Code" w:semiHidden="1" w:unhideWhenUsed="1" w:qFormat="1"/>
     <w:lsdException w:name="HTML Definition" w:semiHidden="1" w:unhideWhenUsed="1"/>
     <w:lsdException w:name="HTML Keyboard" w:semiHidden="1" w:unhideWhenUsed="1"/>
     <w:lsdException w:name="HTML Preformatted" w:semiHidden="1" w:unhideWhenUsed="1"/>
@@ -1393,7 +6446,8 @@
     <w:lsdException w:name="Balloon Text" w:semiHidden="1" w:unhideWhenUsed="1" w:qFormat="1"/>
     <w:lsdException w:name="Table Grid" w:uiPriority="39"/>
     <w:lsdException w:name="Table Theme" w:semiHidden="1" w:unhideWhenUsed="1"/>
-    <w:lsdException w:name="Placeholder Text" w:semiHidden="1"/>
+    <w:lsdException w:name="Placeholder Text" w:semiHidden="1" w:qFormat="1"/>
+    <w:lsdException w:name="No Spacing" w:uiPriority="1"/>
     <w:lsdException w:name="Light Shading"/>
     <w:lsdException w:name="Light List"/>
     <w:lsdException w:name="Light Grid"/>
@@ -1414,8 +6468,10 @@
     <w:lsdException w:name="Medium Shading 1 Accent 1"/>
     <w:lsdException w:name="Medium Shading 2 Accent 1"/>
     <w:lsdException w:name="Medium List 1 Accent 1"/>
-    <w:lsdException w:name="Revision" w:semiHidden="1"/>
-    <w:lsdException w:name="List Paragraph" w:uiPriority="34" w:qFormat="1"/>
+    <w:lsdException w:name="Revision" w:semiHidden="1" w:unhideWhenUsed="1"/>
+    <w:lsdException w:name="List Paragraph" w:uiPriority="34"/>
+    <w:lsdException w:name="Quote" w:semiHidden="1" w:unhideWhenUsed="1"/>
+    <w:lsdException w:name="Intense Quote" w:semiHidden="1" w:unhideWhenUsed="1"/>
     <w:lsdException w:name="Medium List 2 Accent 1"/>
     <w:lsdException w:name="Medium Grid 1 Accent 1"/>
     <w:lsdException w:name="Medium Grid 2 Accent 1"/>
@@ -1494,11 +6550,11 @@
     <w:lsdException w:name="Colorful Shading Accent 6"/>
     <w:lsdException w:name="Colorful List Accent 6"/>
     <w:lsdException w:name="Colorful Grid Accent 6"/>
-    <w:lsdException w:name="Subtle Emphasis" w:uiPriority="19" w:qFormat="1"/>
-    <w:lsdException w:name="Intense Emphasis" w:uiPriority="21" w:qFormat="1"/>
-    <w:lsdException w:name="Subtle Reference" w:uiPriority="31" w:qFormat="1"/>
-    <w:lsdException w:name="Intense Reference" w:uiPriority="32" w:qFormat="1"/>
-    <w:lsdException w:name="Book Title" w:uiPriority="33" w:qFormat="1"/>
+    <w:lsdException w:name="Subtle Emphasis" w:uiPriority="19"/>
+    <w:lsdException w:name="Intense Emphasis" w:uiPriority="21"/>
+    <w:lsdException w:name="Subtle Reference" w:uiPriority="31"/>
+    <w:lsdException w:name="Intense Reference" w:uiPriority="32"/>
+    <w:lsdException w:name="Book Title" w:uiPriority="33"/>
     <w:lsdException w:name="Bibliography" w:semiHidden="1" w:uiPriority="37" w:unhideWhenUsed="1"/>
     <w:lsdException w:name="TOC Heading" w:semiHidden="1" w:uiPriority="39" w:unhideWhenUsed="1" w:qFormat="1"/>
     <w:lsdException w:name="Plain Table 1" w:uiPriority="41"/>
@@ -1613,15 +6669,14 @@
   </w:latentStyles>
   <w:style w:type="paragraph" w:default="1" w:styleId="a">
     <w:name w:val="Normal"/>
-    <w:qFormat/>
-    <w:rsid w:val="00C0342C"/>
+    <w:rsid w:val="00EF775B"/>
     <w:pPr>
       <w:suppressAutoHyphens/>
       <w:spacing w:line="100" w:lineRule="atLeast"/>
     </w:pPr>
     <w:rPr>
       <w:rFonts w:eastAsia="Times New Roman"/>
-      <w:sz w:val="24"/>
+      <w:sz w:val="28"/>
       <w:szCs w:val="24"/>
       <w:lang w:eastAsia="ar-SA"/>
     </w:rPr>
@@ -1633,19 +6688,19 @@
     <w:link w:val="10"/>
     <w:uiPriority w:val="9"/>
     <w:qFormat/>
-    <w:rsid w:val="00C0342C"/>
+    <w:rsid w:val="00A90C0A"/>
     <w:pPr>
       <w:keepNext/>
       <w:keepLines/>
       <w:spacing w:before="480"/>
+      <w:jc w:val="center"/>
       <w:outlineLvl w:val="0"/>
     </w:pPr>
     <w:rPr>
-      <w:rFonts w:asciiTheme="majorHAnsi" w:eastAsiaTheme="majorEastAsia" w:hAnsiTheme="majorHAnsi" w:cstheme="majorBidi"/>
+      <w:rFonts w:eastAsiaTheme="majorEastAsia" w:cstheme="majorBidi"/>
       <w:b/>
       <w:bCs/>
-      <w:color w:val="2E74B5" w:themeColor="accent1" w:themeShade="BF"/>
-      <w:sz w:val="28"/>
+      <w:sz w:val="32"/>
       <w:szCs w:val="28"/>
     </w:rPr>
   </w:style>
@@ -1657,29 +6712,95 @@
     <w:uiPriority w:val="9"/>
     <w:unhideWhenUsed/>
     <w:qFormat/>
-    <w:rsid w:val="00C0342C"/>
+    <w:rsid w:val="005B0642"/>
     <w:pPr>
       <w:keepNext/>
       <w:keepLines/>
-      <w:spacing w:before="200"/>
+      <w:spacing w:before="240" w:after="240"/>
       <w:outlineLvl w:val="1"/>
     </w:pPr>
     <w:rPr>
-      <w:rFonts w:asciiTheme="majorHAnsi" w:eastAsiaTheme="majorEastAsia" w:hAnsiTheme="majorHAnsi" w:cstheme="majorBidi"/>
+      <w:rFonts w:eastAsiaTheme="majorEastAsia" w:cstheme="majorBidi"/>
       <w:b/>
       <w:bCs/>
-      <w:color w:val="5B9BD5" w:themeColor="accent1"/>
-      <w:sz w:val="26"/>
       <w:szCs w:val="26"/>
     </w:rPr>
   </w:style>
-  <w:style w:type="character" w:default="1" w:styleId="a0">
+  <w:style w:type="paragraph" w:styleId="3">
+    <w:name w:val="heading 3"/>
+    <w:basedOn w:val="a"/>
+    <w:next w:val="a0"/>
+    <w:link w:val="30"/>
+    <w:qFormat/>
+    <w:rsid w:val="006F1A2A"/>
+    <w:pPr>
+      <w:keepNext/>
+      <w:widowControl w:val="0"/>
+      <w:tabs>
+        <w:tab w:val="left" w:pos="0"/>
+      </w:tabs>
+      <w:spacing w:before="240" w:after="120" w:line="360" w:lineRule="auto"/>
+      <w:outlineLvl w:val="2"/>
+    </w:pPr>
+    <w:rPr>
+      <w:rFonts w:eastAsia="Lucida Sans Unicode" w:cs="Tahoma"/>
+      <w:b/>
+      <w:bCs/>
+      <w:kern w:val="2"/>
+      <w:szCs w:val="28"/>
+    </w:rPr>
+  </w:style>
+  <w:style w:type="paragraph" w:styleId="4">
+    <w:name w:val="heading 4"/>
+    <w:basedOn w:val="a"/>
+    <w:next w:val="a"/>
+    <w:link w:val="40"/>
+    <w:uiPriority w:val="9"/>
+    <w:unhideWhenUsed/>
+    <w:qFormat/>
+    <w:rsid w:val="00A90C0A"/>
+    <w:pPr>
+      <w:keepNext/>
+      <w:keepLines/>
+      <w:spacing w:before="40" w:line="360" w:lineRule="auto"/>
+      <w:jc w:val="center"/>
+      <w:outlineLvl w:val="3"/>
+    </w:pPr>
+    <w:rPr>
+      <w:rFonts w:eastAsiaTheme="majorEastAsia" w:cstheme="majorBidi"/>
+      <w:b/>
+      <w:iCs/>
+    </w:rPr>
+  </w:style>
+  <w:style w:type="paragraph" w:styleId="5">
+    <w:name w:val="heading 5"/>
+    <w:basedOn w:val="a"/>
+    <w:next w:val="a"/>
+    <w:link w:val="50"/>
+    <w:uiPriority w:val="9"/>
+    <w:semiHidden/>
+    <w:unhideWhenUsed/>
+    <w:qFormat/>
+    <w:rsid w:val="00A90C0A"/>
+    <w:pPr>
+      <w:keepNext/>
+      <w:keepLines/>
+      <w:spacing w:before="40" w:line="360" w:lineRule="auto"/>
+      <w:jc w:val="center"/>
+      <w:outlineLvl w:val="4"/>
+    </w:pPr>
+    <w:rPr>
+      <w:rFonts w:eastAsiaTheme="majorEastAsia" w:cstheme="majorBidi"/>
+      <w:b/>
+    </w:rPr>
+  </w:style>
+  <w:style w:type="character" w:default="1" w:styleId="a1">
     <w:name w:val="Default Paragraph Font"/>
     <w:uiPriority w:val="1"/>
     <w:semiHidden/>
     <w:unhideWhenUsed/>
   </w:style>
-  <w:style w:type="table" w:default="1" w:styleId="a1">
+  <w:style w:type="table" w:default="1" w:styleId="a2">
     <w:name w:val="Normal Table"/>
     <w:uiPriority w:val="99"/>
     <w:semiHidden/>
@@ -1694,19 +6815,56 @@
       </w:tblCellMar>
     </w:tblPr>
   </w:style>
-  <w:style w:type="numbering" w:default="1" w:styleId="a2">
+  <w:style w:type="numbering" w:default="1" w:styleId="a3">
     <w:name w:val="No List"/>
     <w:uiPriority w:val="99"/>
     <w:semiHidden/>
     <w:unhideWhenUsed/>
   </w:style>
-  <w:style w:type="character" w:styleId="a3">
+  <w:style w:type="paragraph" w:styleId="a0">
+    <w:name w:val="Body Text"/>
+    <w:basedOn w:val="a"/>
+    <w:qFormat/>
+    <w:rsid w:val="00A451E9"/>
+    <w:pPr>
+      <w:widowControl w:val="0"/>
+      <w:spacing w:after="120" w:line="360" w:lineRule="auto"/>
+      <w:jc w:val="both"/>
+    </w:pPr>
+    <w:rPr>
+      <w:rFonts w:eastAsia="Lucida Sans Unicode"/>
+      <w:kern w:val="2"/>
+    </w:rPr>
+  </w:style>
+  <w:style w:type="character" w:styleId="a4">
+    <w:name w:val="FollowedHyperlink"/>
+    <w:basedOn w:val="a1"/>
+    <w:uiPriority w:val="99"/>
+    <w:semiHidden/>
+    <w:unhideWhenUsed/>
+    <w:qFormat/>
+    <w:rsid w:val="00A90C0A"/>
+    <w:rPr>
+      <w:color w:val="954F72" w:themeColor="followedHyperlink"/>
+      <w:u w:val="single"/>
+    </w:rPr>
+  </w:style>
+  <w:style w:type="character" w:styleId="a5">
+    <w:name w:val="Emphasis"/>
+    <w:basedOn w:val="a1"/>
+    <w:uiPriority w:val="20"/>
+    <w:rsid w:val="00A90C0A"/>
+    <w:rPr>
+      <w:i/>
+      <w:iCs/>
+    </w:rPr>
+  </w:style>
+  <w:style w:type="character" w:styleId="a6">
     <w:name w:val="Hyperlink"/>
-    <w:basedOn w:val="a0"/>
+    <w:basedOn w:val="a1"/>
     <w:uiPriority w:val="99"/>
     <w:unhideWhenUsed/>
-    <w:qFormat/>
-    <w:rsid w:val="00C0342C"/>
+    <w:rsid w:val="00A90C0A"/>
     <w:rPr>
       <w:color w:val="0563C1" w:themeColor="hyperlink"/>
       <w:u w:val="single"/>
@@ -1714,36 +6872,36 @@
   </w:style>
   <w:style w:type="character" w:styleId="HTML">
     <w:name w:val="HTML Code"/>
-    <w:basedOn w:val="a0"/>
+    <w:basedOn w:val="a1"/>
     <w:uiPriority w:val="99"/>
     <w:semiHidden/>
     <w:unhideWhenUsed/>
-    <w:rsid w:val="00C0342C"/>
+    <w:qFormat/>
+    <w:rsid w:val="00A90C0A"/>
     <w:rPr>
-      <w:rFonts w:ascii="Courier New" w:hAnsi="Courier New" w:cs="Courier New"/>
+      <w:rFonts w:ascii="Courier New" w:eastAsia="Times New Roman" w:hAnsi="Courier New" w:cs="Courier New"/>
       <w:sz w:val="20"/>
       <w:szCs w:val="20"/>
     </w:rPr>
   </w:style>
-  <w:style w:type="character" w:styleId="a4">
+  <w:style w:type="character" w:styleId="a7">
     <w:name w:val="Strong"/>
-    <w:basedOn w:val="a0"/>
+    <w:basedOn w:val="a1"/>
     <w:uiPriority w:val="22"/>
-    <w:qFormat/>
-    <w:rsid w:val="00C0342C"/>
+    <w:rsid w:val="00A90C0A"/>
     <w:rPr>
       <w:b/>
       <w:bCs/>
     </w:rPr>
   </w:style>
-  <w:style w:type="paragraph" w:styleId="a5">
+  <w:style w:type="paragraph" w:styleId="a8">
     <w:name w:val="Balloon Text"/>
     <w:basedOn w:val="a"/>
     <w:uiPriority w:val="99"/>
     <w:semiHidden/>
     <w:unhideWhenUsed/>
     <w:qFormat/>
-    <w:rsid w:val="00C0342C"/>
+    <w:rsid w:val="00A90C0A"/>
     <w:pPr>
       <w:spacing w:line="240" w:lineRule="auto"/>
     </w:pPr>
@@ -1753,11 +6911,10 @@
       <w:szCs w:val="16"/>
     </w:rPr>
   </w:style>
-  <w:style w:type="paragraph" w:styleId="a6">
+  <w:style w:type="paragraph" w:styleId="a9">
     <w:name w:val="caption"/>
     <w:basedOn w:val="a"/>
-    <w:qFormat/>
-    <w:rsid w:val="00C0342C"/>
+    <w:rsid w:val="00A90C0A"/>
     <w:pPr>
       <w:suppressLineNumbers/>
       <w:spacing w:before="120" w:after="120"/>
@@ -1766,15 +6923,15 @@
       <w:rFonts w:cs="Lohit Devanagari"/>
       <w:i/>
       <w:iCs/>
+      <w:sz w:val="24"/>
     </w:rPr>
   </w:style>
-  <w:style w:type="paragraph" w:styleId="a7">
+  <w:style w:type="paragraph" w:styleId="aa">
     <w:name w:val="header"/>
     <w:basedOn w:val="a"/>
     <w:uiPriority w:val="99"/>
     <w:unhideWhenUsed/>
-    <w:qFormat/>
-    <w:rsid w:val="00C0342C"/>
+    <w:rsid w:val="00A90C0A"/>
     <w:pPr>
       <w:tabs>
         <w:tab w:val="center" w:pos="4677"/>
@@ -1783,30 +6940,23 @@
       <w:spacing w:line="240" w:lineRule="auto"/>
     </w:pPr>
   </w:style>
-  <w:style w:type="paragraph" w:styleId="a8">
-    <w:name w:val="Body Text"/>
+  <w:style w:type="paragraph" w:styleId="ab">
+    <w:name w:val="index heading"/>
+    <w:basedOn w:val="ac"/>
+    <w:rsid w:val="00A90C0A"/>
+  </w:style>
+  <w:style w:type="paragraph" w:styleId="ac">
+    <w:name w:val="Title"/>
     <w:basedOn w:val="a"/>
-    <w:qFormat/>
-    <w:rsid w:val="00C0342C"/>
+    <w:next w:val="a0"/>
+    <w:rsid w:val="00A90C0A"/>
     <w:pPr>
-      <w:widowControl w:val="0"/>
-      <w:spacing w:after="120" w:line="240" w:lineRule="auto"/>
+      <w:keepNext/>
+      <w:spacing w:before="240" w:after="120"/>
     </w:pPr>
     <w:rPr>
-      <w:rFonts w:eastAsia="Lucida Sans Unicode"/>
-      <w:kern w:val="2"/>
-    </w:rPr>
-  </w:style>
-  <w:style w:type="paragraph" w:styleId="a9">
-    <w:name w:val="index heading"/>
-    <w:basedOn w:val="a"/>
-    <w:qFormat/>
-    <w:rsid w:val="00C0342C"/>
-    <w:pPr>
-      <w:suppressLineNumbers/>
-    </w:pPr>
-    <w:rPr>
-      <w:rFonts w:cs="Lohit Devanagari"/>
+      <w:rFonts w:ascii="Liberation Sans" w:eastAsia="Noto Sans CJK SC" w:hAnsi="Liberation Sans" w:cs="Lohit Devanagari"/>
+      <w:szCs w:val="28"/>
     </w:rPr>
   </w:style>
   <w:style w:type="paragraph" w:styleId="11">
@@ -1815,10 +6965,21 @@
     <w:next w:val="a"/>
     <w:uiPriority w:val="39"/>
     <w:unhideWhenUsed/>
-    <w:qFormat/>
-    <w:rsid w:val="00C0342C"/>
+    <w:rsid w:val="00A90C0A"/>
     <w:pPr>
       <w:spacing w:after="100"/>
+    </w:pPr>
+  </w:style>
+  <w:style w:type="paragraph" w:styleId="31">
+    <w:name w:val="toc 3"/>
+    <w:basedOn w:val="a"/>
+    <w:next w:val="a"/>
+    <w:uiPriority w:val="39"/>
+    <w:unhideWhenUsed/>
+    <w:rsid w:val="00A90C0A"/>
+    <w:pPr>
+      <w:spacing w:after="100"/>
+      <w:ind w:left="560"/>
     </w:pPr>
   </w:style>
   <w:style w:type="paragraph" w:styleId="21">
@@ -1827,35 +6988,30 @@
     <w:next w:val="a"/>
     <w:uiPriority w:val="39"/>
     <w:unhideWhenUsed/>
-    <w:rsid w:val="00C0342C"/>
+    <w:rsid w:val="00A90C0A"/>
     <w:pPr>
       <w:spacing w:after="100"/>
       <w:ind w:left="240"/>
     </w:pPr>
   </w:style>
-  <w:style w:type="paragraph" w:styleId="aa">
-    <w:name w:val="Title"/>
+  <w:style w:type="paragraph" w:styleId="41">
+    <w:name w:val="toc 4"/>
     <w:basedOn w:val="a"/>
-    <w:next w:val="a8"/>
-    <w:qFormat/>
-    <w:rsid w:val="00C0342C"/>
+    <w:next w:val="a"/>
+    <w:uiPriority w:val="39"/>
+    <w:unhideWhenUsed/>
+    <w:rsid w:val="00A90C0A"/>
     <w:pPr>
-      <w:keepNext/>
-      <w:spacing w:before="240" w:after="120"/>
+      <w:spacing w:after="100"/>
+      <w:ind w:left="840"/>
     </w:pPr>
-    <w:rPr>
-      <w:rFonts w:ascii="Liberation Sans" w:eastAsia="Noto Sans CJK SC" w:hAnsi="Liberation Sans" w:cs="Lohit Devanagari"/>
-      <w:sz w:val="28"/>
-      <w:szCs w:val="28"/>
-    </w:rPr>
   </w:style>
-  <w:style w:type="paragraph" w:styleId="ab">
+  <w:style w:type="paragraph" w:styleId="ad">
     <w:name w:val="footer"/>
     <w:basedOn w:val="a"/>
     <w:uiPriority w:val="99"/>
     <w:unhideWhenUsed/>
-    <w:qFormat/>
-    <w:rsid w:val="00C0342C"/>
+    <w:rsid w:val="00A90C0A"/>
     <w:pPr>
       <w:tabs>
         <w:tab w:val="center" w:pos="4677"/>
@@ -1864,21 +7020,90 @@
       <w:spacing w:line="240" w:lineRule="auto"/>
     </w:pPr>
   </w:style>
-  <w:style w:type="paragraph" w:styleId="ac">
+  <w:style w:type="paragraph" w:styleId="ae">
     <w:name w:val="List"/>
-    <w:basedOn w:val="a8"/>
+    <w:basedOn w:val="a0"/>
     <w:qFormat/>
-    <w:rsid w:val="00C0342C"/>
+    <w:rsid w:val="00A65A38"/>
+    <w:pPr>
+      <w:contextualSpacing/>
+    </w:pPr>
     <w:rPr>
       <w:rFonts w:cs="Lohit Devanagari"/>
     </w:rPr>
   </w:style>
-  <w:style w:type="character" w:customStyle="1" w:styleId="ad">
+  <w:style w:type="paragraph" w:styleId="af">
+    <w:name w:val="Normal (Web)"/>
+    <w:basedOn w:val="a"/>
+    <w:uiPriority w:val="99"/>
+    <w:unhideWhenUsed/>
+    <w:rsid w:val="00A90C0A"/>
+    <w:pPr>
+      <w:suppressAutoHyphens w:val="0"/>
+      <w:spacing w:beforeAutospacing="1" w:afterAutospacing="1" w:line="240" w:lineRule="auto"/>
+    </w:pPr>
+    <w:rPr>
+      <w:lang w:eastAsia="ru-RU"/>
+    </w:rPr>
+  </w:style>
+  <w:style w:type="paragraph" w:styleId="HTML0">
+    <w:name w:val="HTML Preformatted"/>
+    <w:basedOn w:val="a"/>
+    <w:link w:val="HTML1"/>
+    <w:uiPriority w:val="99"/>
+    <w:semiHidden/>
+    <w:unhideWhenUsed/>
+    <w:rsid w:val="00A90C0A"/>
+    <w:pPr>
+      <w:tabs>
+        <w:tab w:val="left" w:pos="916"/>
+        <w:tab w:val="left" w:pos="1832"/>
+        <w:tab w:val="left" w:pos="2748"/>
+        <w:tab w:val="left" w:pos="3664"/>
+        <w:tab w:val="left" w:pos="4580"/>
+        <w:tab w:val="left" w:pos="5496"/>
+        <w:tab w:val="left" w:pos="6412"/>
+        <w:tab w:val="left" w:pos="7328"/>
+        <w:tab w:val="left" w:pos="8244"/>
+        <w:tab w:val="left" w:pos="9160"/>
+        <w:tab w:val="left" w:pos="10076"/>
+        <w:tab w:val="left" w:pos="10992"/>
+        <w:tab w:val="left" w:pos="11908"/>
+        <w:tab w:val="left" w:pos="12824"/>
+        <w:tab w:val="left" w:pos="13740"/>
+        <w:tab w:val="left" w:pos="14656"/>
+      </w:tabs>
+      <w:suppressAutoHyphens w:val="0"/>
+      <w:spacing w:line="240" w:lineRule="auto"/>
+    </w:pPr>
+    <w:rPr>
+      <w:rFonts w:ascii="Courier New" w:hAnsi="Courier New" w:cs="Courier New"/>
+      <w:sz w:val="20"/>
+      <w:szCs w:val="20"/>
+      <w:lang w:eastAsia="ru-RU"/>
+    </w:rPr>
+  </w:style>
+  <w:style w:type="table" w:styleId="af0">
+    <w:name w:val="Table Grid"/>
+    <w:basedOn w:val="a2"/>
+    <w:uiPriority w:val="39"/>
+    <w:rsid w:val="00A90C0A"/>
+    <w:tblPr>
+      <w:tblBorders>
+        <w:top w:val="single" w:sz="4" w:space="0" w:color="auto"/>
+        <w:left w:val="single" w:sz="4" w:space="0" w:color="auto"/>
+        <w:bottom w:val="single" w:sz="4" w:space="0" w:color="auto"/>
+        <w:right w:val="single" w:sz="4" w:space="0" w:color="auto"/>
+        <w:insideH w:val="single" w:sz="4" w:space="0" w:color="auto"/>
+        <w:insideV w:val="single" w:sz="4" w:space="0" w:color="auto"/>
+      </w:tblBorders>
+    </w:tblPr>
+  </w:style>
+  <w:style w:type="character" w:customStyle="1" w:styleId="af1">
     <w:name w:val="Верхний колонтитул Знак"/>
-    <w:basedOn w:val="a0"/>
+    <w:basedOn w:val="a1"/>
     <w:uiPriority w:val="99"/>
-    <w:qFormat/>
-    <w:rsid w:val="00C0342C"/>
+    <w:rsid w:val="00A90C0A"/>
     <w:rPr>
       <w:rFonts w:ascii="Times New Roman" w:eastAsia="Times New Roman" w:hAnsi="Times New Roman" w:cs="Times New Roman"/>
       <w:sz w:val="24"/>
@@ -1886,12 +7111,11 @@
       <w:lang w:eastAsia="ar-SA"/>
     </w:rPr>
   </w:style>
-  <w:style w:type="character" w:customStyle="1" w:styleId="ae">
+  <w:style w:type="character" w:customStyle="1" w:styleId="af2">
     <w:name w:val="Нижний колонтитул Знак"/>
-    <w:basedOn w:val="a0"/>
+    <w:basedOn w:val="a1"/>
     <w:uiPriority w:val="99"/>
-    <w:qFormat/>
-    <w:rsid w:val="00C0342C"/>
+    <w:rsid w:val="00A90C0A"/>
     <w:rPr>
       <w:rFonts w:ascii="Times New Roman" w:eastAsia="Times New Roman" w:hAnsi="Times New Roman" w:cs="Times New Roman"/>
       <w:sz w:val="24"/>
@@ -1899,72 +7123,51 @@
       <w:lang w:eastAsia="ar-SA"/>
     </w:rPr>
   </w:style>
-  <w:style w:type="character" w:customStyle="1" w:styleId="af">
+  <w:style w:type="character" w:customStyle="1" w:styleId="af3">
     <w:name w:val="Основной текст Знак"/>
-    <w:basedOn w:val="a0"/>
-    <w:qFormat/>
-    <w:rsid w:val="00C0342C"/>
+    <w:basedOn w:val="a1"/>
+    <w:rsid w:val="00A90C0A"/>
     <w:rPr>
       <w:rFonts w:ascii="Times New Roman" w:eastAsia="Lucida Sans Unicode" w:hAnsi="Times New Roman" w:cs="Times New Roman"/>
       <w:kern w:val="2"/>
       <w:sz w:val="24"/>
       <w:szCs w:val="24"/>
-      <w:lang w:eastAsia="ar-SA"/>
     </w:rPr>
   </w:style>
-  <w:style w:type="character" w:customStyle="1" w:styleId="10">
-    <w:name w:val="Заголовок 1 Знак"/>
-    <w:basedOn w:val="a0"/>
-    <w:link w:val="1"/>
-    <w:uiPriority w:val="9"/>
+  <w:style w:type="character" w:customStyle="1" w:styleId="30">
+    <w:name w:val="Заголовок 3 Знак"/>
+    <w:basedOn w:val="a1"/>
+    <w:link w:val="3"/>
     <w:qFormat/>
-    <w:rsid w:val="00C0342C"/>
+    <w:rsid w:val="006F1A2A"/>
     <w:rPr>
-      <w:rFonts w:asciiTheme="majorHAnsi" w:eastAsiaTheme="majorEastAsia" w:hAnsiTheme="majorHAnsi" w:cstheme="majorBidi"/>
+      <w:rFonts w:eastAsia="Lucida Sans Unicode" w:cs="Tahoma"/>
       <w:b/>
       <w:bCs/>
-      <w:color w:val="2E74B5" w:themeColor="accent1" w:themeShade="BF"/>
+      <w:kern w:val="2"/>
       <w:sz w:val="28"/>
       <w:szCs w:val="28"/>
       <w:lang w:eastAsia="ar-SA"/>
     </w:rPr>
   </w:style>
-  <w:style w:type="character" w:customStyle="1" w:styleId="20">
-    <w:name w:val="Заголовок 2 Знак"/>
-    <w:basedOn w:val="a0"/>
-    <w:link w:val="2"/>
-    <w:uiPriority w:val="9"/>
-    <w:qFormat/>
-    <w:rsid w:val="00C0342C"/>
-    <w:rPr>
-      <w:rFonts w:asciiTheme="majorHAnsi" w:eastAsiaTheme="majorEastAsia" w:hAnsiTheme="majorHAnsi" w:cstheme="majorBidi"/>
-      <w:b/>
-      <w:bCs/>
-      <w:color w:val="5B9BD5" w:themeColor="accent1"/>
-      <w:sz w:val="26"/>
-      <w:szCs w:val="26"/>
-      <w:lang w:eastAsia="ar-SA"/>
-    </w:rPr>
-  </w:style>
-  <w:style w:type="character" w:customStyle="1" w:styleId="-">
-    <w:name w:val="Интернет-ссылка"/>
-    <w:basedOn w:val="a0"/>
-    <w:uiPriority w:val="99"/>
-    <w:unhideWhenUsed/>
-    <w:qFormat/>
-    <w:rsid w:val="00C0342C"/>
-    <w:rPr>
-      <w:color w:val="0563C1" w:themeColor="hyperlink"/>
-      <w:u w:val="single"/>
-    </w:rPr>
-  </w:style>
-  <w:style w:type="character" w:customStyle="1" w:styleId="af0">
-    <w:name w:val="Текст выноски Знак"/>
-    <w:basedOn w:val="a0"/>
+  <w:style w:type="character" w:styleId="af4">
+    <w:name w:val="Placeholder Text"/>
+    <w:basedOn w:val="a1"/>
     <w:uiPriority w:val="99"/>
     <w:semiHidden/>
     <w:qFormat/>
-    <w:rsid w:val="00C0342C"/>
+    <w:rsid w:val="00A90C0A"/>
+    <w:rPr>
+      <w:color w:val="808080"/>
+    </w:rPr>
+  </w:style>
+  <w:style w:type="character" w:customStyle="1" w:styleId="af5">
+    <w:name w:val="Текст выноски Знак"/>
+    <w:basedOn w:val="a1"/>
+    <w:uiPriority w:val="99"/>
+    <w:semiHidden/>
+    <w:qFormat/>
+    <w:rsid w:val="00A90C0A"/>
     <w:rPr>
       <w:rFonts w:ascii="Tahoma" w:eastAsia="Times New Roman" w:hAnsi="Tahoma" w:cs="Tahoma"/>
       <w:sz w:val="16"/>
@@ -1972,68 +7175,296 @@
       <w:lang w:eastAsia="ar-SA"/>
     </w:rPr>
   </w:style>
-  <w:style w:type="character" w:customStyle="1" w:styleId="af1">
+  <w:style w:type="character" w:customStyle="1" w:styleId="10">
+    <w:name w:val="Заголовок 1 Знак"/>
+    <w:basedOn w:val="a1"/>
+    <w:link w:val="1"/>
+    <w:uiPriority w:val="9"/>
+    <w:qFormat/>
+    <w:rsid w:val="00A90C0A"/>
+    <w:rPr>
+      <w:rFonts w:ascii="Times New Roman" w:eastAsiaTheme="majorEastAsia" w:hAnsi="Times New Roman" w:cstheme="majorBidi"/>
+      <w:b/>
+      <w:bCs/>
+      <w:sz w:val="32"/>
+      <w:szCs w:val="28"/>
+      <w:lang w:eastAsia="ar-SA"/>
+    </w:rPr>
+  </w:style>
+  <w:style w:type="character" w:customStyle="1" w:styleId="20">
+    <w:name w:val="Заголовок 2 Знак"/>
+    <w:basedOn w:val="a1"/>
+    <w:link w:val="2"/>
+    <w:uiPriority w:val="9"/>
+    <w:qFormat/>
+    <w:rsid w:val="005B0642"/>
+    <w:rPr>
+      <w:rFonts w:eastAsiaTheme="majorEastAsia" w:cstheme="majorBidi"/>
+      <w:b/>
+      <w:bCs/>
+      <w:sz w:val="28"/>
+      <w:szCs w:val="26"/>
+      <w:lang w:eastAsia="ar-SA"/>
+    </w:rPr>
+  </w:style>
+  <w:style w:type="character" w:customStyle="1" w:styleId="-">
+    <w:name w:val="Интернет-ссылка"/>
+    <w:basedOn w:val="a1"/>
+    <w:uiPriority w:val="99"/>
+    <w:unhideWhenUsed/>
+    <w:rsid w:val="00A90C0A"/>
+    <w:rPr>
+      <w:color w:val="0563C1" w:themeColor="hyperlink"/>
+      <w:u w:val="single"/>
+    </w:rPr>
+  </w:style>
+  <w:style w:type="character" w:customStyle="1" w:styleId="af6">
     <w:name w:val="Ссылка указателя"/>
+    <w:rsid w:val="00A90C0A"/>
+  </w:style>
+  <w:style w:type="character" w:customStyle="1" w:styleId="40">
+    <w:name w:val="Заголовок 4 Знак"/>
+    <w:basedOn w:val="a1"/>
+    <w:link w:val="4"/>
+    <w:uiPriority w:val="9"/>
     <w:qFormat/>
-    <w:rsid w:val="00C0342C"/>
+    <w:rsid w:val="00A90C0A"/>
+    <w:rPr>
+      <w:rFonts w:ascii="Times New Roman" w:eastAsiaTheme="majorEastAsia" w:hAnsi="Times New Roman" w:cstheme="majorBidi"/>
+      <w:b/>
+      <w:iCs/>
+      <w:sz w:val="28"/>
+      <w:szCs w:val="24"/>
+      <w:lang w:eastAsia="ar-SA"/>
+    </w:rPr>
   </w:style>
-  <w:style w:type="paragraph" w:customStyle="1" w:styleId="af2">
+  <w:style w:type="character" w:customStyle="1" w:styleId="12">
+    <w:name w:val="Неразрешенное упоминание1"/>
+    <w:basedOn w:val="a1"/>
+    <w:uiPriority w:val="99"/>
+    <w:semiHidden/>
+    <w:unhideWhenUsed/>
+    <w:qFormat/>
+    <w:rsid w:val="00A90C0A"/>
+    <w:rPr>
+      <w:color w:val="605E5C"/>
+      <w:shd w:val="clear" w:color="auto" w:fill="E1DFDD"/>
+    </w:rPr>
+  </w:style>
+  <w:style w:type="character" w:customStyle="1" w:styleId="50">
+    <w:name w:val="Заголовок 5 Знак"/>
+    <w:basedOn w:val="a1"/>
+    <w:link w:val="5"/>
+    <w:uiPriority w:val="9"/>
+    <w:semiHidden/>
+    <w:qFormat/>
+    <w:rsid w:val="00A90C0A"/>
+    <w:rPr>
+      <w:rFonts w:ascii="Times New Roman" w:eastAsiaTheme="majorEastAsia" w:hAnsi="Times New Roman" w:cstheme="majorBidi"/>
+      <w:b/>
+      <w:sz w:val="28"/>
+      <w:szCs w:val="24"/>
+      <w:lang w:eastAsia="ar-SA"/>
+    </w:rPr>
+  </w:style>
+  <w:style w:type="character" w:customStyle="1" w:styleId="af7">
+    <w:name w:val="Заголовок Знак"/>
+    <w:basedOn w:val="a1"/>
+    <w:rsid w:val="00A90C0A"/>
+    <w:rPr>
+      <w:rFonts w:ascii="Liberation Sans" w:eastAsia="Noto Sans CJK SC" w:hAnsi="Liberation Sans" w:cs="Lohit Devanagari"/>
+      <w:sz w:val="28"/>
+      <w:szCs w:val="28"/>
+      <w:lang w:eastAsia="ar-SA"/>
+    </w:rPr>
+  </w:style>
+  <w:style w:type="paragraph" w:customStyle="1" w:styleId="af8">
     <w:name w:val="Колонтитул"/>
     <w:basedOn w:val="a"/>
-    <w:qFormat/>
-    <w:rsid w:val="00C0342C"/>
+    <w:rsid w:val="00A90C0A"/>
   </w:style>
-  <w:style w:type="paragraph" w:styleId="af3">
+  <w:style w:type="paragraph" w:customStyle="1" w:styleId="13">
+    <w:name w:val="Заголовок оглавления1"/>
+    <w:basedOn w:val="1"/>
+    <w:next w:val="a"/>
+    <w:uiPriority w:val="39"/>
+    <w:unhideWhenUsed/>
+    <w:rsid w:val="00A90C0A"/>
+    <w:pPr>
+      <w:suppressAutoHyphens w:val="0"/>
+      <w:spacing w:line="276" w:lineRule="auto"/>
+      <w:outlineLvl w:val="9"/>
+    </w:pPr>
+    <w:rPr>
+      <w:lang w:eastAsia="ru-RU"/>
+    </w:rPr>
+  </w:style>
+  <w:style w:type="paragraph" w:styleId="af9">
     <w:name w:val="List Paragraph"/>
     <w:basedOn w:val="a"/>
     <w:uiPriority w:val="34"/>
-    <w:qFormat/>
-    <w:rsid w:val="00C0342C"/>
+    <w:rsid w:val="00A90C0A"/>
     <w:pPr>
       <w:ind w:left="720"/>
       <w:contextualSpacing/>
     </w:pPr>
   </w:style>
-  <w:style w:type="paragraph" w:customStyle="1" w:styleId="12">
-    <w:name w:val="Заголовок оглавления1"/>
-    <w:basedOn w:val="1"/>
-    <w:next w:val="a"/>
-    <w:uiPriority w:val="39"/>
-    <w:semiHidden/>
-    <w:unhideWhenUsed/>
-    <w:qFormat/>
-    <w:rsid w:val="00C0342C"/>
+  <w:style w:type="paragraph" w:styleId="afa">
+    <w:name w:val="No Spacing"/>
+    <w:uiPriority w:val="1"/>
+    <w:rsid w:val="00A90C0A"/>
     <w:pPr>
-      <w:suppressAutoHyphens w:val="0"/>
-      <w:spacing w:line="276" w:lineRule="auto"/>
+      <w:suppressAutoHyphens/>
     </w:pPr>
     <w:rPr>
-      <w:lang w:eastAsia="ru-RU"/>
+      <w:rFonts w:eastAsia="Times New Roman"/>
+      <w:sz w:val="24"/>
+      <w:szCs w:val="24"/>
+      <w:lang w:eastAsia="ar-SA"/>
     </w:rPr>
   </w:style>
   <w:style w:type="character" w:customStyle="1" w:styleId="normaltextrun">
     <w:name w:val="normaltextrun"/>
-    <w:basedOn w:val="a0"/>
-    <w:qFormat/>
-    <w:rsid w:val="00C0342C"/>
+    <w:basedOn w:val="a1"/>
+    <w:rsid w:val="00A90C0A"/>
   </w:style>
   <w:style w:type="character" w:customStyle="1" w:styleId="eop">
     <w:name w:val="eop"/>
-    <w:basedOn w:val="a0"/>
-    <w:qFormat/>
-    <w:rsid w:val="00C0342C"/>
+    <w:basedOn w:val="a1"/>
+    <w:rsid w:val="00A90C0A"/>
   </w:style>
   <w:style w:type="paragraph" w:customStyle="1" w:styleId="paragraph">
     <w:name w:val="paragraph"/>
     <w:basedOn w:val="a"/>
-    <w:qFormat/>
-    <w:rsid w:val="00C0342C"/>
+    <w:rsid w:val="00A90C0A"/>
     <w:pPr>
       <w:suppressAutoHyphens w:val="0"/>
       <w:spacing w:before="100" w:beforeAutospacing="1" w:after="100" w:afterAutospacing="1" w:line="240" w:lineRule="auto"/>
     </w:pPr>
     <w:rPr>
+      <w:sz w:val="24"/>
       <w:lang w:eastAsia="ru-RU"/>
+    </w:rPr>
+  </w:style>
+  <w:style w:type="character" w:customStyle="1" w:styleId="HTML1">
+    <w:name w:val="Стандартный HTML Знак"/>
+    <w:basedOn w:val="a1"/>
+    <w:link w:val="HTML0"/>
+    <w:uiPriority w:val="99"/>
+    <w:semiHidden/>
+    <w:qFormat/>
+    <w:rsid w:val="00A90C0A"/>
+    <w:rPr>
+      <w:rFonts w:ascii="Courier New" w:eastAsia="Times New Roman" w:hAnsi="Courier New" w:cs="Courier New"/>
+      <w:sz w:val="20"/>
+      <w:szCs w:val="20"/>
+      <w:lang w:eastAsia="ru-RU"/>
+    </w:rPr>
+  </w:style>
+  <w:style w:type="character" w:customStyle="1" w:styleId="mclose">
+    <w:name w:val="mclose"/>
+    <w:basedOn w:val="a1"/>
+    <w:rsid w:val="00F02DD1"/>
+    <w:rPr>
+      <w:rFonts w:cs="Times New Roman"/>
+    </w:rPr>
+  </w:style>
+  <w:style w:type="table" w:styleId="-2">
+    <w:name w:val="Grid Table 2"/>
+    <w:basedOn w:val="a2"/>
+    <w:uiPriority w:val="47"/>
+    <w:rsid w:val="002C27D6"/>
+    <w:tblPr>
+      <w:tblStyleRowBandSize w:val="1"/>
+      <w:tblStyleColBandSize w:val="1"/>
+      <w:tblBorders>
+        <w:top w:val="single" w:sz="2" w:space="0" w:color="666666" w:themeColor="text1" w:themeTint="99"/>
+        <w:bottom w:val="single" w:sz="2" w:space="0" w:color="666666" w:themeColor="text1" w:themeTint="99"/>
+        <w:insideH w:val="single" w:sz="2" w:space="0" w:color="666666" w:themeColor="text1" w:themeTint="99"/>
+        <w:insideV w:val="single" w:sz="2" w:space="0" w:color="666666" w:themeColor="text1" w:themeTint="99"/>
+      </w:tblBorders>
+    </w:tblPr>
+    <w:tblStylePr w:type="firstRow">
+      <w:rPr>
+        <w:b/>
+        <w:bCs/>
+      </w:rPr>
+      <w:tblPr/>
+      <w:tcPr>
+        <w:tcBorders>
+          <w:top w:val="nil"/>
+          <w:bottom w:val="single" w:sz="12" w:space="0" w:color="666666" w:themeColor="text1" w:themeTint="99"/>
+          <w:insideH w:val="nil"/>
+          <w:insideV w:val="nil"/>
+        </w:tcBorders>
+        <w:shd w:val="clear" w:color="auto" w:fill="FFFFFF" w:themeFill="background1"/>
+      </w:tcPr>
+    </w:tblStylePr>
+    <w:tblStylePr w:type="lastRow">
+      <w:rPr>
+        <w:b/>
+        <w:bCs/>
+      </w:rPr>
+      <w:tblPr/>
+      <w:tcPr>
+        <w:tcBorders>
+          <w:top w:val="double" w:sz="2" w:space="0" w:color="666666" w:themeColor="text1" w:themeTint="99"/>
+          <w:bottom w:val="nil"/>
+          <w:insideH w:val="nil"/>
+          <w:insideV w:val="nil"/>
+        </w:tcBorders>
+        <w:shd w:val="clear" w:color="auto" w:fill="FFFFFF" w:themeFill="background1"/>
+      </w:tcPr>
+    </w:tblStylePr>
+    <w:tblStylePr w:type="firstCol">
+      <w:rPr>
+        <w:b/>
+        <w:bCs/>
+      </w:rPr>
+    </w:tblStylePr>
+    <w:tblStylePr w:type="lastCol">
+      <w:rPr>
+        <w:b/>
+        <w:bCs/>
+      </w:rPr>
+    </w:tblStylePr>
+    <w:tblStylePr w:type="band1Vert">
+      <w:tblPr/>
+      <w:tcPr>
+        <w:shd w:val="clear" w:color="auto" w:fill="CCCCCC" w:themeFill="text1" w:themeFillTint="33"/>
+      </w:tcPr>
+    </w:tblStylePr>
+    <w:tblStylePr w:type="band1Horz">
+      <w:tblPr/>
+      <w:tcPr>
+        <w:shd w:val="clear" w:color="auto" w:fill="CCCCCC" w:themeFill="text1" w:themeFillTint="33"/>
+      </w:tcPr>
+    </w:tblStylePr>
+  </w:style>
+  <w:style w:type="paragraph" w:customStyle="1" w:styleId="afb">
+    <w:name w:val="Код"/>
+    <w:link w:val="afc"/>
+    <w:qFormat/>
+    <w:rsid w:val="000F2741"/>
+    <w:rPr>
+      <w:rFonts w:ascii="Courier New" w:eastAsia="Lucida Sans Unicode" w:hAnsi="Courier New"/>
+      <w:kern w:val="2"/>
+      <w:sz w:val="24"/>
+      <w:szCs w:val="24"/>
+      <w:lang w:val="en-US" w:eastAsia="ar-SA"/>
+    </w:rPr>
+  </w:style>
+  <w:style w:type="character" w:customStyle="1" w:styleId="afc">
+    <w:name w:val="Код Знак"/>
+    <w:basedOn w:val="a1"/>
+    <w:link w:val="afb"/>
+    <w:rsid w:val="000F2741"/>
+    <w:rPr>
+      <w:rFonts w:ascii="Courier New" w:eastAsia="Lucida Sans Unicode" w:hAnsi="Courier New"/>
+      <w:kern w:val="2"/>
+      <w:sz w:val="24"/>
+      <w:szCs w:val="24"/>
+      <w:lang w:val="en-US" w:eastAsia="ar-SA"/>
     </w:rPr>
   </w:style>
 </w:styles>
@@ -2296,11 +7727,11 @@
 </file>
 
 <file path=customXml/item1.xml><?xml version="1.0" encoding="utf-8"?>
-<b:Sources xmlns:b="http://schemas.openxmlformats.org/officeDocument/2006/bibliography" xmlns="http://schemas.openxmlformats.org/officeDocument/2006/bibliography" SelectedStyle="\APA.XSL" StyleName="APA"/>
+<b:Sources xmlns:b="http://schemas.openxmlformats.org/officeDocument/2006/bibliography" xmlns="http://schemas.openxmlformats.org/officeDocument/2006/bibliography" SelectedStyle="\APASixthEditionOfficeOnline.xsl" StyleName="APA" Version="6"/>
 </file>
 
 <file path=customXml/itemProps1.xml><?xml version="1.0" encoding="utf-8"?>
-<ds:datastoreItem xmlns:ds="http://schemas.openxmlformats.org/officeDocument/2006/customXml" ds:itemID="{EAB7DC0A-7CAB-4176-B4E9-8145165A5701}">
+<ds:datastoreItem xmlns:ds="http://schemas.openxmlformats.org/officeDocument/2006/customXml" ds:itemID="{588B0155-76EE-4995-A394-5B5C0853134E}">
   <ds:schemaRefs>
     <ds:schemaRef ds:uri="http://schemas.openxmlformats.org/officeDocument/2006/bibliography"/>
   </ds:schemaRefs>

--- a/ЕСПД_ДОКУМЕНТАЦИЯ/6. Описание программы.docx
+++ b/ЕСПД_ДОКУМЕНТАЦИЯ/6. Описание программы.docx
@@ -586,11 +586,11 @@
       <w:footerReference w:type="default" r:id="rId8"/>
       <w:footerReference w:type="first" r:id="rId9"/>
       <w:pgSz w:w="11906" w:h="16838"/>
-      <w:pgMar w:top="1134" w:right="850" w:bottom="1134" w:left="1701" w:header="708" w:footer="708" w:gutter="0"/>
+      <w:pgMar w:top="1418" w:right="567" w:bottom="851" w:left="1418" w:header="708" w:footer="708" w:gutter="0"/>
       <w:cols w:space="720"/>
       <w:formProt w:val="0"/>
       <w:titlePg/>
-      <w:docGrid w:linePitch="360"/>
+      <w:docGrid w:linePitch="381"/>
     </w:sectPr>
   </w:body>
 </w:document>

--- a/ЕСПД_ДОКУМЕНТАЦИЯ/6. Описание программы.docx
+++ b/ЕСПД_ДОКУМЕНТАЦИЯ/6. Описание программы.docx
@@ -403,7 +403,6 @@
           <w:b/>
           <w:bCs/>
           <w:szCs w:val="28"/>
-          <w:lang w:val="en-US"/>
         </w:rPr>
         <w:t>&lt;&gt;</w:t>
       </w:r>
@@ -570,21 +569,1216 @@
     <w:bookmarkEnd w:id="0"/>
     <w:p>
       <w:pPr>
+        <w:pStyle w:val="1"/>
         <w:spacing w:line="360" w:lineRule="auto"/>
-        <w:ind w:firstLine="709"/>
-        <w:jc w:val="both"/>
+      </w:pPr>
+      <w:r>
+        <w:br w:type="page"/>
+      </w:r>
+      <w:bookmarkStart w:id="1" w:name="_Toc230020696"/>
+      <w:bookmarkStart w:id="2" w:name="_Toc230020877"/>
+      <w:r>
+        <w:lastRenderedPageBreak/>
+        <w:t>АННОТАЦИЯ</w:t>
+      </w:r>
+      <w:bookmarkEnd w:id="1"/>
+      <w:bookmarkEnd w:id="2"/>
+    </w:p>
+    <w:p>
+      <w:pPr>
+        <w:pStyle w:val="a0"/>
+      </w:pPr>
+      <w:r>
+        <w:tab/>
+      </w:r>
+      <w:r>
+        <w:t>В документе приведено описание программных компонентов базы данных современной библиотечной системы, разработанных на стадии «Рабочий проект». Рассмотрены представления и хранимые процедуры, реализующие элементы бизнес-логики на стороне сервера баз данных, а также настройка индексных структур для ускорения пользовательских запросов.</w:t>
+      </w:r>
+      <w:r>
+        <w:br w:type="page"/>
+      </w:r>
+    </w:p>
+    <w:sdt>
+      <w:sdtPr>
+        <w:rPr>
+          <w:rFonts w:ascii="Times New Roman" w:hAnsi="Times New Roman"/>
+          <w:b/>
+          <w:bCs/>
+          <w:color w:val="000000" w:themeColor="text1"/>
+          <w:szCs w:val="28"/>
+          <w:lang w:eastAsia="ar-SA"/>
+        </w:rPr>
+        <w:id w:val="1166277524"/>
+        <w:docPartObj>
+          <w:docPartGallery w:val="Table of Contents"/>
+          <w:docPartUnique/>
+        </w:docPartObj>
+      </w:sdtPr>
+      <w:sdtEndPr>
+        <w:rPr>
+          <w:rFonts w:eastAsia="Times New Roman" w:cs="Times New Roman"/>
+          <w:b w:val="0"/>
+          <w:bCs w:val="0"/>
+          <w:color w:val="auto"/>
+          <w:sz w:val="28"/>
+          <w:szCs w:val="24"/>
+        </w:rPr>
+      </w:sdtEndPr>
+      <w:sdtContent>
+        <w:p>
+          <w:pPr>
+            <w:pStyle w:val="afd"/>
+            <w:spacing w:line="360" w:lineRule="auto"/>
+            <w:jc w:val="center"/>
+            <w:rPr>
+              <w:rStyle w:val="10"/>
+              <w:rFonts w:ascii="Times New Roman" w:hAnsi="Times New Roman" w:cs="Times New Roman"/>
+            </w:rPr>
+          </w:pPr>
+          <w:r>
+            <w:rPr>
+              <w:rStyle w:val="10"/>
+              <w:rFonts w:ascii="Times New Roman" w:hAnsi="Times New Roman" w:cs="Times New Roman"/>
+            </w:rPr>
+            <w:t>СОДЕРЖАНИЕ</w:t>
+          </w:r>
+        </w:p>
+        <w:p>
+          <w:pPr>
+            <w:pStyle w:val="11"/>
+            <w:tabs>
+              <w:tab w:val="right" w:leader="dot" w:pos="9911"/>
+            </w:tabs>
+            <w:rPr>
+              <w:rFonts w:asciiTheme="minorHAnsi" w:eastAsiaTheme="minorEastAsia" w:hAnsiTheme="minorHAnsi" w:cstheme="minorBidi"/>
+              <w:noProof/>
+              <w:kern w:val="2"/>
+              <w:sz w:val="24"/>
+              <w:lang w:eastAsia="ru-RU"/>
+              <w14:ligatures w14:val="standardContextual"/>
+            </w:rPr>
+          </w:pPr>
+          <w:r>
+            <w:rPr>
+              <w:szCs w:val="28"/>
+            </w:rPr>
+            <w:fldChar w:fldCharType="begin"/>
+          </w:r>
+          <w:r>
+            <w:rPr>
+              <w:szCs w:val="28"/>
+            </w:rPr>
+            <w:instrText xml:space="preserve"> TOC \o "1-3" \h \z \u </w:instrText>
+          </w:r>
+          <w:r>
+            <w:rPr>
+              <w:szCs w:val="28"/>
+            </w:rPr>
+            <w:fldChar w:fldCharType="separate"/>
+          </w:r>
+          <w:hyperlink w:anchor="_Toc230020877" w:history="1">
+            <w:r>
+              <w:rPr>
+                <w:rStyle w:val="a6"/>
+                <w:noProof/>
+              </w:rPr>
+              <w:t>АННОТАЦИЯ</w:t>
+            </w:r>
+            <w:r>
+              <w:rPr>
+                <w:noProof/>
+                <w:webHidden/>
+              </w:rPr>
+              <w:tab/>
+            </w:r>
+            <w:r>
+              <w:rPr>
+                <w:noProof/>
+                <w:webHidden/>
+              </w:rPr>
+              <w:fldChar w:fldCharType="begin"/>
+            </w:r>
+            <w:r>
+              <w:rPr>
+                <w:noProof/>
+                <w:webHidden/>
+              </w:rPr>
+              <w:instrText xml:space="preserve"> PAGEREF _Toc230020877 \h </w:instrText>
+            </w:r>
+            <w:r>
+              <w:rPr>
+                <w:noProof/>
+                <w:webHidden/>
+              </w:rPr>
+            </w:r>
+            <w:r>
+              <w:rPr>
+                <w:noProof/>
+                <w:webHidden/>
+              </w:rPr>
+              <w:fldChar w:fldCharType="separate"/>
+            </w:r>
+            <w:r>
+              <w:rPr>
+                <w:noProof/>
+                <w:webHidden/>
+              </w:rPr>
+              <w:t>2</w:t>
+            </w:r>
+            <w:r>
+              <w:rPr>
+                <w:noProof/>
+                <w:webHidden/>
+              </w:rPr>
+              <w:fldChar w:fldCharType="end"/>
+            </w:r>
+          </w:hyperlink>
+        </w:p>
+        <w:p>
+          <w:pPr>
+            <w:spacing w:line="360" w:lineRule="auto"/>
+            <w:rPr>
+              <w:b/>
+              <w:bCs/>
+              <w:szCs w:val="28"/>
+            </w:rPr>
+          </w:pPr>
+          <w:r>
+            <w:rPr>
+              <w:b/>
+              <w:bCs/>
+              <w:szCs w:val="28"/>
+            </w:rPr>
+            <w:fldChar w:fldCharType="end"/>
+          </w:r>
+        </w:p>
+        <w:p>
+          <w:pPr>
+            <w:suppressAutoHyphens w:val="0"/>
+            <w:spacing w:line="240" w:lineRule="auto"/>
+          </w:pPr>
+        </w:p>
+      </w:sdtContent>
+    </w:sdt>
+    <w:p>
+      <w:pPr>
+        <w:suppressAutoHyphens w:val="0"/>
+        <w:spacing w:line="240" w:lineRule="auto"/>
         <w:rPr>
           <w:b/>
+          <w:bCs/>
           <w:szCs w:val="28"/>
         </w:rPr>
       </w:pPr>
       <w:r>
+        <w:rPr>
+          <w:b/>
+          <w:bCs/>
+          <w:szCs w:val="28"/>
+        </w:rPr>
         <w:br w:type="page"/>
       </w:r>
     </w:p>
+    <w:p>
+      <w:pPr>
+        <w:pStyle w:val="1"/>
+        <w:ind w:left="720"/>
+      </w:pPr>
+      <w:r>
+        <w:t>1 ОБЩИЕ СВЕДЕНИЯ</w:t>
+      </w:r>
+    </w:p>
+    <w:p/>
+    <w:p>
+      <w:pPr>
+        <w:pStyle w:val="2"/>
+      </w:pPr>
+      <w:r>
+        <w:t>1.1 Обозначение и наименование программы</w:t>
+      </w:r>
+    </w:p>
+    <w:p>
+      <w:pPr>
+        <w:pStyle w:val="a0"/>
+      </w:pPr>
+      <w:r>
+        <w:t>Наименование программы</w:t>
+      </w:r>
+      <w:r>
+        <w:t>: «</w:t>
+      </w:r>
+      <w:r>
+        <w:t>База данных для библиотечного сервиса</w:t>
+      </w:r>
+      <w:r>
+        <w:t>»</w:t>
+      </w:r>
+      <w:r>
+        <w:t>.</w:t>
+      </w:r>
+    </w:p>
+    <w:p>
+      <w:pPr>
+        <w:pStyle w:val="a0"/>
+      </w:pPr>
+      <w:r>
+        <w:t>Обозначение программы</w:t>
+      </w:r>
+      <w:r>
+        <w:t xml:space="preserve">: </w:t>
+      </w:r>
+      <w:r>
+        <w:t>БД «Библиотечный сервис»</w:t>
+      </w:r>
+      <w:r>
+        <w:t>.</w:t>
+      </w:r>
+    </w:p>
+    <w:p>
+      <w:pPr>
+        <w:pStyle w:val="2"/>
+      </w:pPr>
+      <w:r>
+        <w:t>1.2 Программное обеспечение, необходимое для функционирования программы</w:t>
+      </w:r>
+    </w:p>
+    <w:p>
+      <w:pPr>
+        <w:pStyle w:val="a0"/>
+      </w:pPr>
+      <w:r>
+        <w:t>Для функционирования базы данных требуется следующее программное обеспечение:</w:t>
+      </w:r>
+    </w:p>
+    <w:p>
+      <w:pPr>
+        <w:pStyle w:val="ae"/>
+        <w:numPr>
+          <w:ilvl w:val="0"/>
+          <w:numId w:val="49"/>
+        </w:numPr>
+      </w:pPr>
+      <w:r>
+        <w:t>операционная система Microsoft Windows</w:t>
+      </w:r>
+      <w:r>
+        <w:t xml:space="preserve"> 10 или более поздней версии</w:t>
+      </w:r>
+      <w:r>
+        <w:t xml:space="preserve">; </w:t>
+      </w:r>
+    </w:p>
+    <w:p>
+      <w:pPr>
+        <w:pStyle w:val="ae"/>
+        <w:numPr>
+          <w:ilvl w:val="0"/>
+          <w:numId w:val="49"/>
+        </w:numPr>
+      </w:pPr>
+      <w:r>
+        <w:t>система управления базами данных Microsoft SQL Server</w:t>
+      </w:r>
+      <w:r>
+        <w:t xml:space="preserve"> </w:t>
+      </w:r>
+      <w:r>
+        <w:t>2019</w:t>
+      </w:r>
+      <w:r>
+        <w:t xml:space="preserve"> или </w:t>
+      </w:r>
+      <w:r>
+        <w:t>более поздней версии</w:t>
+      </w:r>
+      <w:r>
+        <w:t xml:space="preserve">; </w:t>
+      </w:r>
+    </w:p>
+    <w:p>
+      <w:pPr>
+        <w:pStyle w:val="ae"/>
+        <w:numPr>
+          <w:ilvl w:val="0"/>
+          <w:numId w:val="49"/>
+        </w:numPr>
+        <w:rPr>
+          <w:lang w:val="en-US"/>
+        </w:rPr>
+      </w:pPr>
+      <w:r>
+        <w:t>средство</w:t>
+      </w:r>
+      <w:r>
+        <w:rPr>
+          <w:lang w:val="en-US"/>
+        </w:rPr>
+        <w:t xml:space="preserve"> </w:t>
+      </w:r>
+      <w:r>
+        <w:t>администрирования</w:t>
+      </w:r>
+      <w:r>
+        <w:rPr>
+          <w:lang w:val="en-US"/>
+        </w:rPr>
+        <w:t xml:space="preserve"> </w:t>
+      </w:r>
+      <w:r>
+        <w:rPr>
+          <w:lang w:val="en-US"/>
+        </w:rPr>
+        <w:t>Microsoft SQL Server Management Studio</w:t>
+      </w:r>
+      <w:r>
+        <w:rPr>
+          <w:lang w:val="en-US"/>
+        </w:rPr>
+        <w:t>.</w:t>
+      </w:r>
+    </w:p>
+    <w:p>
+      <w:pPr>
+        <w:pStyle w:val="2"/>
+      </w:pPr>
+      <w:r>
+        <w:t xml:space="preserve">1.3 </w:t>
+      </w:r>
+      <w:r>
+        <w:t>Я</w:t>
+      </w:r>
+      <w:r>
+        <w:t>зыки программирования</w:t>
+      </w:r>
+      <w:r>
+        <w:t>, на которых написана программа</w:t>
+      </w:r>
+    </w:p>
+    <w:p>
+      <w:pPr>
+        <w:pStyle w:val="a0"/>
+      </w:pPr>
+      <w:r>
+        <w:tab/>
+      </w:r>
+      <w:r>
+        <w:t xml:space="preserve">Программные компоненты базы данных разработаны с использованием языка SQL и процедурного расширения </w:t>
+      </w:r>
+      <w:proofErr w:type="spellStart"/>
+      <w:r>
+        <w:t>Transact</w:t>
+      </w:r>
+      <w:proofErr w:type="spellEnd"/>
+      <w:r>
+        <w:t>-SQL (T-SQL).</w:t>
+      </w:r>
+    </w:p>
+    <w:p>
+      <w:pPr>
+        <w:pStyle w:val="a0"/>
+      </w:pPr>
+      <w:r>
+        <w:tab/>
+      </w:r>
+      <w:r>
+        <w:t xml:space="preserve">Язык SQL используется для создания и обработки объектов базы данных, формирования запросов, </w:t>
+      </w:r>
+      <w:r>
+        <w:t>представлений и ограничений базы данных</w:t>
+      </w:r>
+      <w:r>
+        <w:t xml:space="preserve">. Расширение </w:t>
+      </w:r>
+      <w:proofErr w:type="spellStart"/>
+      <w:r>
+        <w:t>Transact</w:t>
+      </w:r>
+      <w:proofErr w:type="spellEnd"/>
+      <w:r>
+        <w:t>-SQL применяется при разработке хранимых процедур и реализации серверной бизнес-логики базы данных.</w:t>
+      </w:r>
+    </w:p>
+    <w:p>
+      <w:pPr>
+        <w:pStyle w:val="a0"/>
+      </w:pPr>
+      <w:r>
+        <w:br w:type="page"/>
+      </w:r>
+    </w:p>
+    <w:p>
+      <w:pPr>
+        <w:pStyle w:val="1"/>
+      </w:pPr>
+      <w:r>
+        <w:t>2 ФУНКЦИОНАЛЬНОЕ НАЗНАЧЕНИЕ</w:t>
+      </w:r>
+    </w:p>
+    <w:p>
+      <w:pPr>
+        <w:pStyle w:val="2"/>
+      </w:pPr>
+      <w:r>
+        <w:t>2.1 Класс</w:t>
+      </w:r>
+      <w:r>
+        <w:t>ы</w:t>
+      </w:r>
+      <w:r>
+        <w:t xml:space="preserve"> решаемых задач</w:t>
+      </w:r>
+    </w:p>
+    <w:p>
+      <w:pPr>
+        <w:pStyle w:val="a0"/>
+      </w:pPr>
+      <w:r>
+        <w:tab/>
+      </w:r>
+      <w:r>
+        <w:t>База данных предназначена для решения задач хранения, обработки и анализа данных библиотечного сервиса.</w:t>
+      </w:r>
+    </w:p>
+    <w:p>
+      <w:pPr>
+        <w:pStyle w:val="a0"/>
+      </w:pPr>
+      <w:r>
+        <w:t>К основным классам решаемых задач относятся:</w:t>
+      </w:r>
+    </w:p>
+    <w:p>
+      <w:pPr>
+        <w:pStyle w:val="ae"/>
+        <w:numPr>
+          <w:ilvl w:val="0"/>
+          <w:numId w:val="50"/>
+        </w:numPr>
+      </w:pPr>
+      <w:r>
+        <w:t>хранение сведений о библиотечном фонде;</w:t>
+      </w:r>
+    </w:p>
+    <w:p>
+      <w:pPr>
+        <w:pStyle w:val="ae"/>
+        <w:numPr>
+          <w:ilvl w:val="0"/>
+          <w:numId w:val="50"/>
+        </w:numPr>
+      </w:pPr>
+      <w:r>
+        <w:t>учёт физических и электронных ресурсов;</w:t>
+      </w:r>
+    </w:p>
+    <w:p>
+      <w:pPr>
+        <w:pStyle w:val="ae"/>
+        <w:numPr>
+          <w:ilvl w:val="0"/>
+          <w:numId w:val="50"/>
+        </w:numPr>
+      </w:pPr>
+      <w:r>
+        <w:t>хранение сведений об авторах, жанрах, издательствах и периодических изданиях;</w:t>
+      </w:r>
+    </w:p>
+    <w:p>
+      <w:pPr>
+        <w:pStyle w:val="ae"/>
+        <w:numPr>
+          <w:ilvl w:val="0"/>
+          <w:numId w:val="50"/>
+        </w:numPr>
+      </w:pPr>
+      <w:r>
+        <w:t>учёт выдачи и движения фонда;</w:t>
+      </w:r>
+    </w:p>
+    <w:p>
+      <w:pPr>
+        <w:pStyle w:val="ae"/>
+        <w:numPr>
+          <w:ilvl w:val="0"/>
+          <w:numId w:val="50"/>
+        </w:numPr>
+      </w:pPr>
+      <w:r>
+        <w:t>поиск ресурсов по различным критериям;</w:t>
+      </w:r>
+    </w:p>
+    <w:p>
+      <w:pPr>
+        <w:pStyle w:val="ae"/>
+        <w:numPr>
+          <w:ilvl w:val="0"/>
+          <w:numId w:val="50"/>
+        </w:numPr>
+      </w:pPr>
+      <w:r>
+        <w:t>поддержка многоформатного хранения библиотечных ресурсов;</w:t>
+      </w:r>
+    </w:p>
+    <w:p>
+      <w:pPr>
+        <w:pStyle w:val="ae"/>
+        <w:numPr>
+          <w:ilvl w:val="0"/>
+          <w:numId w:val="50"/>
+        </w:numPr>
+      </w:pPr>
+      <w:r>
+        <w:t>обеспечение выборки и агрегации данных средствами серверной бизнес-логики.</w:t>
+      </w:r>
+    </w:p>
+    <w:p/>
+    <w:p>
+      <w:pPr>
+        <w:pStyle w:val="2"/>
+      </w:pPr>
+      <w:r>
+        <w:t>2.2 Назначение программы</w:t>
+      </w:r>
+    </w:p>
+    <w:p>
+      <w:pPr>
+        <w:pStyle w:val="a0"/>
+      </w:pPr>
+      <w:r>
+        <w:tab/>
+      </w:r>
+      <w:r>
+        <w:t>База данных предназначена для хранения, обработки и предоставления данных, связанных с функционированием библиотечного сервиса.</w:t>
+      </w:r>
+    </w:p>
+    <w:p>
+      <w:pPr>
+        <w:pStyle w:val="a0"/>
+      </w:pPr>
+      <w:r>
+        <w:tab/>
+      </w:r>
+      <w:r>
+        <w:t>Программные компоненты базы данных обеспечивают выполнение операций поиска, выборки, анализа и обработки сведений о библиотечном фонде, физических и электронных ресурсах, авторах, читателях, выдаче литературы и движении фонда.</w:t>
+      </w:r>
+    </w:p>
+    <w:p>
+      <w:pPr>
+        <w:pStyle w:val="a0"/>
+      </w:pPr>
+      <w:r>
+        <w:tab/>
+      </w:r>
+      <w:r>
+        <w:t>Представления и хранимые процедуры реализуют отдельные элементы бизнес-логики на стороне сервера баз данных и обеспечивают централизованную обработку данных средствами СУБД Microsoft SQL Server.</w:t>
+      </w:r>
+    </w:p>
+    <w:p>
+      <w:pPr>
+        <w:pStyle w:val="2"/>
+      </w:pPr>
+      <w:r>
+        <w:t>2.3 Сведения о функциональных ограничениях на применение</w:t>
+      </w:r>
+    </w:p>
+    <w:p/>
+    <w:p>
+      <w:pPr>
+        <w:pStyle w:val="a0"/>
+      </w:pPr>
+      <w:r>
+        <w:tab/>
+        <w:t>Б</w:t>
+      </w:r>
+      <w:r>
+        <w:t>аза данных предназначена для функционирования в составе библиотечного сервиса и рассчитана на использование в среде СУБД Microsoft SQL Server.</w:t>
+      </w:r>
+    </w:p>
+    <w:p>
+      <w:pPr>
+        <w:pStyle w:val="a0"/>
+      </w:pPr>
+      <w:r>
+        <w:tab/>
+      </w:r>
+      <w:r>
+        <w:t xml:space="preserve">Программные компоненты базы данных ориентированы на обработку структурированных данных библиотечного фонда и </w:t>
+      </w:r>
+      <w:r>
+        <w:t>не предназначены для обработки неструктурированных данных</w:t>
+      </w:r>
+      <w:r>
+        <w:t>.</w:t>
+      </w:r>
+    </w:p>
+    <w:p>
+      <w:pPr>
+        <w:pStyle w:val="a0"/>
+      </w:pPr>
+      <w:r>
+        <w:tab/>
+      </w:r>
+      <w:r>
+        <w:t>Работа базы данных предполагает наличие предварительно созданной структуры таблиц, связей и ограничений целостности. Корректность функционирования программных компонентов обеспечивается при соблюдении структуры данных, предусмотренной проектом базы данных.</w:t>
+      </w:r>
+    </w:p>
+    <w:p/>
+    <w:p/>
+    <w:p/>
+    <w:p>
+      <w:pPr>
+        <w:suppressAutoHyphens w:val="0"/>
+        <w:spacing w:line="240" w:lineRule="auto"/>
+      </w:pPr>
+      <w:r>
+        <w:br w:type="page"/>
+      </w:r>
+    </w:p>
+    <w:p>
+      <w:pPr>
+        <w:pStyle w:val="1"/>
+      </w:pPr>
+      <w:r>
+        <w:t>3 ОПИСАНИЕ ЛОГИЧЕСКОЙ СТРУКТУРЫ</w:t>
+      </w:r>
+    </w:p>
+    <w:p>
+      <w:pPr>
+        <w:pStyle w:val="2"/>
+      </w:pPr>
+      <w:r>
+        <w:t>3.1 Алгоритм программы</w:t>
+      </w:r>
+    </w:p>
+    <w:p>
+      <w:pPr>
+        <w:pStyle w:val="a0"/>
+      </w:pPr>
+      <w:r>
+        <w:tab/>
+      </w:r>
+      <w:r>
+        <w:t xml:space="preserve">Работа программных компонентов базы данных основана на выполнении операций выборки, обработки, </w:t>
+      </w:r>
+      <w:r>
+        <w:t>операций выборки, обработки, модификации и анализа данных</w:t>
+      </w:r>
+      <w:r>
+        <w:t xml:space="preserve"> </w:t>
+      </w:r>
+      <w:r>
+        <w:t>библиотечного фонда средствами СУБД Microsoft SQL Server.</w:t>
+      </w:r>
+    </w:p>
+    <w:p>
+      <w:pPr>
+        <w:pStyle w:val="a0"/>
+      </w:pPr>
+      <w:r>
+        <w:tab/>
+      </w:r>
+      <w:r>
+        <w:t>Представления выполняют объединение и обработку данных из нескольких связанных таблиц базы данных для формирования результирующих наборов данных, используемых при поиске ресурсов, анализе фонда и получении сведений о доступности экземпляров.</w:t>
+      </w:r>
+    </w:p>
+    <w:p>
+      <w:pPr>
+        <w:pStyle w:val="a0"/>
+      </w:pPr>
+      <w:r>
+        <w:tab/>
+      </w:r>
+      <w:r>
+        <w:t>Хранимые процедуры обеспечивают выполнение операций серверной бизнес-логики, связанных с поиском ресурсов, оформлением выдачи экземпляров и анализом востребованности библиотечного фонда.</w:t>
+      </w:r>
+    </w:p>
+    <w:p>
+      <w:pPr>
+        <w:pStyle w:val="a0"/>
+      </w:pPr>
+      <w:r>
+        <w:tab/>
+      </w:r>
+      <w:r>
+        <w:t>Обработка данных выполняется посредством SQL-запросов, операций соединения таблиц, фильтрации, сортировки и агрегации данных.</w:t>
+      </w:r>
+    </w:p>
+    <w:p>
+      <w:pPr>
+        <w:pStyle w:val="a0"/>
+      </w:pPr>
+    </w:p>
+    <w:p>
+      <w:pPr>
+        <w:pStyle w:val="2"/>
+        <w:rPr>
+          <w:lang w:val="en-US"/>
+        </w:rPr>
+      </w:pPr>
+      <w:r>
+        <w:t>3.2 Используемые методы</w:t>
+      </w:r>
+    </w:p>
+    <w:p>
+      <w:pPr>
+        <w:pStyle w:val="a0"/>
+      </w:pPr>
+      <w:r>
+        <w:tab/>
+      </w:r>
+      <w:r>
+        <w:t>При разработке программных компонентов базы данных использовались методы реляционной обработки данных, реализуемые средствами СУБД Microsoft SQL Server.</w:t>
+      </w:r>
+    </w:p>
+    <w:p>
+      <w:pPr>
+        <w:pStyle w:val="a0"/>
+      </w:pPr>
+      <w:r>
+        <w:tab/>
+      </w:r>
+      <w:r>
+        <w:t xml:space="preserve">Для получения и обработки данных применяются операции соединения таблиц, фильтрации, сортировки и </w:t>
+      </w:r>
+      <w:r>
+        <w:t>агрегации</w:t>
+      </w:r>
+      <w:r>
+        <w:t xml:space="preserve"> данных. Формирование результирующих наборов данных осуществляется с использованием представлений базы данных.</w:t>
+      </w:r>
+    </w:p>
+    <w:p>
+      <w:pPr>
+        <w:pStyle w:val="a0"/>
+      </w:pPr>
+      <w:r>
+        <w:tab/>
+      </w:r>
+      <w:r>
+        <w:t>Для реализации серверной бизнес-логики используются хранимые процедуры, обеспечивающие выполнение операций выборки, изменения и анализа данных библиотечного фонда.</w:t>
+      </w:r>
+    </w:p>
+    <w:p>
+      <w:pPr>
+        <w:pStyle w:val="a0"/>
+      </w:pPr>
+      <w:r>
+        <w:tab/>
+      </w:r>
+      <w:r>
+        <w:t>Для повышения производительности обработки запросов применяются индексные структуры данных, предназначенные для ускорения поиска, соединения и выборки данных.</w:t>
+      </w:r>
+    </w:p>
+    <w:p>
+      <w:pPr>
+        <w:pStyle w:val="a0"/>
+      </w:pPr>
+    </w:p>
+    <w:p>
+      <w:pPr>
+        <w:pStyle w:val="2"/>
+      </w:pPr>
+      <w:r>
+        <w:t>3.3 Структура программы с описанием функций составных частей и связ</w:t>
+      </w:r>
+      <w:r>
+        <w:t>ей</w:t>
+      </w:r>
+      <w:r>
+        <w:t xml:space="preserve"> между ними</w:t>
+      </w:r>
+    </w:p>
+    <w:p>
+      <w:pPr>
+        <w:pStyle w:val="a0"/>
+      </w:pPr>
+      <w:r>
+        <w:tab/>
+      </w:r>
+      <w:r>
+        <w:t>Программа включает программные компоненты базы данных, реализованные в виде представлений и хранимых процедур.</w:t>
+      </w:r>
+    </w:p>
+    <w:p>
+      <w:pPr>
+        <w:pStyle w:val="a0"/>
+      </w:pPr>
+      <w:r>
+        <w:tab/>
+      </w:r>
+      <w:r>
+        <w:t>Представления предназначены для формирования результирующих наборов данных на основе информации, хранящейся в связанных таблицах базы данных. Представления обеспечивают поиск ресурсов по различным критериям, получение сведений о доступных экземплярах, классификаторах библиотечного фонда и состоянии ресурсов.</w:t>
+      </w:r>
+    </w:p>
+    <w:p>
+      <w:pPr>
+        <w:pStyle w:val="a0"/>
+      </w:pPr>
+      <w:r>
+        <w:tab/>
+      </w:r>
+      <w:r>
+        <w:t>Хранимые процедуры предназначены для реализации серверной бизнес-логики базы данных. Процедуры обеспечивают выполнение операций поиска ресурсов по авторам, оформления выдачи экземпляров и анализа востребованности библиотечного фонда.</w:t>
+      </w:r>
+    </w:p>
+    <w:p>
+      <w:pPr>
+        <w:pStyle w:val="a0"/>
+      </w:pPr>
+      <w:r>
+        <w:tab/>
+      </w:r>
+      <w:r>
+        <w:t>Программные компоненты взаимодействуют с таблицами базы данных посредством SQL-запросов и используют связанные отношения базы данных для обработки и выборки информации. Для повышения эффективности выполнения пользовательских запросов используются индексные структуры данных.</w:t>
+      </w:r>
+    </w:p>
+    <w:p>
+      <w:pPr>
+        <w:pStyle w:val="a0"/>
+      </w:pPr>
+    </w:p>
+    <w:p>
+      <w:pPr>
+        <w:pStyle w:val="2"/>
+      </w:pPr>
+      <w:r>
+        <w:t>3.4 Связи программы с другими программами</w:t>
+      </w:r>
+    </w:p>
+    <w:p>
+      <w:pPr>
+        <w:pStyle w:val="a0"/>
+      </w:pPr>
+      <w:r>
+        <w:tab/>
+      </w:r>
+      <w:r>
+        <w:t>База данных функционирует под управлением системы управления базами данных Microsoft SQL Server и взаимодействует со средством администрирования Microsoft SQL Server Management Studio (SSMS).</w:t>
+      </w:r>
+    </w:p>
+    <w:p>
+      <w:pPr>
+        <w:pStyle w:val="a0"/>
+      </w:pPr>
+      <w:r>
+        <w:tab/>
+      </w:r>
+      <w:r>
+        <w:t>Взаимодействие с базой данных осуществляется посредством выполнения SQL-запросов, вызова хранимых процедур и обращения к представлениям базы данных средствами СУБД Microsoft SQL Server.</w:t>
+      </w:r>
+    </w:p>
+    <w:p>
+      <w:pPr>
+        <w:pStyle w:val="a0"/>
+      </w:pPr>
+      <w:r>
+        <w:tab/>
+      </w:r>
+      <w:r>
+        <w:t>Программные компоненты базы данных не требуют интеграции со сторонними программными системами для выполнения предусмотренных проектом функций.</w:t>
+      </w:r>
+    </w:p>
+    <w:p/>
+    <w:p>
+      <w:pPr>
+        <w:suppressAutoHyphens w:val="0"/>
+        <w:spacing w:line="240" w:lineRule="auto"/>
+      </w:pPr>
+      <w:r>
+        <w:br w:type="page"/>
+      </w:r>
+    </w:p>
+    <w:p>
+      <w:pPr>
+        <w:pStyle w:val="1"/>
+      </w:pPr>
+      <w:r>
+        <w:t>4 ИСПОЛЬЗУЕМЫЕ ТЕХНИЧЕСКИЕ СРЕДСТВА</w:t>
+      </w:r>
+    </w:p>
+    <w:p/>
+    <w:p>
+      <w:pPr>
+        <w:pStyle w:val="a0"/>
+      </w:pPr>
+      <w:r>
+        <w:t>Для функционирования базы данных используются персональные электронно-вычислительные машины IBM PC-совместимой архитектуры.</w:t>
+      </w:r>
+    </w:p>
+    <w:p>
+      <w:pPr>
+        <w:pStyle w:val="a0"/>
+      </w:pPr>
+      <w:r>
+        <w:t>Технические средства должны обеспечивать функционирование операционной системы Microsoft Windows, системы управления базами данных Microsoft SQL Server и средства администрирования Microsoft SQL Server Management Studio.</w:t>
+      </w:r>
+    </w:p>
+    <w:p>
+      <w:pPr>
+        <w:pStyle w:val="a0"/>
+      </w:pPr>
+      <w:r>
+        <w:t>Минимальные технические требования:</w:t>
+      </w:r>
+    </w:p>
+    <w:p>
+      <w:pPr>
+        <w:pStyle w:val="ae"/>
+        <w:numPr>
+          <w:ilvl w:val="0"/>
+          <w:numId w:val="51"/>
+        </w:numPr>
+      </w:pPr>
+      <w:r>
+        <w:t>процессор с тактовой частотой не менее 2 ГГц;</w:t>
+      </w:r>
+    </w:p>
+    <w:p>
+      <w:pPr>
+        <w:pStyle w:val="ae"/>
+        <w:numPr>
+          <w:ilvl w:val="0"/>
+          <w:numId w:val="51"/>
+        </w:numPr>
+      </w:pPr>
+      <w:r>
+        <w:t xml:space="preserve">оперативная память объёмом не менее </w:t>
+      </w:r>
+      <w:r>
+        <w:t>8</w:t>
+      </w:r>
+      <w:r>
+        <w:t xml:space="preserve"> ГБ;</w:t>
+      </w:r>
+    </w:p>
+    <w:p>
+      <w:pPr>
+        <w:pStyle w:val="ae"/>
+        <w:numPr>
+          <w:ilvl w:val="0"/>
+          <w:numId w:val="51"/>
+        </w:numPr>
+      </w:pPr>
+      <w:r>
+        <w:t xml:space="preserve">свободное место на накопителе не менее </w:t>
+      </w:r>
+      <w:r>
+        <w:t>4</w:t>
+      </w:r>
+      <w:r>
+        <w:t>0 ГБ;</w:t>
+      </w:r>
+    </w:p>
+    <w:p>
+      <w:pPr>
+        <w:pStyle w:val="ae"/>
+        <w:numPr>
+          <w:ilvl w:val="0"/>
+          <w:numId w:val="51"/>
+        </w:numPr>
+      </w:pPr>
+      <w:r>
+        <w:t>устройство отображения информации и устройства ввода.</w:t>
+      </w:r>
+    </w:p>
+    <w:p/>
+    <w:p/>
+    <w:p>
+      <w:pPr>
+        <w:suppressAutoHyphens w:val="0"/>
+        <w:spacing w:line="240" w:lineRule="auto"/>
+      </w:pPr>
+      <w:r>
+        <w:br w:type="page"/>
+      </w:r>
+    </w:p>
+    <w:p>
+      <w:pPr>
+        <w:pStyle w:val="1"/>
+      </w:pPr>
+      <w:r>
+        <w:t>5 ВЫЗОВ И ЗАГРУЗКА</w:t>
+      </w:r>
+    </w:p>
+    <w:p/>
+    <w:p>
+      <w:pPr>
+        <w:pStyle w:val="a0"/>
+      </w:pPr>
+      <w:r>
+        <w:tab/>
+      </w:r>
+      <w:r>
+        <w:t>Развёртывание и запуск базы данных осуществляется средствами системы управления базами данных Microsoft SQL Server.</w:t>
+      </w:r>
+    </w:p>
+    <w:p>
+      <w:pPr>
+        <w:pStyle w:val="a0"/>
+      </w:pPr>
+      <w:r>
+        <w:tab/>
+      </w:r>
+      <w:r>
+        <w:t>Подключение к базе данных, выполнение SQL-запросов и вызов программных компонентов базы данных выполняются с использованием средства администрирования Microsoft SQL Server Management Studio.</w:t>
+      </w:r>
+    </w:p>
+    <w:p>
+      <w:pPr>
+        <w:pStyle w:val="a0"/>
+      </w:pPr>
+      <w:r>
+        <w:tab/>
+      </w:r>
+      <w:r>
+        <w:t>Детальные сведения о процедурах установки базы данных, формировании индексных структур данных и настройке параметров функционирования приведены в документе «Руководство администратора».</w:t>
+      </w:r>
+    </w:p>
+    <w:p/>
+    <w:p>
+      <w:pPr>
+        <w:suppressAutoHyphens w:val="0"/>
+        <w:spacing w:line="240" w:lineRule="auto"/>
+      </w:pPr>
+      <w:r>
+        <w:br w:type="page"/>
+      </w:r>
+    </w:p>
+    <w:p>
+      <w:pPr>
+        <w:pStyle w:val="1"/>
+      </w:pPr>
+      <w:r>
+        <w:t>6 ВХОДНЫЕ ДАННЫЕ</w:t>
+      </w:r>
+    </w:p>
+    <w:p/>
+    <w:p>
+      <w:pPr>
+        <w:pStyle w:val="a0"/>
+      </w:pPr>
+      <w:r>
+        <w:tab/>
+      </w:r>
+      <w:r>
+        <w:t>Входными данными программы являются сведения, вводимые в базу данных средствами СУБД Microsoft SQL Server.</w:t>
+      </w:r>
+    </w:p>
+    <w:p>
+      <w:pPr>
+        <w:pStyle w:val="a0"/>
+      </w:pPr>
+      <w:r>
+        <w:tab/>
+      </w:r>
+      <w:r>
+        <w:t>К входным данным относятся сведения о библиотечном фонде, авторах, жанрах, издательствах, физических и электронных ресурсах, читателях, сотрудниках, операциях выдачи и движении фонда.</w:t>
+      </w:r>
+    </w:p>
+    <w:p>
+      <w:pPr>
+        <w:pStyle w:val="a0"/>
+      </w:pPr>
+      <w:r>
+        <w:tab/>
+      </w:r>
+      <w:r>
+        <w:t>Ввод и обработка данных выполняются посредством SQL-запросов и вызова хранимых процедур.</w:t>
+      </w:r>
+    </w:p>
+    <w:p>
+      <w:pPr>
+        <w:pStyle w:val="a0"/>
+      </w:pPr>
+      <w:r>
+        <w:tab/>
+      </w:r>
+      <w:r>
+        <w:t>Данные в базе данных представлены в виде структурированных записей и хранятся с использованием типов данных, поддерживаемых СУБД Microsoft SQL Server, включая целочисленные, строковые, символьные и календарные типы данных.</w:t>
+      </w:r>
+    </w:p>
+    <w:p>
+      <w:pPr>
+        <w:pStyle w:val="a0"/>
+      </w:pPr>
+    </w:p>
+    <w:p/>
+    <w:p>
+      <w:pPr>
+        <w:suppressAutoHyphens w:val="0"/>
+        <w:spacing w:line="240" w:lineRule="auto"/>
+      </w:pPr>
+      <w:r>
+        <w:br w:type="page"/>
+      </w:r>
+    </w:p>
+    <w:p>
+      <w:pPr>
+        <w:pStyle w:val="1"/>
+      </w:pPr>
+      <w:r>
+        <w:t>7</w:t>
+      </w:r>
+      <w:r>
+        <w:t xml:space="preserve"> </w:t>
+      </w:r>
+      <w:r>
+        <w:t>ВЫХОДНЫЕ</w:t>
+      </w:r>
+      <w:r>
+        <w:t xml:space="preserve"> ДАННЫЕ</w:t>
+      </w:r>
+    </w:p>
+    <w:p/>
+    <w:p>
+      <w:pPr>
+        <w:pStyle w:val="a0"/>
+      </w:pPr>
+      <w:r>
+        <w:tab/>
+      </w:r>
+      <w:r>
+        <w:t>Выходными данными программы являются результирующие наборы данных, формируемые представлениями и хранимыми процедурами базы данных.</w:t>
+      </w:r>
+    </w:p>
+    <w:p>
+      <w:pPr>
+        <w:pStyle w:val="a0"/>
+      </w:pPr>
+      <w:r>
+        <w:tab/>
+      </w:r>
+      <w:r>
+        <w:t>К выходным данным относятся сведения о библиотечном фонде, доступных экземплярах, электронных ресурсах, авторах, жанрах, выдаче литературы и состоянии фонда.</w:t>
+      </w:r>
+    </w:p>
+    <w:p>
+      <w:pPr>
+        <w:pStyle w:val="a0"/>
+      </w:pPr>
+      <w:r>
+        <w:tab/>
+      </w:r>
+      <w:r>
+        <w:t>Формирование выходных данных осуществляется средствами СУБД Microsoft SQL Server посредством выполнения SQL-запросов, обращения к представлениям и вызова хранимых процедур.</w:t>
+      </w:r>
+    </w:p>
+    <w:p>
+      <w:pPr>
+        <w:pStyle w:val="a0"/>
+      </w:pPr>
+      <w:r>
+        <w:tab/>
+      </w:r>
+      <w:r>
+        <w:t>Выходные данные представлены в виде структурированных таблиц и результирующих выборок данных.</w:t>
+      </w:r>
+    </w:p>
+    <w:p/>
     <w:sectPr>
-      <w:footerReference w:type="default" r:id="rId8"/>
-      <w:footerReference w:type="first" r:id="rId9"/>
+      <w:headerReference w:type="default" r:id="rId8"/>
+      <w:footerReference w:type="default" r:id="rId9"/>
+      <w:footerReference w:type="first" r:id="rId10"/>
       <w:pgSz w:w="11906" w:h="16838"/>
       <w:pgMar w:top="1418" w:right="567" w:bottom="851" w:left="1418" w:header="708" w:footer="708" w:gutter="0"/>
       <w:cols w:space="720"/>
@@ -714,6 +1908,20 @@
 </w:footnotes>
 </file>
 
+<file path=word/header1.xml><?xml version="1.0" encoding="utf-8"?>
+<w:hdr xmlns:wpc="http://schemas.microsoft.com/office/word/2010/wordprocessingCanvas" xmlns:cx="http://schemas.microsoft.com/office/drawing/2014/chartex" xmlns:cx1="http://schemas.microsoft.com/office/drawing/2015/9/8/chartex" xmlns:cx2="http://schemas.microsoft.com/office/drawing/2015/10/21/chartex" xmlns:cx3="http://schemas.microsoft.com/office/drawing/2016/5/9/chartex" xmlns:cx4="http://schemas.microsoft.com/office/drawing/2016/5/10/chartex" xmlns:cx5="http://schemas.microsoft.com/office/drawing/2016/5/11/chartex" xmlns:cx6="http://schemas.microsoft.com/office/drawing/2016/5/12/chartex" xmlns:cx7="http://schemas.microsoft.com/office/drawing/2016/5/13/chartex" xmlns:cx8="http://schemas.microsoft.com/office/drawing/2016/5/14/chartex" xmlns:mc="http://schemas.openxmlformats.org/markup-compatibility/2006" xmlns:aink="http://schemas.microsoft.com/office/drawing/2016/ink" xmlns:am3d="http://schemas.microsoft.com/office/drawing/2017/model3d" xmlns:o="urn:schemas-microsoft-com:office:office" xmlns:oel="http://schemas.microsoft.com/office/2019/extlst" xmlns:r="http://schemas.openxmlformats.org/officeDocument/2006/relationships" xmlns:m="http://schemas.openxmlformats.org/officeDocument/2006/math" xmlns:v="urn:schemas-microsoft-com:vml" xmlns:wp14="http://schemas.microsoft.com/office/word/2010/wordprocessingDrawing" xmlns:wp="http://schemas.openxmlformats.org/drawingml/2006/wordprocessingDrawing" xmlns:w10="urn:schemas-microsoft-com:office:word" xmlns:w="http://schemas.openxmlformats.org/wordprocessingml/2006/main" xmlns:w14="http://schemas.microsoft.com/office/word/2010/wordml" xmlns:w15="http://schemas.microsoft.com/office/word/2012/wordml" xmlns:w16cex="http://schemas.microsoft.com/office/word/2018/wordml/cex" xmlns:w16cid="http://schemas.microsoft.com/office/word/2016/wordml/cid" xmlns:w16="http://schemas.microsoft.com/office/word/2018/wordml" xmlns:w16sdtdh="http://schemas.microsoft.com/office/word/2020/wordml/sdtdatahash" xmlns:w16se="http://schemas.microsoft.com/office/word/2015/wordml/symex" xmlns:wpg="http://schemas.microsoft.com/office/word/2010/wordprocessingGroup" xmlns:wpi="http://schemas.microsoft.com/office/word/2010/wordprocessingInk" xmlns:wne="http://schemas.microsoft.com/office/word/2006/wordml" xmlns:wps="http://schemas.microsoft.com/office/word/2010/wordprocessingShape" mc:Ignorable="w14 w15 w16se w16cid w16 w16cex w16sdtdh wp14">
+  <w:p>
+    <w:pPr>
+      <w:pStyle w:val="a0"/>
+      <w:jc w:val="center"/>
+    </w:pPr>
+    <w:r>
+      <w:t>41287462.КП26.102360091 13</w:t>
+    </w:r>
+  </w:p>
+</w:hdr>
+</file>
+
 <file path=word/numbering.xml><?xml version="1.0" encoding="utf-8"?>
 <w:numbering xmlns:wpc="http://schemas.microsoft.com/office/word/2010/wordprocessingCanvas" xmlns:cx="http://schemas.microsoft.com/office/drawing/2014/chartex" xmlns:cx1="http://schemas.microsoft.com/office/drawing/2015/9/8/chartex" xmlns:cx2="http://schemas.microsoft.com/office/drawing/2015/10/21/chartex" xmlns:cx3="http://schemas.microsoft.com/office/drawing/2016/5/9/chartex" xmlns:cx4="http://schemas.microsoft.com/office/drawing/2016/5/10/chartex" xmlns:cx5="http://schemas.microsoft.com/office/drawing/2016/5/11/chartex" xmlns:cx6="http://schemas.microsoft.com/office/drawing/2016/5/12/chartex" xmlns:cx7="http://schemas.microsoft.com/office/drawing/2016/5/13/chartex" xmlns:cx8="http://schemas.microsoft.com/office/drawing/2016/5/14/chartex" xmlns:mc="http://schemas.openxmlformats.org/markup-compatibility/2006" xmlns:aink="http://schemas.microsoft.com/office/drawing/2016/ink" xmlns:am3d="http://schemas.microsoft.com/office/drawing/2017/model3d" xmlns:o="urn:schemas-microsoft-com:office:office" xmlns:oel="http://schemas.microsoft.com/office/2019/extlst" xmlns:r="http://schemas.openxmlformats.org/officeDocument/2006/relationships" xmlns:m="http://schemas.openxmlformats.org/officeDocument/2006/math" xmlns:v="urn:schemas-microsoft-com:vml" xmlns:wp14="http://schemas.microsoft.com/office/word/2010/wordprocessingDrawing" xmlns:wp="http://schemas.openxmlformats.org/drawingml/2006/wordprocessingDrawing" xmlns:w10="urn:schemas-microsoft-com:office:word" xmlns:w="http://schemas.openxmlformats.org/wordprocessingml/2006/main" xmlns:w14="http://schemas.microsoft.com/office/word/2010/wordml" xmlns:w15="http://schemas.microsoft.com/office/word/2012/wordml" xmlns:w16cex="http://schemas.microsoft.com/office/word/2018/wordml/cex" xmlns:w16cid="http://schemas.microsoft.com/office/word/2016/wordml/cid" xmlns:w16="http://schemas.microsoft.com/office/word/2018/wordml" xmlns:w16sdtdh="http://schemas.microsoft.com/office/word/2020/wordml/sdtdatahash" xmlns:w16se="http://schemas.microsoft.com/office/word/2015/wordml/symex" xmlns:wpg="http://schemas.microsoft.com/office/word/2010/wordprocessingGroup" xmlns:wpi="http://schemas.microsoft.com/office/word/2010/wordprocessingInk" xmlns:wne="http://schemas.microsoft.com/office/word/2006/wordml" xmlns:wps="http://schemas.microsoft.com/office/word/2010/wordprocessingShape" mc:Ignorable="w14 w15 w16se w16cid w16 w16cex w16sdtdh wp14">
   <w:abstractNum w:abstractNumId="0" w15:restartNumberingAfterBreak="0">
@@ -830,6 +2038,95 @@
     </w:lvl>
   </w:abstractNum>
   <w:abstractNum w:abstractNumId="1" w15:restartNumberingAfterBreak="0">
+    <w:nsid w:val="01C45CCF"/>
+    <w:multiLevelType w:val="hybridMultilevel"/>
+    <w:tmpl w:val="A3428932"/>
+    <w:lvl w:ilvl="0" w:tplc="0419000F">
+      <w:start w:val="1"/>
+      <w:numFmt w:val="decimal"/>
+      <w:lvlText w:val="%1."/>
+      <w:lvlJc w:val="left"/>
+      <w:pPr>
+        <w:ind w:left="720" w:hanging="360"/>
+      </w:pPr>
+      <w:rPr>
+        <w:rFonts w:hint="default"/>
+      </w:rPr>
+    </w:lvl>
+    <w:lvl w:ilvl="1" w:tplc="04190019" w:tentative="1">
+      <w:start w:val="1"/>
+      <w:numFmt w:val="lowerLetter"/>
+      <w:lvlText w:val="%2."/>
+      <w:lvlJc w:val="left"/>
+      <w:pPr>
+        <w:ind w:left="1440" w:hanging="360"/>
+      </w:pPr>
+    </w:lvl>
+    <w:lvl w:ilvl="2" w:tplc="0419001B" w:tentative="1">
+      <w:start w:val="1"/>
+      <w:numFmt w:val="lowerRoman"/>
+      <w:lvlText w:val="%3."/>
+      <w:lvlJc w:val="right"/>
+      <w:pPr>
+        <w:ind w:left="2160" w:hanging="180"/>
+      </w:pPr>
+    </w:lvl>
+    <w:lvl w:ilvl="3" w:tplc="0419000F" w:tentative="1">
+      <w:start w:val="1"/>
+      <w:numFmt w:val="decimal"/>
+      <w:lvlText w:val="%4."/>
+      <w:lvlJc w:val="left"/>
+      <w:pPr>
+        <w:ind w:left="2880" w:hanging="360"/>
+      </w:pPr>
+    </w:lvl>
+    <w:lvl w:ilvl="4" w:tplc="04190019" w:tentative="1">
+      <w:start w:val="1"/>
+      <w:numFmt w:val="lowerLetter"/>
+      <w:lvlText w:val="%5."/>
+      <w:lvlJc w:val="left"/>
+      <w:pPr>
+        <w:ind w:left="3600" w:hanging="360"/>
+      </w:pPr>
+    </w:lvl>
+    <w:lvl w:ilvl="5" w:tplc="0419001B" w:tentative="1">
+      <w:start w:val="1"/>
+      <w:numFmt w:val="lowerRoman"/>
+      <w:lvlText w:val="%6."/>
+      <w:lvlJc w:val="right"/>
+      <w:pPr>
+        <w:ind w:left="4320" w:hanging="180"/>
+      </w:pPr>
+    </w:lvl>
+    <w:lvl w:ilvl="6" w:tplc="0419000F" w:tentative="1">
+      <w:start w:val="1"/>
+      <w:numFmt w:val="decimal"/>
+      <w:lvlText w:val="%7."/>
+      <w:lvlJc w:val="left"/>
+      <w:pPr>
+        <w:ind w:left="5040" w:hanging="360"/>
+      </w:pPr>
+    </w:lvl>
+    <w:lvl w:ilvl="7" w:tplc="04190019" w:tentative="1">
+      <w:start w:val="1"/>
+      <w:numFmt w:val="lowerLetter"/>
+      <w:lvlText w:val="%8."/>
+      <w:lvlJc w:val="left"/>
+      <w:pPr>
+        <w:ind w:left="5760" w:hanging="360"/>
+      </w:pPr>
+    </w:lvl>
+    <w:lvl w:ilvl="8" w:tplc="0419001B" w:tentative="1">
+      <w:start w:val="1"/>
+      <w:numFmt w:val="lowerRoman"/>
+      <w:lvlText w:val="%9."/>
+      <w:lvlJc w:val="right"/>
+      <w:pPr>
+        <w:ind w:left="6480" w:hanging="180"/>
+      </w:pPr>
+    </w:lvl>
+  </w:abstractNum>
+  <w:abstractNum w:abstractNumId="2" w15:restartNumberingAfterBreak="0">
     <w:nsid w:val="036D15CF"/>
     <w:multiLevelType w:val="hybridMultilevel"/>
     <w:tmpl w:val="C9C292C2"/>
@@ -942,7 +2239,7 @@
       </w:rPr>
     </w:lvl>
   </w:abstractNum>
-  <w:abstractNum w:abstractNumId="2" w15:restartNumberingAfterBreak="0">
+  <w:abstractNum w:abstractNumId="3" w15:restartNumberingAfterBreak="0">
     <w:nsid w:val="04B6737E"/>
     <w:multiLevelType w:val="hybridMultilevel"/>
     <w:tmpl w:val="CFD234D4"/>
@@ -1055,7 +2352,7 @@
       </w:rPr>
     </w:lvl>
   </w:abstractNum>
-  <w:abstractNum w:abstractNumId="3" w15:restartNumberingAfterBreak="0">
+  <w:abstractNum w:abstractNumId="4" w15:restartNumberingAfterBreak="0">
     <w:nsid w:val="057C25BB"/>
     <w:multiLevelType w:val="hybridMultilevel"/>
     <w:tmpl w:val="7A8CC878"/>
@@ -1168,7 +2465,7 @@
       </w:rPr>
     </w:lvl>
   </w:abstractNum>
-  <w:abstractNum w:abstractNumId="4" w15:restartNumberingAfterBreak="0">
+  <w:abstractNum w:abstractNumId="5" w15:restartNumberingAfterBreak="0">
     <w:nsid w:val="09CA4AB5"/>
     <w:multiLevelType w:val="hybridMultilevel"/>
     <w:tmpl w:val="A89CEED2"/>
@@ -1281,7 +2578,7 @@
       </w:rPr>
     </w:lvl>
   </w:abstractNum>
-  <w:abstractNum w:abstractNumId="5" w15:restartNumberingAfterBreak="0">
+  <w:abstractNum w:abstractNumId="6" w15:restartNumberingAfterBreak="0">
     <w:nsid w:val="15522133"/>
     <w:multiLevelType w:val="hybridMultilevel"/>
     <w:tmpl w:val="5140665E"/>
@@ -1394,7 +2691,7 @@
       </w:rPr>
     </w:lvl>
   </w:abstractNum>
-  <w:abstractNum w:abstractNumId="6" w15:restartNumberingAfterBreak="0">
+  <w:abstractNum w:abstractNumId="7" w15:restartNumberingAfterBreak="0">
     <w:nsid w:val="16282D1D"/>
     <w:multiLevelType w:val="hybridMultilevel"/>
     <w:tmpl w:val="DC52CEEE"/>
@@ -1507,7 +2804,7 @@
       </w:rPr>
     </w:lvl>
   </w:abstractNum>
-  <w:abstractNum w:abstractNumId="7" w15:restartNumberingAfterBreak="0">
+  <w:abstractNum w:abstractNumId="8" w15:restartNumberingAfterBreak="0">
     <w:nsid w:val="18884F41"/>
     <w:multiLevelType w:val="hybridMultilevel"/>
     <w:tmpl w:val="6518D8D8"/>
@@ -1620,7 +2917,7 @@
       </w:rPr>
     </w:lvl>
   </w:abstractNum>
-  <w:abstractNum w:abstractNumId="8" w15:restartNumberingAfterBreak="0">
+  <w:abstractNum w:abstractNumId="9" w15:restartNumberingAfterBreak="0">
     <w:nsid w:val="19267650"/>
     <w:multiLevelType w:val="hybridMultilevel"/>
     <w:tmpl w:val="5B2C1CBA"/>
@@ -1733,7 +3030,7 @@
       </w:rPr>
     </w:lvl>
   </w:abstractNum>
-  <w:abstractNum w:abstractNumId="9" w15:restartNumberingAfterBreak="0">
+  <w:abstractNum w:abstractNumId="10" w15:restartNumberingAfterBreak="0">
     <w:nsid w:val="1CA05697"/>
     <w:multiLevelType w:val="hybridMultilevel"/>
     <w:tmpl w:val="433A6B80"/>
@@ -1846,7 +3143,7 @@
       </w:rPr>
     </w:lvl>
   </w:abstractNum>
-  <w:abstractNum w:abstractNumId="10" w15:restartNumberingAfterBreak="0">
+  <w:abstractNum w:abstractNumId="11" w15:restartNumberingAfterBreak="0">
     <w:nsid w:val="1D9479C1"/>
     <w:multiLevelType w:val="hybridMultilevel"/>
     <w:tmpl w:val="252C7128"/>
@@ -1959,7 +3256,7 @@
       </w:rPr>
     </w:lvl>
   </w:abstractNum>
-  <w:abstractNum w:abstractNumId="11" w15:restartNumberingAfterBreak="0">
+  <w:abstractNum w:abstractNumId="12" w15:restartNumberingAfterBreak="0">
     <w:nsid w:val="1FD265A0"/>
     <w:multiLevelType w:val="hybridMultilevel"/>
     <w:tmpl w:val="E4E0E2F6"/>
@@ -2072,7 +3369,7 @@
       </w:rPr>
     </w:lvl>
   </w:abstractNum>
-  <w:abstractNum w:abstractNumId="12" w15:restartNumberingAfterBreak="0">
+  <w:abstractNum w:abstractNumId="13" w15:restartNumberingAfterBreak="0">
     <w:nsid w:val="203664F4"/>
     <w:multiLevelType w:val="hybridMultilevel"/>
     <w:tmpl w:val="C67E74BC"/>
@@ -2185,7 +3482,7 @@
       </w:rPr>
     </w:lvl>
   </w:abstractNum>
-  <w:abstractNum w:abstractNumId="13" w15:restartNumberingAfterBreak="0">
+  <w:abstractNum w:abstractNumId="14" w15:restartNumberingAfterBreak="0">
     <w:nsid w:val="20BD261C"/>
     <w:multiLevelType w:val="hybridMultilevel"/>
     <w:tmpl w:val="94609160"/>
@@ -2298,7 +3595,7 @@
       </w:rPr>
     </w:lvl>
   </w:abstractNum>
-  <w:abstractNum w:abstractNumId="14" w15:restartNumberingAfterBreak="0">
+  <w:abstractNum w:abstractNumId="15" w15:restartNumberingAfterBreak="0">
     <w:nsid w:val="24311AAB"/>
     <w:multiLevelType w:val="hybridMultilevel"/>
     <w:tmpl w:val="91224A8C"/>
@@ -2411,7 +3708,7 @@
       </w:rPr>
     </w:lvl>
   </w:abstractNum>
-  <w:abstractNum w:abstractNumId="15" w15:restartNumberingAfterBreak="0">
+  <w:abstractNum w:abstractNumId="16" w15:restartNumberingAfterBreak="0">
     <w:nsid w:val="26DB4999"/>
     <w:multiLevelType w:val="hybridMultilevel"/>
     <w:tmpl w:val="6C16F002"/>
@@ -2524,7 +3821,7 @@
       </w:rPr>
     </w:lvl>
   </w:abstractNum>
-  <w:abstractNum w:abstractNumId="16" w15:restartNumberingAfterBreak="0">
+  <w:abstractNum w:abstractNumId="17" w15:restartNumberingAfterBreak="0">
     <w:nsid w:val="28DB1899"/>
     <w:multiLevelType w:val="hybridMultilevel"/>
     <w:tmpl w:val="DDAE068E"/>
@@ -2637,7 +3934,7 @@
       </w:rPr>
     </w:lvl>
   </w:abstractNum>
-  <w:abstractNum w:abstractNumId="17" w15:restartNumberingAfterBreak="0">
+  <w:abstractNum w:abstractNumId="18" w15:restartNumberingAfterBreak="0">
     <w:nsid w:val="2DDE687F"/>
     <w:multiLevelType w:val="hybridMultilevel"/>
     <w:tmpl w:val="1728AC8A"/>
@@ -2750,7 +4047,7 @@
       </w:rPr>
     </w:lvl>
   </w:abstractNum>
-  <w:abstractNum w:abstractNumId="18" w15:restartNumberingAfterBreak="0">
+  <w:abstractNum w:abstractNumId="19" w15:restartNumberingAfterBreak="0">
     <w:nsid w:val="2DF96CFD"/>
     <w:multiLevelType w:val="hybridMultilevel"/>
     <w:tmpl w:val="DCF64860"/>
@@ -2863,7 +4160,7 @@
       </w:rPr>
     </w:lvl>
   </w:abstractNum>
-  <w:abstractNum w:abstractNumId="19" w15:restartNumberingAfterBreak="0">
+  <w:abstractNum w:abstractNumId="20" w15:restartNumberingAfterBreak="0">
     <w:nsid w:val="2F354CC2"/>
     <w:multiLevelType w:val="hybridMultilevel"/>
     <w:tmpl w:val="E600329A"/>
@@ -2976,7 +4273,7 @@
       </w:rPr>
     </w:lvl>
   </w:abstractNum>
-  <w:abstractNum w:abstractNumId="20" w15:restartNumberingAfterBreak="0">
+  <w:abstractNum w:abstractNumId="21" w15:restartNumberingAfterBreak="0">
     <w:nsid w:val="2F8A7324"/>
     <w:multiLevelType w:val="hybridMultilevel"/>
     <w:tmpl w:val="6648402E"/>
@@ -3089,7 +4386,7 @@
       </w:rPr>
     </w:lvl>
   </w:abstractNum>
-  <w:abstractNum w:abstractNumId="21" w15:restartNumberingAfterBreak="0">
+  <w:abstractNum w:abstractNumId="22" w15:restartNumberingAfterBreak="0">
     <w:nsid w:val="32EA060D"/>
     <w:multiLevelType w:val="hybridMultilevel"/>
     <w:tmpl w:val="579C5072"/>
@@ -3202,7 +4499,120 @@
       </w:rPr>
     </w:lvl>
   </w:abstractNum>
-  <w:abstractNum w:abstractNumId="22" w15:restartNumberingAfterBreak="0">
+  <w:abstractNum w:abstractNumId="23" w15:restartNumberingAfterBreak="0">
+    <w:nsid w:val="33336413"/>
+    <w:multiLevelType w:val="hybridMultilevel"/>
+    <w:tmpl w:val="DBB2F1AA"/>
+    <w:lvl w:ilvl="0" w:tplc="E3F6E87A">
+      <w:start w:val="1"/>
+      <w:numFmt w:val="bullet"/>
+      <w:lvlText w:val=""/>
+      <w:lvlJc w:val="left"/>
+      <w:pPr>
+        <w:ind w:left="720" w:hanging="360"/>
+      </w:pPr>
+      <w:rPr>
+        <w:rFonts w:ascii="Symbol" w:hAnsi="Symbol" w:hint="default"/>
+      </w:rPr>
+    </w:lvl>
+    <w:lvl w:ilvl="1" w:tplc="04190003" w:tentative="1">
+      <w:start w:val="1"/>
+      <w:numFmt w:val="bullet"/>
+      <w:lvlText w:val="o"/>
+      <w:lvlJc w:val="left"/>
+      <w:pPr>
+        <w:ind w:left="1440" w:hanging="360"/>
+      </w:pPr>
+      <w:rPr>
+        <w:rFonts w:ascii="Courier New" w:hAnsi="Courier New" w:cs="Courier New" w:hint="default"/>
+      </w:rPr>
+    </w:lvl>
+    <w:lvl w:ilvl="2" w:tplc="04190005" w:tentative="1">
+      <w:start w:val="1"/>
+      <w:numFmt w:val="bullet"/>
+      <w:lvlText w:val=""/>
+      <w:lvlJc w:val="left"/>
+      <w:pPr>
+        <w:ind w:left="2160" w:hanging="360"/>
+      </w:pPr>
+      <w:rPr>
+        <w:rFonts w:ascii="Wingdings" w:hAnsi="Wingdings" w:hint="default"/>
+      </w:rPr>
+    </w:lvl>
+    <w:lvl w:ilvl="3" w:tplc="04190001" w:tentative="1">
+      <w:start w:val="1"/>
+      <w:numFmt w:val="bullet"/>
+      <w:lvlText w:val=""/>
+      <w:lvlJc w:val="left"/>
+      <w:pPr>
+        <w:ind w:left="2880" w:hanging="360"/>
+      </w:pPr>
+      <w:rPr>
+        <w:rFonts w:ascii="Symbol" w:hAnsi="Symbol" w:hint="default"/>
+      </w:rPr>
+    </w:lvl>
+    <w:lvl w:ilvl="4" w:tplc="04190003" w:tentative="1">
+      <w:start w:val="1"/>
+      <w:numFmt w:val="bullet"/>
+      <w:lvlText w:val="o"/>
+      <w:lvlJc w:val="left"/>
+      <w:pPr>
+        <w:ind w:left="3600" w:hanging="360"/>
+      </w:pPr>
+      <w:rPr>
+        <w:rFonts w:ascii="Courier New" w:hAnsi="Courier New" w:cs="Courier New" w:hint="default"/>
+      </w:rPr>
+    </w:lvl>
+    <w:lvl w:ilvl="5" w:tplc="04190005" w:tentative="1">
+      <w:start w:val="1"/>
+      <w:numFmt w:val="bullet"/>
+      <w:lvlText w:val=""/>
+      <w:lvlJc w:val="left"/>
+      <w:pPr>
+        <w:ind w:left="4320" w:hanging="360"/>
+      </w:pPr>
+      <w:rPr>
+        <w:rFonts w:ascii="Wingdings" w:hAnsi="Wingdings" w:hint="default"/>
+      </w:rPr>
+    </w:lvl>
+    <w:lvl w:ilvl="6" w:tplc="04190001" w:tentative="1">
+      <w:start w:val="1"/>
+      <w:numFmt w:val="bullet"/>
+      <w:lvlText w:val=""/>
+      <w:lvlJc w:val="left"/>
+      <w:pPr>
+        <w:ind w:left="5040" w:hanging="360"/>
+      </w:pPr>
+      <w:rPr>
+        <w:rFonts w:ascii="Symbol" w:hAnsi="Symbol" w:hint="default"/>
+      </w:rPr>
+    </w:lvl>
+    <w:lvl w:ilvl="7" w:tplc="04190003" w:tentative="1">
+      <w:start w:val="1"/>
+      <w:numFmt w:val="bullet"/>
+      <w:lvlText w:val="o"/>
+      <w:lvlJc w:val="left"/>
+      <w:pPr>
+        <w:ind w:left="5760" w:hanging="360"/>
+      </w:pPr>
+      <w:rPr>
+        <w:rFonts w:ascii="Courier New" w:hAnsi="Courier New" w:cs="Courier New" w:hint="default"/>
+      </w:rPr>
+    </w:lvl>
+    <w:lvl w:ilvl="8" w:tplc="04190005" w:tentative="1">
+      <w:start w:val="1"/>
+      <w:numFmt w:val="bullet"/>
+      <w:lvlText w:val=""/>
+      <w:lvlJc w:val="left"/>
+      <w:pPr>
+        <w:ind w:left="6480" w:hanging="360"/>
+      </w:pPr>
+      <w:rPr>
+        <w:rFonts w:ascii="Wingdings" w:hAnsi="Wingdings" w:hint="default"/>
+      </w:rPr>
+    </w:lvl>
+  </w:abstractNum>
+  <w:abstractNum w:abstractNumId="24" w15:restartNumberingAfterBreak="0">
     <w:nsid w:val="33562BAE"/>
     <w:multiLevelType w:val="hybridMultilevel"/>
     <w:tmpl w:val="E6AAB44E"/>
@@ -3315,7 +4725,7 @@
       </w:rPr>
     </w:lvl>
   </w:abstractNum>
-  <w:abstractNum w:abstractNumId="23" w15:restartNumberingAfterBreak="0">
+  <w:abstractNum w:abstractNumId="25" w15:restartNumberingAfterBreak="0">
     <w:nsid w:val="38277CDD"/>
     <w:multiLevelType w:val="hybridMultilevel"/>
     <w:tmpl w:val="0A4A0758"/>
@@ -3428,7 +4838,7 @@
       </w:rPr>
     </w:lvl>
   </w:abstractNum>
-  <w:abstractNum w:abstractNumId="24" w15:restartNumberingAfterBreak="0">
+  <w:abstractNum w:abstractNumId="26" w15:restartNumberingAfterBreak="0">
     <w:nsid w:val="3C9D149B"/>
     <w:multiLevelType w:val="multilevel"/>
     <w:tmpl w:val="8020DE18"/>
@@ -3578,7 +4988,7 @@
       </w:rPr>
     </w:lvl>
   </w:abstractNum>
-  <w:abstractNum w:abstractNumId="25" w15:restartNumberingAfterBreak="0">
+  <w:abstractNum w:abstractNumId="27" w15:restartNumberingAfterBreak="0">
     <w:nsid w:val="3F6A0A00"/>
     <w:multiLevelType w:val="hybridMultilevel"/>
     <w:tmpl w:val="B0F8A04C"/>
@@ -3691,7 +5101,7 @@
       </w:rPr>
     </w:lvl>
   </w:abstractNum>
-  <w:abstractNum w:abstractNumId="26" w15:restartNumberingAfterBreak="0">
+  <w:abstractNum w:abstractNumId="28" w15:restartNumberingAfterBreak="0">
     <w:nsid w:val="3F932FE6"/>
     <w:multiLevelType w:val="hybridMultilevel"/>
     <w:tmpl w:val="74CC56A0"/>
@@ -3804,7 +5214,7 @@
       </w:rPr>
     </w:lvl>
   </w:abstractNum>
-  <w:abstractNum w:abstractNumId="27" w15:restartNumberingAfterBreak="0">
+  <w:abstractNum w:abstractNumId="29" w15:restartNumberingAfterBreak="0">
     <w:nsid w:val="40287D68"/>
     <w:multiLevelType w:val="hybridMultilevel"/>
     <w:tmpl w:val="CAFEEA02"/>
@@ -3917,7 +5327,7 @@
       </w:rPr>
     </w:lvl>
   </w:abstractNum>
-  <w:abstractNum w:abstractNumId="28" w15:restartNumberingAfterBreak="0">
+  <w:abstractNum w:abstractNumId="30" w15:restartNumberingAfterBreak="0">
     <w:nsid w:val="418A02CB"/>
     <w:multiLevelType w:val="hybridMultilevel"/>
     <w:tmpl w:val="84181880"/>
@@ -4030,7 +5440,7 @@
       </w:rPr>
     </w:lvl>
   </w:abstractNum>
-  <w:abstractNum w:abstractNumId="29" w15:restartNumberingAfterBreak="0">
+  <w:abstractNum w:abstractNumId="31" w15:restartNumberingAfterBreak="0">
     <w:nsid w:val="41B17840"/>
     <w:multiLevelType w:val="hybridMultilevel"/>
     <w:tmpl w:val="18A61680"/>
@@ -4143,7 +5553,120 @@
       </w:rPr>
     </w:lvl>
   </w:abstractNum>
-  <w:abstractNum w:abstractNumId="30" w15:restartNumberingAfterBreak="0">
+  <w:abstractNum w:abstractNumId="32" w15:restartNumberingAfterBreak="0">
+    <w:nsid w:val="44081873"/>
+    <w:multiLevelType w:val="hybridMultilevel"/>
+    <w:tmpl w:val="63DEC83A"/>
+    <w:lvl w:ilvl="0" w:tplc="E3F6E87A">
+      <w:start w:val="1"/>
+      <w:numFmt w:val="bullet"/>
+      <w:lvlText w:val=""/>
+      <w:lvlJc w:val="left"/>
+      <w:pPr>
+        <w:ind w:left="720" w:hanging="360"/>
+      </w:pPr>
+      <w:rPr>
+        <w:rFonts w:ascii="Symbol" w:hAnsi="Symbol" w:hint="default"/>
+      </w:rPr>
+    </w:lvl>
+    <w:lvl w:ilvl="1" w:tplc="04190003" w:tentative="1">
+      <w:start w:val="1"/>
+      <w:numFmt w:val="bullet"/>
+      <w:lvlText w:val="o"/>
+      <w:lvlJc w:val="left"/>
+      <w:pPr>
+        <w:ind w:left="1440" w:hanging="360"/>
+      </w:pPr>
+      <w:rPr>
+        <w:rFonts w:ascii="Courier New" w:hAnsi="Courier New" w:cs="Courier New" w:hint="default"/>
+      </w:rPr>
+    </w:lvl>
+    <w:lvl w:ilvl="2" w:tplc="04190005" w:tentative="1">
+      <w:start w:val="1"/>
+      <w:numFmt w:val="bullet"/>
+      <w:lvlText w:val=""/>
+      <w:lvlJc w:val="left"/>
+      <w:pPr>
+        <w:ind w:left="2160" w:hanging="360"/>
+      </w:pPr>
+      <w:rPr>
+        <w:rFonts w:ascii="Wingdings" w:hAnsi="Wingdings" w:hint="default"/>
+      </w:rPr>
+    </w:lvl>
+    <w:lvl w:ilvl="3" w:tplc="04190001" w:tentative="1">
+      <w:start w:val="1"/>
+      <w:numFmt w:val="bullet"/>
+      <w:lvlText w:val=""/>
+      <w:lvlJc w:val="left"/>
+      <w:pPr>
+        <w:ind w:left="2880" w:hanging="360"/>
+      </w:pPr>
+      <w:rPr>
+        <w:rFonts w:ascii="Symbol" w:hAnsi="Symbol" w:hint="default"/>
+      </w:rPr>
+    </w:lvl>
+    <w:lvl w:ilvl="4" w:tplc="04190003" w:tentative="1">
+      <w:start w:val="1"/>
+      <w:numFmt w:val="bullet"/>
+      <w:lvlText w:val="o"/>
+      <w:lvlJc w:val="left"/>
+      <w:pPr>
+        <w:ind w:left="3600" w:hanging="360"/>
+      </w:pPr>
+      <w:rPr>
+        <w:rFonts w:ascii="Courier New" w:hAnsi="Courier New" w:cs="Courier New" w:hint="default"/>
+      </w:rPr>
+    </w:lvl>
+    <w:lvl w:ilvl="5" w:tplc="04190005" w:tentative="1">
+      <w:start w:val="1"/>
+      <w:numFmt w:val="bullet"/>
+      <w:lvlText w:val=""/>
+      <w:lvlJc w:val="left"/>
+      <w:pPr>
+        <w:ind w:left="4320" w:hanging="360"/>
+      </w:pPr>
+      <w:rPr>
+        <w:rFonts w:ascii="Wingdings" w:hAnsi="Wingdings" w:hint="default"/>
+      </w:rPr>
+    </w:lvl>
+    <w:lvl w:ilvl="6" w:tplc="04190001" w:tentative="1">
+      <w:start w:val="1"/>
+      <w:numFmt w:val="bullet"/>
+      <w:lvlText w:val=""/>
+      <w:lvlJc w:val="left"/>
+      <w:pPr>
+        <w:ind w:left="5040" w:hanging="360"/>
+      </w:pPr>
+      <w:rPr>
+        <w:rFonts w:ascii="Symbol" w:hAnsi="Symbol" w:hint="default"/>
+      </w:rPr>
+    </w:lvl>
+    <w:lvl w:ilvl="7" w:tplc="04190003" w:tentative="1">
+      <w:start w:val="1"/>
+      <w:numFmt w:val="bullet"/>
+      <w:lvlText w:val="o"/>
+      <w:lvlJc w:val="left"/>
+      <w:pPr>
+        <w:ind w:left="5760" w:hanging="360"/>
+      </w:pPr>
+      <w:rPr>
+        <w:rFonts w:ascii="Courier New" w:hAnsi="Courier New" w:cs="Courier New" w:hint="default"/>
+      </w:rPr>
+    </w:lvl>
+    <w:lvl w:ilvl="8" w:tplc="04190005" w:tentative="1">
+      <w:start w:val="1"/>
+      <w:numFmt w:val="bullet"/>
+      <w:lvlText w:val=""/>
+      <w:lvlJc w:val="left"/>
+      <w:pPr>
+        <w:ind w:left="6480" w:hanging="360"/>
+      </w:pPr>
+      <w:rPr>
+        <w:rFonts w:ascii="Wingdings" w:hAnsi="Wingdings" w:hint="default"/>
+      </w:rPr>
+    </w:lvl>
+  </w:abstractNum>
+  <w:abstractNum w:abstractNumId="33" w15:restartNumberingAfterBreak="0">
     <w:nsid w:val="46AF6F82"/>
     <w:multiLevelType w:val="multilevel"/>
     <w:tmpl w:val="4BC8A5D6"/>
@@ -4293,7 +5816,7 @@
       </w:rPr>
     </w:lvl>
   </w:abstractNum>
-  <w:abstractNum w:abstractNumId="31" w15:restartNumberingAfterBreak="0">
+  <w:abstractNum w:abstractNumId="34" w15:restartNumberingAfterBreak="0">
     <w:nsid w:val="4BAE221A"/>
     <w:multiLevelType w:val="hybridMultilevel"/>
     <w:tmpl w:val="BCC2DDB8"/>
@@ -4406,7 +5929,7 @@
       </w:rPr>
     </w:lvl>
   </w:abstractNum>
-  <w:abstractNum w:abstractNumId="32" w15:restartNumberingAfterBreak="0">
+  <w:abstractNum w:abstractNumId="35" w15:restartNumberingAfterBreak="0">
     <w:nsid w:val="51CD6E00"/>
     <w:multiLevelType w:val="hybridMultilevel"/>
     <w:tmpl w:val="825472D6"/>
@@ -4519,7 +6042,7 @@
       </w:rPr>
     </w:lvl>
   </w:abstractNum>
-  <w:abstractNum w:abstractNumId="33" w15:restartNumberingAfterBreak="0">
+  <w:abstractNum w:abstractNumId="36" w15:restartNumberingAfterBreak="0">
     <w:nsid w:val="54853A74"/>
     <w:multiLevelType w:val="hybridMultilevel"/>
     <w:tmpl w:val="824061BE"/>
@@ -4632,7 +6155,156 @@
       </w:rPr>
     </w:lvl>
   </w:abstractNum>
-  <w:abstractNum w:abstractNumId="34" w15:restartNumberingAfterBreak="0">
+  <w:abstractNum w:abstractNumId="37" w15:restartNumberingAfterBreak="0">
+    <w:nsid w:val="56523E92"/>
+    <w:multiLevelType w:val="multilevel"/>
+    <w:tmpl w:val="591AA910"/>
+    <w:lvl w:ilvl="0">
+      <w:start w:val="1"/>
+      <w:numFmt w:val="bullet"/>
+      <w:lvlText w:val=""/>
+      <w:lvlJc w:val="left"/>
+      <w:pPr>
+        <w:tabs>
+          <w:tab w:val="num" w:pos="720"/>
+        </w:tabs>
+        <w:ind w:left="720" w:hanging="360"/>
+      </w:pPr>
+      <w:rPr>
+        <w:rFonts w:ascii="Symbol" w:hAnsi="Symbol" w:hint="default"/>
+        <w:sz w:val="20"/>
+      </w:rPr>
+    </w:lvl>
+    <w:lvl w:ilvl="1" w:tentative="1">
+      <w:start w:val="1"/>
+      <w:numFmt w:val="bullet"/>
+      <w:lvlText w:val="o"/>
+      <w:lvlJc w:val="left"/>
+      <w:pPr>
+        <w:tabs>
+          <w:tab w:val="num" w:pos="1440"/>
+        </w:tabs>
+        <w:ind w:left="1440" w:hanging="360"/>
+      </w:pPr>
+      <w:rPr>
+        <w:rFonts w:ascii="Courier New" w:hAnsi="Courier New" w:hint="default"/>
+        <w:sz w:val="20"/>
+      </w:rPr>
+    </w:lvl>
+    <w:lvl w:ilvl="2" w:tentative="1">
+      <w:start w:val="1"/>
+      <w:numFmt w:val="bullet"/>
+      <w:lvlText w:val=""/>
+      <w:lvlJc w:val="left"/>
+      <w:pPr>
+        <w:tabs>
+          <w:tab w:val="num" w:pos="2160"/>
+        </w:tabs>
+        <w:ind w:left="2160" w:hanging="360"/>
+      </w:pPr>
+      <w:rPr>
+        <w:rFonts w:ascii="Wingdings" w:hAnsi="Wingdings" w:hint="default"/>
+        <w:sz w:val="20"/>
+      </w:rPr>
+    </w:lvl>
+    <w:lvl w:ilvl="3" w:tentative="1">
+      <w:start w:val="1"/>
+      <w:numFmt w:val="bullet"/>
+      <w:lvlText w:val=""/>
+      <w:lvlJc w:val="left"/>
+      <w:pPr>
+        <w:tabs>
+          <w:tab w:val="num" w:pos="2880"/>
+        </w:tabs>
+        <w:ind w:left="2880" w:hanging="360"/>
+      </w:pPr>
+      <w:rPr>
+        <w:rFonts w:ascii="Wingdings" w:hAnsi="Wingdings" w:hint="default"/>
+        <w:sz w:val="20"/>
+      </w:rPr>
+    </w:lvl>
+    <w:lvl w:ilvl="4" w:tentative="1">
+      <w:start w:val="1"/>
+      <w:numFmt w:val="bullet"/>
+      <w:lvlText w:val=""/>
+      <w:lvlJc w:val="left"/>
+      <w:pPr>
+        <w:tabs>
+          <w:tab w:val="num" w:pos="3600"/>
+        </w:tabs>
+        <w:ind w:left="3600" w:hanging="360"/>
+      </w:pPr>
+      <w:rPr>
+        <w:rFonts w:ascii="Wingdings" w:hAnsi="Wingdings" w:hint="default"/>
+        <w:sz w:val="20"/>
+      </w:rPr>
+    </w:lvl>
+    <w:lvl w:ilvl="5" w:tentative="1">
+      <w:start w:val="1"/>
+      <w:numFmt w:val="bullet"/>
+      <w:lvlText w:val=""/>
+      <w:lvlJc w:val="left"/>
+      <w:pPr>
+        <w:tabs>
+          <w:tab w:val="num" w:pos="4320"/>
+        </w:tabs>
+        <w:ind w:left="4320" w:hanging="360"/>
+      </w:pPr>
+      <w:rPr>
+        <w:rFonts w:ascii="Wingdings" w:hAnsi="Wingdings" w:hint="default"/>
+        <w:sz w:val="20"/>
+      </w:rPr>
+    </w:lvl>
+    <w:lvl w:ilvl="6" w:tentative="1">
+      <w:start w:val="1"/>
+      <w:numFmt w:val="bullet"/>
+      <w:lvlText w:val=""/>
+      <w:lvlJc w:val="left"/>
+      <w:pPr>
+        <w:tabs>
+          <w:tab w:val="num" w:pos="5040"/>
+        </w:tabs>
+        <w:ind w:left="5040" w:hanging="360"/>
+      </w:pPr>
+      <w:rPr>
+        <w:rFonts w:ascii="Wingdings" w:hAnsi="Wingdings" w:hint="default"/>
+        <w:sz w:val="20"/>
+      </w:rPr>
+    </w:lvl>
+    <w:lvl w:ilvl="7" w:tentative="1">
+      <w:start w:val="1"/>
+      <w:numFmt w:val="bullet"/>
+      <w:lvlText w:val=""/>
+      <w:lvlJc w:val="left"/>
+      <w:pPr>
+        <w:tabs>
+          <w:tab w:val="num" w:pos="5760"/>
+        </w:tabs>
+        <w:ind w:left="5760" w:hanging="360"/>
+      </w:pPr>
+      <w:rPr>
+        <w:rFonts w:ascii="Wingdings" w:hAnsi="Wingdings" w:hint="default"/>
+        <w:sz w:val="20"/>
+      </w:rPr>
+    </w:lvl>
+    <w:lvl w:ilvl="8" w:tentative="1">
+      <w:start w:val="1"/>
+      <w:numFmt w:val="bullet"/>
+      <w:lvlText w:val=""/>
+      <w:lvlJc w:val="left"/>
+      <w:pPr>
+        <w:tabs>
+          <w:tab w:val="num" w:pos="6480"/>
+        </w:tabs>
+        <w:ind w:left="6480" w:hanging="360"/>
+      </w:pPr>
+      <w:rPr>
+        <w:rFonts w:ascii="Wingdings" w:hAnsi="Wingdings" w:hint="default"/>
+        <w:sz w:val="20"/>
+      </w:rPr>
+    </w:lvl>
+  </w:abstractNum>
+  <w:abstractNum w:abstractNumId="38" w15:restartNumberingAfterBreak="0">
     <w:nsid w:val="58197990"/>
     <w:multiLevelType w:val="hybridMultilevel"/>
     <w:tmpl w:val="D0106EC8"/>
@@ -4745,7 +6417,7 @@
       </w:rPr>
     </w:lvl>
   </w:abstractNum>
-  <w:abstractNum w:abstractNumId="35" w15:restartNumberingAfterBreak="0">
+  <w:abstractNum w:abstractNumId="39" w15:restartNumberingAfterBreak="0">
     <w:nsid w:val="5921003E"/>
     <w:multiLevelType w:val="hybridMultilevel"/>
     <w:tmpl w:val="F822F2D6"/>
@@ -4858,7 +6530,7 @@
       </w:rPr>
     </w:lvl>
   </w:abstractNum>
-  <w:abstractNum w:abstractNumId="36" w15:restartNumberingAfterBreak="0">
+  <w:abstractNum w:abstractNumId="40" w15:restartNumberingAfterBreak="0">
     <w:nsid w:val="5B063257"/>
     <w:multiLevelType w:val="hybridMultilevel"/>
     <w:tmpl w:val="F12A87FC"/>
@@ -4971,7 +6643,7 @@
       </w:rPr>
     </w:lvl>
   </w:abstractNum>
-  <w:abstractNum w:abstractNumId="37" w15:restartNumberingAfterBreak="0">
+  <w:abstractNum w:abstractNumId="41" w15:restartNumberingAfterBreak="0">
     <w:nsid w:val="69CF0429"/>
     <w:multiLevelType w:val="multilevel"/>
     <w:tmpl w:val="8020DE18"/>
@@ -5121,7 +6793,7 @@
       </w:rPr>
     </w:lvl>
   </w:abstractNum>
-  <w:abstractNum w:abstractNumId="38" w15:restartNumberingAfterBreak="0">
+  <w:abstractNum w:abstractNumId="42" w15:restartNumberingAfterBreak="0">
     <w:nsid w:val="6D477995"/>
     <w:multiLevelType w:val="multilevel"/>
     <w:tmpl w:val="8020DE18"/>
@@ -5271,7 +6943,7 @@
       </w:rPr>
     </w:lvl>
   </w:abstractNum>
-  <w:abstractNum w:abstractNumId="39" w15:restartNumberingAfterBreak="0">
+  <w:abstractNum w:abstractNumId="43" w15:restartNumberingAfterBreak="0">
     <w:nsid w:val="6E8F280F"/>
     <w:multiLevelType w:val="hybridMultilevel"/>
     <w:tmpl w:val="ECB44DEE"/>
@@ -5384,7 +7056,7 @@
       </w:rPr>
     </w:lvl>
   </w:abstractNum>
-  <w:abstractNum w:abstractNumId="40" w15:restartNumberingAfterBreak="0">
+  <w:abstractNum w:abstractNumId="44" w15:restartNumberingAfterBreak="0">
     <w:nsid w:val="718A0975"/>
     <w:multiLevelType w:val="multilevel"/>
     <w:tmpl w:val="8020DE18"/>
@@ -5534,7 +7206,120 @@
       </w:rPr>
     </w:lvl>
   </w:abstractNum>
-  <w:abstractNum w:abstractNumId="41" w15:restartNumberingAfterBreak="0">
+  <w:abstractNum w:abstractNumId="45" w15:restartNumberingAfterBreak="0">
+    <w:nsid w:val="71FA62AA"/>
+    <w:multiLevelType w:val="hybridMultilevel"/>
+    <w:tmpl w:val="E05827C6"/>
+    <w:lvl w:ilvl="0" w:tplc="E3F6E87A">
+      <w:start w:val="1"/>
+      <w:numFmt w:val="bullet"/>
+      <w:lvlText w:val=""/>
+      <w:lvlJc w:val="left"/>
+      <w:pPr>
+        <w:ind w:left="720" w:hanging="360"/>
+      </w:pPr>
+      <w:rPr>
+        <w:rFonts w:ascii="Symbol" w:hAnsi="Symbol" w:hint="default"/>
+      </w:rPr>
+    </w:lvl>
+    <w:lvl w:ilvl="1" w:tplc="04190003" w:tentative="1">
+      <w:start w:val="1"/>
+      <w:numFmt w:val="bullet"/>
+      <w:lvlText w:val="o"/>
+      <w:lvlJc w:val="left"/>
+      <w:pPr>
+        <w:ind w:left="1440" w:hanging="360"/>
+      </w:pPr>
+      <w:rPr>
+        <w:rFonts w:ascii="Courier New" w:hAnsi="Courier New" w:cs="Courier New" w:hint="default"/>
+      </w:rPr>
+    </w:lvl>
+    <w:lvl w:ilvl="2" w:tplc="04190005" w:tentative="1">
+      <w:start w:val="1"/>
+      <w:numFmt w:val="bullet"/>
+      <w:lvlText w:val=""/>
+      <w:lvlJc w:val="left"/>
+      <w:pPr>
+        <w:ind w:left="2160" w:hanging="360"/>
+      </w:pPr>
+      <w:rPr>
+        <w:rFonts w:ascii="Wingdings" w:hAnsi="Wingdings" w:hint="default"/>
+      </w:rPr>
+    </w:lvl>
+    <w:lvl w:ilvl="3" w:tplc="04190001" w:tentative="1">
+      <w:start w:val="1"/>
+      <w:numFmt w:val="bullet"/>
+      <w:lvlText w:val=""/>
+      <w:lvlJc w:val="left"/>
+      <w:pPr>
+        <w:ind w:left="2880" w:hanging="360"/>
+      </w:pPr>
+      <w:rPr>
+        <w:rFonts w:ascii="Symbol" w:hAnsi="Symbol" w:hint="default"/>
+      </w:rPr>
+    </w:lvl>
+    <w:lvl w:ilvl="4" w:tplc="04190003" w:tentative="1">
+      <w:start w:val="1"/>
+      <w:numFmt w:val="bullet"/>
+      <w:lvlText w:val="o"/>
+      <w:lvlJc w:val="left"/>
+      <w:pPr>
+        <w:ind w:left="3600" w:hanging="360"/>
+      </w:pPr>
+      <w:rPr>
+        <w:rFonts w:ascii="Courier New" w:hAnsi="Courier New" w:cs="Courier New" w:hint="default"/>
+      </w:rPr>
+    </w:lvl>
+    <w:lvl w:ilvl="5" w:tplc="04190005" w:tentative="1">
+      <w:start w:val="1"/>
+      <w:numFmt w:val="bullet"/>
+      <w:lvlText w:val=""/>
+      <w:lvlJc w:val="left"/>
+      <w:pPr>
+        <w:ind w:left="4320" w:hanging="360"/>
+      </w:pPr>
+      <w:rPr>
+        <w:rFonts w:ascii="Wingdings" w:hAnsi="Wingdings" w:hint="default"/>
+      </w:rPr>
+    </w:lvl>
+    <w:lvl w:ilvl="6" w:tplc="04190001" w:tentative="1">
+      <w:start w:val="1"/>
+      <w:numFmt w:val="bullet"/>
+      <w:lvlText w:val=""/>
+      <w:lvlJc w:val="left"/>
+      <w:pPr>
+        <w:ind w:left="5040" w:hanging="360"/>
+      </w:pPr>
+      <w:rPr>
+        <w:rFonts w:ascii="Symbol" w:hAnsi="Symbol" w:hint="default"/>
+      </w:rPr>
+    </w:lvl>
+    <w:lvl w:ilvl="7" w:tplc="04190003" w:tentative="1">
+      <w:start w:val="1"/>
+      <w:numFmt w:val="bullet"/>
+      <w:lvlText w:val="o"/>
+      <w:lvlJc w:val="left"/>
+      <w:pPr>
+        <w:ind w:left="5760" w:hanging="360"/>
+      </w:pPr>
+      <w:rPr>
+        <w:rFonts w:ascii="Courier New" w:hAnsi="Courier New" w:cs="Courier New" w:hint="default"/>
+      </w:rPr>
+    </w:lvl>
+    <w:lvl w:ilvl="8" w:tplc="04190005" w:tentative="1">
+      <w:start w:val="1"/>
+      <w:numFmt w:val="bullet"/>
+      <w:lvlText w:val=""/>
+      <w:lvlJc w:val="left"/>
+      <w:pPr>
+        <w:ind w:left="6480" w:hanging="360"/>
+      </w:pPr>
+      <w:rPr>
+        <w:rFonts w:ascii="Wingdings" w:hAnsi="Wingdings" w:hint="default"/>
+      </w:rPr>
+    </w:lvl>
+  </w:abstractNum>
+  <w:abstractNum w:abstractNumId="46" w15:restartNumberingAfterBreak="0">
     <w:nsid w:val="752D0D66"/>
     <w:multiLevelType w:val="hybridMultilevel"/>
     <w:tmpl w:val="6A8CD404"/>
@@ -5647,7 +7432,7 @@
       </w:rPr>
     </w:lvl>
   </w:abstractNum>
-  <w:abstractNum w:abstractNumId="42" w15:restartNumberingAfterBreak="0">
+  <w:abstractNum w:abstractNumId="47" w15:restartNumberingAfterBreak="0">
     <w:nsid w:val="76ED2B79"/>
     <w:multiLevelType w:val="hybridMultilevel"/>
     <w:tmpl w:val="F6B04A54"/>
@@ -5760,7 +7545,7 @@
       </w:rPr>
     </w:lvl>
   </w:abstractNum>
-  <w:abstractNum w:abstractNumId="43" w15:restartNumberingAfterBreak="0">
+  <w:abstractNum w:abstractNumId="48" w15:restartNumberingAfterBreak="0">
     <w:nsid w:val="795D48D2"/>
     <w:multiLevelType w:val="hybridMultilevel"/>
     <w:tmpl w:val="C08C6092"/>
@@ -5873,7 +7658,7 @@
       </w:rPr>
     </w:lvl>
   </w:abstractNum>
-  <w:abstractNum w:abstractNumId="44" w15:restartNumberingAfterBreak="0">
+  <w:abstractNum w:abstractNumId="49" w15:restartNumberingAfterBreak="0">
     <w:nsid w:val="79D3650C"/>
     <w:multiLevelType w:val="multilevel"/>
     <w:tmpl w:val="8020DE18"/>
@@ -6023,7 +7808,7 @@
       </w:rPr>
     </w:lvl>
   </w:abstractNum>
-  <w:abstractNum w:abstractNumId="45" w15:restartNumberingAfterBreak="0">
+  <w:abstractNum w:abstractNumId="50" w15:restartNumberingAfterBreak="0">
     <w:nsid w:val="7E1250C0"/>
     <w:multiLevelType w:val="hybridMultilevel"/>
     <w:tmpl w:val="21F05132"/>
@@ -6137,142 +7922,157 @@
     </w:lvl>
   </w:abstractNum>
   <w:num w:numId="1" w16cid:durableId="581063725">
+    <w:abstractNumId w:val="10"/>
+  </w:num>
+  <w:num w:numId="2" w16cid:durableId="1174078528">
+    <w:abstractNumId w:val="19"/>
+  </w:num>
+  <w:num w:numId="3" w16cid:durableId="846360834">
+    <w:abstractNumId w:val="16"/>
+  </w:num>
+  <w:num w:numId="4" w16cid:durableId="1224216222">
+    <w:abstractNumId w:val="47"/>
+  </w:num>
+  <w:num w:numId="5" w16cid:durableId="904028460">
+    <w:abstractNumId w:val="8"/>
+  </w:num>
+  <w:num w:numId="6" w16cid:durableId="2023504403">
+    <w:abstractNumId w:val="20"/>
+  </w:num>
+  <w:num w:numId="7" w16cid:durableId="619919053">
+    <w:abstractNumId w:val="4"/>
+  </w:num>
+  <w:num w:numId="8" w16cid:durableId="1342930346">
+    <w:abstractNumId w:val="25"/>
+  </w:num>
+  <w:num w:numId="9" w16cid:durableId="1700549228">
+    <w:abstractNumId w:val="29"/>
+  </w:num>
+  <w:num w:numId="10" w16cid:durableId="1522892582">
     <w:abstractNumId w:val="9"/>
   </w:num>
-  <w:num w:numId="2" w16cid:durableId="1174078528">
-    <w:abstractNumId w:val="18"/>
+  <w:num w:numId="11" w16cid:durableId="359283382">
+    <w:abstractNumId w:val="5"/>
   </w:num>
-  <w:num w:numId="3" w16cid:durableId="846360834">
-    <w:abstractNumId w:val="15"/>
+  <w:num w:numId="12" w16cid:durableId="1773237711">
+    <w:abstractNumId w:val="38"/>
   </w:num>
-  <w:num w:numId="4" w16cid:durableId="1224216222">
+  <w:num w:numId="13" w16cid:durableId="1525292368">
+    <w:abstractNumId w:val="24"/>
+  </w:num>
+  <w:num w:numId="14" w16cid:durableId="306714658">
+    <w:abstractNumId w:val="7"/>
+  </w:num>
+  <w:num w:numId="15" w16cid:durableId="1753623652">
+    <w:abstractNumId w:val="28"/>
+  </w:num>
+  <w:num w:numId="16" w16cid:durableId="1680236507">
+    <w:abstractNumId w:val="33"/>
+  </w:num>
+  <w:num w:numId="17" w16cid:durableId="448402142">
+    <w:abstractNumId w:val="48"/>
+  </w:num>
+  <w:num w:numId="18" w16cid:durableId="666590252">
+    <w:abstractNumId w:val="40"/>
+  </w:num>
+  <w:num w:numId="19" w16cid:durableId="1114519394">
+    <w:abstractNumId w:val="43"/>
+  </w:num>
+  <w:num w:numId="20" w16cid:durableId="1407797234">
+    <w:abstractNumId w:val="39"/>
+  </w:num>
+  <w:num w:numId="21" w16cid:durableId="205727447">
+    <w:abstractNumId w:val="21"/>
+  </w:num>
+  <w:num w:numId="22" w16cid:durableId="1150828174">
+    <w:abstractNumId w:val="11"/>
+  </w:num>
+  <w:num w:numId="23" w16cid:durableId="12852183">
+    <w:abstractNumId w:val="22"/>
+  </w:num>
+  <w:num w:numId="24" w16cid:durableId="2023580820">
+    <w:abstractNumId w:val="34"/>
+  </w:num>
+  <w:num w:numId="25" w16cid:durableId="3627394">
+    <w:abstractNumId w:val="14"/>
+  </w:num>
+  <w:num w:numId="26" w16cid:durableId="1393313828">
+    <w:abstractNumId w:val="27"/>
+  </w:num>
+  <w:num w:numId="27" w16cid:durableId="1792478929">
+    <w:abstractNumId w:val="12"/>
+  </w:num>
+  <w:num w:numId="28" w16cid:durableId="656223261">
+    <w:abstractNumId w:val="3"/>
+  </w:num>
+  <w:num w:numId="29" w16cid:durableId="980497039">
+    <w:abstractNumId w:val="13"/>
+  </w:num>
+  <w:num w:numId="30" w16cid:durableId="1715810566">
     <w:abstractNumId w:val="42"/>
   </w:num>
-  <w:num w:numId="5" w16cid:durableId="904028460">
-    <w:abstractNumId w:val="7"/>
-  </w:num>
-  <w:num w:numId="6" w16cid:durableId="2023504403">
-    <w:abstractNumId w:val="19"/>
-  </w:num>
-  <w:num w:numId="7" w16cid:durableId="619919053">
-    <w:abstractNumId w:val="3"/>
-  </w:num>
-  <w:num w:numId="8" w16cid:durableId="1342930346">
-    <w:abstractNumId w:val="23"/>
-  </w:num>
-  <w:num w:numId="9" w16cid:durableId="1700549228">
-    <w:abstractNumId w:val="27"/>
-  </w:num>
-  <w:num w:numId="10" w16cid:durableId="1522892582">
-    <w:abstractNumId w:val="8"/>
-  </w:num>
-  <w:num w:numId="11" w16cid:durableId="359283382">
-    <w:abstractNumId w:val="4"/>
-  </w:num>
-  <w:num w:numId="12" w16cid:durableId="1773237711">
-    <w:abstractNumId w:val="34"/>
-  </w:num>
-  <w:num w:numId="13" w16cid:durableId="1525292368">
-    <w:abstractNumId w:val="22"/>
-  </w:num>
-  <w:num w:numId="14" w16cid:durableId="306714658">
-    <w:abstractNumId w:val="6"/>
-  </w:num>
-  <w:num w:numId="15" w16cid:durableId="1753623652">
+  <w:num w:numId="31" w16cid:durableId="972370628">
     <w:abstractNumId w:val="26"/>
   </w:num>
-  <w:num w:numId="16" w16cid:durableId="1680236507">
-    <w:abstractNumId w:val="30"/>
-  </w:num>
-  <w:num w:numId="17" w16cid:durableId="448402142">
-    <w:abstractNumId w:val="43"/>
-  </w:num>
-  <w:num w:numId="18" w16cid:durableId="666590252">
-    <w:abstractNumId w:val="36"/>
-  </w:num>
-  <w:num w:numId="19" w16cid:durableId="1114519394">
-    <w:abstractNumId w:val="39"/>
-  </w:num>
-  <w:num w:numId="20" w16cid:durableId="1407797234">
-    <w:abstractNumId w:val="35"/>
-  </w:num>
-  <w:num w:numId="21" w16cid:durableId="205727447">
-    <w:abstractNumId w:val="20"/>
-  </w:num>
-  <w:num w:numId="22" w16cid:durableId="1150828174">
-    <w:abstractNumId w:val="10"/>
-  </w:num>
-  <w:num w:numId="23" w16cid:durableId="12852183">
-    <w:abstractNumId w:val="21"/>
-  </w:num>
-  <w:num w:numId="24" w16cid:durableId="2023580820">
-    <w:abstractNumId w:val="31"/>
-  </w:num>
-  <w:num w:numId="25" w16cid:durableId="3627394">
-    <w:abstractNumId w:val="13"/>
-  </w:num>
-  <w:num w:numId="26" w16cid:durableId="1393313828">
-    <w:abstractNumId w:val="25"/>
-  </w:num>
-  <w:num w:numId="27" w16cid:durableId="1792478929">
-    <w:abstractNumId w:val="11"/>
-  </w:num>
-  <w:num w:numId="28" w16cid:durableId="656223261">
-    <w:abstractNumId w:val="2"/>
-  </w:num>
-  <w:num w:numId="29" w16cid:durableId="980497039">
-    <w:abstractNumId w:val="12"/>
-  </w:num>
-  <w:num w:numId="30" w16cid:durableId="1715810566">
-    <w:abstractNumId w:val="38"/>
-  </w:num>
-  <w:num w:numId="31" w16cid:durableId="972370628">
-    <w:abstractNumId w:val="24"/>
-  </w:num>
   <w:num w:numId="32" w16cid:durableId="303242814">
-    <w:abstractNumId w:val="37"/>
+    <w:abstractNumId w:val="41"/>
   </w:num>
   <w:num w:numId="33" w16cid:durableId="1715157812">
+    <w:abstractNumId w:val="49"/>
+  </w:num>
+  <w:num w:numId="34" w16cid:durableId="1788045344">
     <w:abstractNumId w:val="44"/>
   </w:num>
-  <w:num w:numId="34" w16cid:durableId="1788045344">
-    <w:abstractNumId w:val="40"/>
-  </w:num>
   <w:num w:numId="35" w16cid:durableId="1811090710">
-    <w:abstractNumId w:val="14"/>
+    <w:abstractNumId w:val="15"/>
   </w:num>
   <w:num w:numId="36" w16cid:durableId="1909457799">
     <w:abstractNumId w:val="0"/>
   </w:num>
   <w:num w:numId="37" w16cid:durableId="710497445">
+    <w:abstractNumId w:val="50"/>
+  </w:num>
+  <w:num w:numId="38" w16cid:durableId="685987488">
+    <w:abstractNumId w:val="46"/>
+  </w:num>
+  <w:num w:numId="39" w16cid:durableId="1184171745">
+    <w:abstractNumId w:val="2"/>
+  </w:num>
+  <w:num w:numId="40" w16cid:durableId="529878406">
+    <w:abstractNumId w:val="36"/>
+  </w:num>
+  <w:num w:numId="41" w16cid:durableId="1326084805">
+    <w:abstractNumId w:val="35"/>
+  </w:num>
+  <w:num w:numId="42" w16cid:durableId="1502312036">
+    <w:abstractNumId w:val="18"/>
+  </w:num>
+  <w:num w:numId="43" w16cid:durableId="1782728322">
+    <w:abstractNumId w:val="6"/>
+  </w:num>
+  <w:num w:numId="44" w16cid:durableId="2075883509">
+    <w:abstractNumId w:val="31"/>
+  </w:num>
+  <w:num w:numId="45" w16cid:durableId="1346403090">
+    <w:abstractNumId w:val="30"/>
+  </w:num>
+  <w:num w:numId="46" w16cid:durableId="1378890347">
+    <w:abstractNumId w:val="17"/>
+  </w:num>
+  <w:num w:numId="47" w16cid:durableId="729308294">
+    <w:abstractNumId w:val="1"/>
+  </w:num>
+  <w:num w:numId="48" w16cid:durableId="504712995">
+    <w:abstractNumId w:val="37"/>
+  </w:num>
+  <w:num w:numId="49" w16cid:durableId="1395547256">
+    <w:abstractNumId w:val="32"/>
+  </w:num>
+  <w:num w:numId="50" w16cid:durableId="747458167">
     <w:abstractNumId w:val="45"/>
   </w:num>
-  <w:num w:numId="38" w16cid:durableId="685987488">
-    <w:abstractNumId w:val="41"/>
-  </w:num>
-  <w:num w:numId="39" w16cid:durableId="1184171745">
-    <w:abstractNumId w:val="1"/>
-  </w:num>
-  <w:num w:numId="40" w16cid:durableId="529878406">
-    <w:abstractNumId w:val="33"/>
-  </w:num>
-  <w:num w:numId="41" w16cid:durableId="1326084805">
-    <w:abstractNumId w:val="32"/>
-  </w:num>
-  <w:num w:numId="42" w16cid:durableId="1502312036">
-    <w:abstractNumId w:val="17"/>
-  </w:num>
-  <w:num w:numId="43" w16cid:durableId="1782728322">
-    <w:abstractNumId w:val="5"/>
-  </w:num>
-  <w:num w:numId="44" w16cid:durableId="2075883509">
-    <w:abstractNumId w:val="29"/>
-  </w:num>
-  <w:num w:numId="45" w16cid:durableId="1346403090">
-    <w:abstractNumId w:val="28"/>
-  </w:num>
-  <w:num w:numId="46" w16cid:durableId="1378890347">
-    <w:abstractNumId w:val="16"/>
+  <w:num w:numId="51" w16cid:durableId="60368909">
+    <w:abstractNumId w:val="23"/>
   </w:num>
   <w:numIdMacAtCleanup w:val="44"/>
 </w:numbering>
@@ -6688,7 +8488,7 @@
     <w:link w:val="10"/>
     <w:uiPriority w:val="9"/>
     <w:qFormat/>
-    <w:rsid w:val="00A90C0A"/>
+    <w:rsid w:val="002444C9"/>
     <w:pPr>
       <w:keepNext/>
       <w:keepLines/>
@@ -6700,6 +8500,7 @@
       <w:rFonts w:eastAsiaTheme="majorEastAsia" w:cstheme="majorBidi"/>
       <w:b/>
       <w:bCs/>
+      <w:color w:val="000000" w:themeColor="text1"/>
       <w:sz w:val="32"/>
       <w:szCs w:val="28"/>
     </w:rPr>
@@ -6797,7 +8598,6 @@
   <w:style w:type="character" w:default="1" w:styleId="a1">
     <w:name w:val="Default Paragraph Font"/>
     <w:uiPriority w:val="1"/>
-    <w:semiHidden/>
     <w:unhideWhenUsed/>
   </w:style>
   <w:style w:type="table" w:default="1" w:styleId="a2">
@@ -7181,11 +8981,12 @@
     <w:link w:val="1"/>
     <w:uiPriority w:val="9"/>
     <w:qFormat/>
-    <w:rsid w:val="00A90C0A"/>
+    <w:rsid w:val="002444C9"/>
     <w:rPr>
-      <w:rFonts w:ascii="Times New Roman" w:eastAsiaTheme="majorEastAsia" w:hAnsi="Times New Roman" w:cstheme="majorBidi"/>
+      <w:rFonts w:eastAsiaTheme="majorEastAsia" w:cstheme="majorBidi"/>
       <w:b/>
       <w:bCs/>
+      <w:color w:val="000000" w:themeColor="text1"/>
       <w:sz w:val="32"/>
       <w:szCs w:val="28"/>
       <w:lang w:eastAsia="ar-SA"/>
@@ -7465,6 +9266,29 @@
       <w:sz w:val="24"/>
       <w:szCs w:val="24"/>
       <w:lang w:val="en-US" w:eastAsia="ar-SA"/>
+    </w:rPr>
+  </w:style>
+  <w:style w:type="paragraph" w:styleId="afd">
+    <w:name w:val="TOC Heading"/>
+    <w:basedOn w:val="1"/>
+    <w:next w:val="a"/>
+    <w:uiPriority w:val="39"/>
+    <w:unhideWhenUsed/>
+    <w:qFormat/>
+    <w:rsid w:val="00645C87"/>
+    <w:pPr>
+      <w:suppressAutoHyphens w:val="0"/>
+      <w:spacing w:before="240" w:line="259" w:lineRule="auto"/>
+      <w:jc w:val="left"/>
+      <w:outlineLvl w:val="9"/>
+    </w:pPr>
+    <w:rPr>
+      <w:rFonts w:asciiTheme="majorHAnsi" w:hAnsiTheme="majorHAnsi"/>
+      <w:b w:val="0"/>
+      <w:bCs w:val="0"/>
+      <w:color w:val="2E74B5" w:themeColor="accent1" w:themeShade="BF"/>
+      <w:szCs w:val="32"/>
+      <w:lang w:eastAsia="ru-RU"/>
     </w:rPr>
   </w:style>
 </w:styles>

--- a/ЕСПД_ДОКУМЕНТАЦИЯ/6. Описание программы.docx
+++ b/ЕСПД_ДОКУМЕНТАЦИЯ/6. Описание программы.docx
@@ -404,7 +404,7 @@
           <w:bCs/>
           <w:szCs w:val="28"/>
         </w:rPr>
-        <w:t>&lt;&gt;</w:t>
+        <w:t>13</w:t>
       </w:r>
     </w:p>
     <w:p>
@@ -576,7 +576,7 @@
         <w:br w:type="page"/>
       </w:r>
       <w:bookmarkStart w:id="1" w:name="_Toc230020696"/>
-      <w:bookmarkStart w:id="2" w:name="_Toc230020877"/>
+      <w:bookmarkStart w:id="2" w:name="_Toc230029427"/>
       <w:r>
         <w:lastRenderedPageBreak/>
         <w:t>АННОТАЦИЯ</w:t>
@@ -584,6 +584,7 @@
       <w:bookmarkEnd w:id="1"/>
       <w:bookmarkEnd w:id="2"/>
     </w:p>
+    <w:p/>
     <w:p>
       <w:pPr>
         <w:pStyle w:val="a0"/>
@@ -592,7 +593,7 @@
         <w:tab/>
       </w:r>
       <w:r>
-        <w:t>В документе приведено описание программных компонентов базы данных современной библиотечной системы, разработанных на стадии «Рабочий проект». Рассмотрены представления и хранимые процедуры, реализующие элементы бизнес-логики на стороне сервера баз данных, а также настройка индексных структур для ускорения пользовательских запросов.</w:t>
+        <w:t>В документе приведено описание программных компонентов базы данных библиотечного сервиса, разработанных на стадии «Рабочий проект». Описаны назначение и принципы функционирования представлений и хранимых процедур, реализующих элементы бизнес-логики на стороне сервера баз данных, а также применение индексных структур для ускорения пользовательских запросов.</w:t>
       </w:r>
       <w:r>
         <w:br w:type="page"/>
@@ -601,10 +602,11 @@
     <w:sdt>
       <w:sdtPr>
         <w:rPr>
-          <w:rFonts w:ascii="Times New Roman" w:hAnsi="Times New Roman"/>
+          <w:rFonts w:ascii="Times New Roman" w:eastAsia="Times New Roman" w:hAnsi="Times New Roman" w:cs="Times New Roman"/>
           <w:b/>
           <w:bCs/>
           <w:color w:val="000000" w:themeColor="text1"/>
+          <w:sz w:val="28"/>
           <w:szCs w:val="28"/>
           <w:lang w:eastAsia="ar-SA"/>
         </w:rPr>
@@ -616,11 +618,9 @@
       </w:sdtPr>
       <w:sdtEndPr>
         <w:rPr>
-          <w:rFonts w:eastAsia="Times New Roman" w:cs="Times New Roman"/>
           <w:b w:val="0"/>
           <w:bCs w:val="0"/>
           <w:color w:val="auto"/>
-          <w:sz w:val="28"/>
           <w:szCs w:val="24"/>
         </w:rPr>
       </w:sdtEndPr>
@@ -649,6 +649,8 @@
             <w:tabs>
               <w:tab w:val="right" w:leader="dot" w:pos="9911"/>
             </w:tabs>
+            <w:spacing w:line="360" w:lineRule="auto"/>
+            <w:jc w:val="both"/>
             <w:rPr>
               <w:rFonts w:asciiTheme="minorHAnsi" w:eastAsiaTheme="minorEastAsia" w:hAnsiTheme="minorHAnsi" w:cstheme="minorBidi"/>
               <w:noProof/>
@@ -676,7 +678,7 @@
             </w:rPr>
             <w:fldChar w:fldCharType="separate"/>
           </w:r>
-          <w:hyperlink w:anchor="_Toc230020877" w:history="1">
+          <w:hyperlink w:anchor="_Toc230029427" w:history="1">
             <w:r>
               <w:rPr>
                 <w:rStyle w:val="a6"/>
@@ -703,7 +705,7 @@
                 <w:noProof/>
                 <w:webHidden/>
               </w:rPr>
-              <w:instrText xml:space="preserve"> PAGEREF _Toc230020877 \h </w:instrText>
+              <w:instrText xml:space="preserve"> PAGEREF _Toc230029427 \h </w:instrText>
             </w:r>
             <w:r>
               <w:rPr>
@@ -724,6 +726,1281 @@
                 <w:webHidden/>
               </w:rPr>
               <w:t>2</w:t>
+            </w:r>
+            <w:r>
+              <w:rPr>
+                <w:noProof/>
+                <w:webHidden/>
+              </w:rPr>
+              <w:fldChar w:fldCharType="end"/>
+            </w:r>
+          </w:hyperlink>
+        </w:p>
+        <w:p>
+          <w:pPr>
+            <w:pStyle w:val="11"/>
+            <w:tabs>
+              <w:tab w:val="right" w:leader="dot" w:pos="9911"/>
+            </w:tabs>
+            <w:spacing w:line="360" w:lineRule="auto"/>
+            <w:jc w:val="both"/>
+            <w:rPr>
+              <w:rFonts w:asciiTheme="minorHAnsi" w:eastAsiaTheme="minorEastAsia" w:hAnsiTheme="minorHAnsi" w:cstheme="minorBidi"/>
+              <w:noProof/>
+              <w:kern w:val="2"/>
+              <w:sz w:val="24"/>
+              <w:lang w:eastAsia="ru-RU"/>
+              <w14:ligatures w14:val="standardContextual"/>
+            </w:rPr>
+          </w:pPr>
+          <w:hyperlink w:anchor="_Toc230029428" w:history="1">
+            <w:r>
+              <w:rPr>
+                <w:rStyle w:val="a6"/>
+                <w:noProof/>
+              </w:rPr>
+              <w:t>1 ОБЩИЕ СВЕДЕНИЯ</w:t>
+            </w:r>
+            <w:r>
+              <w:rPr>
+                <w:noProof/>
+                <w:webHidden/>
+              </w:rPr>
+              <w:tab/>
+            </w:r>
+            <w:r>
+              <w:rPr>
+                <w:noProof/>
+                <w:webHidden/>
+              </w:rPr>
+              <w:fldChar w:fldCharType="begin"/>
+            </w:r>
+            <w:r>
+              <w:rPr>
+                <w:noProof/>
+                <w:webHidden/>
+              </w:rPr>
+              <w:instrText xml:space="preserve"> PAGEREF _Toc230029428 \h </w:instrText>
+            </w:r>
+            <w:r>
+              <w:rPr>
+                <w:noProof/>
+                <w:webHidden/>
+              </w:rPr>
+            </w:r>
+            <w:r>
+              <w:rPr>
+                <w:noProof/>
+                <w:webHidden/>
+              </w:rPr>
+              <w:fldChar w:fldCharType="separate"/>
+            </w:r>
+            <w:r>
+              <w:rPr>
+                <w:noProof/>
+                <w:webHidden/>
+              </w:rPr>
+              <w:t>4</w:t>
+            </w:r>
+            <w:r>
+              <w:rPr>
+                <w:noProof/>
+                <w:webHidden/>
+              </w:rPr>
+              <w:fldChar w:fldCharType="end"/>
+            </w:r>
+          </w:hyperlink>
+        </w:p>
+        <w:p>
+          <w:pPr>
+            <w:pStyle w:val="21"/>
+            <w:tabs>
+              <w:tab w:val="right" w:leader="dot" w:pos="9911"/>
+            </w:tabs>
+            <w:spacing w:line="360" w:lineRule="auto"/>
+            <w:jc w:val="both"/>
+            <w:rPr>
+              <w:rFonts w:asciiTheme="minorHAnsi" w:eastAsiaTheme="minorEastAsia" w:hAnsiTheme="minorHAnsi" w:cstheme="minorBidi"/>
+              <w:noProof/>
+              <w:kern w:val="2"/>
+              <w:sz w:val="24"/>
+              <w:lang w:eastAsia="ru-RU"/>
+              <w14:ligatures w14:val="standardContextual"/>
+            </w:rPr>
+          </w:pPr>
+          <w:hyperlink w:anchor="_Toc230029429" w:history="1">
+            <w:r>
+              <w:rPr>
+                <w:rStyle w:val="a6"/>
+                <w:noProof/>
+              </w:rPr>
+              <w:t>1.1 Обозначение и наименование программы</w:t>
+            </w:r>
+            <w:r>
+              <w:rPr>
+                <w:noProof/>
+                <w:webHidden/>
+              </w:rPr>
+              <w:tab/>
+            </w:r>
+            <w:r>
+              <w:rPr>
+                <w:noProof/>
+                <w:webHidden/>
+              </w:rPr>
+              <w:fldChar w:fldCharType="begin"/>
+            </w:r>
+            <w:r>
+              <w:rPr>
+                <w:noProof/>
+                <w:webHidden/>
+              </w:rPr>
+              <w:instrText xml:space="preserve"> PAGEREF _Toc230029429 \h </w:instrText>
+            </w:r>
+            <w:r>
+              <w:rPr>
+                <w:noProof/>
+                <w:webHidden/>
+              </w:rPr>
+            </w:r>
+            <w:r>
+              <w:rPr>
+                <w:noProof/>
+                <w:webHidden/>
+              </w:rPr>
+              <w:fldChar w:fldCharType="separate"/>
+            </w:r>
+            <w:r>
+              <w:rPr>
+                <w:noProof/>
+                <w:webHidden/>
+              </w:rPr>
+              <w:t>4</w:t>
+            </w:r>
+            <w:r>
+              <w:rPr>
+                <w:noProof/>
+                <w:webHidden/>
+              </w:rPr>
+              <w:fldChar w:fldCharType="end"/>
+            </w:r>
+          </w:hyperlink>
+        </w:p>
+        <w:p>
+          <w:pPr>
+            <w:pStyle w:val="21"/>
+            <w:tabs>
+              <w:tab w:val="right" w:leader="dot" w:pos="9911"/>
+            </w:tabs>
+            <w:spacing w:line="360" w:lineRule="auto"/>
+            <w:jc w:val="both"/>
+            <w:rPr>
+              <w:rFonts w:asciiTheme="minorHAnsi" w:eastAsiaTheme="minorEastAsia" w:hAnsiTheme="minorHAnsi" w:cstheme="minorBidi"/>
+              <w:noProof/>
+              <w:kern w:val="2"/>
+              <w:sz w:val="24"/>
+              <w:lang w:eastAsia="ru-RU"/>
+              <w14:ligatures w14:val="standardContextual"/>
+            </w:rPr>
+          </w:pPr>
+          <w:hyperlink w:anchor="_Toc230029430" w:history="1">
+            <w:r>
+              <w:rPr>
+                <w:rStyle w:val="a6"/>
+                <w:noProof/>
+              </w:rPr>
+              <w:t>1.2 Программное обеспечение, необходимое для функционирования программы</w:t>
+            </w:r>
+            <w:r>
+              <w:rPr>
+                <w:noProof/>
+                <w:webHidden/>
+              </w:rPr>
+              <w:tab/>
+            </w:r>
+            <w:r>
+              <w:rPr>
+                <w:noProof/>
+                <w:webHidden/>
+              </w:rPr>
+              <w:fldChar w:fldCharType="begin"/>
+            </w:r>
+            <w:r>
+              <w:rPr>
+                <w:noProof/>
+                <w:webHidden/>
+              </w:rPr>
+              <w:instrText xml:space="preserve"> PAGEREF _Toc230029430 \h </w:instrText>
+            </w:r>
+            <w:r>
+              <w:rPr>
+                <w:noProof/>
+                <w:webHidden/>
+              </w:rPr>
+            </w:r>
+            <w:r>
+              <w:rPr>
+                <w:noProof/>
+                <w:webHidden/>
+              </w:rPr>
+              <w:fldChar w:fldCharType="separate"/>
+            </w:r>
+            <w:r>
+              <w:rPr>
+                <w:noProof/>
+                <w:webHidden/>
+              </w:rPr>
+              <w:t>4</w:t>
+            </w:r>
+            <w:r>
+              <w:rPr>
+                <w:noProof/>
+                <w:webHidden/>
+              </w:rPr>
+              <w:fldChar w:fldCharType="end"/>
+            </w:r>
+          </w:hyperlink>
+        </w:p>
+        <w:p>
+          <w:pPr>
+            <w:pStyle w:val="21"/>
+            <w:tabs>
+              <w:tab w:val="right" w:leader="dot" w:pos="9911"/>
+            </w:tabs>
+            <w:spacing w:line="360" w:lineRule="auto"/>
+            <w:jc w:val="both"/>
+            <w:rPr>
+              <w:rFonts w:asciiTheme="minorHAnsi" w:eastAsiaTheme="minorEastAsia" w:hAnsiTheme="minorHAnsi" w:cstheme="minorBidi"/>
+              <w:noProof/>
+              <w:kern w:val="2"/>
+              <w:sz w:val="24"/>
+              <w:lang w:eastAsia="ru-RU"/>
+              <w14:ligatures w14:val="standardContextual"/>
+            </w:rPr>
+          </w:pPr>
+          <w:hyperlink w:anchor="_Toc230029431" w:history="1">
+            <w:r>
+              <w:rPr>
+                <w:rStyle w:val="a6"/>
+                <w:noProof/>
+              </w:rPr>
+              <w:t>1.3 Языки программирования, на которых написана программа</w:t>
+            </w:r>
+            <w:r>
+              <w:rPr>
+                <w:noProof/>
+                <w:webHidden/>
+              </w:rPr>
+              <w:tab/>
+            </w:r>
+            <w:r>
+              <w:rPr>
+                <w:noProof/>
+                <w:webHidden/>
+              </w:rPr>
+              <w:fldChar w:fldCharType="begin"/>
+            </w:r>
+            <w:r>
+              <w:rPr>
+                <w:noProof/>
+                <w:webHidden/>
+              </w:rPr>
+              <w:instrText xml:space="preserve"> PAGEREF _Toc230029431 \h </w:instrText>
+            </w:r>
+            <w:r>
+              <w:rPr>
+                <w:noProof/>
+                <w:webHidden/>
+              </w:rPr>
+            </w:r>
+            <w:r>
+              <w:rPr>
+                <w:noProof/>
+                <w:webHidden/>
+              </w:rPr>
+              <w:fldChar w:fldCharType="separate"/>
+            </w:r>
+            <w:r>
+              <w:rPr>
+                <w:noProof/>
+                <w:webHidden/>
+              </w:rPr>
+              <w:t>4</w:t>
+            </w:r>
+            <w:r>
+              <w:rPr>
+                <w:noProof/>
+                <w:webHidden/>
+              </w:rPr>
+              <w:fldChar w:fldCharType="end"/>
+            </w:r>
+          </w:hyperlink>
+        </w:p>
+        <w:p>
+          <w:pPr>
+            <w:pStyle w:val="11"/>
+            <w:tabs>
+              <w:tab w:val="right" w:leader="dot" w:pos="9911"/>
+            </w:tabs>
+            <w:spacing w:line="360" w:lineRule="auto"/>
+            <w:jc w:val="both"/>
+            <w:rPr>
+              <w:rFonts w:asciiTheme="minorHAnsi" w:eastAsiaTheme="minorEastAsia" w:hAnsiTheme="minorHAnsi" w:cstheme="minorBidi"/>
+              <w:noProof/>
+              <w:kern w:val="2"/>
+              <w:sz w:val="24"/>
+              <w:lang w:eastAsia="ru-RU"/>
+              <w14:ligatures w14:val="standardContextual"/>
+            </w:rPr>
+          </w:pPr>
+          <w:hyperlink w:anchor="_Toc230029432" w:history="1">
+            <w:r>
+              <w:rPr>
+                <w:rStyle w:val="a6"/>
+                <w:noProof/>
+              </w:rPr>
+              <w:t>2 ФУНКЦИОНАЛЬНОЕ НАЗНАЧЕНИЕ</w:t>
+            </w:r>
+            <w:r>
+              <w:rPr>
+                <w:noProof/>
+                <w:webHidden/>
+              </w:rPr>
+              <w:tab/>
+            </w:r>
+            <w:r>
+              <w:rPr>
+                <w:noProof/>
+                <w:webHidden/>
+              </w:rPr>
+              <w:fldChar w:fldCharType="begin"/>
+            </w:r>
+            <w:r>
+              <w:rPr>
+                <w:noProof/>
+                <w:webHidden/>
+              </w:rPr>
+              <w:instrText xml:space="preserve"> PAGEREF _Toc230029432 \h </w:instrText>
+            </w:r>
+            <w:r>
+              <w:rPr>
+                <w:noProof/>
+                <w:webHidden/>
+              </w:rPr>
+            </w:r>
+            <w:r>
+              <w:rPr>
+                <w:noProof/>
+                <w:webHidden/>
+              </w:rPr>
+              <w:fldChar w:fldCharType="separate"/>
+            </w:r>
+            <w:r>
+              <w:rPr>
+                <w:noProof/>
+                <w:webHidden/>
+              </w:rPr>
+              <w:t>5</w:t>
+            </w:r>
+            <w:r>
+              <w:rPr>
+                <w:noProof/>
+                <w:webHidden/>
+              </w:rPr>
+              <w:fldChar w:fldCharType="end"/>
+            </w:r>
+          </w:hyperlink>
+        </w:p>
+        <w:p>
+          <w:pPr>
+            <w:pStyle w:val="21"/>
+            <w:tabs>
+              <w:tab w:val="right" w:leader="dot" w:pos="9911"/>
+            </w:tabs>
+            <w:spacing w:line="360" w:lineRule="auto"/>
+            <w:jc w:val="both"/>
+            <w:rPr>
+              <w:rFonts w:asciiTheme="minorHAnsi" w:eastAsiaTheme="minorEastAsia" w:hAnsiTheme="minorHAnsi" w:cstheme="minorBidi"/>
+              <w:noProof/>
+              <w:kern w:val="2"/>
+              <w:sz w:val="24"/>
+              <w:lang w:eastAsia="ru-RU"/>
+              <w14:ligatures w14:val="standardContextual"/>
+            </w:rPr>
+          </w:pPr>
+          <w:hyperlink w:anchor="_Toc230029433" w:history="1">
+            <w:r>
+              <w:rPr>
+                <w:rStyle w:val="a6"/>
+                <w:noProof/>
+              </w:rPr>
+              <w:t>2.1 Классы решаемых задач</w:t>
+            </w:r>
+            <w:r>
+              <w:rPr>
+                <w:noProof/>
+                <w:webHidden/>
+              </w:rPr>
+              <w:tab/>
+            </w:r>
+            <w:r>
+              <w:rPr>
+                <w:noProof/>
+                <w:webHidden/>
+              </w:rPr>
+              <w:fldChar w:fldCharType="begin"/>
+            </w:r>
+            <w:r>
+              <w:rPr>
+                <w:noProof/>
+                <w:webHidden/>
+              </w:rPr>
+              <w:instrText xml:space="preserve"> PAGEREF _Toc230029433 \h </w:instrText>
+            </w:r>
+            <w:r>
+              <w:rPr>
+                <w:noProof/>
+                <w:webHidden/>
+              </w:rPr>
+            </w:r>
+            <w:r>
+              <w:rPr>
+                <w:noProof/>
+                <w:webHidden/>
+              </w:rPr>
+              <w:fldChar w:fldCharType="separate"/>
+            </w:r>
+            <w:r>
+              <w:rPr>
+                <w:noProof/>
+                <w:webHidden/>
+              </w:rPr>
+              <w:t>5</w:t>
+            </w:r>
+            <w:r>
+              <w:rPr>
+                <w:noProof/>
+                <w:webHidden/>
+              </w:rPr>
+              <w:fldChar w:fldCharType="end"/>
+            </w:r>
+          </w:hyperlink>
+        </w:p>
+        <w:p>
+          <w:pPr>
+            <w:pStyle w:val="21"/>
+            <w:tabs>
+              <w:tab w:val="right" w:leader="dot" w:pos="9911"/>
+            </w:tabs>
+            <w:spacing w:line="360" w:lineRule="auto"/>
+            <w:jc w:val="both"/>
+            <w:rPr>
+              <w:rFonts w:asciiTheme="minorHAnsi" w:eastAsiaTheme="minorEastAsia" w:hAnsiTheme="minorHAnsi" w:cstheme="minorBidi"/>
+              <w:noProof/>
+              <w:kern w:val="2"/>
+              <w:sz w:val="24"/>
+              <w:lang w:eastAsia="ru-RU"/>
+              <w14:ligatures w14:val="standardContextual"/>
+            </w:rPr>
+          </w:pPr>
+          <w:hyperlink w:anchor="_Toc230029434" w:history="1">
+            <w:r>
+              <w:rPr>
+                <w:rStyle w:val="a6"/>
+                <w:noProof/>
+              </w:rPr>
+              <w:t>2.2 Назначение программы</w:t>
+            </w:r>
+            <w:r>
+              <w:rPr>
+                <w:noProof/>
+                <w:webHidden/>
+              </w:rPr>
+              <w:tab/>
+            </w:r>
+            <w:r>
+              <w:rPr>
+                <w:noProof/>
+                <w:webHidden/>
+              </w:rPr>
+              <w:fldChar w:fldCharType="begin"/>
+            </w:r>
+            <w:r>
+              <w:rPr>
+                <w:noProof/>
+                <w:webHidden/>
+              </w:rPr>
+              <w:instrText xml:space="preserve"> PAGEREF _Toc230029434 \h </w:instrText>
+            </w:r>
+            <w:r>
+              <w:rPr>
+                <w:noProof/>
+                <w:webHidden/>
+              </w:rPr>
+            </w:r>
+            <w:r>
+              <w:rPr>
+                <w:noProof/>
+                <w:webHidden/>
+              </w:rPr>
+              <w:fldChar w:fldCharType="separate"/>
+            </w:r>
+            <w:r>
+              <w:rPr>
+                <w:noProof/>
+                <w:webHidden/>
+              </w:rPr>
+              <w:t>5</w:t>
+            </w:r>
+            <w:r>
+              <w:rPr>
+                <w:noProof/>
+                <w:webHidden/>
+              </w:rPr>
+              <w:fldChar w:fldCharType="end"/>
+            </w:r>
+          </w:hyperlink>
+        </w:p>
+        <w:p>
+          <w:pPr>
+            <w:pStyle w:val="21"/>
+            <w:tabs>
+              <w:tab w:val="right" w:leader="dot" w:pos="9911"/>
+            </w:tabs>
+            <w:spacing w:line="360" w:lineRule="auto"/>
+            <w:jc w:val="both"/>
+            <w:rPr>
+              <w:rFonts w:asciiTheme="minorHAnsi" w:eastAsiaTheme="minorEastAsia" w:hAnsiTheme="minorHAnsi" w:cstheme="minorBidi"/>
+              <w:noProof/>
+              <w:kern w:val="2"/>
+              <w:sz w:val="24"/>
+              <w:lang w:eastAsia="ru-RU"/>
+              <w14:ligatures w14:val="standardContextual"/>
+            </w:rPr>
+          </w:pPr>
+          <w:hyperlink w:anchor="_Toc230029435" w:history="1">
+            <w:r>
+              <w:rPr>
+                <w:rStyle w:val="a6"/>
+                <w:noProof/>
+              </w:rPr>
+              <w:t>2.3 Сведения о функциональных ограничениях на применение</w:t>
+            </w:r>
+            <w:r>
+              <w:rPr>
+                <w:noProof/>
+                <w:webHidden/>
+              </w:rPr>
+              <w:tab/>
+            </w:r>
+            <w:r>
+              <w:rPr>
+                <w:noProof/>
+                <w:webHidden/>
+              </w:rPr>
+              <w:fldChar w:fldCharType="begin"/>
+            </w:r>
+            <w:r>
+              <w:rPr>
+                <w:noProof/>
+                <w:webHidden/>
+              </w:rPr>
+              <w:instrText xml:space="preserve"> PAGEREF _Toc230029435 \h </w:instrText>
+            </w:r>
+            <w:r>
+              <w:rPr>
+                <w:noProof/>
+                <w:webHidden/>
+              </w:rPr>
+            </w:r>
+            <w:r>
+              <w:rPr>
+                <w:noProof/>
+                <w:webHidden/>
+              </w:rPr>
+              <w:fldChar w:fldCharType="separate"/>
+            </w:r>
+            <w:r>
+              <w:rPr>
+                <w:noProof/>
+                <w:webHidden/>
+              </w:rPr>
+              <w:t>6</w:t>
+            </w:r>
+            <w:r>
+              <w:rPr>
+                <w:noProof/>
+                <w:webHidden/>
+              </w:rPr>
+              <w:fldChar w:fldCharType="end"/>
+            </w:r>
+          </w:hyperlink>
+        </w:p>
+        <w:p>
+          <w:pPr>
+            <w:pStyle w:val="11"/>
+            <w:tabs>
+              <w:tab w:val="right" w:leader="dot" w:pos="9911"/>
+            </w:tabs>
+            <w:spacing w:line="360" w:lineRule="auto"/>
+            <w:jc w:val="both"/>
+            <w:rPr>
+              <w:rFonts w:asciiTheme="minorHAnsi" w:eastAsiaTheme="minorEastAsia" w:hAnsiTheme="minorHAnsi" w:cstheme="minorBidi"/>
+              <w:noProof/>
+              <w:kern w:val="2"/>
+              <w:sz w:val="24"/>
+              <w:lang w:eastAsia="ru-RU"/>
+              <w14:ligatures w14:val="standardContextual"/>
+            </w:rPr>
+          </w:pPr>
+          <w:hyperlink w:anchor="_Toc230029436" w:history="1">
+            <w:r>
+              <w:rPr>
+                <w:rStyle w:val="a6"/>
+                <w:noProof/>
+              </w:rPr>
+              <w:t>3 ОПИСАНИЕ ЛОГИЧЕСКОЙ СТРУКТУРЫ</w:t>
+            </w:r>
+            <w:r>
+              <w:rPr>
+                <w:noProof/>
+                <w:webHidden/>
+              </w:rPr>
+              <w:tab/>
+            </w:r>
+            <w:r>
+              <w:rPr>
+                <w:noProof/>
+                <w:webHidden/>
+              </w:rPr>
+              <w:fldChar w:fldCharType="begin"/>
+            </w:r>
+            <w:r>
+              <w:rPr>
+                <w:noProof/>
+                <w:webHidden/>
+              </w:rPr>
+              <w:instrText xml:space="preserve"> PAGEREF _Toc230029436 \h </w:instrText>
+            </w:r>
+            <w:r>
+              <w:rPr>
+                <w:noProof/>
+                <w:webHidden/>
+              </w:rPr>
+            </w:r>
+            <w:r>
+              <w:rPr>
+                <w:noProof/>
+                <w:webHidden/>
+              </w:rPr>
+              <w:fldChar w:fldCharType="separate"/>
+            </w:r>
+            <w:r>
+              <w:rPr>
+                <w:noProof/>
+                <w:webHidden/>
+              </w:rPr>
+              <w:t>7</w:t>
+            </w:r>
+            <w:r>
+              <w:rPr>
+                <w:noProof/>
+                <w:webHidden/>
+              </w:rPr>
+              <w:fldChar w:fldCharType="end"/>
+            </w:r>
+          </w:hyperlink>
+        </w:p>
+        <w:p>
+          <w:pPr>
+            <w:pStyle w:val="21"/>
+            <w:tabs>
+              <w:tab w:val="right" w:leader="dot" w:pos="9911"/>
+            </w:tabs>
+            <w:spacing w:line="360" w:lineRule="auto"/>
+            <w:jc w:val="both"/>
+            <w:rPr>
+              <w:rFonts w:asciiTheme="minorHAnsi" w:eastAsiaTheme="minorEastAsia" w:hAnsiTheme="minorHAnsi" w:cstheme="minorBidi"/>
+              <w:noProof/>
+              <w:kern w:val="2"/>
+              <w:sz w:val="24"/>
+              <w:lang w:eastAsia="ru-RU"/>
+              <w14:ligatures w14:val="standardContextual"/>
+            </w:rPr>
+          </w:pPr>
+          <w:hyperlink w:anchor="_Toc230029437" w:history="1">
+            <w:r>
+              <w:rPr>
+                <w:rStyle w:val="a6"/>
+                <w:noProof/>
+              </w:rPr>
+              <w:t>3.1 Алгоритм программы</w:t>
+            </w:r>
+            <w:r>
+              <w:rPr>
+                <w:noProof/>
+                <w:webHidden/>
+              </w:rPr>
+              <w:tab/>
+            </w:r>
+            <w:r>
+              <w:rPr>
+                <w:noProof/>
+                <w:webHidden/>
+              </w:rPr>
+              <w:fldChar w:fldCharType="begin"/>
+            </w:r>
+            <w:r>
+              <w:rPr>
+                <w:noProof/>
+                <w:webHidden/>
+              </w:rPr>
+              <w:instrText xml:space="preserve"> PAGEREF _Toc230029437 \h </w:instrText>
+            </w:r>
+            <w:r>
+              <w:rPr>
+                <w:noProof/>
+                <w:webHidden/>
+              </w:rPr>
+            </w:r>
+            <w:r>
+              <w:rPr>
+                <w:noProof/>
+                <w:webHidden/>
+              </w:rPr>
+              <w:fldChar w:fldCharType="separate"/>
+            </w:r>
+            <w:r>
+              <w:rPr>
+                <w:noProof/>
+                <w:webHidden/>
+              </w:rPr>
+              <w:t>7</w:t>
+            </w:r>
+            <w:r>
+              <w:rPr>
+                <w:noProof/>
+                <w:webHidden/>
+              </w:rPr>
+              <w:fldChar w:fldCharType="end"/>
+            </w:r>
+          </w:hyperlink>
+        </w:p>
+        <w:p>
+          <w:pPr>
+            <w:pStyle w:val="21"/>
+            <w:tabs>
+              <w:tab w:val="right" w:leader="dot" w:pos="9911"/>
+            </w:tabs>
+            <w:spacing w:line="360" w:lineRule="auto"/>
+            <w:jc w:val="both"/>
+            <w:rPr>
+              <w:rFonts w:asciiTheme="minorHAnsi" w:eastAsiaTheme="minorEastAsia" w:hAnsiTheme="minorHAnsi" w:cstheme="minorBidi"/>
+              <w:noProof/>
+              <w:kern w:val="2"/>
+              <w:sz w:val="24"/>
+              <w:lang w:eastAsia="ru-RU"/>
+              <w14:ligatures w14:val="standardContextual"/>
+            </w:rPr>
+          </w:pPr>
+          <w:hyperlink w:anchor="_Toc230029438" w:history="1">
+            <w:r>
+              <w:rPr>
+                <w:rStyle w:val="a6"/>
+                <w:noProof/>
+              </w:rPr>
+              <w:t>3.2 Используемые методы</w:t>
+            </w:r>
+            <w:r>
+              <w:rPr>
+                <w:noProof/>
+                <w:webHidden/>
+              </w:rPr>
+              <w:tab/>
+            </w:r>
+            <w:r>
+              <w:rPr>
+                <w:noProof/>
+                <w:webHidden/>
+              </w:rPr>
+              <w:fldChar w:fldCharType="begin"/>
+            </w:r>
+            <w:r>
+              <w:rPr>
+                <w:noProof/>
+                <w:webHidden/>
+              </w:rPr>
+              <w:instrText xml:space="preserve"> PAGEREF _Toc230029438 \h </w:instrText>
+            </w:r>
+            <w:r>
+              <w:rPr>
+                <w:noProof/>
+                <w:webHidden/>
+              </w:rPr>
+            </w:r>
+            <w:r>
+              <w:rPr>
+                <w:noProof/>
+                <w:webHidden/>
+              </w:rPr>
+              <w:fldChar w:fldCharType="separate"/>
+            </w:r>
+            <w:r>
+              <w:rPr>
+                <w:noProof/>
+                <w:webHidden/>
+              </w:rPr>
+              <w:t>7</w:t>
+            </w:r>
+            <w:r>
+              <w:rPr>
+                <w:noProof/>
+                <w:webHidden/>
+              </w:rPr>
+              <w:fldChar w:fldCharType="end"/>
+            </w:r>
+          </w:hyperlink>
+        </w:p>
+        <w:p>
+          <w:pPr>
+            <w:pStyle w:val="21"/>
+            <w:tabs>
+              <w:tab w:val="right" w:leader="dot" w:pos="9911"/>
+            </w:tabs>
+            <w:spacing w:line="360" w:lineRule="auto"/>
+            <w:jc w:val="both"/>
+            <w:rPr>
+              <w:rFonts w:asciiTheme="minorHAnsi" w:eastAsiaTheme="minorEastAsia" w:hAnsiTheme="minorHAnsi" w:cstheme="minorBidi"/>
+              <w:noProof/>
+              <w:kern w:val="2"/>
+              <w:sz w:val="24"/>
+              <w:lang w:eastAsia="ru-RU"/>
+              <w14:ligatures w14:val="standardContextual"/>
+            </w:rPr>
+          </w:pPr>
+          <w:hyperlink w:anchor="_Toc230029439" w:history="1">
+            <w:r>
+              <w:rPr>
+                <w:rStyle w:val="a6"/>
+                <w:noProof/>
+              </w:rPr>
+              <w:t>3.3 Структура программы с описанием функций составных частей и связей между ними</w:t>
+            </w:r>
+            <w:r>
+              <w:rPr>
+                <w:noProof/>
+                <w:webHidden/>
+              </w:rPr>
+              <w:tab/>
+            </w:r>
+            <w:r>
+              <w:rPr>
+                <w:noProof/>
+                <w:webHidden/>
+              </w:rPr>
+              <w:fldChar w:fldCharType="begin"/>
+            </w:r>
+            <w:r>
+              <w:rPr>
+                <w:noProof/>
+                <w:webHidden/>
+              </w:rPr>
+              <w:instrText xml:space="preserve"> PAGEREF _Toc230029439 \h </w:instrText>
+            </w:r>
+            <w:r>
+              <w:rPr>
+                <w:noProof/>
+                <w:webHidden/>
+              </w:rPr>
+            </w:r>
+            <w:r>
+              <w:rPr>
+                <w:noProof/>
+                <w:webHidden/>
+              </w:rPr>
+              <w:fldChar w:fldCharType="separate"/>
+            </w:r>
+            <w:r>
+              <w:rPr>
+                <w:noProof/>
+                <w:webHidden/>
+              </w:rPr>
+              <w:t>8</w:t>
+            </w:r>
+            <w:r>
+              <w:rPr>
+                <w:noProof/>
+                <w:webHidden/>
+              </w:rPr>
+              <w:fldChar w:fldCharType="end"/>
+            </w:r>
+          </w:hyperlink>
+        </w:p>
+        <w:p>
+          <w:pPr>
+            <w:pStyle w:val="21"/>
+            <w:tabs>
+              <w:tab w:val="right" w:leader="dot" w:pos="9911"/>
+            </w:tabs>
+            <w:spacing w:line="360" w:lineRule="auto"/>
+            <w:jc w:val="both"/>
+            <w:rPr>
+              <w:rFonts w:asciiTheme="minorHAnsi" w:eastAsiaTheme="minorEastAsia" w:hAnsiTheme="minorHAnsi" w:cstheme="minorBidi"/>
+              <w:noProof/>
+              <w:kern w:val="2"/>
+              <w:sz w:val="24"/>
+              <w:lang w:eastAsia="ru-RU"/>
+              <w14:ligatures w14:val="standardContextual"/>
+            </w:rPr>
+          </w:pPr>
+          <w:hyperlink w:anchor="_Toc230029440" w:history="1">
+            <w:r>
+              <w:rPr>
+                <w:rStyle w:val="a6"/>
+                <w:noProof/>
+              </w:rPr>
+              <w:t>3.4 Связи программы с другими программами</w:t>
+            </w:r>
+            <w:r>
+              <w:rPr>
+                <w:noProof/>
+                <w:webHidden/>
+              </w:rPr>
+              <w:tab/>
+            </w:r>
+            <w:r>
+              <w:rPr>
+                <w:noProof/>
+                <w:webHidden/>
+              </w:rPr>
+              <w:fldChar w:fldCharType="begin"/>
+            </w:r>
+            <w:r>
+              <w:rPr>
+                <w:noProof/>
+                <w:webHidden/>
+              </w:rPr>
+              <w:instrText xml:space="preserve"> PAGEREF _Toc230029440 \h </w:instrText>
+            </w:r>
+            <w:r>
+              <w:rPr>
+                <w:noProof/>
+                <w:webHidden/>
+              </w:rPr>
+            </w:r>
+            <w:r>
+              <w:rPr>
+                <w:noProof/>
+                <w:webHidden/>
+              </w:rPr>
+              <w:fldChar w:fldCharType="separate"/>
+            </w:r>
+            <w:r>
+              <w:rPr>
+                <w:noProof/>
+                <w:webHidden/>
+              </w:rPr>
+              <w:t>8</w:t>
+            </w:r>
+            <w:r>
+              <w:rPr>
+                <w:noProof/>
+                <w:webHidden/>
+              </w:rPr>
+              <w:fldChar w:fldCharType="end"/>
+            </w:r>
+          </w:hyperlink>
+        </w:p>
+        <w:p>
+          <w:pPr>
+            <w:pStyle w:val="11"/>
+            <w:tabs>
+              <w:tab w:val="right" w:leader="dot" w:pos="9911"/>
+            </w:tabs>
+            <w:spacing w:line="360" w:lineRule="auto"/>
+            <w:jc w:val="both"/>
+            <w:rPr>
+              <w:rFonts w:asciiTheme="minorHAnsi" w:eastAsiaTheme="minorEastAsia" w:hAnsiTheme="minorHAnsi" w:cstheme="minorBidi"/>
+              <w:noProof/>
+              <w:kern w:val="2"/>
+              <w:sz w:val="24"/>
+              <w:lang w:eastAsia="ru-RU"/>
+              <w14:ligatures w14:val="standardContextual"/>
+            </w:rPr>
+          </w:pPr>
+          <w:hyperlink w:anchor="_Toc230029441" w:history="1">
+            <w:r>
+              <w:rPr>
+                <w:rStyle w:val="a6"/>
+                <w:noProof/>
+              </w:rPr>
+              <w:t>4 ИСПОЛЬЗУЕМЫЕ ТЕХНИЧЕСКИЕ СРЕДСТВА</w:t>
+            </w:r>
+            <w:r>
+              <w:rPr>
+                <w:noProof/>
+                <w:webHidden/>
+              </w:rPr>
+              <w:tab/>
+            </w:r>
+            <w:r>
+              <w:rPr>
+                <w:noProof/>
+                <w:webHidden/>
+              </w:rPr>
+              <w:fldChar w:fldCharType="begin"/>
+            </w:r>
+            <w:r>
+              <w:rPr>
+                <w:noProof/>
+                <w:webHidden/>
+              </w:rPr>
+              <w:instrText xml:space="preserve"> PAGEREF _Toc230029441 \h </w:instrText>
+            </w:r>
+            <w:r>
+              <w:rPr>
+                <w:noProof/>
+                <w:webHidden/>
+              </w:rPr>
+            </w:r>
+            <w:r>
+              <w:rPr>
+                <w:noProof/>
+                <w:webHidden/>
+              </w:rPr>
+              <w:fldChar w:fldCharType="separate"/>
+            </w:r>
+            <w:r>
+              <w:rPr>
+                <w:noProof/>
+                <w:webHidden/>
+              </w:rPr>
+              <w:t>10</w:t>
+            </w:r>
+            <w:r>
+              <w:rPr>
+                <w:noProof/>
+                <w:webHidden/>
+              </w:rPr>
+              <w:fldChar w:fldCharType="end"/>
+            </w:r>
+          </w:hyperlink>
+        </w:p>
+        <w:p>
+          <w:pPr>
+            <w:pStyle w:val="11"/>
+            <w:tabs>
+              <w:tab w:val="right" w:leader="dot" w:pos="9911"/>
+            </w:tabs>
+            <w:spacing w:line="360" w:lineRule="auto"/>
+            <w:jc w:val="both"/>
+            <w:rPr>
+              <w:rFonts w:asciiTheme="minorHAnsi" w:eastAsiaTheme="minorEastAsia" w:hAnsiTheme="minorHAnsi" w:cstheme="minorBidi"/>
+              <w:noProof/>
+              <w:kern w:val="2"/>
+              <w:sz w:val="24"/>
+              <w:lang w:eastAsia="ru-RU"/>
+              <w14:ligatures w14:val="standardContextual"/>
+            </w:rPr>
+          </w:pPr>
+          <w:hyperlink w:anchor="_Toc230029442" w:history="1">
+            <w:r>
+              <w:rPr>
+                <w:rStyle w:val="a6"/>
+                <w:noProof/>
+              </w:rPr>
+              <w:t>5 ВЫЗОВ И ЗАГРУЗКА</w:t>
+            </w:r>
+            <w:r>
+              <w:rPr>
+                <w:noProof/>
+                <w:webHidden/>
+              </w:rPr>
+              <w:tab/>
+            </w:r>
+            <w:r>
+              <w:rPr>
+                <w:noProof/>
+                <w:webHidden/>
+              </w:rPr>
+              <w:fldChar w:fldCharType="begin"/>
+            </w:r>
+            <w:r>
+              <w:rPr>
+                <w:noProof/>
+                <w:webHidden/>
+              </w:rPr>
+              <w:instrText xml:space="preserve"> PAGEREF _Toc230029442 \h </w:instrText>
+            </w:r>
+            <w:r>
+              <w:rPr>
+                <w:noProof/>
+                <w:webHidden/>
+              </w:rPr>
+            </w:r>
+            <w:r>
+              <w:rPr>
+                <w:noProof/>
+                <w:webHidden/>
+              </w:rPr>
+              <w:fldChar w:fldCharType="separate"/>
+            </w:r>
+            <w:r>
+              <w:rPr>
+                <w:noProof/>
+                <w:webHidden/>
+              </w:rPr>
+              <w:t>11</w:t>
+            </w:r>
+            <w:r>
+              <w:rPr>
+                <w:noProof/>
+                <w:webHidden/>
+              </w:rPr>
+              <w:fldChar w:fldCharType="end"/>
+            </w:r>
+          </w:hyperlink>
+        </w:p>
+        <w:p>
+          <w:pPr>
+            <w:pStyle w:val="11"/>
+            <w:tabs>
+              <w:tab w:val="right" w:leader="dot" w:pos="9911"/>
+            </w:tabs>
+            <w:spacing w:line="360" w:lineRule="auto"/>
+            <w:jc w:val="both"/>
+            <w:rPr>
+              <w:rFonts w:asciiTheme="minorHAnsi" w:eastAsiaTheme="minorEastAsia" w:hAnsiTheme="minorHAnsi" w:cstheme="minorBidi"/>
+              <w:noProof/>
+              <w:kern w:val="2"/>
+              <w:sz w:val="24"/>
+              <w:lang w:eastAsia="ru-RU"/>
+              <w14:ligatures w14:val="standardContextual"/>
+            </w:rPr>
+          </w:pPr>
+          <w:hyperlink w:anchor="_Toc230029443" w:history="1">
+            <w:r>
+              <w:rPr>
+                <w:rStyle w:val="a6"/>
+                <w:noProof/>
+              </w:rPr>
+              <w:t>6 ВХОДНЫЕ ДАННЫЕ</w:t>
+            </w:r>
+            <w:r>
+              <w:rPr>
+                <w:noProof/>
+                <w:webHidden/>
+              </w:rPr>
+              <w:tab/>
+            </w:r>
+            <w:r>
+              <w:rPr>
+                <w:noProof/>
+                <w:webHidden/>
+              </w:rPr>
+              <w:fldChar w:fldCharType="begin"/>
+            </w:r>
+            <w:r>
+              <w:rPr>
+                <w:noProof/>
+                <w:webHidden/>
+              </w:rPr>
+              <w:instrText xml:space="preserve"> PAGEREF _Toc230029443 \h </w:instrText>
+            </w:r>
+            <w:r>
+              <w:rPr>
+                <w:noProof/>
+                <w:webHidden/>
+              </w:rPr>
+            </w:r>
+            <w:r>
+              <w:rPr>
+                <w:noProof/>
+                <w:webHidden/>
+              </w:rPr>
+              <w:fldChar w:fldCharType="separate"/>
+            </w:r>
+            <w:r>
+              <w:rPr>
+                <w:noProof/>
+                <w:webHidden/>
+              </w:rPr>
+              <w:t>12</w:t>
+            </w:r>
+            <w:r>
+              <w:rPr>
+                <w:noProof/>
+                <w:webHidden/>
+              </w:rPr>
+              <w:fldChar w:fldCharType="end"/>
+            </w:r>
+          </w:hyperlink>
+        </w:p>
+        <w:p>
+          <w:pPr>
+            <w:pStyle w:val="11"/>
+            <w:tabs>
+              <w:tab w:val="right" w:leader="dot" w:pos="9911"/>
+            </w:tabs>
+            <w:spacing w:line="360" w:lineRule="auto"/>
+            <w:jc w:val="both"/>
+            <w:rPr>
+              <w:rFonts w:asciiTheme="minorHAnsi" w:eastAsiaTheme="minorEastAsia" w:hAnsiTheme="minorHAnsi" w:cstheme="minorBidi"/>
+              <w:noProof/>
+              <w:kern w:val="2"/>
+              <w:sz w:val="24"/>
+              <w:lang w:eastAsia="ru-RU"/>
+              <w14:ligatures w14:val="standardContextual"/>
+            </w:rPr>
+          </w:pPr>
+          <w:hyperlink w:anchor="_Toc230029444" w:history="1">
+            <w:r>
+              <w:rPr>
+                <w:rStyle w:val="a6"/>
+                <w:noProof/>
+              </w:rPr>
+              <w:t>7 ВЫХОДНЫЕ ДАННЫЕ</w:t>
+            </w:r>
+            <w:r>
+              <w:rPr>
+                <w:noProof/>
+                <w:webHidden/>
+              </w:rPr>
+              <w:tab/>
+            </w:r>
+            <w:r>
+              <w:rPr>
+                <w:noProof/>
+                <w:webHidden/>
+              </w:rPr>
+              <w:fldChar w:fldCharType="begin"/>
+            </w:r>
+            <w:r>
+              <w:rPr>
+                <w:noProof/>
+                <w:webHidden/>
+              </w:rPr>
+              <w:instrText xml:space="preserve"> PAGEREF _Toc230029444 \h </w:instrText>
+            </w:r>
+            <w:r>
+              <w:rPr>
+                <w:noProof/>
+                <w:webHidden/>
+              </w:rPr>
+            </w:r>
+            <w:r>
+              <w:rPr>
+                <w:noProof/>
+                <w:webHidden/>
+              </w:rPr>
+              <w:fldChar w:fldCharType="separate"/>
+            </w:r>
+            <w:r>
+              <w:rPr>
+                <w:noProof/>
+                <w:webHidden/>
+              </w:rPr>
+              <w:t>13</w:t>
             </w:r>
             <w:r>
               <w:rPr>
@@ -737,6 +2014,7 @@
         <w:p>
           <w:pPr>
             <w:spacing w:line="360" w:lineRule="auto"/>
+            <w:jc w:val="both"/>
             <w:rPr>
               <w:b/>
               <w:bCs/>
@@ -784,18 +2062,22 @@
         <w:pStyle w:val="1"/>
         <w:ind w:left="720"/>
       </w:pPr>
+      <w:bookmarkStart w:id="3" w:name="_Toc230029428"/>
       <w:r>
         <w:t>1 ОБЩИЕ СВЕДЕНИЯ</w:t>
       </w:r>
+      <w:bookmarkEnd w:id="3"/>
     </w:p>
     <w:p/>
     <w:p>
       <w:pPr>
         <w:pStyle w:val="2"/>
       </w:pPr>
+      <w:bookmarkStart w:id="4" w:name="_Toc230029429"/>
       <w:r>
         <w:t>1.1 Обозначение и наименование программы</w:t>
       </w:r>
+      <w:bookmarkEnd w:id="4"/>
     </w:p>
     <w:p>
       <w:pPr>
@@ -838,9 +2120,17 @@
       <w:pPr>
         <w:pStyle w:val="2"/>
       </w:pPr>
-      <w:r>
-        <w:t>1.2 Программное обеспечение, необходимое для функционирования программы</w:t>
-      </w:r>
+      <w:bookmarkStart w:id="5" w:name="_Toc230029430"/>
+      <w:r>
+        <w:t>1.2 Программное обеспечение, необходимое для функционирования</w:t>
+      </w:r>
+      <w:r>
+        <w:t xml:space="preserve"> </w:t>
+      </w:r>
+      <w:r>
+        <w:t>программы</w:t>
+      </w:r>
+      <w:bookmarkEnd w:id="5"/>
     </w:p>
     <w:p>
       <w:pPr>
@@ -934,6 +2224,18 @@
         <w:rPr>
           <w:lang w:val="en-US"/>
         </w:rPr>
+        <w:t xml:space="preserve"> </w:t>
+      </w:r>
+      <w:r>
+        <w:rPr>
+          <w:lang w:val="en-US"/>
+        </w:rPr>
+        <w:t>(SSMS)</w:t>
+      </w:r>
+      <w:r>
+        <w:rPr>
+          <w:lang w:val="en-US"/>
+        </w:rPr>
         <w:t>.</w:t>
       </w:r>
     </w:p>
@@ -941,6 +2243,7 @@
       <w:pPr>
         <w:pStyle w:val="2"/>
       </w:pPr>
+      <w:bookmarkStart w:id="6" w:name="_Toc230029431"/>
       <w:r>
         <w:t xml:space="preserve">1.3 </w:t>
       </w:r>
@@ -953,6 +2256,7 @@
       <w:r>
         <w:t>, на которых написана программа</w:t>
       </w:r>
+      <w:bookmarkEnd w:id="6"/>
     </w:p>
     <w:p>
       <w:pPr>
@@ -1010,14 +2314,17 @@
       <w:pPr>
         <w:pStyle w:val="1"/>
       </w:pPr>
+      <w:bookmarkStart w:id="7" w:name="_Toc230029432"/>
       <w:r>
         <w:t>2 ФУНКЦИОНАЛЬНОЕ НАЗНАЧЕНИЕ</w:t>
       </w:r>
+      <w:bookmarkEnd w:id="7"/>
     </w:p>
     <w:p>
       <w:pPr>
         <w:pStyle w:val="2"/>
       </w:pPr>
+      <w:bookmarkStart w:id="8" w:name="_Toc230029433"/>
       <w:r>
         <w:t>2.1 Класс</w:t>
       </w:r>
@@ -1027,6 +2334,7 @@
       <w:r>
         <w:t xml:space="preserve"> решаемых задач</w:t>
       </w:r>
+      <w:bookmarkEnd w:id="8"/>
     </w:p>
     <w:p>
       <w:pPr>
@@ -1136,9 +2444,11 @@
       <w:pPr>
         <w:pStyle w:val="2"/>
       </w:pPr>
+      <w:bookmarkStart w:id="9" w:name="_Toc230029434"/>
       <w:r>
         <w:t>2.2 Назначение программы</w:t>
       </w:r>
+      <w:bookmarkEnd w:id="9"/>
     </w:p>
     <w:p>
       <w:pPr>
@@ -1177,9 +2487,11 @@
       <w:pPr>
         <w:pStyle w:val="2"/>
       </w:pPr>
+      <w:bookmarkStart w:id="10" w:name="_Toc230029435"/>
       <w:r>
         <w:t>2.3 Сведения о функциональных ограничениях на применение</w:t>
       </w:r>
+      <w:bookmarkEnd w:id="10"/>
     </w:p>
     <w:p/>
     <w:p>
@@ -1238,17 +2550,21 @@
       <w:pPr>
         <w:pStyle w:val="1"/>
       </w:pPr>
+      <w:bookmarkStart w:id="11" w:name="_Toc230029436"/>
       <w:r>
         <w:t>3 ОПИСАНИЕ ЛОГИЧЕСКОЙ СТРУКТУРЫ</w:t>
       </w:r>
+      <w:bookmarkEnd w:id="11"/>
     </w:p>
     <w:p>
       <w:pPr>
         <w:pStyle w:val="2"/>
       </w:pPr>
+      <w:bookmarkStart w:id="12" w:name="_Toc230029437"/>
       <w:r>
         <w:t>3.1 Алгоритм программы</w:t>
       </w:r>
+      <w:bookmarkEnd w:id="12"/>
     </w:p>
     <w:p>
       <w:pPr>
@@ -1258,16 +2574,7 @@
         <w:tab/>
       </w:r>
       <w:r>
-        <w:t xml:space="preserve">Работа программных компонентов базы данных основана на выполнении операций выборки, обработки, </w:t>
-      </w:r>
-      <w:r>
-        <w:t>операций выборки, обработки, модификации и анализа данных</w:t>
-      </w:r>
-      <w:r>
-        <w:t xml:space="preserve"> </w:t>
-      </w:r>
-      <w:r>
-        <w:t>библиотечного фонда средствами СУБД Microsoft SQL Server.</w:t>
+        <w:t>Работа программных компонентов базы данных основана на выполнении операций выборки, обработки, модификации и анализа данных библиотечного фонда средствами СУБД Microsoft SQL Server.</w:t>
       </w:r>
     </w:p>
     <w:p>
@@ -1311,13 +2618,12 @@
     <w:p>
       <w:pPr>
         <w:pStyle w:val="2"/>
-        <w:rPr>
-          <w:lang w:val="en-US"/>
-        </w:rPr>
-      </w:pPr>
+      </w:pPr>
+      <w:bookmarkStart w:id="13" w:name="_Toc230029438"/>
       <w:r>
         <w:t>3.2 Используемые методы</w:t>
       </w:r>
+      <w:bookmarkEnd w:id="13"/>
     </w:p>
     <w:p>
       <w:pPr>
@@ -1378,6 +2684,7 @@
       <w:pPr>
         <w:pStyle w:val="2"/>
       </w:pPr>
+      <w:bookmarkStart w:id="14" w:name="_Toc230029439"/>
       <w:r>
         <w:t>3.3 Структура программы с описанием функций составных частей и связ</w:t>
       </w:r>
@@ -1387,6 +2694,7 @@
       <w:r>
         <w:t xml:space="preserve"> между ними</w:t>
       </w:r>
+      <w:bookmarkEnd w:id="14"/>
     </w:p>
     <w:p>
       <w:pPr>
@@ -1441,9 +2749,11 @@
       <w:pPr>
         <w:pStyle w:val="2"/>
       </w:pPr>
+      <w:bookmarkStart w:id="15" w:name="_Toc230029440"/>
       <w:r>
         <w:t>3.4 Связи программы с другими программами</w:t>
       </w:r>
+      <w:bookmarkEnd w:id="15"/>
     </w:p>
     <w:p>
       <w:pPr>
@@ -1492,9 +2802,11 @@
       <w:pPr>
         <w:pStyle w:val="1"/>
       </w:pPr>
+      <w:bookmarkStart w:id="16" w:name="_Toc230029441"/>
       <w:r>
         <w:t>4 ИСПОЛЬЗУЕМЫЕ ТЕХНИЧЕСКИЕ СРЕДСТВА</w:t>
       </w:r>
+      <w:bookmarkEnd w:id="16"/>
     </w:p>
     <w:p/>
     <w:p>
@@ -1542,13 +2854,7 @@
         </w:numPr>
       </w:pPr>
       <w:r>
-        <w:t xml:space="preserve">оперативная память объёмом не менее </w:t>
-      </w:r>
-      <w:r>
-        <w:t>8</w:t>
-      </w:r>
-      <w:r>
-        <w:t xml:space="preserve"> ГБ;</w:t>
+        <w:t>оперативная память объёмом не менее 8 ГБ;</w:t>
       </w:r>
     </w:p>
     <w:p>
@@ -1560,13 +2866,7 @@
         </w:numPr>
       </w:pPr>
       <w:r>
-        <w:t xml:space="preserve">свободное место на накопителе не менее </w:t>
-      </w:r>
-      <w:r>
-        <w:t>4</w:t>
-      </w:r>
-      <w:r>
-        <w:t>0 ГБ;</w:t>
+        <w:t>свободное место на накопителе не менее 40 ГБ;</w:t>
       </w:r>
     </w:p>
     <w:p>
@@ -1596,9 +2896,11 @@
       <w:pPr>
         <w:pStyle w:val="1"/>
       </w:pPr>
+      <w:bookmarkStart w:id="17" w:name="_Toc230029442"/>
       <w:r>
         <w:t>5 ВЫЗОВ И ЗАГРУЗКА</w:t>
       </w:r>
+      <w:bookmarkEnd w:id="17"/>
     </w:p>
     <w:p/>
     <w:p>
@@ -1607,8 +2909,6 @@
       </w:pPr>
       <w:r>
         <w:tab/>
-      </w:r>
-      <w:r>
         <w:t>Развёртывание и запуск базы данных осуществляется средствами системы управления базами данных Microsoft SQL Server.</w:t>
       </w:r>
     </w:p>
@@ -1618,8 +2918,6 @@
       </w:pPr>
       <w:r>
         <w:tab/>
-      </w:r>
-      <w:r>
         <w:t>Подключение к базе данных, выполнение SQL-запросов и вызов программных компонентов базы данных выполняются с использованием средства администрирования Microsoft SQL Server Management Studio.</w:t>
       </w:r>
     </w:p>
@@ -1629,8 +2927,6 @@
       </w:pPr>
       <w:r>
         <w:tab/>
-      </w:r>
-      <w:r>
         <w:t>Детальные сведения о процедурах установки базы данных, формировании индексных структур данных и настройке параметров функционирования приведены в документе «Руководство администратора».</w:t>
       </w:r>
     </w:p>
@@ -1648,9 +2944,11 @@
       <w:pPr>
         <w:pStyle w:val="1"/>
       </w:pPr>
+      <w:bookmarkStart w:id="18" w:name="_Toc230029443"/>
       <w:r>
         <w:t>6 ВХОДНЫЕ ДАННЫЕ</w:t>
       </w:r>
+      <w:bookmarkEnd w:id="18"/>
     </w:p>
     <w:p/>
     <w:p>
@@ -1716,11 +3014,9 @@
       <w:pPr>
         <w:pStyle w:val="1"/>
       </w:pPr>
-      <w:r>
-        <w:t>7</w:t>
-      </w:r>
-      <w:r>
-        <w:t xml:space="preserve"> </w:t>
+      <w:bookmarkStart w:id="19" w:name="_Toc230029444"/>
+      <w:r>
+        <w:t xml:space="preserve">7 </w:t>
       </w:r>
       <w:r>
         <w:t>ВЫХОДНЫЕ</w:t>
@@ -1728,6 +3024,7 @@
       <w:r>
         <w:t xml:space="preserve"> ДАННЫЕ</w:t>
       </w:r>
+      <w:bookmarkEnd w:id="19"/>
     </w:p>
     <w:p/>
     <w:p>
@@ -8765,7 +10062,7 @@
     <w:next w:val="a"/>
     <w:uiPriority w:val="39"/>
     <w:unhideWhenUsed/>
-    <w:rsid w:val="00A90C0A"/>
+    <w:rsid w:val="00C60C77"/>
     <w:pPr>
       <w:spacing w:after="100"/>
     </w:pPr>
